--- a/public/curriculum/Pedro-Pizzi-pt.docx
+++ b/public/curriculum/Pedro-Pizzi-pt.docx
@@ -4,1343 +4,2770 @@
   <w:body>
     <w:p>
       <w:pPr>
-        <w:rPr>
-          <w:b/>
-          <w:bCs/>
-        </w:rPr>
-      </w:pPr>
-      <w:r>
-        <w:rPr>
-          <w:b/>
-          <w:bCs/>
+        <w:spacing w:after="0"/>
+        <w:rPr>
+          <w:rFonts w:ascii="Calibri" w:hAnsi="Calibri" w:cs="Calibri"/>
+          <w:sz w:val="22"/>
+          <w:szCs w:val="22"/>
+        </w:rPr>
+      </w:pPr>
+      <w:r>
+        <w:rPr>
+          <w:rFonts w:ascii="Calibri" w:hAnsi="Calibri" w:cs="Calibri"/>
+          <w:b/>
+          <w:bCs/>
+          <w:sz w:val="28"/>
+          <w:szCs w:val="28"/>
         </w:rPr>
         <w:t>Pedro Carneiro Pizzi</w:t>
       </w:r>
       <w:r>
         <w:rPr>
-          <w:b/>
-          <w:bCs/>
+          <w:rFonts w:ascii="Calibri" w:hAnsi="Calibri" w:cs="Calibri"/>
+          <w:sz w:val="22"/>
+          <w:szCs w:val="22"/>
         </w:rPr>
         <w:br/>
       </w:r>
       <w:r>
         <w:rPr>
-          <w:b/>
-          <w:bCs/>
+          <w:rFonts w:ascii="Calibri" w:hAnsi="Calibri" w:cs="Calibri"/>
+          <w:sz w:val="22"/>
+          <w:szCs w:val="22"/>
         </w:rPr>
         <w:t>Rio de Janeiro, Brasil</w:t>
       </w:r>
       <w:r>
         <w:rPr>
-          <w:b/>
-          <w:bCs/>
+          <w:rFonts w:ascii="Calibri" w:hAnsi="Calibri" w:cs="Calibri"/>
+          <w:sz w:val="22"/>
+          <w:szCs w:val="22"/>
+        </w:rPr>
+        <w:t xml:space="preserve">                                          </w:t>
+      </w:r>
+      <w:r>
+        <w:rPr>
+          <w:rFonts w:ascii="Calibri" w:hAnsi="Calibri" w:cs="Calibri"/>
+          <w:sz w:val="22"/>
+          <w:szCs w:val="22"/>
+        </w:rPr>
+        <w:t>Portfólio Profissional: www.pedropizzi.com</w:t>
+      </w:r>
+      <w:r>
+        <w:rPr>
+          <w:rFonts w:ascii="Calibri" w:hAnsi="Calibri" w:cs="Calibri"/>
+          <w:sz w:val="22"/>
+          <w:szCs w:val="22"/>
         </w:rPr>
         <w:br/>
-        <w:t xml:space="preserve">Telefone: </w:t>
-      </w:r>
-      <w:r>
-        <w:rPr>
-          <w:b/>
-          <w:bCs/>
-        </w:rPr>
-        <w:t xml:space="preserve">+55 </w:t>
-      </w:r>
-      <w:r>
-        <w:rPr>
-          <w:b/>
-          <w:bCs/>
-        </w:rPr>
-        <w:t>(24) 98806-6331</w:t>
-      </w:r>
-      <w:r>
-        <w:rPr>
-          <w:b/>
-          <w:bCs/>
+        <w:t>Telefone: +55 (24) 98806-6331</w:t>
+      </w:r>
+      <w:r>
+        <w:rPr>
+          <w:rFonts w:ascii="Calibri" w:hAnsi="Calibri" w:cs="Calibri"/>
+          <w:sz w:val="22"/>
+          <w:szCs w:val="22"/>
+        </w:rPr>
+        <w:t xml:space="preserve">                        </w:t>
+      </w:r>
+      <w:r>
+        <w:rPr>
+          <w:rFonts w:ascii="Calibri" w:hAnsi="Calibri" w:cs="Calibri"/>
+          <w:sz w:val="22"/>
+          <w:szCs w:val="22"/>
+        </w:rPr>
+        <w:t>Linkedin:</w:t>
+      </w:r>
+      <w:r>
+        <w:rPr>
+          <w:rFonts w:ascii="Calibri" w:hAnsi="Calibri" w:cs="Calibri"/>
+          <w:sz w:val="22"/>
+          <w:szCs w:val="22"/>
+        </w:rPr>
+        <w:t>www.linkedin.com/in/pedrocarneiropizzi</w:t>
+      </w:r>
+      <w:r>
+        <w:rPr>
+          <w:rFonts w:ascii="Calibri" w:hAnsi="Calibri" w:cs="Calibri"/>
+          <w:sz w:val="22"/>
+          <w:szCs w:val="22"/>
+        </w:rPr>
+        <w:t xml:space="preserve">        </w:t>
+      </w:r>
+      <w:r>
+        <w:rPr>
+          <w:rFonts w:ascii="Calibri" w:hAnsi="Calibri" w:cs="Calibri"/>
+          <w:sz w:val="22"/>
+          <w:szCs w:val="22"/>
         </w:rPr>
         <w:br/>
         <w:t xml:space="preserve">E-mail: </w:t>
       </w:r>
-      <w:r>
-        <w:rPr>
-          <w:b/>
-          <w:bCs/>
-        </w:rPr>
-        <w:fldChar w:fldCharType="begin"/>
-      </w:r>
-      <w:r>
-        <w:rPr>
-          <w:b/>
-          <w:bCs/>
-        </w:rPr>
-        <w:instrText>HYPERLINK "mailto:</w:instrText>
-      </w:r>
-      <w:r>
-        <w:rPr>
-          <w:b/>
-          <w:bCs/>
-        </w:rPr>
-        <w:instrText>pedropizzi</w:instrText>
-      </w:r>
-      <w:r>
-        <w:rPr>
-          <w:b/>
-          <w:bCs/>
-        </w:rPr>
-        <w:instrText>2</w:instrText>
-      </w:r>
-      <w:r>
-        <w:rPr>
-          <w:b/>
-          <w:bCs/>
-        </w:rPr>
-        <w:instrText>3@hotmail.com</w:instrText>
-      </w:r>
-      <w:r>
-        <w:rPr>
-          <w:b/>
-          <w:bCs/>
-        </w:rPr>
-        <w:instrText>"</w:instrText>
-      </w:r>
-      <w:r>
-        <w:rPr>
-          <w:b/>
-          <w:bCs/>
-        </w:rPr>
-      </w:r>
-      <w:r>
-        <w:rPr>
-          <w:b/>
-          <w:bCs/>
-        </w:rPr>
-        <w:fldChar w:fldCharType="separate"/>
-      </w:r>
-      <w:r>
-        <w:rPr>
-          <w:rStyle w:val="Hyperlink"/>
-          <w:b/>
-          <w:bCs/>
-        </w:rPr>
-        <w:t>pedropizzi23@hotmail.com</w:t>
-      </w:r>
-      <w:r>
-        <w:rPr>
-          <w:b/>
-          <w:bCs/>
-        </w:rPr>
-        <w:fldChar w:fldCharType="end"/>
+      <w:hyperlink r:id="rId6" w:history="1">
+        <w:r>
+          <w:rPr>
+            <w:rStyle w:val="Hyperlink"/>
+            <w:rFonts w:ascii="Calibri" w:hAnsi="Calibri" w:cs="Calibri"/>
+            <w:sz w:val="22"/>
+            <w:szCs w:val="22"/>
+          </w:rPr>
+          <w:t>pedropizzi23@hotmail.com</w:t>
+        </w:r>
+      </w:hyperlink>
+      <w:r>
+        <w:rPr>
+          <w:rFonts w:ascii="Calibri" w:hAnsi="Calibri" w:cs="Calibri"/>
+          <w:sz w:val="22"/>
+          <w:szCs w:val="22"/>
+        </w:rPr>
+        <w:t xml:space="preserve">                </w:t>
+      </w:r>
+      <w:r>
+        <w:rPr>
+          <w:rFonts w:ascii="Calibri" w:hAnsi="Calibri" w:cs="Calibri"/>
+          <w:sz w:val="22"/>
+          <w:szCs w:val="22"/>
+        </w:rPr>
+        <w:t xml:space="preserve">Github: </w:t>
+      </w:r>
+      <w:r>
+        <w:rPr>
+          <w:rFonts w:ascii="Calibri" w:hAnsi="Calibri" w:cs="Calibri"/>
+          <w:sz w:val="22"/>
+          <w:szCs w:val="22"/>
+        </w:rPr>
+        <w:t>https://github.com/P3dream</w:t>
       </w:r>
     </w:p>
     <w:p>
       <w:pPr>
         <w:rPr>
-          <w:b/>
-          <w:bCs/>
-        </w:rPr>
-      </w:pPr>
-      <w:r>
-        <w:rPr>
-          <w:b/>
-          <w:bCs/>
-        </w:rPr>
-        <w:t>Portfólio Profissional: www.pedropizzi.com</w:t>
+          <w:rFonts w:ascii="Calibri" w:hAnsi="Calibri" w:cs="Calibri"/>
+          <w:b/>
+          <w:bCs/>
+          <w:sz w:val="22"/>
+          <w:szCs w:val="22"/>
+        </w:rPr>
+      </w:pPr>
+      <w:r>
+        <w:rPr>
+          <w:rFonts w:ascii="Calibri" w:hAnsi="Calibri" w:cs="Calibri"/>
+          <w:b/>
+          <w:bCs/>
+          <w:sz w:val="22"/>
+          <w:szCs w:val="22"/>
+        </w:rPr>
+        <w:pict w14:anchorId="40F6DCCC">
+          <v:rect id="_x0000_i1118" style="width:0;height:1.5pt" o:hralign="center" o:hrstd="t" o:hr="t" fillcolor="#a0a0a0" stroked="f"/>
+        </w:pict>
       </w:r>
     </w:p>
     <w:p>
       <w:pPr>
         <w:rPr>
-          <w:b/>
-          <w:bCs/>
-        </w:rPr>
-      </w:pPr>
-      <w:r>
-        <w:rPr>
-          <w:b/>
-          <w:bCs/>
-        </w:rPr>
-        <w:pict w14:anchorId="40F6DCCC">
-          <v:rect id="_x0000_i1025" style="width:0;height:1.5pt" o:hralign="center" o:hrstd="t" o:hr="t" fillcolor="#a0a0a0" stroked="f"/>
-        </w:pict>
+          <w:rFonts w:ascii="Calibri" w:hAnsi="Calibri" w:cs="Calibri"/>
+          <w:b/>
+          <w:bCs/>
+          <w:sz w:val="22"/>
+          <w:szCs w:val="22"/>
+        </w:rPr>
+      </w:pPr>
+      <w:r>
+        <w:rPr>
+          <w:rFonts w:ascii="Calibri" w:hAnsi="Calibri" w:cs="Calibri"/>
+          <w:b/>
+          <w:bCs/>
+          <w:sz w:val="22"/>
+          <w:szCs w:val="22"/>
+        </w:rPr>
+        <w:t>Resumo Profissional</w:t>
       </w:r>
     </w:p>
     <w:p>
       <w:pPr>
-        <w:rPr>
-          <w:b/>
-          <w:bCs/>
-        </w:rPr>
-      </w:pPr>
-      <w:r>
-        <w:rPr>
-          <w:b/>
-          <w:bCs/>
-        </w:rPr>
-        <w:t>Resumo Profissional</w:t>
+        <w:jc w:val="both"/>
+        <w:rPr>
+          <w:rFonts w:ascii="Calibri" w:hAnsi="Calibri" w:cs="Calibri"/>
+          <w:sz w:val="22"/>
+          <w:szCs w:val="22"/>
+        </w:rPr>
+      </w:pPr>
+      <w:r>
+        <w:rPr>
+          <w:rFonts w:ascii="Calibri" w:hAnsi="Calibri" w:cs="Calibri"/>
+          <w:sz w:val="22"/>
+          <w:szCs w:val="22"/>
+        </w:rPr>
+        <w:t>Engenheiro de Computação com 5 anos de experiência profissional, sendo 4 anos dedicados ao desenvolvimento de software em ambientes corporativos de alta criticidade e times internacionais.</w:t>
       </w:r>
     </w:p>
     <w:p>
       <w:pPr>
         <w:jc w:val="both"/>
-      </w:pPr>
-      <w:r>
-        <w:rPr>
-          <w:b/>
-          <w:bCs/>
-        </w:rPr>
-        <w:t>Engenheiro de Computação com cinco anos de experiência profissional</w:t>
-      </w:r>
-      <w:r>
-        <w:t xml:space="preserve">, sendo </w:t>
-      </w:r>
-      <w:r>
-        <w:rPr>
-          <w:b/>
-          <w:bCs/>
-        </w:rPr>
-        <w:t>quatro como desenvolvedor de software</w:t>
-      </w:r>
-      <w:r>
-        <w:t xml:space="preserve">, atuando em projetos corporativos de alta criticidade, ambientes regulados e </w:t>
-      </w:r>
-      <w:r>
-        <w:rPr>
-          <w:b/>
-          <w:bCs/>
-        </w:rPr>
-        <w:t>times internacionais</w:t>
-      </w:r>
-      <w:r>
-        <w:t>.</w:t>
+        <w:rPr>
+          <w:rFonts w:ascii="Calibri" w:hAnsi="Calibri" w:cs="Calibri"/>
+          <w:sz w:val="22"/>
+          <w:szCs w:val="22"/>
+        </w:rPr>
+      </w:pPr>
+      <w:r>
+        <w:rPr>
+          <w:rFonts w:ascii="Calibri" w:hAnsi="Calibri" w:cs="Calibri"/>
+          <w:sz w:val="22"/>
+          <w:szCs w:val="22"/>
+        </w:rPr>
+        <w:t xml:space="preserve">Na GE Aerospace, liderei a reescrita completa do </w:t>
+      </w:r>
+      <w:proofErr w:type="spellStart"/>
+      <w:r>
+        <w:rPr>
+          <w:rFonts w:ascii="Calibri" w:hAnsi="Calibri" w:cs="Calibri"/>
+          <w:sz w:val="22"/>
+          <w:szCs w:val="22"/>
+        </w:rPr>
+        <w:t>backend</w:t>
+      </w:r>
+      <w:proofErr w:type="spellEnd"/>
+      <w:r>
+        <w:rPr>
+          <w:rFonts w:ascii="Calibri" w:hAnsi="Calibri" w:cs="Calibri"/>
+          <w:sz w:val="22"/>
+          <w:szCs w:val="22"/>
+        </w:rPr>
+        <w:t xml:space="preserve"> de um sistema corporativo com mais de 130 </w:t>
+      </w:r>
+      <w:proofErr w:type="spellStart"/>
+      <w:r>
+        <w:rPr>
+          <w:rFonts w:ascii="Calibri" w:hAnsi="Calibri" w:cs="Calibri"/>
+          <w:sz w:val="22"/>
+          <w:szCs w:val="22"/>
+        </w:rPr>
+        <w:t>endpoints</w:t>
+      </w:r>
+      <w:proofErr w:type="spellEnd"/>
+      <w:r>
+        <w:rPr>
+          <w:rFonts w:ascii="Calibri" w:hAnsi="Calibri" w:cs="Calibri"/>
+          <w:sz w:val="22"/>
+          <w:szCs w:val="22"/>
+        </w:rPr>
+        <w:t xml:space="preserve"> ativos e 1.300+ usuários, migrando de uma estrutura simples em Node.js para uma arquitetura estruturada em </w:t>
+      </w:r>
+      <w:proofErr w:type="spellStart"/>
+      <w:r>
+        <w:rPr>
+          <w:rFonts w:ascii="Calibri" w:hAnsi="Calibri" w:cs="Calibri"/>
+          <w:sz w:val="22"/>
+          <w:szCs w:val="22"/>
+        </w:rPr>
+        <w:t>NestJS</w:t>
+      </w:r>
+      <w:proofErr w:type="spellEnd"/>
+      <w:r>
+        <w:rPr>
+          <w:rFonts w:ascii="Calibri" w:hAnsi="Calibri" w:cs="Calibri"/>
+          <w:sz w:val="22"/>
+          <w:szCs w:val="22"/>
+        </w:rPr>
+        <w:t xml:space="preserve">. Implementei autenticação e autorização via OAuth2, testes automatizados com </w:t>
+      </w:r>
+      <w:proofErr w:type="spellStart"/>
+      <w:r>
+        <w:rPr>
+          <w:rFonts w:ascii="Calibri" w:hAnsi="Calibri" w:cs="Calibri"/>
+          <w:sz w:val="22"/>
+          <w:szCs w:val="22"/>
+        </w:rPr>
+        <w:t>Jest</w:t>
+      </w:r>
+      <w:proofErr w:type="spellEnd"/>
+      <w:r>
+        <w:rPr>
+          <w:rFonts w:ascii="Calibri" w:hAnsi="Calibri" w:cs="Calibri"/>
+          <w:sz w:val="22"/>
+          <w:szCs w:val="22"/>
+        </w:rPr>
+        <w:t xml:space="preserve"> e </w:t>
+      </w:r>
+      <w:proofErr w:type="spellStart"/>
+      <w:r>
+        <w:rPr>
+          <w:rFonts w:ascii="Calibri" w:hAnsi="Calibri" w:cs="Calibri"/>
+          <w:sz w:val="22"/>
+          <w:szCs w:val="22"/>
+        </w:rPr>
+        <w:t>Supertest</w:t>
+      </w:r>
+      <w:proofErr w:type="spellEnd"/>
+      <w:r>
+        <w:rPr>
+          <w:rFonts w:ascii="Calibri" w:hAnsi="Calibri" w:cs="Calibri"/>
+          <w:sz w:val="22"/>
+          <w:szCs w:val="22"/>
+        </w:rPr>
+        <w:t xml:space="preserve">, documentação automática com Swagger e </w:t>
+      </w:r>
+      <w:proofErr w:type="spellStart"/>
+      <w:r>
+        <w:rPr>
+          <w:rFonts w:ascii="Calibri" w:hAnsi="Calibri" w:cs="Calibri"/>
+          <w:sz w:val="22"/>
+          <w:szCs w:val="22"/>
+        </w:rPr>
+        <w:t>observabilidade</w:t>
+      </w:r>
+      <w:proofErr w:type="spellEnd"/>
+      <w:r>
+        <w:rPr>
+          <w:rFonts w:ascii="Calibri" w:hAnsi="Calibri" w:cs="Calibri"/>
+          <w:sz w:val="22"/>
+          <w:szCs w:val="22"/>
+        </w:rPr>
+        <w:t xml:space="preserve"> com </w:t>
+      </w:r>
+      <w:proofErr w:type="spellStart"/>
+      <w:r>
+        <w:rPr>
+          <w:rFonts w:ascii="Calibri" w:hAnsi="Calibri" w:cs="Calibri"/>
+          <w:sz w:val="22"/>
+          <w:szCs w:val="22"/>
+        </w:rPr>
+        <w:t>Prometheus</w:t>
+      </w:r>
+      <w:proofErr w:type="spellEnd"/>
+      <w:r>
+        <w:rPr>
+          <w:rFonts w:ascii="Calibri" w:hAnsi="Calibri" w:cs="Calibri"/>
+          <w:sz w:val="22"/>
+          <w:szCs w:val="22"/>
+        </w:rPr>
+        <w:t xml:space="preserve"> e </w:t>
+      </w:r>
+      <w:proofErr w:type="spellStart"/>
+      <w:r>
+        <w:rPr>
+          <w:rFonts w:ascii="Calibri" w:hAnsi="Calibri" w:cs="Calibri"/>
+          <w:sz w:val="22"/>
+          <w:szCs w:val="22"/>
+        </w:rPr>
+        <w:t>Grafana</w:t>
+      </w:r>
+      <w:proofErr w:type="spellEnd"/>
+      <w:r>
+        <w:rPr>
+          <w:rFonts w:ascii="Calibri" w:hAnsi="Calibri" w:cs="Calibri"/>
+          <w:sz w:val="22"/>
+          <w:szCs w:val="22"/>
+        </w:rPr>
+        <w:t xml:space="preserve">, conduzindo todo o ciclo de desenvolvimento, da definição técnica ao </w:t>
+      </w:r>
+      <w:proofErr w:type="spellStart"/>
+      <w:r>
+        <w:rPr>
+          <w:rFonts w:ascii="Calibri" w:hAnsi="Calibri" w:cs="Calibri"/>
+          <w:sz w:val="22"/>
+          <w:szCs w:val="22"/>
+        </w:rPr>
+        <w:t>deploy</w:t>
+      </w:r>
+      <w:proofErr w:type="spellEnd"/>
+      <w:r>
+        <w:rPr>
+          <w:rFonts w:ascii="Calibri" w:hAnsi="Calibri" w:cs="Calibri"/>
+          <w:sz w:val="22"/>
+          <w:szCs w:val="22"/>
+        </w:rPr>
+        <w:t xml:space="preserve"> em produção. O projeto consolidou a aplicação para uso global e resultou na eliminação de aproximadamente 800 vulnerabilidades de segurança.</w:t>
       </w:r>
     </w:p>
     <w:p>
       <w:pPr>
         <w:jc w:val="both"/>
-      </w:pPr>
-      <w:r>
-        <w:t>Experiência na Orange Business Services</w:t>
-      </w:r>
-      <w:r>
-        <w:t xml:space="preserve">, </w:t>
-      </w:r>
-      <w:r>
-        <w:rPr>
-          <w:b/>
-          <w:bCs/>
-        </w:rPr>
-        <w:t xml:space="preserve">integrando um time </w:t>
-      </w:r>
-      <w:r>
-        <w:rPr>
-          <w:b/>
-          <w:bCs/>
-        </w:rPr>
-        <w:t xml:space="preserve">dos </w:t>
-      </w:r>
-      <w:r>
-        <w:rPr>
-          <w:b/>
-          <w:bCs/>
-        </w:rPr>
-        <w:t xml:space="preserve">Estados Unidos </w:t>
-      </w:r>
-      <w:r>
-        <w:t>com foco em soluções de redes, e na Advice Compliance Solutions, em projetos na área de compliance como desenvolvedor de software.</w:t>
+        <w:rPr>
+          <w:rFonts w:ascii="Calibri" w:hAnsi="Calibri" w:cs="Calibri"/>
+          <w:b/>
+          <w:bCs/>
+          <w:sz w:val="22"/>
+          <w:szCs w:val="22"/>
+        </w:rPr>
+      </w:pPr>
+      <w:r>
+        <w:rPr>
+          <w:rFonts w:ascii="Calibri" w:hAnsi="Calibri" w:cs="Calibri"/>
+          <w:sz w:val="22"/>
+          <w:szCs w:val="22"/>
+        </w:rPr>
+        <w:t xml:space="preserve">Experiência sólida em Node.js e </w:t>
+      </w:r>
+      <w:proofErr w:type="spellStart"/>
+      <w:r>
+        <w:rPr>
+          <w:rFonts w:ascii="Calibri" w:hAnsi="Calibri" w:cs="Calibri"/>
+          <w:sz w:val="22"/>
+          <w:szCs w:val="22"/>
+        </w:rPr>
+        <w:t>Typescript</w:t>
+      </w:r>
+      <w:proofErr w:type="spellEnd"/>
+      <w:r>
+        <w:rPr>
+          <w:rFonts w:ascii="Calibri" w:hAnsi="Calibri" w:cs="Calibri"/>
+          <w:sz w:val="22"/>
+          <w:szCs w:val="22"/>
+        </w:rPr>
+        <w:t xml:space="preserve">, desenvolvimento de APIs </w:t>
+      </w:r>
+      <w:proofErr w:type="spellStart"/>
+      <w:r>
+        <w:rPr>
+          <w:rFonts w:ascii="Calibri" w:hAnsi="Calibri" w:cs="Calibri"/>
+          <w:sz w:val="22"/>
+          <w:szCs w:val="22"/>
+        </w:rPr>
+        <w:t>RESTful</w:t>
+      </w:r>
+      <w:proofErr w:type="spellEnd"/>
+      <w:r>
+        <w:rPr>
+          <w:rFonts w:ascii="Calibri" w:hAnsi="Calibri" w:cs="Calibri"/>
+          <w:sz w:val="22"/>
+          <w:szCs w:val="22"/>
+        </w:rPr>
+        <w:t xml:space="preserve">, integração com bancos relacionais, práticas de CI/CD e ambientes AWS. Vivência internacional na Espanha com atuação acadêmica e profissional. </w:t>
+      </w:r>
+      <w:r>
+        <w:rPr>
+          <w:rFonts w:ascii="Calibri" w:hAnsi="Calibri" w:cs="Calibri"/>
+          <w:sz w:val="22"/>
+          <w:szCs w:val="22"/>
+        </w:rPr>
+        <w:t xml:space="preserve">Autor do </w:t>
+      </w:r>
+      <w:proofErr w:type="spellStart"/>
+      <w:r>
+        <w:rPr>
+          <w:rFonts w:ascii="Calibri" w:hAnsi="Calibri" w:cs="Calibri"/>
+          <w:sz w:val="22"/>
+          <w:szCs w:val="22"/>
+        </w:rPr>
+        <w:t>GenGuardian</w:t>
+      </w:r>
+      <w:proofErr w:type="spellEnd"/>
+      <w:r>
+        <w:rPr>
+          <w:rFonts w:ascii="Calibri" w:hAnsi="Calibri" w:cs="Calibri"/>
+          <w:sz w:val="22"/>
+          <w:szCs w:val="22"/>
+        </w:rPr>
+        <w:t>, ferramenta desenvolvida no TCC utilizando fine-</w:t>
+      </w:r>
+      <w:proofErr w:type="spellStart"/>
+      <w:r>
+        <w:rPr>
+          <w:rFonts w:ascii="Calibri" w:hAnsi="Calibri" w:cs="Calibri"/>
+          <w:sz w:val="22"/>
+          <w:szCs w:val="22"/>
+        </w:rPr>
+        <w:t>tuning</w:t>
+      </w:r>
+      <w:proofErr w:type="spellEnd"/>
+      <w:r>
+        <w:rPr>
+          <w:rFonts w:ascii="Calibri" w:hAnsi="Calibri" w:cs="Calibri"/>
+          <w:sz w:val="22"/>
+          <w:szCs w:val="22"/>
+        </w:rPr>
+        <w:t xml:space="preserve"> de </w:t>
+      </w:r>
+      <w:proofErr w:type="spellStart"/>
+      <w:r>
+        <w:rPr>
+          <w:rFonts w:ascii="Calibri" w:hAnsi="Calibri" w:cs="Calibri"/>
+          <w:sz w:val="22"/>
+          <w:szCs w:val="22"/>
+        </w:rPr>
+        <w:t>LLMs</w:t>
+      </w:r>
+      <w:proofErr w:type="spellEnd"/>
+      <w:r>
+        <w:rPr>
+          <w:rFonts w:ascii="Calibri" w:hAnsi="Calibri" w:cs="Calibri"/>
+          <w:sz w:val="22"/>
+          <w:szCs w:val="22"/>
+        </w:rPr>
+        <w:t xml:space="preserve"> para detecção de ataques </w:t>
+      </w:r>
+      <w:proofErr w:type="spellStart"/>
+      <w:r>
+        <w:rPr>
+          <w:rFonts w:ascii="Calibri" w:hAnsi="Calibri" w:cs="Calibri"/>
+          <w:sz w:val="22"/>
+          <w:szCs w:val="22"/>
+        </w:rPr>
+        <w:t>DDoS</w:t>
+      </w:r>
+      <w:proofErr w:type="spellEnd"/>
+      <w:r>
+        <w:rPr>
+          <w:rFonts w:ascii="Calibri" w:hAnsi="Calibri" w:cs="Calibri"/>
+          <w:sz w:val="22"/>
+          <w:szCs w:val="22"/>
+        </w:rPr>
+        <w:t>.</w:t>
+      </w:r>
+      <w:r>
+        <w:rPr>
+          <w:rFonts w:ascii="Calibri" w:hAnsi="Calibri" w:cs="Calibri"/>
+          <w:b/>
+          <w:bCs/>
+          <w:sz w:val="22"/>
+          <w:szCs w:val="22"/>
+        </w:rPr>
+        <w:t xml:space="preserve"> </w:t>
       </w:r>
     </w:p>
     <w:p>
       <w:pPr>
         <w:jc w:val="both"/>
         <w:rPr>
-          <w:b/>
-          <w:bCs/>
-        </w:rPr>
-      </w:pPr>
-      <w:r>
-        <w:t xml:space="preserve">Na GE Aerospace, </w:t>
-      </w:r>
-      <w:r>
-        <w:rPr>
-          <w:b/>
-          <w:bCs/>
-        </w:rPr>
-        <w:t>fui responsável pela modernização do backend de um sistema com mais de mil usuários</w:t>
-      </w:r>
-      <w:r>
-        <w:t xml:space="preserve">, </w:t>
-      </w:r>
-      <w:r>
-        <w:rPr>
-          <w:b/>
-          <w:bCs/>
-        </w:rPr>
-        <w:t>conduzindo a migração para uma nova tecnologia</w:t>
-      </w:r>
-      <w:r>
-        <w:t xml:space="preserve">. O trabalho resultou na </w:t>
-      </w:r>
-      <w:r>
-        <w:rPr>
-          <w:b/>
-          <w:bCs/>
-        </w:rPr>
-        <w:t>eliminação de aproximadamente 800 vulnerabilidades de segurança</w:t>
-      </w:r>
-      <w:r>
-        <w:t xml:space="preserve">, adoção de práticas de código limpo e documentação técnica estruturada, </w:t>
-      </w:r>
-      <w:r>
-        <w:rPr>
-          <w:b/>
-          <w:bCs/>
-        </w:rPr>
-        <w:t>além da consolidação da solução para uso global</w:t>
-      </w:r>
-      <w:r>
-        <w:rPr>
-          <w:b/>
-          <w:bCs/>
-        </w:rPr>
-        <w:t>.</w:t>
+          <w:rFonts w:ascii="Calibri" w:hAnsi="Calibri" w:cs="Calibri"/>
+          <w:b/>
+          <w:bCs/>
+          <w:sz w:val="22"/>
+          <w:szCs w:val="22"/>
+        </w:rPr>
+      </w:pPr>
+      <w:r>
+        <w:rPr>
+          <w:rFonts w:ascii="Calibri" w:hAnsi="Calibri" w:cs="Calibri"/>
+          <w:b/>
+          <w:bCs/>
+          <w:sz w:val="22"/>
+          <w:szCs w:val="22"/>
+        </w:rPr>
+        <w:t>Experiência Profissional</w:t>
       </w:r>
     </w:p>
     <w:p>
       <w:pPr>
-        <w:jc w:val="both"/>
-      </w:pPr>
-      <w:r>
-        <w:rPr>
-          <w:b/>
-          <w:bCs/>
-        </w:rPr>
-        <w:t>Vivência acadêmica e profissional internacional na Espanha</w:t>
-      </w:r>
-      <w:r>
-        <w:t xml:space="preserve">, com </w:t>
-      </w:r>
-      <w:r>
-        <w:rPr>
-          <w:b/>
-          <w:bCs/>
-        </w:rPr>
-        <w:t>intercâmbio de seis meses na Universidade de Valladolid</w:t>
-      </w:r>
-      <w:r>
-        <w:t xml:space="preserve">, por meio de </w:t>
-      </w:r>
-      <w:r>
-        <w:rPr>
-          <w:b/>
-          <w:bCs/>
-        </w:rPr>
-        <w:t>bolsa de mérito acadêmico concedida pelo Santander Open Academy, e atuação como desenvolvedor em uma assessoria espanhola.</w:t>
+        <w:rPr>
+          <w:rFonts w:ascii="Calibri" w:hAnsi="Calibri" w:cs="Calibri"/>
+          <w:sz w:val="22"/>
+          <w:szCs w:val="22"/>
+        </w:rPr>
+      </w:pPr>
+      <w:r>
+        <w:rPr>
+          <w:rFonts w:ascii="Calibri" w:hAnsi="Calibri" w:cs="Calibri"/>
+          <w:b/>
+          <w:bCs/>
+          <w:sz w:val="22"/>
+          <w:szCs w:val="22"/>
+        </w:rPr>
+        <w:t>DUONEX – Dezembro 2025 – Janeiro 2026</w:t>
+      </w:r>
+      <w:r>
+        <w:rPr>
+          <w:rFonts w:ascii="Calibri" w:hAnsi="Calibri" w:cs="Calibri"/>
+          <w:b/>
+          <w:bCs/>
+          <w:sz w:val="22"/>
+          <w:szCs w:val="22"/>
+        </w:rPr>
+        <w:t xml:space="preserve"> - </w:t>
+      </w:r>
+      <w:r>
+        <w:rPr>
+          <w:rFonts w:ascii="Calibri" w:hAnsi="Calibri" w:cs="Calibri"/>
+          <w:b/>
+          <w:bCs/>
+          <w:sz w:val="22"/>
+          <w:szCs w:val="22"/>
+        </w:rPr>
+        <w:t>Desenvolvedor Full Stack (Atuação profissional durante intercâmbio acadêmico)</w:t>
+      </w:r>
+      <w:r>
+        <w:rPr>
+          <w:rFonts w:ascii="Calibri" w:hAnsi="Calibri" w:cs="Calibri"/>
+          <w:b/>
+          <w:bCs/>
+          <w:sz w:val="22"/>
+          <w:szCs w:val="22"/>
+        </w:rPr>
+        <w:t xml:space="preserve"> </w:t>
+      </w:r>
+      <w:r>
+        <w:rPr>
+          <w:rFonts w:ascii="Calibri" w:hAnsi="Calibri" w:cs="Calibri"/>
+          <w:b/>
+          <w:bCs/>
+          <w:sz w:val="22"/>
+          <w:szCs w:val="22"/>
+        </w:rPr>
+        <w:t>Espanha</w:t>
+      </w:r>
+      <w:r>
+        <w:rPr>
+          <w:rFonts w:ascii="Calibri" w:hAnsi="Calibri" w:cs="Calibri"/>
+          <w:b/>
+          <w:bCs/>
+          <w:sz w:val="22"/>
+          <w:szCs w:val="22"/>
+        </w:rPr>
+        <w:br/>
+      </w:r>
+      <w:r>
+        <w:rPr>
+          <w:rFonts w:ascii="Calibri" w:hAnsi="Calibri" w:cs="Calibri"/>
+          <w:sz w:val="22"/>
+          <w:szCs w:val="22"/>
+        </w:rPr>
+        <w:t xml:space="preserve">- </w:t>
+      </w:r>
+      <w:r>
+        <w:rPr>
+          <w:rFonts w:ascii="Calibri" w:hAnsi="Calibri" w:cs="Calibri"/>
+          <w:sz w:val="22"/>
+          <w:szCs w:val="22"/>
+        </w:rPr>
+        <w:t xml:space="preserve">Desenvolvimento </w:t>
+      </w:r>
+      <w:proofErr w:type="spellStart"/>
+      <w:r>
+        <w:rPr>
+          <w:rFonts w:ascii="Calibri" w:hAnsi="Calibri" w:cs="Calibri"/>
+          <w:sz w:val="22"/>
+          <w:szCs w:val="22"/>
+        </w:rPr>
+        <w:t>backend</w:t>
+      </w:r>
+      <w:proofErr w:type="spellEnd"/>
+      <w:r>
+        <w:rPr>
+          <w:rFonts w:ascii="Calibri" w:hAnsi="Calibri" w:cs="Calibri"/>
+          <w:sz w:val="22"/>
+          <w:szCs w:val="22"/>
+        </w:rPr>
+        <w:t xml:space="preserve"> com Node.js, </w:t>
+      </w:r>
+      <w:proofErr w:type="spellStart"/>
+      <w:r>
+        <w:rPr>
+          <w:rFonts w:ascii="Calibri" w:hAnsi="Calibri" w:cs="Calibri"/>
+          <w:sz w:val="22"/>
+          <w:szCs w:val="22"/>
+        </w:rPr>
+        <w:t>Typescript</w:t>
+      </w:r>
+      <w:proofErr w:type="spellEnd"/>
+      <w:r>
+        <w:rPr>
+          <w:rFonts w:ascii="Calibri" w:hAnsi="Calibri" w:cs="Calibri"/>
+          <w:sz w:val="22"/>
+          <w:szCs w:val="22"/>
+        </w:rPr>
+        <w:t xml:space="preserve"> e </w:t>
+      </w:r>
+      <w:proofErr w:type="spellStart"/>
+      <w:r>
+        <w:rPr>
+          <w:rFonts w:ascii="Calibri" w:hAnsi="Calibri" w:cs="Calibri"/>
+          <w:sz w:val="22"/>
+          <w:szCs w:val="22"/>
+        </w:rPr>
+        <w:t>AdonisJS</w:t>
+      </w:r>
+      <w:proofErr w:type="spellEnd"/>
+      <w:r>
+        <w:rPr>
+          <w:rFonts w:ascii="Calibri" w:hAnsi="Calibri" w:cs="Calibri"/>
+          <w:sz w:val="22"/>
+          <w:szCs w:val="22"/>
+        </w:rPr>
+        <w:br/>
+        <w:t xml:space="preserve">- </w:t>
+      </w:r>
+      <w:r>
+        <w:rPr>
+          <w:rFonts w:ascii="Calibri" w:hAnsi="Calibri" w:cs="Calibri"/>
+          <w:sz w:val="22"/>
+          <w:szCs w:val="22"/>
+        </w:rPr>
+        <w:t xml:space="preserve">Arquitetura baseada em Clean </w:t>
+      </w:r>
+      <w:proofErr w:type="spellStart"/>
+      <w:r>
+        <w:rPr>
+          <w:rFonts w:ascii="Calibri" w:hAnsi="Calibri" w:cs="Calibri"/>
+          <w:sz w:val="22"/>
+          <w:szCs w:val="22"/>
+        </w:rPr>
+        <w:t>Architecture</w:t>
+      </w:r>
+      <w:proofErr w:type="spellEnd"/>
+      <w:r>
+        <w:rPr>
+          <w:rFonts w:ascii="Calibri" w:hAnsi="Calibri" w:cs="Calibri"/>
+          <w:sz w:val="22"/>
+          <w:szCs w:val="22"/>
+        </w:rPr>
+        <w:t xml:space="preserve"> e DDD</w:t>
+      </w:r>
+      <w:r>
+        <w:rPr>
+          <w:rFonts w:ascii="Calibri" w:hAnsi="Calibri" w:cs="Calibri"/>
+          <w:sz w:val="22"/>
+          <w:szCs w:val="22"/>
+        </w:rPr>
+        <w:br/>
+        <w:t xml:space="preserve">- </w:t>
+      </w:r>
+      <w:r>
+        <w:rPr>
+          <w:rFonts w:ascii="Calibri" w:hAnsi="Calibri" w:cs="Calibri"/>
+          <w:sz w:val="22"/>
+          <w:szCs w:val="22"/>
+        </w:rPr>
+        <w:t xml:space="preserve">Desenvolvimento </w:t>
+      </w:r>
+      <w:proofErr w:type="spellStart"/>
+      <w:r>
+        <w:rPr>
+          <w:rFonts w:ascii="Calibri" w:hAnsi="Calibri" w:cs="Calibri"/>
+          <w:sz w:val="22"/>
+          <w:szCs w:val="22"/>
+        </w:rPr>
+        <w:t>frontend</w:t>
+      </w:r>
+      <w:proofErr w:type="spellEnd"/>
+      <w:r>
+        <w:rPr>
+          <w:rFonts w:ascii="Calibri" w:hAnsi="Calibri" w:cs="Calibri"/>
+          <w:sz w:val="22"/>
+          <w:szCs w:val="22"/>
+        </w:rPr>
+        <w:t xml:space="preserve"> com Angular</w:t>
+      </w:r>
+      <w:r>
+        <w:rPr>
+          <w:rFonts w:ascii="Calibri" w:hAnsi="Calibri" w:cs="Calibri"/>
+          <w:sz w:val="22"/>
+          <w:szCs w:val="22"/>
+        </w:rPr>
+        <w:br/>
+        <w:t xml:space="preserve">- </w:t>
+      </w:r>
+      <w:r>
+        <w:rPr>
+          <w:rFonts w:ascii="Calibri" w:hAnsi="Calibri" w:cs="Calibri"/>
+          <w:sz w:val="22"/>
+          <w:szCs w:val="22"/>
+        </w:rPr>
+        <w:t>Atuação em equipe 100% internacional</w:t>
+      </w:r>
+      <w:r>
+        <w:rPr>
+          <w:rFonts w:ascii="Calibri" w:hAnsi="Calibri" w:cs="Calibri"/>
+          <w:sz w:val="22"/>
+          <w:szCs w:val="22"/>
+        </w:rPr>
+        <w:br/>
+      </w:r>
+      <w:r>
+        <w:rPr>
+          <w:rFonts w:ascii="Calibri" w:hAnsi="Calibri" w:cs="Calibri"/>
+          <w:b/>
+          <w:bCs/>
+          <w:sz w:val="22"/>
+          <w:szCs w:val="22"/>
+        </w:rPr>
+        <w:br/>
+      </w:r>
+      <w:r>
+        <w:rPr>
+          <w:rFonts w:ascii="Calibri" w:hAnsi="Calibri" w:cs="Calibri"/>
+          <w:b/>
+          <w:bCs/>
+          <w:sz w:val="22"/>
+          <w:szCs w:val="22"/>
+        </w:rPr>
+        <w:t>GE Aerospace</w:t>
+      </w:r>
+      <w:r>
+        <w:rPr>
+          <w:rFonts w:ascii="Calibri" w:hAnsi="Calibri" w:cs="Calibri"/>
+          <w:b/>
+          <w:bCs/>
+          <w:sz w:val="22"/>
+          <w:szCs w:val="22"/>
+        </w:rPr>
+        <w:t xml:space="preserve"> -  </w:t>
+      </w:r>
+      <w:r>
+        <w:rPr>
+          <w:rFonts w:ascii="Calibri" w:hAnsi="Calibri" w:cs="Calibri"/>
+          <w:b/>
+          <w:bCs/>
+          <w:sz w:val="22"/>
+          <w:szCs w:val="22"/>
+        </w:rPr>
+        <w:t xml:space="preserve">Abril de 2023 </w:t>
+      </w:r>
+      <w:r>
+        <w:rPr>
+          <w:rFonts w:ascii="Calibri" w:hAnsi="Calibri" w:cs="Calibri"/>
+          <w:b/>
+          <w:bCs/>
+          <w:sz w:val="22"/>
+          <w:szCs w:val="22"/>
+        </w:rPr>
+        <w:t xml:space="preserve">– </w:t>
+      </w:r>
+      <w:r>
+        <w:rPr>
+          <w:rFonts w:ascii="Calibri" w:hAnsi="Calibri" w:cs="Calibri"/>
+          <w:b/>
+          <w:bCs/>
+          <w:sz w:val="22"/>
+          <w:szCs w:val="22"/>
+        </w:rPr>
+        <w:t xml:space="preserve"> Agosto 2025</w:t>
+      </w:r>
+      <w:r>
+        <w:rPr>
+          <w:rFonts w:ascii="Calibri" w:hAnsi="Calibri" w:cs="Calibri"/>
+          <w:b/>
+          <w:bCs/>
+          <w:sz w:val="22"/>
+          <w:szCs w:val="22"/>
+        </w:rPr>
+        <w:t xml:space="preserve"> </w:t>
+      </w:r>
+      <w:r>
+        <w:rPr>
+          <w:rFonts w:ascii="Calibri" w:hAnsi="Calibri" w:cs="Calibri"/>
+          <w:b/>
+          <w:bCs/>
+          <w:sz w:val="22"/>
+          <w:szCs w:val="22"/>
+        </w:rPr>
+        <w:t xml:space="preserve"> (Desenvolvedor Full Stack)</w:t>
+      </w:r>
+      <w:r>
+        <w:rPr>
+          <w:rFonts w:ascii="Calibri" w:hAnsi="Calibri" w:cs="Calibri"/>
+          <w:b/>
+          <w:bCs/>
+          <w:sz w:val="22"/>
+          <w:szCs w:val="22"/>
+        </w:rPr>
+        <w:br/>
+      </w:r>
+      <w:r>
+        <w:rPr>
+          <w:rFonts w:ascii="Calibri" w:hAnsi="Calibri" w:cs="Calibri"/>
+          <w:b/>
+          <w:bCs/>
+          <w:sz w:val="22"/>
+          <w:szCs w:val="22"/>
+        </w:rPr>
+        <w:t>-</w:t>
+      </w:r>
+      <w:r>
+        <w:rPr>
+          <w:rFonts w:ascii="Calibri" w:hAnsi="Calibri" w:cs="Calibri"/>
+          <w:b/>
+          <w:bCs/>
+          <w:sz w:val="22"/>
+          <w:szCs w:val="22"/>
+        </w:rPr>
+        <w:t xml:space="preserve"> </w:t>
+      </w:r>
+      <w:r>
+        <w:rPr>
+          <w:rFonts w:ascii="Calibri" w:hAnsi="Calibri" w:cs="Calibri"/>
+          <w:sz w:val="22"/>
+          <w:szCs w:val="22"/>
+        </w:rPr>
+        <w:t xml:space="preserve">Reescrita completa do </w:t>
+      </w:r>
+      <w:proofErr w:type="spellStart"/>
+      <w:r>
+        <w:rPr>
+          <w:rFonts w:ascii="Calibri" w:hAnsi="Calibri" w:cs="Calibri"/>
+          <w:sz w:val="22"/>
+          <w:szCs w:val="22"/>
+        </w:rPr>
+        <w:t>backend</w:t>
+      </w:r>
+      <w:proofErr w:type="spellEnd"/>
+      <w:r>
+        <w:rPr>
+          <w:rFonts w:ascii="Calibri" w:hAnsi="Calibri" w:cs="Calibri"/>
+          <w:sz w:val="22"/>
+          <w:szCs w:val="22"/>
+        </w:rPr>
+        <w:t xml:space="preserve"> (130+ </w:t>
+      </w:r>
+      <w:proofErr w:type="spellStart"/>
+      <w:r>
+        <w:rPr>
+          <w:rFonts w:ascii="Calibri" w:hAnsi="Calibri" w:cs="Calibri"/>
+          <w:sz w:val="22"/>
+          <w:szCs w:val="22"/>
+        </w:rPr>
+        <w:t>endpoints</w:t>
+      </w:r>
+      <w:proofErr w:type="spellEnd"/>
+      <w:r>
+        <w:rPr>
+          <w:rFonts w:ascii="Calibri" w:hAnsi="Calibri" w:cs="Calibri"/>
+          <w:sz w:val="22"/>
+          <w:szCs w:val="22"/>
+        </w:rPr>
+        <w:t xml:space="preserve">) de Node.js para </w:t>
+      </w:r>
+      <w:proofErr w:type="spellStart"/>
+      <w:r>
+        <w:rPr>
+          <w:rFonts w:ascii="Calibri" w:hAnsi="Calibri" w:cs="Calibri"/>
+          <w:sz w:val="22"/>
+          <w:szCs w:val="22"/>
+        </w:rPr>
+        <w:t>NestJS</w:t>
+      </w:r>
+      <w:proofErr w:type="spellEnd"/>
+      <w:r>
+        <w:rPr>
+          <w:rFonts w:ascii="Calibri" w:hAnsi="Calibri" w:cs="Calibri"/>
+          <w:sz w:val="22"/>
+          <w:szCs w:val="22"/>
+        </w:rPr>
+        <w:t xml:space="preserve"> (</w:t>
+      </w:r>
+      <w:proofErr w:type="spellStart"/>
+      <w:r>
+        <w:rPr>
+          <w:rFonts w:ascii="Calibri" w:hAnsi="Calibri" w:cs="Calibri"/>
+          <w:sz w:val="22"/>
+          <w:szCs w:val="22"/>
+        </w:rPr>
+        <w:t>Typescript</w:t>
+      </w:r>
+      <w:proofErr w:type="spellEnd"/>
+      <w:r>
+        <w:rPr>
+          <w:rFonts w:ascii="Calibri" w:hAnsi="Calibri" w:cs="Calibri"/>
+          <w:sz w:val="22"/>
+          <w:szCs w:val="22"/>
+        </w:rPr>
+        <w:t>)</w:t>
+      </w:r>
+      <w:r>
+        <w:rPr>
+          <w:rFonts w:ascii="Calibri" w:hAnsi="Calibri" w:cs="Calibri"/>
+          <w:sz w:val="22"/>
+          <w:szCs w:val="22"/>
+        </w:rPr>
+        <w:br/>
+      </w:r>
+      <w:r>
+        <w:rPr>
+          <w:rFonts w:ascii="Calibri" w:hAnsi="Calibri" w:cs="Calibri"/>
+          <w:sz w:val="22"/>
+          <w:szCs w:val="22"/>
+        </w:rPr>
+        <w:t xml:space="preserve">- </w:t>
+      </w:r>
+      <w:r>
+        <w:rPr>
+          <w:rFonts w:ascii="Calibri" w:hAnsi="Calibri" w:cs="Calibri"/>
+          <w:sz w:val="22"/>
+          <w:szCs w:val="22"/>
+        </w:rPr>
+        <w:t>Implementação de OAuth2, testes automatizados (</w:t>
+      </w:r>
+      <w:proofErr w:type="spellStart"/>
+      <w:r>
+        <w:rPr>
+          <w:rFonts w:ascii="Calibri" w:hAnsi="Calibri" w:cs="Calibri"/>
+          <w:sz w:val="22"/>
+          <w:szCs w:val="22"/>
+        </w:rPr>
+        <w:t>Jest</w:t>
+      </w:r>
+      <w:proofErr w:type="spellEnd"/>
+      <w:r>
+        <w:rPr>
+          <w:rFonts w:ascii="Calibri" w:hAnsi="Calibri" w:cs="Calibri"/>
+          <w:sz w:val="22"/>
+          <w:szCs w:val="22"/>
+        </w:rPr>
+        <w:t xml:space="preserve">, </w:t>
+      </w:r>
+      <w:proofErr w:type="spellStart"/>
+      <w:r>
+        <w:rPr>
+          <w:rFonts w:ascii="Calibri" w:hAnsi="Calibri" w:cs="Calibri"/>
+          <w:sz w:val="22"/>
+          <w:szCs w:val="22"/>
+        </w:rPr>
+        <w:t>Supertest</w:t>
+      </w:r>
+      <w:proofErr w:type="spellEnd"/>
+      <w:r>
+        <w:rPr>
+          <w:rFonts w:ascii="Calibri" w:hAnsi="Calibri" w:cs="Calibri"/>
+          <w:sz w:val="22"/>
+          <w:szCs w:val="22"/>
+        </w:rPr>
+        <w:t>) e documentação via Swagger</w:t>
+      </w:r>
+      <w:r>
+        <w:rPr>
+          <w:rFonts w:ascii="Calibri" w:hAnsi="Calibri" w:cs="Calibri"/>
+          <w:sz w:val="22"/>
+          <w:szCs w:val="22"/>
+        </w:rPr>
+        <w:br/>
+        <w:t>-</w:t>
+      </w:r>
+      <w:r>
+        <w:rPr>
+          <w:rFonts w:ascii="Calibri" w:hAnsi="Calibri" w:cs="Calibri"/>
+          <w:sz w:val="22"/>
+          <w:szCs w:val="22"/>
+        </w:rPr>
+        <w:t xml:space="preserve"> </w:t>
+      </w:r>
+      <w:proofErr w:type="spellStart"/>
+      <w:r>
+        <w:rPr>
+          <w:rFonts w:ascii="Calibri" w:hAnsi="Calibri" w:cs="Calibri"/>
+          <w:sz w:val="22"/>
+          <w:szCs w:val="22"/>
+        </w:rPr>
+        <w:t>Observabilidade</w:t>
+      </w:r>
+      <w:proofErr w:type="spellEnd"/>
+      <w:r>
+        <w:rPr>
+          <w:rFonts w:ascii="Calibri" w:hAnsi="Calibri" w:cs="Calibri"/>
+          <w:sz w:val="22"/>
+          <w:szCs w:val="22"/>
+        </w:rPr>
+        <w:t xml:space="preserve"> com </w:t>
+      </w:r>
+      <w:proofErr w:type="spellStart"/>
+      <w:r>
+        <w:rPr>
+          <w:rFonts w:ascii="Calibri" w:hAnsi="Calibri" w:cs="Calibri"/>
+          <w:sz w:val="22"/>
+          <w:szCs w:val="22"/>
+        </w:rPr>
+        <w:t>Prometheus</w:t>
+      </w:r>
+      <w:proofErr w:type="spellEnd"/>
+      <w:r>
+        <w:rPr>
+          <w:rFonts w:ascii="Calibri" w:hAnsi="Calibri" w:cs="Calibri"/>
+          <w:sz w:val="22"/>
+          <w:szCs w:val="22"/>
+        </w:rPr>
+        <w:t xml:space="preserve"> e </w:t>
+      </w:r>
+      <w:proofErr w:type="spellStart"/>
+      <w:r>
+        <w:rPr>
+          <w:rFonts w:ascii="Calibri" w:hAnsi="Calibri" w:cs="Calibri"/>
+          <w:sz w:val="22"/>
+          <w:szCs w:val="22"/>
+        </w:rPr>
+        <w:t>Grafana</w:t>
+      </w:r>
+      <w:proofErr w:type="spellEnd"/>
+      <w:r>
+        <w:rPr>
+          <w:rFonts w:ascii="Calibri" w:hAnsi="Calibri" w:cs="Calibri"/>
+          <w:sz w:val="22"/>
+          <w:szCs w:val="22"/>
+        </w:rPr>
+        <w:br/>
+        <w:t>-</w:t>
+      </w:r>
+      <w:r>
+        <w:rPr>
+          <w:rFonts w:ascii="Calibri" w:hAnsi="Calibri" w:cs="Calibri"/>
+          <w:sz w:val="22"/>
+          <w:szCs w:val="22"/>
+        </w:rPr>
+        <w:t xml:space="preserve"> Integração com PostgreSQL e SAP HANA</w:t>
+      </w:r>
+      <w:r>
+        <w:rPr>
+          <w:rFonts w:ascii="Calibri" w:hAnsi="Calibri" w:cs="Calibri"/>
+          <w:sz w:val="22"/>
+          <w:szCs w:val="22"/>
+        </w:rPr>
+        <w:br/>
+        <w:t>-</w:t>
+      </w:r>
+      <w:r>
+        <w:rPr>
+          <w:rFonts w:ascii="Calibri" w:hAnsi="Calibri" w:cs="Calibri"/>
+          <w:sz w:val="22"/>
+          <w:szCs w:val="22"/>
+        </w:rPr>
+        <w:t xml:space="preserve"> Desenvolvimento de novas funcionalidades e melhorias evolutivas</w:t>
+      </w:r>
+      <w:r>
+        <w:rPr>
+          <w:rFonts w:ascii="Calibri" w:hAnsi="Calibri" w:cs="Calibri"/>
+          <w:sz w:val="22"/>
+          <w:szCs w:val="22"/>
+        </w:rPr>
+        <w:br/>
+        <w:t>-</w:t>
+      </w:r>
+      <w:r>
+        <w:rPr>
+          <w:rFonts w:ascii="Calibri" w:hAnsi="Calibri" w:cs="Calibri"/>
+          <w:sz w:val="22"/>
+          <w:szCs w:val="22"/>
+        </w:rPr>
+        <w:t xml:space="preserve"> Responsável pelo ciclo completo: </w:t>
+      </w:r>
+      <w:r>
+        <w:rPr>
+          <w:rFonts w:ascii="Calibri" w:hAnsi="Calibri" w:cs="Calibri"/>
+          <w:sz w:val="22"/>
+          <w:szCs w:val="22"/>
+        </w:rPr>
+        <w:t xml:space="preserve">arquitetura, desenvolvimento, testes e </w:t>
+      </w:r>
+      <w:proofErr w:type="spellStart"/>
+      <w:r>
+        <w:rPr>
+          <w:rFonts w:ascii="Calibri" w:hAnsi="Calibri" w:cs="Calibri"/>
+          <w:sz w:val="22"/>
+          <w:szCs w:val="22"/>
+        </w:rPr>
+        <w:t>deploy</w:t>
+      </w:r>
+      <w:proofErr w:type="spellEnd"/>
+      <w:r>
+        <w:rPr>
+          <w:rFonts w:ascii="Calibri" w:hAnsi="Calibri" w:cs="Calibri"/>
+          <w:sz w:val="22"/>
+          <w:szCs w:val="22"/>
+        </w:rPr>
+        <w:br/>
+        <w:t xml:space="preserve">- </w:t>
+      </w:r>
+      <w:r>
+        <w:rPr>
+          <w:rFonts w:ascii="Calibri" w:hAnsi="Calibri" w:cs="Calibri"/>
+          <w:sz w:val="22"/>
+          <w:szCs w:val="22"/>
+        </w:rPr>
+        <w:t>Sistema com 1.300+ usuários consolidado para uso global</w:t>
+      </w:r>
+      <w:r>
+        <w:rPr>
+          <w:rFonts w:ascii="Calibri" w:hAnsi="Calibri" w:cs="Calibri"/>
+          <w:sz w:val="22"/>
+          <w:szCs w:val="22"/>
+        </w:rPr>
+        <w:br/>
+        <w:t>-</w:t>
+      </w:r>
+      <w:r>
+        <w:rPr>
+          <w:rFonts w:ascii="Calibri" w:hAnsi="Calibri" w:cs="Calibri"/>
+          <w:sz w:val="22"/>
+          <w:szCs w:val="22"/>
+        </w:rPr>
+        <w:t xml:space="preserve"> Eliminação de ~800 vulnerabilidades de segurança</w:t>
+      </w:r>
+      <w:r>
+        <w:rPr>
+          <w:rFonts w:ascii="Calibri" w:hAnsi="Calibri" w:cs="Calibri"/>
+          <w:sz w:val="22"/>
+          <w:szCs w:val="22"/>
+        </w:rPr>
+        <w:br/>
+      </w:r>
+      <w:r>
+        <w:rPr>
+          <w:rFonts w:ascii="Calibri" w:hAnsi="Calibri" w:cs="Calibri"/>
+          <w:sz w:val="22"/>
+          <w:szCs w:val="22"/>
+        </w:rPr>
+        <w:br/>
+      </w:r>
+      <w:r>
+        <w:rPr>
+          <w:rFonts w:ascii="Calibri" w:hAnsi="Calibri" w:cs="Calibri"/>
+          <w:sz w:val="22"/>
+          <w:szCs w:val="22"/>
+        </w:rPr>
+        <w:br/>
+      </w:r>
+      <w:r>
+        <w:rPr>
+          <w:rFonts w:ascii="Calibri" w:hAnsi="Calibri" w:cs="Calibri"/>
+          <w:b/>
+          <w:bCs/>
+          <w:sz w:val="22"/>
+          <w:szCs w:val="22"/>
+        </w:rPr>
+        <w:br/>
+      </w:r>
+      <w:proofErr w:type="spellStart"/>
+      <w:r>
+        <w:rPr>
+          <w:rFonts w:ascii="Calibri" w:hAnsi="Calibri" w:cs="Calibri"/>
+          <w:b/>
+          <w:bCs/>
+          <w:sz w:val="22"/>
+          <w:szCs w:val="22"/>
+        </w:rPr>
+        <w:lastRenderedPageBreak/>
+        <w:t>Advice</w:t>
+      </w:r>
+      <w:proofErr w:type="spellEnd"/>
+      <w:r>
+        <w:rPr>
+          <w:rFonts w:ascii="Calibri" w:hAnsi="Calibri" w:cs="Calibri"/>
+          <w:b/>
+          <w:bCs/>
+          <w:sz w:val="22"/>
+          <w:szCs w:val="22"/>
+        </w:rPr>
+        <w:t xml:space="preserve"> Compliance </w:t>
+      </w:r>
+      <w:proofErr w:type="spellStart"/>
+      <w:r>
+        <w:rPr>
+          <w:rFonts w:ascii="Calibri" w:hAnsi="Calibri" w:cs="Calibri"/>
+          <w:b/>
+          <w:bCs/>
+          <w:sz w:val="22"/>
+          <w:szCs w:val="22"/>
+        </w:rPr>
+        <w:t>Solutions</w:t>
+      </w:r>
+      <w:proofErr w:type="spellEnd"/>
+      <w:r>
+        <w:rPr>
+          <w:rFonts w:ascii="Calibri" w:hAnsi="Calibri" w:cs="Calibri"/>
+          <w:b/>
+          <w:bCs/>
+          <w:sz w:val="22"/>
+          <w:szCs w:val="22"/>
+        </w:rPr>
+        <w:t xml:space="preserve"> (Estagiário C#)</w:t>
+      </w:r>
+      <w:r>
+        <w:rPr>
+          <w:rFonts w:ascii="Calibri" w:hAnsi="Calibri" w:cs="Calibri"/>
+          <w:b/>
+          <w:bCs/>
+          <w:sz w:val="22"/>
+          <w:szCs w:val="22"/>
+        </w:rPr>
+        <w:br/>
+        <w:t>Dezembro 2021 - Janeiro 2023</w:t>
+      </w:r>
+      <w:r>
+        <w:rPr>
+          <w:rFonts w:ascii="Calibri" w:hAnsi="Calibri" w:cs="Calibri"/>
+          <w:b/>
+          <w:bCs/>
+          <w:sz w:val="22"/>
+          <w:szCs w:val="22"/>
+        </w:rPr>
+        <w:br/>
+      </w:r>
+      <w:r>
+        <w:rPr>
+          <w:rFonts w:ascii="Calibri" w:hAnsi="Calibri" w:cs="Calibri"/>
+          <w:sz w:val="22"/>
+          <w:szCs w:val="22"/>
+        </w:rPr>
+        <w:t xml:space="preserve">- </w:t>
+      </w:r>
+      <w:r>
+        <w:rPr>
+          <w:rFonts w:ascii="Calibri" w:hAnsi="Calibri" w:cs="Calibri"/>
+          <w:sz w:val="22"/>
+          <w:szCs w:val="22"/>
+        </w:rPr>
+        <w:t xml:space="preserve">Desenvolvimento de APIs </w:t>
+      </w:r>
+      <w:proofErr w:type="spellStart"/>
+      <w:r>
+        <w:rPr>
+          <w:rFonts w:ascii="Calibri" w:hAnsi="Calibri" w:cs="Calibri"/>
+          <w:sz w:val="22"/>
+          <w:szCs w:val="22"/>
+        </w:rPr>
+        <w:t>RESTful</w:t>
+      </w:r>
+      <w:proofErr w:type="spellEnd"/>
+      <w:r>
+        <w:rPr>
+          <w:rFonts w:ascii="Calibri" w:hAnsi="Calibri" w:cs="Calibri"/>
+          <w:sz w:val="22"/>
+          <w:szCs w:val="22"/>
+        </w:rPr>
+        <w:t xml:space="preserve"> em C# e .NET</w:t>
+      </w:r>
+      <w:r>
+        <w:rPr>
+          <w:rFonts w:ascii="Calibri" w:hAnsi="Calibri" w:cs="Calibri"/>
+          <w:sz w:val="22"/>
+          <w:szCs w:val="22"/>
+        </w:rPr>
+        <w:br/>
+        <w:t xml:space="preserve">- </w:t>
+      </w:r>
+      <w:r>
+        <w:rPr>
+          <w:rFonts w:ascii="Calibri" w:hAnsi="Calibri" w:cs="Calibri"/>
+          <w:sz w:val="22"/>
+          <w:szCs w:val="22"/>
+        </w:rPr>
+        <w:t xml:space="preserve">Desenvolvimento de funcionalidades </w:t>
+      </w:r>
+      <w:r>
+        <w:rPr>
+          <w:rFonts w:ascii="Calibri" w:hAnsi="Calibri" w:cs="Calibri"/>
+          <w:sz w:val="22"/>
+          <w:szCs w:val="22"/>
+        </w:rPr>
+        <w:t>Javascript</w:t>
+      </w:r>
+      <w:r>
+        <w:rPr>
+          <w:rFonts w:ascii="Calibri" w:hAnsi="Calibri" w:cs="Calibri"/>
+          <w:sz w:val="22"/>
+          <w:szCs w:val="22"/>
+        </w:rPr>
+        <w:br/>
+        <w:t>-</w:t>
+      </w:r>
+      <w:r>
+        <w:rPr>
+          <w:rFonts w:ascii="Calibri" w:hAnsi="Calibri" w:cs="Calibri"/>
+          <w:sz w:val="22"/>
+          <w:szCs w:val="22"/>
+        </w:rPr>
+        <w:t xml:space="preserve"> Atuação em sistemas corporativos voltados para compliance</w:t>
       </w:r>
     </w:p>
     <w:p>
       <w:pPr>
-        <w:jc w:val="both"/>
-        <w:rPr>
-          <w:b/>
-          <w:bCs/>
-        </w:rPr>
-      </w:pPr>
-      <w:r>
-        <w:t xml:space="preserve">Trabalho de Conclusão de Curso com foco em </w:t>
-      </w:r>
-      <w:r>
-        <w:rPr>
-          <w:b/>
-          <w:bCs/>
-        </w:rPr>
-        <w:t>Large Language Models, utilizando fine-tuning para identificação de ataques D</w:t>
-      </w:r>
-      <w:r>
-        <w:rPr>
-          <w:b/>
-          <w:bCs/>
-        </w:rPr>
-        <w:t>d</w:t>
-      </w:r>
-      <w:r>
-        <w:rPr>
-          <w:b/>
-          <w:bCs/>
-        </w:rPr>
-        <w:t>oS</w:t>
-      </w:r>
-      <w:r>
-        <w:rPr>
-          <w:b/>
-          <w:bCs/>
-        </w:rPr>
-        <w:t>.</w:t>
-      </w:r>
-      <w:r>
-        <w:rPr>
-          <w:b/>
-          <w:bCs/>
-        </w:rPr>
-        <w:pict w14:anchorId="5176DE31">
-          <v:rect id="_x0000_i1026" style="width:0;height:1.5pt" o:hralign="center" o:hrstd="t" o:hr="t" fillcolor="#a0a0a0" stroked="f"/>
+        <w:rPr>
+          <w:rFonts w:ascii="Calibri" w:hAnsi="Calibri" w:cs="Calibri"/>
+          <w:b/>
+          <w:bCs/>
+          <w:sz w:val="22"/>
+          <w:szCs w:val="22"/>
+        </w:rPr>
+      </w:pPr>
+      <w:r>
+        <w:rPr>
+          <w:rFonts w:ascii="Calibri" w:hAnsi="Calibri" w:cs="Calibri"/>
+          <w:b/>
+          <w:bCs/>
+          <w:sz w:val="22"/>
+          <w:szCs w:val="22"/>
+        </w:rPr>
+        <w:t>Orange Business Services (Estagiário L</w:t>
+      </w:r>
+      <w:r>
+        <w:rPr>
+          <w:rFonts w:ascii="Calibri" w:hAnsi="Calibri" w:cs="Calibri"/>
+          <w:b/>
+          <w:bCs/>
+          <w:sz w:val="22"/>
+          <w:szCs w:val="22"/>
+        </w:rPr>
+        <w:t>DM/NAM</w:t>
+      </w:r>
+      <w:r>
+        <w:rPr>
+          <w:rFonts w:ascii="Calibri" w:hAnsi="Calibri" w:cs="Calibri"/>
+          <w:b/>
+          <w:bCs/>
+          <w:sz w:val="22"/>
+          <w:szCs w:val="22"/>
+        </w:rPr>
+        <w:t>)</w:t>
+      </w:r>
+      <w:r>
+        <w:rPr>
+          <w:rFonts w:ascii="Calibri" w:hAnsi="Calibri" w:cs="Calibri"/>
+          <w:b/>
+          <w:bCs/>
+          <w:sz w:val="22"/>
+          <w:szCs w:val="22"/>
+        </w:rPr>
+        <w:br/>
+      </w:r>
+      <w:proofErr w:type="gramStart"/>
+      <w:r>
+        <w:rPr>
+          <w:rFonts w:ascii="Calibri" w:hAnsi="Calibri" w:cs="Calibri"/>
+          <w:b/>
+          <w:bCs/>
+          <w:sz w:val="22"/>
+          <w:szCs w:val="22"/>
+        </w:rPr>
+        <w:t>Novembro</w:t>
+      </w:r>
+      <w:proofErr w:type="gramEnd"/>
+      <w:r>
+        <w:rPr>
+          <w:rFonts w:ascii="Calibri" w:hAnsi="Calibri" w:cs="Calibri"/>
+          <w:b/>
+          <w:bCs/>
+          <w:sz w:val="22"/>
+          <w:szCs w:val="22"/>
+        </w:rPr>
+        <w:t xml:space="preserve"> 2020 - Novembro 2021</w:t>
+      </w:r>
+      <w:r>
+        <w:rPr>
+          <w:rFonts w:ascii="Calibri" w:hAnsi="Calibri" w:cs="Calibri"/>
+          <w:b/>
+          <w:bCs/>
+          <w:sz w:val="22"/>
+          <w:szCs w:val="22"/>
+        </w:rPr>
+        <w:br/>
+      </w:r>
+      <w:r>
+        <w:rPr>
+          <w:rFonts w:ascii="Calibri" w:hAnsi="Calibri" w:cs="Calibri"/>
+          <w:sz w:val="22"/>
+          <w:szCs w:val="22"/>
+        </w:rPr>
+        <w:t>-</w:t>
+      </w:r>
+      <w:r>
+        <w:rPr>
+          <w:rFonts w:ascii="Calibri" w:hAnsi="Calibri" w:cs="Calibri"/>
+          <w:sz w:val="22"/>
+          <w:szCs w:val="22"/>
+        </w:rPr>
+        <w:t xml:space="preserve"> Gestão de ordens e projetos de redes para a região da América do Norte</w:t>
+      </w:r>
+      <w:r>
+        <w:rPr>
+          <w:rFonts w:ascii="Calibri" w:hAnsi="Calibri" w:cs="Calibri"/>
+          <w:sz w:val="22"/>
+          <w:szCs w:val="22"/>
+        </w:rPr>
+        <w:br/>
+      </w:r>
+      <w:r>
+        <w:rPr>
+          <w:rFonts w:ascii="Calibri" w:hAnsi="Calibri" w:cs="Calibri"/>
+          <w:sz w:val="22"/>
+          <w:szCs w:val="22"/>
+        </w:rPr>
+        <w:t>- Atuação</w:t>
+      </w:r>
+      <w:r>
+        <w:rPr>
+          <w:rFonts w:ascii="Calibri" w:hAnsi="Calibri" w:cs="Calibri"/>
+          <w:sz w:val="22"/>
+          <w:szCs w:val="22"/>
+        </w:rPr>
+        <w:t xml:space="preserve"> em time internacional</w:t>
+      </w:r>
+      <w:r>
+        <w:rPr>
+          <w:rFonts w:ascii="Calibri" w:hAnsi="Calibri" w:cs="Calibri"/>
+          <w:sz w:val="22"/>
+          <w:szCs w:val="22"/>
+        </w:rPr>
+        <w:t xml:space="preserve"> </w:t>
+      </w:r>
+      <w:r>
+        <w:rPr>
+          <w:rFonts w:ascii="Calibri" w:hAnsi="Calibri" w:cs="Calibri"/>
+          <w:sz w:val="22"/>
+          <w:szCs w:val="22"/>
+        </w:rPr>
+        <w:t>dos Estados Unidos</w:t>
+      </w:r>
+      <w:r>
+        <w:rPr>
+          <w:rFonts w:ascii="Calibri" w:hAnsi="Calibri" w:cs="Calibri"/>
+          <w:sz w:val="22"/>
+          <w:szCs w:val="22"/>
+        </w:rPr>
+        <w:br/>
+      </w:r>
+      <w:r>
+        <w:rPr>
+          <w:rFonts w:ascii="Calibri" w:hAnsi="Calibri" w:cs="Calibri"/>
+          <w:sz w:val="22"/>
+          <w:szCs w:val="22"/>
+        </w:rPr>
+        <w:t>- Interface</w:t>
+      </w:r>
+      <w:r>
+        <w:rPr>
+          <w:rFonts w:ascii="Calibri" w:hAnsi="Calibri" w:cs="Calibri"/>
+          <w:sz w:val="22"/>
+          <w:szCs w:val="22"/>
+        </w:rPr>
+        <w:t xml:space="preserve"> entre áreas técnicas e operacionais</w:t>
+      </w:r>
+      <w:r>
+        <w:rPr>
+          <w:rFonts w:ascii="Calibri" w:hAnsi="Calibri" w:cs="Calibri"/>
+          <w:sz w:val="22"/>
+          <w:szCs w:val="22"/>
+        </w:rPr>
+        <w:br/>
+      </w:r>
+      <w:r>
+        <w:rPr>
+          <w:rFonts w:ascii="Calibri" w:hAnsi="Calibri" w:cs="Calibri"/>
+          <w:sz w:val="22"/>
+          <w:szCs w:val="22"/>
+        </w:rPr>
+        <w:t>- Vivência</w:t>
+      </w:r>
+      <w:r>
+        <w:rPr>
+          <w:rFonts w:ascii="Calibri" w:hAnsi="Calibri" w:cs="Calibri"/>
+          <w:sz w:val="22"/>
+          <w:szCs w:val="22"/>
+        </w:rPr>
+        <w:t xml:space="preserve"> em ambiente corporativo global com foco em organização e processos</w:t>
+      </w:r>
+      <w:r>
+        <w:rPr>
+          <w:rFonts w:ascii="Calibri" w:hAnsi="Calibri" w:cs="Calibri"/>
+          <w:b/>
+          <w:bCs/>
+          <w:sz w:val="22"/>
+          <w:szCs w:val="22"/>
+        </w:rPr>
+        <w:pict w14:anchorId="0EF84339">
+          <v:rect id="_x0000_i1121" style="width:0;height:1.5pt" o:hralign="center" o:hrstd="t" o:hr="t" fillcolor="#a0a0a0" stroked="f"/>
         </w:pict>
       </w:r>
     </w:p>
     <w:p>
       <w:pPr>
         <w:rPr>
-          <w:b/>
-          <w:bCs/>
-        </w:rPr>
-      </w:pPr>
-      <w:r>
-        <w:rPr>
-          <w:b/>
-          <w:bCs/>
-        </w:rPr>
-        <w:t>Experiência Profissional</w:t>
+          <w:rFonts w:ascii="Calibri" w:hAnsi="Calibri" w:cs="Calibri"/>
+          <w:sz w:val="22"/>
+          <w:szCs w:val="22"/>
+        </w:rPr>
+      </w:pPr>
+      <w:r>
+        <w:rPr>
+          <w:rFonts w:ascii="Calibri" w:hAnsi="Calibri" w:cs="Calibri"/>
+          <w:b/>
+          <w:bCs/>
+          <w:sz w:val="22"/>
+          <w:szCs w:val="22"/>
+        </w:rPr>
+        <w:t>Formação Acadêmica</w:t>
+      </w:r>
+      <w:r>
+        <w:rPr>
+          <w:rFonts w:ascii="Calibri" w:hAnsi="Calibri" w:cs="Calibri"/>
+          <w:b/>
+          <w:bCs/>
+          <w:sz w:val="22"/>
+          <w:szCs w:val="22"/>
+        </w:rPr>
+        <w:br/>
+      </w:r>
+      <w:r>
+        <w:rPr>
+          <w:rFonts w:ascii="Calibri" w:hAnsi="Calibri" w:cs="Calibri"/>
+          <w:sz w:val="22"/>
+          <w:szCs w:val="22"/>
+        </w:rPr>
+        <w:t xml:space="preserve">Graduação </w:t>
+      </w:r>
+      <w:r>
+        <w:rPr>
+          <w:rFonts w:ascii="Calibri" w:hAnsi="Calibri" w:cs="Calibri"/>
+          <w:sz w:val="22"/>
+          <w:szCs w:val="22"/>
+        </w:rPr>
+        <w:t>Engenharia da Computação</w:t>
+      </w:r>
+      <w:r>
+        <w:rPr>
+          <w:rFonts w:ascii="Calibri" w:hAnsi="Calibri" w:cs="Calibri"/>
+          <w:sz w:val="22"/>
+          <w:szCs w:val="22"/>
+        </w:rPr>
+        <w:t xml:space="preserve"> – Conclusão em </w:t>
+      </w:r>
+      <w:proofErr w:type="gramStart"/>
+      <w:r>
+        <w:rPr>
+          <w:rFonts w:ascii="Calibri" w:hAnsi="Calibri" w:cs="Calibri"/>
+          <w:sz w:val="22"/>
+          <w:szCs w:val="22"/>
+        </w:rPr>
+        <w:t>Março</w:t>
+      </w:r>
+      <w:proofErr w:type="gramEnd"/>
+      <w:r>
+        <w:rPr>
+          <w:rFonts w:ascii="Calibri" w:hAnsi="Calibri" w:cs="Calibri"/>
+          <w:sz w:val="22"/>
+          <w:szCs w:val="22"/>
+        </w:rPr>
+        <w:t xml:space="preserve"> de 2026</w:t>
+      </w:r>
+      <w:r>
+        <w:rPr>
+          <w:rFonts w:ascii="Calibri" w:hAnsi="Calibri" w:cs="Calibri"/>
+          <w:sz w:val="22"/>
+          <w:szCs w:val="22"/>
+        </w:rPr>
+        <w:br/>
+        <w:t>C</w:t>
+      </w:r>
+      <w:r>
+        <w:rPr>
+          <w:rFonts w:ascii="Calibri" w:hAnsi="Calibri" w:cs="Calibri"/>
+          <w:sz w:val="22"/>
+          <w:szCs w:val="22"/>
+        </w:rPr>
+        <w:t xml:space="preserve">entro </w:t>
+      </w:r>
+      <w:r>
+        <w:rPr>
+          <w:rFonts w:ascii="Calibri" w:hAnsi="Calibri" w:cs="Calibri"/>
+          <w:sz w:val="22"/>
+          <w:szCs w:val="22"/>
+        </w:rPr>
+        <w:t>F</w:t>
+      </w:r>
+      <w:r>
+        <w:rPr>
+          <w:rFonts w:ascii="Calibri" w:hAnsi="Calibri" w:cs="Calibri"/>
+          <w:sz w:val="22"/>
+          <w:szCs w:val="22"/>
+        </w:rPr>
+        <w:t xml:space="preserve">ederal de </w:t>
+      </w:r>
+      <w:r>
+        <w:rPr>
+          <w:rFonts w:ascii="Calibri" w:hAnsi="Calibri" w:cs="Calibri"/>
+          <w:sz w:val="22"/>
+          <w:szCs w:val="22"/>
+        </w:rPr>
+        <w:t>E</w:t>
+      </w:r>
+      <w:r>
+        <w:rPr>
+          <w:rFonts w:ascii="Calibri" w:hAnsi="Calibri" w:cs="Calibri"/>
+          <w:sz w:val="22"/>
+          <w:szCs w:val="22"/>
+        </w:rPr>
+        <w:t xml:space="preserve">ducação </w:t>
+      </w:r>
+      <w:r>
+        <w:rPr>
+          <w:rFonts w:ascii="Calibri" w:hAnsi="Calibri" w:cs="Calibri"/>
+          <w:sz w:val="22"/>
+          <w:szCs w:val="22"/>
+        </w:rPr>
+        <w:t>T</w:t>
+      </w:r>
+      <w:r>
+        <w:rPr>
+          <w:rFonts w:ascii="Calibri" w:hAnsi="Calibri" w:cs="Calibri"/>
+          <w:sz w:val="22"/>
+          <w:szCs w:val="22"/>
+        </w:rPr>
+        <w:t xml:space="preserve">ecnológica </w:t>
+      </w:r>
+      <w:r>
+        <w:rPr>
+          <w:rFonts w:ascii="Calibri" w:hAnsi="Calibri" w:cs="Calibri"/>
+          <w:sz w:val="22"/>
+          <w:szCs w:val="22"/>
+        </w:rPr>
+        <w:t>C</w:t>
+      </w:r>
+      <w:r>
+        <w:rPr>
+          <w:rFonts w:ascii="Calibri" w:hAnsi="Calibri" w:cs="Calibri"/>
+          <w:sz w:val="22"/>
+          <w:szCs w:val="22"/>
+        </w:rPr>
+        <w:t xml:space="preserve">elso da </w:t>
+      </w:r>
+      <w:r>
+        <w:rPr>
+          <w:rFonts w:ascii="Calibri" w:hAnsi="Calibri" w:cs="Calibri"/>
+          <w:sz w:val="22"/>
+          <w:szCs w:val="22"/>
+        </w:rPr>
+        <w:t>F</w:t>
+      </w:r>
+      <w:r>
+        <w:rPr>
+          <w:rFonts w:ascii="Calibri" w:hAnsi="Calibri" w:cs="Calibri"/>
+          <w:sz w:val="22"/>
+          <w:szCs w:val="22"/>
+        </w:rPr>
+        <w:t>onseca</w:t>
+      </w:r>
+      <w:r>
+        <w:rPr>
+          <w:rFonts w:ascii="Calibri" w:hAnsi="Calibri" w:cs="Calibri"/>
+          <w:sz w:val="22"/>
+          <w:szCs w:val="22"/>
+        </w:rPr>
+        <w:t xml:space="preserve"> (CEFET/RJ) </w:t>
+      </w:r>
+      <w:r>
+        <w:rPr>
+          <w:rFonts w:ascii="Calibri" w:hAnsi="Calibri" w:cs="Calibri"/>
+          <w:b/>
+          <w:bCs/>
+          <w:sz w:val="22"/>
+          <w:szCs w:val="22"/>
+        </w:rPr>
+        <w:pict w14:anchorId="6D0149EA">
+          <v:rect id="_x0000_i1122" style="width:0;height:1.5pt" o:hralign="center" o:hrstd="t" o:hr="t" fillcolor="#a0a0a0" stroked="f"/>
+        </w:pict>
       </w:r>
     </w:p>
     <w:p>
       <w:pPr>
         <w:rPr>
-          <w:b/>
-          <w:bCs/>
-        </w:rPr>
-      </w:pPr>
-      <w:r>
-        <w:rPr>
-          <w:b/>
-          <w:bCs/>
-        </w:rPr>
-        <w:t>DUONEX – Dezembro de 2025 – Janeiro de 2026</w:t>
-      </w:r>
-      <w:r>
-        <w:rPr>
-          <w:b/>
-          <w:bCs/>
-        </w:rPr>
-        <w:t xml:space="preserve"> </w:t>
-      </w:r>
-      <w:r>
-        <w:rPr>
-          <w:b/>
-          <w:bCs/>
-        </w:rPr>
-        <w:t>(Contrato temporário</w:t>
-      </w:r>
-      <w:r>
-        <w:rPr>
-          <w:b/>
-          <w:bCs/>
-        </w:rPr>
-        <w:t xml:space="preserve"> na Espanha</w:t>
-      </w:r>
-      <w:r>
-        <w:rPr>
-          <w:b/>
-          <w:bCs/>
-        </w:rPr>
-        <w:t>)</w:t>
-      </w:r>
-      <w:r>
-        <w:rPr>
-          <w:b/>
-          <w:bCs/>
-        </w:rPr>
-        <w:t xml:space="preserve"> – Desenvolvedor FullStack</w:t>
+          <w:rFonts w:ascii="Calibri" w:hAnsi="Calibri" w:cs="Calibri"/>
+          <w:sz w:val="22"/>
+          <w:szCs w:val="22"/>
+        </w:rPr>
+      </w:pPr>
+      <w:r>
+        <w:rPr>
+          <w:rFonts w:ascii="Calibri" w:hAnsi="Calibri" w:cs="Calibri"/>
+          <w:b/>
+          <w:bCs/>
+          <w:sz w:val="22"/>
+          <w:szCs w:val="22"/>
+        </w:rPr>
+        <w:t>Experiência Internacional – Espanha</w:t>
+      </w:r>
+      <w:r>
+        <w:rPr>
+          <w:rFonts w:ascii="Calibri" w:hAnsi="Calibri" w:cs="Calibri"/>
+          <w:b/>
+          <w:bCs/>
+          <w:sz w:val="22"/>
+          <w:szCs w:val="22"/>
+        </w:rPr>
+        <w:br/>
+      </w:r>
+      <w:proofErr w:type="spellStart"/>
+      <w:r>
+        <w:rPr>
+          <w:rFonts w:ascii="Calibri" w:hAnsi="Calibri" w:cs="Calibri"/>
+          <w:b/>
+          <w:bCs/>
+          <w:sz w:val="22"/>
+          <w:szCs w:val="22"/>
+        </w:rPr>
+        <w:t>Universidad</w:t>
+      </w:r>
+      <w:proofErr w:type="spellEnd"/>
+      <w:r>
+        <w:rPr>
+          <w:rFonts w:ascii="Calibri" w:hAnsi="Calibri" w:cs="Calibri"/>
+          <w:b/>
+          <w:bCs/>
+          <w:sz w:val="22"/>
+          <w:szCs w:val="22"/>
+        </w:rPr>
+        <w:t xml:space="preserve"> de Valladolid | </w:t>
+      </w:r>
+      <w:proofErr w:type="gramStart"/>
+      <w:r>
+        <w:rPr>
+          <w:rFonts w:ascii="Calibri" w:hAnsi="Calibri" w:cs="Calibri"/>
+          <w:b/>
+          <w:bCs/>
+          <w:sz w:val="22"/>
+          <w:szCs w:val="22"/>
+        </w:rPr>
+        <w:t>Setembro</w:t>
+      </w:r>
+      <w:proofErr w:type="gramEnd"/>
+      <w:r>
+        <w:rPr>
+          <w:rFonts w:ascii="Calibri" w:hAnsi="Calibri" w:cs="Calibri"/>
+          <w:b/>
+          <w:bCs/>
+          <w:sz w:val="22"/>
+          <w:szCs w:val="22"/>
+        </w:rPr>
+        <w:t xml:space="preserve"> 2025 – </w:t>
+      </w:r>
+      <w:proofErr w:type="gramStart"/>
+      <w:r>
+        <w:rPr>
+          <w:rFonts w:ascii="Calibri" w:hAnsi="Calibri" w:cs="Calibri"/>
+          <w:b/>
+          <w:bCs/>
+          <w:sz w:val="22"/>
+          <w:szCs w:val="22"/>
+        </w:rPr>
+        <w:t>Fevereiro</w:t>
+      </w:r>
+      <w:proofErr w:type="gramEnd"/>
+      <w:r>
+        <w:rPr>
+          <w:rFonts w:ascii="Calibri" w:hAnsi="Calibri" w:cs="Calibri"/>
+          <w:b/>
+          <w:bCs/>
+          <w:sz w:val="22"/>
+          <w:szCs w:val="22"/>
+        </w:rPr>
+        <w:t xml:space="preserve"> 2026</w:t>
+      </w:r>
+      <w:r>
+        <w:rPr>
+          <w:rFonts w:ascii="Calibri" w:hAnsi="Calibri" w:cs="Calibri"/>
+          <w:sz w:val="22"/>
+          <w:szCs w:val="22"/>
+        </w:rPr>
+        <w:br/>
+      </w:r>
+      <w:r>
+        <w:rPr>
+          <w:rFonts w:ascii="Calibri" w:hAnsi="Calibri" w:cs="Calibri"/>
+          <w:sz w:val="22"/>
+          <w:szCs w:val="22"/>
+        </w:rPr>
+        <w:t xml:space="preserve">Selecionado por mérito acadêmico para bolsas Santander Open </w:t>
+      </w:r>
+      <w:proofErr w:type="spellStart"/>
+      <w:r>
+        <w:rPr>
+          <w:rFonts w:ascii="Calibri" w:hAnsi="Calibri" w:cs="Calibri"/>
+          <w:sz w:val="22"/>
+          <w:szCs w:val="22"/>
+        </w:rPr>
+        <w:t>Academy</w:t>
+      </w:r>
+      <w:proofErr w:type="spellEnd"/>
+      <w:r>
+        <w:rPr>
+          <w:rFonts w:ascii="Calibri" w:hAnsi="Calibri" w:cs="Calibri"/>
+          <w:sz w:val="22"/>
+          <w:szCs w:val="22"/>
+        </w:rPr>
+        <w:t xml:space="preserve"> e CEFET/RJ. Intercâmbio em Engenharia da Computação com atuação profissional paralela como Desenvolvedor Full Stack.</w:t>
+      </w:r>
+      <w:r>
+        <w:rPr>
+          <w:rFonts w:ascii="Calibri" w:hAnsi="Calibri" w:cs="Calibri"/>
+          <w:b/>
+          <w:bCs/>
+          <w:sz w:val="22"/>
+          <w:szCs w:val="22"/>
+        </w:rPr>
+        <w:pict w14:anchorId="0662F220">
+          <v:rect id="_x0000_i1123" style="width:0;height:1.5pt" o:hralign="center" o:hrstd="t" o:hr="t" fillcolor="#a0a0a0" stroked="f"/>
+        </w:pict>
       </w:r>
     </w:p>
     <w:p>
-      <w:r>
-        <w:t>- Desenvolvimento de funcionalidades em aplicações existentes</w:t>
+      <w:pPr>
+        <w:rPr>
+          <w:rFonts w:ascii="Calibri" w:hAnsi="Calibri" w:cs="Calibri"/>
+          <w:b/>
+          <w:bCs/>
+          <w:sz w:val="22"/>
+          <w:szCs w:val="22"/>
+        </w:rPr>
+      </w:pPr>
+      <w:r>
+        <w:rPr>
+          <w:rFonts w:ascii="Calibri" w:hAnsi="Calibri" w:cs="Calibri"/>
+          <w:b/>
+          <w:bCs/>
+          <w:sz w:val="22"/>
+          <w:szCs w:val="22"/>
+        </w:rPr>
+        <w:t>Habilidades Técnicas</w:t>
+      </w:r>
+      <w:r>
+        <w:rPr>
+          <w:rFonts w:ascii="Calibri" w:hAnsi="Calibri" w:cs="Calibri"/>
+          <w:b/>
+          <w:bCs/>
+          <w:sz w:val="22"/>
+          <w:szCs w:val="22"/>
+        </w:rPr>
+        <w:br/>
+      </w:r>
+      <w:proofErr w:type="spellStart"/>
+      <w:r>
+        <w:rPr>
+          <w:rFonts w:ascii="Calibri" w:hAnsi="Calibri" w:cs="Calibri"/>
+          <w:b/>
+          <w:bCs/>
+          <w:sz w:val="22"/>
+          <w:szCs w:val="22"/>
+        </w:rPr>
+        <w:t>Backend</w:t>
+      </w:r>
+      <w:proofErr w:type="spellEnd"/>
+      <w:r>
+        <w:rPr>
+          <w:rFonts w:ascii="Calibri" w:hAnsi="Calibri" w:cs="Calibri"/>
+          <w:sz w:val="22"/>
+          <w:szCs w:val="22"/>
+        </w:rPr>
+        <w:t>:</w:t>
+      </w:r>
+      <w:r>
+        <w:rPr>
+          <w:rFonts w:ascii="Calibri" w:hAnsi="Calibri" w:cs="Calibri"/>
+          <w:sz w:val="22"/>
+          <w:szCs w:val="22"/>
+        </w:rPr>
+        <w:t xml:space="preserve"> </w:t>
+      </w:r>
+      <w:r>
+        <w:rPr>
+          <w:rFonts w:ascii="Calibri" w:hAnsi="Calibri" w:cs="Calibri"/>
+          <w:sz w:val="22"/>
+          <w:szCs w:val="22"/>
+        </w:rPr>
+        <w:t xml:space="preserve">Node.js, </w:t>
+      </w:r>
+      <w:proofErr w:type="spellStart"/>
+      <w:r>
+        <w:rPr>
+          <w:rFonts w:ascii="Calibri" w:hAnsi="Calibri" w:cs="Calibri"/>
+          <w:sz w:val="22"/>
+          <w:szCs w:val="22"/>
+        </w:rPr>
+        <w:t>Typescript</w:t>
+      </w:r>
+      <w:proofErr w:type="spellEnd"/>
+      <w:r>
+        <w:rPr>
+          <w:rFonts w:ascii="Calibri" w:hAnsi="Calibri" w:cs="Calibri"/>
+          <w:sz w:val="22"/>
+          <w:szCs w:val="22"/>
+        </w:rPr>
+        <w:t xml:space="preserve">, </w:t>
+      </w:r>
+      <w:proofErr w:type="spellStart"/>
+      <w:r>
+        <w:rPr>
+          <w:rFonts w:ascii="Calibri" w:hAnsi="Calibri" w:cs="Calibri"/>
+          <w:sz w:val="22"/>
+          <w:szCs w:val="22"/>
+        </w:rPr>
+        <w:t>NestJS</w:t>
+      </w:r>
+      <w:proofErr w:type="spellEnd"/>
+      <w:r>
+        <w:rPr>
+          <w:rFonts w:ascii="Calibri" w:hAnsi="Calibri" w:cs="Calibri"/>
+          <w:sz w:val="22"/>
+          <w:szCs w:val="22"/>
+        </w:rPr>
+        <w:t xml:space="preserve">, APIs </w:t>
+      </w:r>
+      <w:proofErr w:type="spellStart"/>
+      <w:r>
+        <w:rPr>
+          <w:rFonts w:ascii="Calibri" w:hAnsi="Calibri" w:cs="Calibri"/>
+          <w:sz w:val="22"/>
+          <w:szCs w:val="22"/>
+        </w:rPr>
+        <w:t>RESTful</w:t>
+      </w:r>
+      <w:proofErr w:type="spellEnd"/>
+      <w:r>
+        <w:rPr>
+          <w:rFonts w:ascii="Calibri" w:hAnsi="Calibri" w:cs="Calibri"/>
+          <w:sz w:val="22"/>
+          <w:szCs w:val="22"/>
+        </w:rPr>
+        <w:t xml:space="preserve">, Clean </w:t>
+      </w:r>
+      <w:proofErr w:type="spellStart"/>
+      <w:r>
+        <w:rPr>
+          <w:rFonts w:ascii="Calibri" w:hAnsi="Calibri" w:cs="Calibri"/>
+          <w:sz w:val="22"/>
+          <w:szCs w:val="22"/>
+        </w:rPr>
+        <w:t>Architecture</w:t>
+      </w:r>
+      <w:proofErr w:type="spellEnd"/>
+      <w:r>
+        <w:rPr>
+          <w:rFonts w:ascii="Calibri" w:hAnsi="Calibri" w:cs="Calibri"/>
+          <w:sz w:val="22"/>
+          <w:szCs w:val="22"/>
+        </w:rPr>
+        <w:br/>
+      </w:r>
+      <w:proofErr w:type="spellStart"/>
+      <w:r>
+        <w:rPr>
+          <w:rFonts w:ascii="Calibri" w:hAnsi="Calibri" w:cs="Calibri"/>
+          <w:b/>
+          <w:bCs/>
+          <w:sz w:val="22"/>
+          <w:szCs w:val="22"/>
+        </w:rPr>
+        <w:t>Frontend</w:t>
+      </w:r>
+      <w:proofErr w:type="spellEnd"/>
+      <w:r>
+        <w:rPr>
+          <w:rFonts w:ascii="Calibri" w:hAnsi="Calibri" w:cs="Calibri"/>
+          <w:sz w:val="22"/>
+          <w:szCs w:val="22"/>
+        </w:rPr>
+        <w:t>:</w:t>
+      </w:r>
+      <w:r>
+        <w:rPr>
+          <w:rFonts w:ascii="Calibri" w:hAnsi="Calibri" w:cs="Calibri"/>
+          <w:sz w:val="22"/>
+          <w:szCs w:val="22"/>
+        </w:rPr>
+        <w:t xml:space="preserve"> </w:t>
+      </w:r>
+      <w:r>
+        <w:rPr>
+          <w:rFonts w:ascii="Calibri" w:hAnsi="Calibri" w:cs="Calibri"/>
+          <w:sz w:val="22"/>
+          <w:szCs w:val="22"/>
+        </w:rPr>
+        <w:t xml:space="preserve">React.js, Vue.js, </w:t>
+      </w:r>
+      <w:proofErr w:type="gramStart"/>
+      <w:r>
+        <w:rPr>
+          <w:rFonts w:ascii="Calibri" w:hAnsi="Calibri" w:cs="Calibri"/>
+          <w:sz w:val="22"/>
+          <w:szCs w:val="22"/>
+        </w:rPr>
+        <w:t>Angular</w:t>
+      </w:r>
+      <w:proofErr w:type="gramEnd"/>
+      <w:r>
+        <w:rPr>
+          <w:rFonts w:ascii="Calibri" w:hAnsi="Calibri" w:cs="Calibri"/>
+          <w:sz w:val="22"/>
+          <w:szCs w:val="22"/>
+        </w:rPr>
+        <w:t xml:space="preserve"> </w:t>
+      </w:r>
+      <w:r>
+        <w:rPr>
+          <w:rFonts w:ascii="Calibri" w:hAnsi="Calibri" w:cs="Calibri"/>
+          <w:sz w:val="22"/>
+          <w:szCs w:val="22"/>
+        </w:rPr>
+        <w:br/>
+      </w:r>
+      <w:r>
+        <w:rPr>
+          <w:rFonts w:ascii="Calibri" w:hAnsi="Calibri" w:cs="Calibri"/>
+          <w:b/>
+          <w:bCs/>
+          <w:sz w:val="22"/>
+          <w:szCs w:val="22"/>
+        </w:rPr>
+        <w:t xml:space="preserve">Cloud &amp; </w:t>
+      </w:r>
+      <w:proofErr w:type="spellStart"/>
+      <w:r>
+        <w:rPr>
+          <w:rFonts w:ascii="Calibri" w:hAnsi="Calibri" w:cs="Calibri"/>
+          <w:b/>
+          <w:bCs/>
+          <w:sz w:val="22"/>
+          <w:szCs w:val="22"/>
+        </w:rPr>
+        <w:t>DevOps</w:t>
+      </w:r>
+      <w:proofErr w:type="spellEnd"/>
+      <w:r>
+        <w:rPr>
+          <w:rFonts w:ascii="Calibri" w:hAnsi="Calibri" w:cs="Calibri"/>
+          <w:sz w:val="22"/>
+          <w:szCs w:val="22"/>
+        </w:rPr>
+        <w:t>:</w:t>
+      </w:r>
+      <w:r>
+        <w:rPr>
+          <w:rFonts w:ascii="Calibri" w:hAnsi="Calibri" w:cs="Calibri"/>
+          <w:sz w:val="22"/>
+          <w:szCs w:val="22"/>
+        </w:rPr>
+        <w:t xml:space="preserve"> </w:t>
+      </w:r>
+      <w:r>
+        <w:rPr>
+          <w:rFonts w:ascii="Calibri" w:hAnsi="Calibri" w:cs="Calibri"/>
+          <w:sz w:val="22"/>
+          <w:szCs w:val="22"/>
+        </w:rPr>
+        <w:t>AWS, CI/CD, Docker</w:t>
+      </w:r>
+      <w:r>
+        <w:rPr>
+          <w:rFonts w:ascii="Calibri" w:hAnsi="Calibri" w:cs="Calibri"/>
+          <w:sz w:val="22"/>
+          <w:szCs w:val="22"/>
+        </w:rPr>
+        <w:br/>
+      </w:r>
+      <w:r>
+        <w:rPr>
+          <w:rFonts w:ascii="Calibri" w:hAnsi="Calibri" w:cs="Calibri"/>
+          <w:b/>
+          <w:bCs/>
+          <w:sz w:val="22"/>
+          <w:szCs w:val="22"/>
+        </w:rPr>
+        <w:t>Bancos de Dados</w:t>
+      </w:r>
+      <w:r>
+        <w:rPr>
+          <w:rFonts w:ascii="Calibri" w:hAnsi="Calibri" w:cs="Calibri"/>
+          <w:sz w:val="22"/>
+          <w:szCs w:val="22"/>
+        </w:rPr>
+        <w:t>:</w:t>
+      </w:r>
+      <w:r>
+        <w:rPr>
+          <w:rFonts w:ascii="Calibri" w:hAnsi="Calibri" w:cs="Calibri"/>
+          <w:sz w:val="22"/>
+          <w:szCs w:val="22"/>
+        </w:rPr>
+        <w:t xml:space="preserve"> </w:t>
+      </w:r>
+      <w:r>
+        <w:rPr>
+          <w:rFonts w:ascii="Calibri" w:hAnsi="Calibri" w:cs="Calibri"/>
+          <w:sz w:val="22"/>
+          <w:szCs w:val="22"/>
+        </w:rPr>
+        <w:t xml:space="preserve">PostgreSQL, SAP HANA, SQL Server, MySQL (Relacionais), </w:t>
+      </w:r>
+      <w:proofErr w:type="spellStart"/>
+      <w:r>
+        <w:rPr>
+          <w:rFonts w:ascii="Calibri" w:hAnsi="Calibri" w:cs="Calibri"/>
+          <w:sz w:val="22"/>
+          <w:szCs w:val="22"/>
+        </w:rPr>
+        <w:t>MongoDB</w:t>
+      </w:r>
+      <w:proofErr w:type="spellEnd"/>
+      <w:r>
+        <w:rPr>
+          <w:rFonts w:ascii="Calibri" w:hAnsi="Calibri" w:cs="Calibri"/>
+          <w:sz w:val="22"/>
+          <w:szCs w:val="22"/>
+        </w:rPr>
+        <w:t xml:space="preserve"> (</w:t>
+      </w:r>
+      <w:proofErr w:type="spellStart"/>
+      <w:r>
+        <w:rPr>
+          <w:rFonts w:ascii="Calibri" w:hAnsi="Calibri" w:cs="Calibri"/>
+          <w:sz w:val="22"/>
+          <w:szCs w:val="22"/>
+        </w:rPr>
+        <w:t>NoSQL</w:t>
+      </w:r>
+      <w:proofErr w:type="spellEnd"/>
+      <w:r>
+        <w:rPr>
+          <w:rFonts w:ascii="Calibri" w:hAnsi="Calibri" w:cs="Calibri"/>
+          <w:sz w:val="22"/>
+          <w:szCs w:val="22"/>
+        </w:rPr>
+        <w:t>)</w:t>
+      </w:r>
+      <w:r>
+        <w:rPr>
+          <w:rFonts w:ascii="Calibri" w:hAnsi="Calibri" w:cs="Calibri"/>
+          <w:sz w:val="22"/>
+          <w:szCs w:val="22"/>
+        </w:rPr>
+        <w:br/>
+      </w:r>
+      <w:r>
+        <w:rPr>
+          <w:rFonts w:ascii="Calibri" w:hAnsi="Calibri" w:cs="Calibri"/>
+          <w:b/>
+          <w:bCs/>
+          <w:sz w:val="22"/>
+          <w:szCs w:val="22"/>
+        </w:rPr>
+        <w:t>Testes Automatizados</w:t>
+      </w:r>
+      <w:r>
+        <w:rPr>
+          <w:rFonts w:ascii="Calibri" w:hAnsi="Calibri" w:cs="Calibri"/>
+          <w:sz w:val="22"/>
+          <w:szCs w:val="22"/>
+        </w:rPr>
+        <w:t>:</w:t>
+      </w:r>
+      <w:r>
+        <w:rPr>
+          <w:rFonts w:ascii="Calibri" w:hAnsi="Calibri" w:cs="Calibri"/>
+          <w:sz w:val="22"/>
+          <w:szCs w:val="22"/>
+        </w:rPr>
+        <w:t xml:space="preserve"> </w:t>
+      </w:r>
+      <w:proofErr w:type="spellStart"/>
+      <w:r>
+        <w:rPr>
+          <w:rFonts w:ascii="Calibri" w:hAnsi="Calibri" w:cs="Calibri"/>
+          <w:sz w:val="22"/>
+          <w:szCs w:val="22"/>
+        </w:rPr>
+        <w:t>Jest</w:t>
+      </w:r>
+      <w:proofErr w:type="spellEnd"/>
+      <w:r>
+        <w:rPr>
+          <w:rFonts w:ascii="Calibri" w:hAnsi="Calibri" w:cs="Calibri"/>
+          <w:sz w:val="22"/>
+          <w:szCs w:val="22"/>
+        </w:rPr>
+        <w:t xml:space="preserve">, </w:t>
+      </w:r>
+      <w:proofErr w:type="spellStart"/>
+      <w:r>
+        <w:rPr>
+          <w:rFonts w:ascii="Calibri" w:hAnsi="Calibri" w:cs="Calibri"/>
+          <w:sz w:val="22"/>
+          <w:szCs w:val="22"/>
+        </w:rPr>
+        <w:t>Supertest</w:t>
+      </w:r>
+      <w:proofErr w:type="spellEnd"/>
+      <w:r>
+        <w:rPr>
+          <w:rFonts w:ascii="Calibri" w:hAnsi="Calibri" w:cs="Calibri"/>
+          <w:sz w:val="22"/>
+          <w:szCs w:val="22"/>
+        </w:rPr>
+        <w:t>, testes unitários e de integração</w:t>
+      </w:r>
+      <w:r>
+        <w:rPr>
+          <w:rFonts w:ascii="Calibri" w:hAnsi="Calibri" w:cs="Calibri"/>
+          <w:sz w:val="22"/>
+          <w:szCs w:val="22"/>
+        </w:rPr>
+        <w:br/>
+      </w:r>
+      <w:proofErr w:type="spellStart"/>
+      <w:r>
+        <w:rPr>
+          <w:rFonts w:ascii="Calibri" w:hAnsi="Calibri" w:cs="Calibri"/>
+          <w:b/>
+          <w:bCs/>
+          <w:sz w:val="22"/>
+          <w:szCs w:val="22"/>
+        </w:rPr>
+        <w:t>Observabilidade</w:t>
+      </w:r>
+      <w:proofErr w:type="spellEnd"/>
+      <w:r>
+        <w:rPr>
+          <w:rFonts w:ascii="Calibri" w:hAnsi="Calibri" w:cs="Calibri"/>
+          <w:sz w:val="22"/>
+          <w:szCs w:val="22"/>
+        </w:rPr>
+        <w:t>:</w:t>
+      </w:r>
+      <w:r>
+        <w:rPr>
+          <w:rFonts w:ascii="Calibri" w:hAnsi="Calibri" w:cs="Calibri"/>
+          <w:sz w:val="22"/>
+          <w:szCs w:val="22"/>
+        </w:rPr>
+        <w:t xml:space="preserve"> </w:t>
+      </w:r>
+      <w:proofErr w:type="spellStart"/>
+      <w:r>
+        <w:rPr>
+          <w:rFonts w:ascii="Calibri" w:hAnsi="Calibri" w:cs="Calibri"/>
+          <w:sz w:val="22"/>
+          <w:szCs w:val="22"/>
+        </w:rPr>
+        <w:t>Prometheus</w:t>
+      </w:r>
+      <w:proofErr w:type="spellEnd"/>
+      <w:r>
+        <w:rPr>
+          <w:rFonts w:ascii="Calibri" w:hAnsi="Calibri" w:cs="Calibri"/>
+          <w:sz w:val="22"/>
+          <w:szCs w:val="22"/>
+        </w:rPr>
+        <w:t xml:space="preserve">, </w:t>
+      </w:r>
+      <w:proofErr w:type="spellStart"/>
+      <w:r>
+        <w:rPr>
+          <w:rFonts w:ascii="Calibri" w:hAnsi="Calibri" w:cs="Calibri"/>
+          <w:sz w:val="22"/>
+          <w:szCs w:val="22"/>
+        </w:rPr>
+        <w:t>Grafana</w:t>
+      </w:r>
+      <w:proofErr w:type="spellEnd"/>
+      <w:r>
+        <w:rPr>
+          <w:rFonts w:ascii="Calibri" w:hAnsi="Calibri" w:cs="Calibri"/>
+          <w:sz w:val="22"/>
+          <w:szCs w:val="22"/>
+        </w:rPr>
+        <w:br/>
+      </w:r>
+      <w:r>
+        <w:rPr>
+          <w:rFonts w:ascii="Calibri" w:hAnsi="Calibri" w:cs="Calibri"/>
+          <w:b/>
+          <w:bCs/>
+          <w:sz w:val="22"/>
+          <w:szCs w:val="22"/>
+        </w:rPr>
+        <w:t>Mensageria e Integração</w:t>
+      </w:r>
+      <w:r>
+        <w:rPr>
+          <w:rFonts w:ascii="Calibri" w:hAnsi="Calibri" w:cs="Calibri"/>
+          <w:sz w:val="22"/>
+          <w:szCs w:val="22"/>
+        </w:rPr>
+        <w:t>:</w:t>
+      </w:r>
+      <w:r>
+        <w:rPr>
+          <w:rFonts w:ascii="Calibri" w:hAnsi="Calibri" w:cs="Calibri"/>
+          <w:sz w:val="22"/>
+          <w:szCs w:val="22"/>
+        </w:rPr>
+        <w:t xml:space="preserve"> </w:t>
+      </w:r>
+      <w:proofErr w:type="spellStart"/>
+      <w:r>
+        <w:rPr>
+          <w:rFonts w:ascii="Calibri" w:hAnsi="Calibri" w:cs="Calibri"/>
+          <w:sz w:val="22"/>
+          <w:szCs w:val="22"/>
+        </w:rPr>
+        <w:t>RabbitMQ</w:t>
+      </w:r>
+      <w:proofErr w:type="spellEnd"/>
+      <w:r>
+        <w:rPr>
+          <w:rFonts w:ascii="Calibri" w:hAnsi="Calibri" w:cs="Calibri"/>
+          <w:sz w:val="22"/>
+          <w:szCs w:val="22"/>
+        </w:rPr>
+        <w:br/>
+      </w:r>
+      <w:r>
+        <w:rPr>
+          <w:rFonts w:ascii="Calibri" w:hAnsi="Calibri" w:cs="Calibri"/>
+          <w:b/>
+          <w:bCs/>
+          <w:sz w:val="22"/>
+          <w:szCs w:val="22"/>
+        </w:rPr>
+        <w:t>Outras Tecnologias</w:t>
+      </w:r>
+      <w:r>
+        <w:rPr>
+          <w:rFonts w:ascii="Calibri" w:hAnsi="Calibri" w:cs="Calibri"/>
+          <w:sz w:val="22"/>
+          <w:szCs w:val="22"/>
+        </w:rPr>
+        <w:t>:</w:t>
+      </w:r>
+      <w:r>
+        <w:rPr>
+          <w:rFonts w:ascii="Calibri" w:hAnsi="Calibri" w:cs="Calibri"/>
+          <w:sz w:val="22"/>
+          <w:szCs w:val="22"/>
+        </w:rPr>
+        <w:t xml:space="preserve"> </w:t>
+      </w:r>
+      <w:r>
+        <w:rPr>
+          <w:rFonts w:ascii="Calibri" w:hAnsi="Calibri" w:cs="Calibri"/>
+          <w:sz w:val="22"/>
+          <w:szCs w:val="22"/>
+        </w:rPr>
+        <w:t>C#, .NET</w:t>
+      </w:r>
+      <w:r>
+        <w:rPr>
+          <w:rFonts w:ascii="Calibri" w:hAnsi="Calibri" w:cs="Calibri"/>
+          <w:b/>
+          <w:bCs/>
+          <w:sz w:val="22"/>
+          <w:szCs w:val="22"/>
+        </w:rPr>
+        <w:pict w14:anchorId="4B013FFE">
+          <v:rect id="_x0000_i1119" style="width:0;height:1.5pt" o:hralign="center" o:hrstd="t" o:hr="t" fillcolor="#a0a0a0" stroked="f"/>
+        </w:pict>
       </w:r>
     </w:p>
     <w:p>
       <w:pPr>
         <w:rPr>
-          <w:b/>
-          <w:bCs/>
-        </w:rPr>
-      </w:pPr>
-      <w:r>
-        <w:t xml:space="preserve">- Oportunidade híbrida, </w:t>
-      </w:r>
-      <w:r>
-        <w:rPr>
-          <w:b/>
-          <w:bCs/>
-        </w:rPr>
-        <w:t>equipe totalmente espanhola.</w:t>
+          <w:rFonts w:ascii="Calibri" w:hAnsi="Calibri" w:cs="Calibri"/>
+          <w:b/>
+          <w:bCs/>
+          <w:sz w:val="22"/>
+          <w:szCs w:val="22"/>
+        </w:rPr>
+      </w:pPr>
+      <w:r>
+        <w:rPr>
+          <w:rFonts w:ascii="Calibri" w:hAnsi="Calibri" w:cs="Calibri"/>
+          <w:b/>
+          <w:bCs/>
+          <w:sz w:val="22"/>
+          <w:szCs w:val="22"/>
+        </w:rPr>
+        <w:t>IA &amp; Pesquisa Aplicada:</w:t>
+      </w:r>
+      <w:r>
+        <w:rPr>
+          <w:rFonts w:ascii="Calibri" w:hAnsi="Calibri" w:cs="Calibri"/>
+          <w:b/>
+          <w:bCs/>
+          <w:sz w:val="22"/>
+          <w:szCs w:val="22"/>
+        </w:rPr>
+        <w:br/>
+      </w:r>
+      <w:r>
+        <w:rPr>
+          <w:rFonts w:ascii="Calibri" w:hAnsi="Calibri" w:cs="Calibri"/>
+          <w:sz w:val="22"/>
+          <w:szCs w:val="22"/>
+        </w:rPr>
+        <w:t>Fine-</w:t>
+      </w:r>
+      <w:proofErr w:type="spellStart"/>
+      <w:r>
+        <w:rPr>
+          <w:rFonts w:ascii="Calibri" w:hAnsi="Calibri" w:cs="Calibri"/>
+          <w:sz w:val="22"/>
+          <w:szCs w:val="22"/>
+        </w:rPr>
+        <w:t>tuning</w:t>
+      </w:r>
+      <w:proofErr w:type="spellEnd"/>
+      <w:r>
+        <w:rPr>
+          <w:rFonts w:ascii="Calibri" w:hAnsi="Calibri" w:cs="Calibri"/>
+          <w:sz w:val="22"/>
+          <w:szCs w:val="22"/>
+        </w:rPr>
+        <w:t xml:space="preserve"> de modelo </w:t>
+      </w:r>
+      <w:proofErr w:type="spellStart"/>
+      <w:r>
+        <w:rPr>
+          <w:rFonts w:ascii="Calibri" w:hAnsi="Calibri" w:cs="Calibri"/>
+          <w:sz w:val="22"/>
+          <w:szCs w:val="22"/>
+        </w:rPr>
+        <w:t>LLaMA</w:t>
+      </w:r>
+      <w:proofErr w:type="spellEnd"/>
+      <w:r>
+        <w:rPr>
+          <w:rFonts w:ascii="Calibri" w:hAnsi="Calibri" w:cs="Calibri"/>
+          <w:sz w:val="22"/>
+          <w:szCs w:val="22"/>
+        </w:rPr>
+        <w:t xml:space="preserve"> (~1B parâmetros) com </w:t>
+      </w:r>
+      <w:proofErr w:type="spellStart"/>
+      <w:r>
+        <w:rPr>
+          <w:rFonts w:ascii="Calibri" w:hAnsi="Calibri" w:cs="Calibri"/>
+          <w:sz w:val="22"/>
+          <w:szCs w:val="22"/>
+        </w:rPr>
+        <w:t>QLoRA</w:t>
+      </w:r>
+      <w:proofErr w:type="spellEnd"/>
+      <w:r>
+        <w:rPr>
+          <w:rFonts w:ascii="Calibri" w:hAnsi="Calibri" w:cs="Calibri"/>
+          <w:sz w:val="22"/>
+          <w:szCs w:val="22"/>
+        </w:rPr>
+        <w:t xml:space="preserve"> (4 bits) e </w:t>
+      </w:r>
+      <w:proofErr w:type="spellStart"/>
+      <w:r>
+        <w:rPr>
+          <w:rFonts w:ascii="Calibri" w:hAnsi="Calibri" w:cs="Calibri"/>
+          <w:sz w:val="22"/>
+          <w:szCs w:val="22"/>
+        </w:rPr>
+        <w:t>Unsloth</w:t>
+      </w:r>
+      <w:proofErr w:type="spellEnd"/>
+      <w:r>
+        <w:rPr>
+          <w:rFonts w:ascii="Calibri" w:hAnsi="Calibri" w:cs="Calibri"/>
+          <w:sz w:val="22"/>
+          <w:szCs w:val="22"/>
+        </w:rPr>
+        <w:t xml:space="preserve"> para classificação e identificação de ataques </w:t>
+      </w:r>
+      <w:proofErr w:type="spellStart"/>
+      <w:r>
+        <w:rPr>
+          <w:rFonts w:ascii="Calibri" w:hAnsi="Calibri" w:cs="Calibri"/>
+          <w:sz w:val="22"/>
+          <w:szCs w:val="22"/>
+        </w:rPr>
+        <w:t>DDoS</w:t>
+      </w:r>
+      <w:proofErr w:type="spellEnd"/>
+      <w:r>
+        <w:rPr>
+          <w:rFonts w:ascii="Calibri" w:hAnsi="Calibri" w:cs="Calibri"/>
+          <w:sz w:val="22"/>
+          <w:szCs w:val="22"/>
+        </w:rPr>
+        <w:t xml:space="preserve">. Desenvolvimento da ferramenta </w:t>
+      </w:r>
+      <w:proofErr w:type="spellStart"/>
+      <w:r>
+        <w:rPr>
+          <w:rFonts w:ascii="Calibri" w:hAnsi="Calibri" w:cs="Calibri"/>
+          <w:sz w:val="22"/>
+          <w:szCs w:val="22"/>
+        </w:rPr>
+        <w:t>GenGuardian</w:t>
+      </w:r>
+      <w:proofErr w:type="spellEnd"/>
+      <w:r>
+        <w:rPr>
+          <w:rFonts w:ascii="Calibri" w:hAnsi="Calibri" w:cs="Calibri"/>
+          <w:sz w:val="22"/>
+          <w:szCs w:val="22"/>
+        </w:rPr>
+        <w:t>, com pipeline de treinamento, avaliação e execução em ambiente virtualizado com simulação de tráfego malicioso.</w:t>
+      </w:r>
+      <w:r>
+        <w:rPr>
+          <w:rFonts w:ascii="Calibri" w:hAnsi="Calibri" w:cs="Calibri"/>
+          <w:b/>
+          <w:bCs/>
+          <w:sz w:val="22"/>
+          <w:szCs w:val="22"/>
+        </w:rPr>
+        <w:t xml:space="preserve"> </w:t>
+      </w:r>
+      <w:r>
+        <w:rPr>
+          <w:rFonts w:ascii="Calibri" w:hAnsi="Calibri" w:cs="Calibri"/>
+          <w:b/>
+          <w:bCs/>
+          <w:sz w:val="22"/>
+          <w:szCs w:val="22"/>
+        </w:rPr>
+        <w:pict w14:anchorId="0A00C46D">
+          <v:rect id="_x0000_i1120" style="width:0;height:1.5pt" o:hralign="center" o:hrstd="t" o:hr="t" fillcolor="#a0a0a0" stroked="f"/>
+        </w:pict>
       </w:r>
     </w:p>
     <w:p>
-      <w:r>
-        <w:rPr>
-          <w:b/>
-          <w:bCs/>
-        </w:rPr>
-        <w:t xml:space="preserve">- </w:t>
-      </w:r>
-      <w:r>
-        <w:t>Arquitetura utilizando</w:t>
-      </w:r>
-      <w:r>
-        <w:rPr>
-          <w:b/>
-          <w:bCs/>
+      <w:pPr>
+        <w:rPr>
+          <w:rFonts w:ascii="Calibri" w:hAnsi="Calibri" w:cs="Calibri"/>
+          <w:sz w:val="22"/>
+          <w:szCs w:val="22"/>
+        </w:rPr>
+      </w:pPr>
+      <w:r>
+        <w:rPr>
+          <w:rFonts w:ascii="Calibri" w:hAnsi="Calibri" w:cs="Calibri"/>
+          <w:b/>
+          <w:bCs/>
+          <w:sz w:val="22"/>
+          <w:szCs w:val="22"/>
+        </w:rPr>
+        <w:t>Idiomas</w:t>
+      </w:r>
+      <w:r>
+        <w:rPr>
+          <w:rFonts w:ascii="Calibri" w:hAnsi="Calibri" w:cs="Calibri"/>
+          <w:b/>
+          <w:bCs/>
+          <w:sz w:val="22"/>
+          <w:szCs w:val="22"/>
+        </w:rPr>
+        <w:br/>
+      </w:r>
+      <w:r>
+        <w:rPr>
+          <w:rFonts w:ascii="Calibri" w:hAnsi="Calibri" w:cs="Calibri"/>
+          <w:b/>
+          <w:bCs/>
+          <w:sz w:val="22"/>
+          <w:szCs w:val="22"/>
+        </w:rPr>
+        <w:t>Português</w:t>
+      </w:r>
+      <w:r>
+        <w:rPr>
+          <w:rFonts w:ascii="Calibri" w:hAnsi="Calibri" w:cs="Calibri"/>
+          <w:sz w:val="22"/>
+          <w:szCs w:val="22"/>
+        </w:rPr>
+        <w:t>: Nativo</w:t>
+      </w:r>
+      <w:r>
+        <w:rPr>
+          <w:rFonts w:ascii="Calibri" w:hAnsi="Calibri" w:cs="Calibri"/>
+          <w:sz w:val="22"/>
+          <w:szCs w:val="22"/>
+        </w:rPr>
+        <w:t xml:space="preserve">; </w:t>
+      </w:r>
+      <w:r>
+        <w:rPr>
+          <w:rFonts w:ascii="Calibri" w:hAnsi="Calibri" w:cs="Calibri"/>
+          <w:b/>
+          <w:bCs/>
+          <w:sz w:val="22"/>
+          <w:szCs w:val="22"/>
+        </w:rPr>
+        <w:t>Inglês</w:t>
+      </w:r>
+      <w:r>
+        <w:rPr>
+          <w:rFonts w:ascii="Calibri" w:hAnsi="Calibri" w:cs="Calibri"/>
+          <w:sz w:val="22"/>
+          <w:szCs w:val="22"/>
+        </w:rPr>
+        <w:t>: Fluente</w:t>
+      </w:r>
+      <w:r>
+        <w:rPr>
+          <w:rFonts w:ascii="Calibri" w:hAnsi="Calibri" w:cs="Calibri"/>
+          <w:sz w:val="22"/>
+          <w:szCs w:val="22"/>
+        </w:rPr>
+        <w:t>;</w:t>
+      </w:r>
+      <w:r>
+        <w:rPr>
+          <w:rFonts w:ascii="Calibri" w:hAnsi="Calibri" w:cs="Calibri"/>
+          <w:sz w:val="22"/>
+          <w:szCs w:val="22"/>
         </w:rPr>
         <w:t xml:space="preserve"> </w:t>
       </w:r>
       <w:r>
-        <w:t>Clean Architecture</w:t>
-      </w:r>
-      <w:r>
-        <w:t xml:space="preserve"> </w:t>
-      </w:r>
-      <w:r>
-        <w:t>e</w:t>
-      </w:r>
-      <w:r>
-        <w:t xml:space="preserve"> DDD.</w:t>
-      </w:r>
-    </w:p>
-    <w:p>
-      <w:pPr>
-        <w:rPr>
-          <w:lang w:val="en-US"/>
-        </w:rPr>
-      </w:pPr>
-      <w:r>
-        <w:rPr>
-          <w:lang w:val="en-US"/>
-        </w:rPr>
-        <w:t>-Stack:</w:t>
-      </w:r>
-      <w:r>
-        <w:rPr>
-          <w:lang w:val="en-US"/>
-        </w:rPr>
-        <w:t xml:space="preserve"> Node.js, CI/CD, Typescript, </w:t>
-      </w:r>
-      <w:proofErr w:type="spellStart"/>
-      <w:r>
-        <w:rPr>
-          <w:lang w:val="en-US"/>
-        </w:rPr>
-        <w:t>AdonisJS</w:t>
-      </w:r>
-      <w:proofErr w:type="spellEnd"/>
-      <w:r>
-        <w:rPr>
-          <w:lang w:val="en-US"/>
-        </w:rPr>
-        <w:t xml:space="preserve">, Angular, </w:t>
-      </w:r>
-      <w:proofErr w:type="spellStart"/>
-      <w:r>
-        <w:rPr>
-          <w:lang w:val="en-US"/>
-        </w:rPr>
-        <w:t>Mysql</w:t>
-      </w:r>
-      <w:proofErr w:type="spellEnd"/>
-      <w:r>
-        <w:rPr>
-          <w:lang w:val="en-US"/>
-        </w:rPr>
-        <w:t xml:space="preserve">, </w:t>
-      </w:r>
-      <w:proofErr w:type="spellStart"/>
-      <w:r>
-        <w:rPr>
-          <w:lang w:val="en-US"/>
-        </w:rPr>
-        <w:t>RxJS</w:t>
-      </w:r>
-      <w:proofErr w:type="spellEnd"/>
-      <w:r>
-        <w:rPr>
-          <w:lang w:val="en-US"/>
-        </w:rPr>
-        <w:t>, pipes, reactive forms</w:t>
-      </w:r>
-    </w:p>
-    <w:p>
-      <w:pPr>
-        <w:rPr>
-          <w:b/>
-          <w:bCs/>
-        </w:rPr>
-      </w:pPr>
-      <w:r>
-        <w:rPr>
-          <w:b/>
-          <w:bCs/>
-        </w:rPr>
-        <w:lastRenderedPageBreak/>
-        <w:t>GE Aerospace</w:t>
-      </w:r>
-      <w:r>
-        <w:rPr>
-          <w:b/>
-          <w:bCs/>
-        </w:rPr>
-        <w:t xml:space="preserve"> -  Maio de 2025 – </w:t>
-      </w:r>
-      <w:r>
-        <w:rPr>
-          <w:b/>
-          <w:bCs/>
-        </w:rPr>
-        <w:t xml:space="preserve"> Agosto 2025</w:t>
-      </w:r>
-      <w:r>
-        <w:rPr>
-          <w:b/>
-          <w:bCs/>
-        </w:rPr>
-        <w:t xml:space="preserve"> </w:t>
-      </w:r>
-      <w:r>
-        <w:rPr>
-          <w:b/>
-          <w:bCs/>
-        </w:rPr>
-        <w:t xml:space="preserve"> (Desenvolvedor Full Stack)</w:t>
-      </w:r>
-    </w:p>
-    <w:p>
-      <w:r>
-        <w:t xml:space="preserve">- </w:t>
-      </w:r>
-      <w:r>
-        <w:t xml:space="preserve">Desenvolvimento de sistemas </w:t>
-      </w:r>
-      <w:r>
-        <w:rPr>
-          <w:b/>
-          <w:bCs/>
-        </w:rPr>
-        <w:t>Full Stack</w:t>
-      </w:r>
-      <w:r>
-        <w:t xml:space="preserve"> utilizando NestJS e Vue.js, com foco em </w:t>
-      </w:r>
-      <w:r>
-        <w:rPr>
-          <w:b/>
-          <w:bCs/>
-        </w:rPr>
-        <w:t>escalabilidade e eficiência</w:t>
-      </w:r>
-      <w:r>
-        <w:t xml:space="preserve">, </w:t>
-      </w:r>
-      <w:r>
-        <w:rPr>
-          <w:b/>
-          <w:bCs/>
-        </w:rPr>
-        <w:t>participando desde a arquitetura até o deploy</w:t>
-      </w:r>
-      <w:r>
-        <w:t xml:space="preserve"> em produção</w:t>
-      </w:r>
-      <w:r>
-        <w:br/>
-      </w:r>
-      <w:r>
-        <w:t xml:space="preserve">- Melhorias </w:t>
-      </w:r>
-      <w:r>
-        <w:t>contínuas</w:t>
-      </w:r>
-      <w:r>
-        <w:t xml:space="preserve">, sustentação, </w:t>
-      </w:r>
-      <w:r>
-        <w:rPr>
-          <w:b/>
-          <w:bCs/>
-        </w:rPr>
-        <w:t>arquitetura de soluções</w:t>
-      </w:r>
-      <w:r>
-        <w:t xml:space="preserve"> e </w:t>
-      </w:r>
-      <w:r>
-        <w:t>gerenciamento</w:t>
-      </w:r>
-      <w:r>
-        <w:t xml:space="preserve"> e manipulação de dados com PostgreSQL e SAP Hana</w:t>
-      </w:r>
-    </w:p>
-    <w:p>
-      <w:r>
-        <w:t xml:space="preserve">-Implementação de </w:t>
-      </w:r>
-      <w:r>
-        <w:t>observabilidade</w:t>
-      </w:r>
-      <w:r>
-        <w:t xml:space="preserve"> </w:t>
-      </w:r>
-      <w:r>
-        <w:t>utilizando Prometheus e Grafana para identificação de pontos críticos e aplicação de melhorias de performance.</w:t>
-      </w:r>
-    </w:p>
-    <w:p>
-      <w:pPr>
-        <w:rPr>
-          <w:u w:val="single"/>
-        </w:rPr>
-      </w:pPr>
-      <w:r>
-        <w:t>Stack: Node.js</w:t>
-      </w:r>
-      <w:r>
-        <w:t>, Nest.js, Prometheus, Grafana, AWS, Cloud, React.js, Vue.js, Pyt</w:t>
-      </w:r>
-      <w:r>
-        <w:t>h</w:t>
-      </w:r>
-      <w:r>
-        <w:t>on, Hana, Postgres, Windows Servers, Testes unitá</w:t>
-      </w:r>
-      <w:r>
-        <w:t>rios, Testes de integração</w:t>
-      </w:r>
-    </w:p>
-    <w:p>
-      <w:pPr>
-        <w:rPr>
-          <w:u w:val="single"/>
-        </w:rPr>
-      </w:pPr>
-      <w:r>
-        <w:rPr>
-          <w:b/>
-          <w:bCs/>
-        </w:rPr>
-        <w:t>GE Aerospace (Estagiário Desenvolvedor Full Stack)</w:t>
-      </w:r>
-      <w:r>
-        <w:rPr>
-          <w:b/>
-          <w:bCs/>
-        </w:rPr>
-        <w:br/>
-      </w:r>
-      <w:r>
-        <w:rPr>
-          <w:b/>
-          <w:bCs/>
-        </w:rPr>
-        <w:t>A</w:t>
-      </w:r>
-      <w:r>
-        <w:rPr>
-          <w:b/>
-          <w:bCs/>
-        </w:rPr>
-        <w:t xml:space="preserve">bril de 2023 </w:t>
-      </w:r>
-      <w:r>
-        <w:rPr>
-          <w:b/>
-          <w:bCs/>
-        </w:rPr>
-        <w:t>–</w:t>
-      </w:r>
-      <w:r>
-        <w:rPr>
-          <w:b/>
-          <w:bCs/>
-        </w:rPr>
-        <w:t xml:space="preserve"> </w:t>
-      </w:r>
-      <w:r>
-        <w:rPr>
-          <w:b/>
-          <w:bCs/>
-        </w:rPr>
-        <w:t>Maio 2025</w:t>
-      </w:r>
-    </w:p>
-    <w:p>
-      <w:r>
-        <w:rPr>
-          <w:b/>
-          <w:bCs/>
-        </w:rPr>
-        <w:t>Advice Compliance Solutions (Estagiário C#)</w:t>
-      </w:r>
-      <w:r>
-        <w:rPr>
-          <w:b/>
-          <w:bCs/>
-        </w:rPr>
-        <w:br/>
-        <w:t>Dezembro 2021 - Janeiro 2023</w:t>
-      </w:r>
-      <w:r>
-        <w:rPr>
-          <w:b/>
-          <w:bCs/>
-        </w:rPr>
-        <w:br/>
-      </w:r>
-      <w:r>
-        <w:t>-</w:t>
-      </w:r>
-      <w:r>
-        <w:t xml:space="preserve"> Implementação de APIs RESTful em C# e .NET, com integração de banco de dados SQL Server, otimizando processos de compliance para clientes corporativos</w:t>
-      </w:r>
-      <w:r>
-        <w:t xml:space="preserve"> e d</w:t>
-      </w:r>
-      <w:r>
-        <w:t xml:space="preserve">esenvolvimento de funcionalidades </w:t>
-      </w:r>
-      <w:r>
-        <w:t xml:space="preserve">em </w:t>
-      </w:r>
-      <w:r>
-        <w:t>JavaScript para aplicações de compliance existentes</w:t>
-      </w:r>
-    </w:p>
-    <w:p>
-      <w:r>
-        <w:t xml:space="preserve">Stack: .NET, C#, </w:t>
-      </w:r>
-      <w:r>
-        <w:t>APIs</w:t>
-      </w:r>
-      <w:r>
-        <w:t>, JavaScript</w:t>
-      </w:r>
-    </w:p>
-    <w:p>
-      <w:pPr>
-        <w:rPr>
-          <w:u w:val="single"/>
-        </w:rPr>
-      </w:pPr>
-      <w:r>
-        <w:rPr>
-          <w:b/>
-          <w:bCs/>
-        </w:rPr>
-        <w:t>Orange Business Services (Estagiário L</w:t>
-      </w:r>
-      <w:r>
-        <w:rPr>
-          <w:b/>
-          <w:bCs/>
-        </w:rPr>
-        <w:t>DM/NAM</w:t>
-      </w:r>
-      <w:r>
-        <w:rPr>
-          <w:b/>
-          <w:bCs/>
-        </w:rPr>
-        <w:t>)</w:t>
-      </w:r>
-      <w:r>
-        <w:rPr>
-          <w:b/>
-          <w:bCs/>
-        </w:rPr>
-        <w:br/>
-        <w:t>Novembro 2020 - Novembro 2021</w:t>
-      </w:r>
-      <w:r>
-        <w:rPr>
-          <w:b/>
-          <w:bCs/>
-        </w:rPr>
-        <w:br/>
-      </w:r>
-      <w:r>
-        <w:rPr>
-          <w:b/>
-          <w:bCs/>
-        </w:rPr>
-        <w:t>-</w:t>
-      </w:r>
-      <w:r>
-        <w:rPr>
-          <w:b/>
-          <w:bCs/>
-        </w:rPr>
-        <w:t xml:space="preserve"> </w:t>
-      </w:r>
-      <w:r>
-        <w:t xml:space="preserve">Gerenciamento de ordens e projetos de implantação de redes para a região América do Norte, </w:t>
-      </w:r>
-      <w:r>
-        <w:rPr>
-          <w:b/>
-          <w:bCs/>
-        </w:rPr>
-        <w:t>atuando em um time internacional</w:t>
-      </w:r>
-    </w:p>
-    <w:p>
-      <w:pPr>
-        <w:rPr>
-          <w:b/>
-          <w:bCs/>
-        </w:rPr>
-      </w:pPr>
-      <w:r>
-        <w:rPr>
-          <w:b/>
-          <w:bCs/>
-        </w:rPr>
-        <w:pict w14:anchorId="106D82D8">
-          <v:rect id="_x0000_i1027" style="width:0;height:1.5pt" o:hralign="center" o:hrstd="t" o:hr="t" fillcolor="#a0a0a0" stroked="f"/>
-        </w:pict>
-      </w:r>
-    </w:p>
-    <w:p>
-      <w:r>
-        <w:rPr>
-          <w:b/>
-          <w:bCs/>
-        </w:rPr>
-        <w:t>Formação</w:t>
-      </w:r>
-      <w:r>
-        <w:rPr>
-          <w:b/>
-          <w:bCs/>
-        </w:rPr>
-        <w:br/>
-      </w:r>
-      <w:r>
-        <w:rPr>
-          <w:b/>
-          <w:bCs/>
-        </w:rPr>
-        <w:t>Graduação em Engenharia da Computação</w:t>
-      </w:r>
-      <w:r>
-        <w:br/>
-        <w:t>Centro Federal de Educação Tecnológica - Celso Suckow (CEFET/RJ)</w:t>
-      </w:r>
-    </w:p>
-    <w:p>
-      <w:pPr>
-        <w:rPr>
-          <w:b/>
-          <w:bCs/>
-        </w:rPr>
-      </w:pPr>
-      <w:r>
-        <w:rPr>
-          <w:b/>
-          <w:bCs/>
-        </w:rPr>
-        <w:t>Intercâmbio internacional</w:t>
-      </w:r>
-      <w:r>
-        <w:t xml:space="preserve"> (set. 2025 – fev. 2026), </w:t>
-      </w:r>
-      <w:r>
-        <w:rPr>
-          <w:b/>
-          <w:bCs/>
-        </w:rPr>
-        <w:t>Universidade de Valladolid, Espanha</w:t>
-      </w:r>
-      <w:r>
-        <w:rPr>
-          <w:b/>
-          <w:bCs/>
-        </w:rPr>
-        <w:t xml:space="preserve"> </w:t>
-      </w:r>
-    </w:p>
-    <w:p>
-      <w:pPr>
-        <w:rPr>
-          <w:b/>
-          <w:bCs/>
-        </w:rPr>
-      </w:pPr>
-      <w:r>
-        <w:rPr>
-          <w:b/>
-          <w:bCs/>
-        </w:rPr>
-        <w:t>Selecionado pela bolsa de mobilidade Santander Academy 2025-2026</w:t>
-      </w:r>
-      <w:r>
-        <w:rPr>
-          <w:b/>
-          <w:bCs/>
-        </w:rPr>
-        <w:br/>
-      </w:r>
-      <w:r>
-        <w:rPr>
-          <w:b/>
-          <w:bCs/>
-        </w:rPr>
-        <w:t xml:space="preserve">Cursando </w:t>
-      </w:r>
-      <w:r>
-        <w:rPr>
-          <w:b/>
-          <w:bCs/>
-        </w:rPr>
-        <w:t>10º</w:t>
-      </w:r>
-      <w:r>
-        <w:rPr>
-          <w:b/>
-          <w:bCs/>
-        </w:rPr>
-        <w:t xml:space="preserve"> período, previsão de formação em julho de 202</w:t>
-      </w:r>
-      <w:r>
-        <w:rPr>
-          <w:b/>
-          <w:bCs/>
-        </w:rPr>
-        <w:t>6</w:t>
-      </w:r>
-    </w:p>
-    <w:p>
-      <w:pPr>
-        <w:rPr>
-          <w:b/>
-          <w:bCs/>
-        </w:rPr>
-      </w:pPr>
-      <w:r>
-        <w:rPr>
-          <w:b/>
-          <w:bCs/>
-        </w:rPr>
-        <w:t>Selecionado para bolsa de ajuda de custos no intercambio pelo CEFET/RJ</w:t>
-      </w:r>
-    </w:p>
-    <w:p>
-      <w:pPr>
-        <w:rPr>
-          <w:b/>
-          <w:bCs/>
-          <w:u w:val="single"/>
-        </w:rPr>
-      </w:pPr>
-      <w:r>
-        <w:rPr>
-          <w:b/>
-          <w:bCs/>
-        </w:rPr>
-        <w:t>Trabalho de conclusão de curso utilizando modelos LLM e realização de finetuning para identificação de ataques DdoS.</w:t>
-      </w:r>
-    </w:p>
-    <w:p>
-      <w:pPr>
-        <w:rPr>
-          <w:b/>
-          <w:bCs/>
-        </w:rPr>
-      </w:pPr>
-      <w:r>
-        <w:rPr>
-          <w:b/>
-          <w:bCs/>
-        </w:rPr>
-        <w:lastRenderedPageBreak/>
-        <w:t>Habilidades</w:t>
-      </w:r>
-    </w:p>
-    <w:p>
-      <w:r>
-        <w:rPr>
-          <w:b/>
-          <w:bCs/>
-        </w:rPr>
-        <w:t>Linguagens:</w:t>
-      </w:r>
-      <w:r>
-        <w:br/>
-        <w:t>JavaScript (Node.js, React.js, Vue.js, Nest.js</w:t>
-      </w:r>
-      <w:r>
-        <w:t>, Adonis.js, Angu</w:t>
-      </w:r>
-      <w:r>
-        <w:t>lar</w:t>
-      </w:r>
-      <w:r>
-        <w:t>), C# (.NET), Python, Java</w:t>
-      </w:r>
-      <w:r>
-        <w:t xml:space="preserve">, </w:t>
-      </w:r>
-      <w:r>
-        <w:t>C</w:t>
-      </w:r>
-    </w:p>
-    <w:p>
-      <w:pPr>
-        <w:rPr>
-          <w:u w:val="single"/>
-        </w:rPr>
-      </w:pPr>
-      <w:r>
-        <w:rPr>
-          <w:b/>
-          <w:bCs/>
-        </w:rPr>
-        <w:t>Banco de Dados:</w:t>
-      </w:r>
-      <w:r>
-        <w:br/>
-        <w:t>PostgreSQL, SAP Hana, SQL Server</w:t>
-      </w:r>
-      <w:r>
-        <w:t>, MySQL, MongoDB</w:t>
-      </w:r>
-    </w:p>
-    <w:p>
-      <w:pPr>
-        <w:rPr>
-          <w:lang w:val="en-US"/>
-        </w:rPr>
-      </w:pPr>
-      <w:r>
-        <w:rPr>
-          <w:b/>
-          <w:bCs/>
-          <w:lang w:val="en-US"/>
-        </w:rPr>
-        <w:t>Ferramentas:</w:t>
-      </w:r>
-      <w:r>
-        <w:rPr>
-          <w:lang w:val="en-US"/>
-        </w:rPr>
-        <w:br/>
-        <w:t xml:space="preserve">RabbitMQ, Docker, Git, Swagger, Postman, Insomnia, </w:t>
-      </w:r>
-      <w:proofErr w:type="spellStart"/>
-      <w:r>
-        <w:rPr>
-          <w:lang w:val="en-US"/>
-        </w:rPr>
-        <w:t>DBeaver</w:t>
-      </w:r>
-      <w:proofErr w:type="spellEnd"/>
-    </w:p>
-    <w:p>
-      <w:r>
-        <w:rPr>
-          <w:b/>
-          <w:bCs/>
-        </w:rPr>
-        <w:t>Metodologias:</w:t>
-      </w:r>
-      <w:r>
-        <w:br/>
-        <w:t>Scrum, CI/CD</w:t>
-      </w:r>
-    </w:p>
-    <w:p>
-      <w:pPr>
-        <w:rPr>
-          <w:b/>
-          <w:bCs/>
-        </w:rPr>
-      </w:pPr>
-      <w:r>
-        <w:rPr>
-          <w:b/>
-          <w:bCs/>
-        </w:rPr>
-        <w:t>Interesses:</w:t>
-      </w:r>
-      <w:r>
-        <w:rPr>
-          <w:b/>
-          <w:bCs/>
-        </w:rPr>
-        <w:br/>
-      </w:r>
-      <w:r>
-        <w:t xml:space="preserve">Desenvolvimento e arquitetura de sistemas, </w:t>
-      </w:r>
-      <w:r>
-        <w:t>microsserviços</w:t>
-      </w:r>
-      <w:r>
-        <w:t>, APIs, Cloud, segurança, desempenho de aplicações, integração de sistemas</w:t>
-      </w:r>
-      <w:r>
-        <w:t>, gerenciamento de equipes e projetos.</w:t>
-      </w:r>
-      <w:r>
-        <w:rPr>
-          <w:b/>
-          <w:bCs/>
-        </w:rPr>
-        <w:pict w14:anchorId="4B013FFE">
-          <v:rect id="_x0000_i1028" style="width:0;height:1.5pt" o:hralign="center" o:hrstd="t" o:hr="t" fillcolor="#a0a0a0" stroked="f"/>
-        </w:pict>
-      </w:r>
-    </w:p>
-    <w:p>
-      <w:r>
-        <w:rPr>
-          <w:b/>
-          <w:bCs/>
-        </w:rPr>
-        <w:t>Qualificações Complementares</w:t>
-      </w:r>
-      <w:r>
-        <w:rPr>
-          <w:b/>
-          <w:bCs/>
-        </w:rPr>
-        <w:br/>
-      </w:r>
-      <w:r>
-        <w:t xml:space="preserve">- </w:t>
-      </w:r>
-      <w:r>
-        <w:t>Certificado em Desenvolvimento Fullstack com Node.js</w:t>
-      </w:r>
-      <w:r>
-        <w:t xml:space="preserve"> </w:t>
-      </w:r>
-      <w:r>
-        <w:br/>
-      </w:r>
-      <w:r>
-        <w:t xml:space="preserve">- </w:t>
-      </w:r>
-      <w:r>
-        <w:t>Treinamento intensivo em Cibersegurança</w:t>
-      </w:r>
-      <w:r>
-        <w:br/>
-      </w:r>
-      <w:r>
-        <w:t xml:space="preserve">- </w:t>
-      </w:r>
-      <w:r>
-        <w:t>Bootcamp .NET</w:t>
-      </w:r>
-      <w:r>
-        <w:br/>
-      </w:r>
-      <w:r>
-        <w:t xml:space="preserve">- </w:t>
-      </w:r>
-      <w:r>
-        <w:t>Bootcamp Banco de dados relacionais</w:t>
-      </w:r>
-    </w:p>
-    <w:p>
-      <w:pPr>
-        <w:rPr>
-          <w:b/>
-          <w:bCs/>
-        </w:rPr>
-      </w:pPr>
-      <w:r>
-        <w:t>- Iniciação cientifica em IA Generativa</w:t>
-      </w:r>
-      <w:r>
-        <w:t xml:space="preserve"> pelo Cefet/RJ</w:t>
-      </w:r>
-      <w:r>
-        <w:rPr>
-          <w:b/>
-          <w:bCs/>
-        </w:rPr>
-        <w:pict w14:anchorId="0A00C46D">
-          <v:rect id="_x0000_i1029" style="width:0;height:1.5pt" o:hralign="center" o:hrstd="t" o:hr="t" fillcolor="#a0a0a0" stroked="f"/>
-        </w:pict>
-      </w:r>
-    </w:p>
-    <w:p>
-      <w:r>
-        <w:rPr>
-          <w:b/>
-          <w:bCs/>
-        </w:rPr>
-        <w:t>Idiomas</w:t>
-      </w:r>
-      <w:r>
-        <w:rPr>
-          <w:b/>
-          <w:bCs/>
-        </w:rPr>
-        <w:br/>
-      </w:r>
-      <w:r>
-        <w:t>Português: Nativo</w:t>
-      </w:r>
-      <w:r>
-        <w:br/>
-        <w:t xml:space="preserve">Inglês: </w:t>
-      </w:r>
-      <w:r>
+        <w:rPr>
+          <w:rFonts w:ascii="Calibri" w:hAnsi="Calibri" w:cs="Calibri"/>
+          <w:b/>
+          <w:bCs/>
+          <w:sz w:val="22"/>
+          <w:szCs w:val="22"/>
+        </w:rPr>
+        <w:t>Espanhol</w:t>
+      </w:r>
+      <w:r>
+        <w:rPr>
+          <w:rFonts w:ascii="Calibri" w:hAnsi="Calibri" w:cs="Calibri"/>
+          <w:sz w:val="22"/>
+          <w:szCs w:val="22"/>
+        </w:rPr>
+        <w:t xml:space="preserve">: </w:t>
+      </w:r>
+      <w:r>
+        <w:rPr>
+          <w:rFonts w:ascii="Calibri" w:hAnsi="Calibri" w:cs="Calibri"/>
+          <w:sz w:val="22"/>
+          <w:szCs w:val="22"/>
+        </w:rPr>
         <w:t>Fluente</w:t>
       </w:r>
       <w:r>
-        <w:t xml:space="preserve"> </w:t>
-      </w:r>
-      <w:r>
-        <w:t xml:space="preserve">- </w:t>
-      </w:r>
-      <w:r>
-        <w:t>Proficiência avançada em ambientes de trabalho internacionais</w:t>
-      </w:r>
-      <w:r>
-        <w:br/>
-        <w:t xml:space="preserve">Espanhol: </w:t>
-      </w:r>
-      <w:r>
-        <w:t>Fluente</w:t>
-      </w:r>
-      <w:r>
-        <w:t xml:space="preserve"> – </w:t>
-      </w:r>
-      <w:r>
-        <w:t>Proficiência</w:t>
-      </w:r>
-      <w:r>
-        <w:t xml:space="preserve"> </w:t>
-      </w:r>
-      <w:r>
-        <w:t xml:space="preserve">avançada </w:t>
-      </w:r>
-      <w:r>
-        <w:t>após</w:t>
-      </w:r>
-      <w:r>
-        <w:t xml:space="preserve"> </w:t>
-      </w:r>
-      <w:r>
-        <w:t xml:space="preserve">morar na </w:t>
-      </w:r>
-      <w:r>
-        <w:t>Espanha</w:t>
-      </w:r>
-      <w:r>
-        <w:t xml:space="preserve"> por 6 meses.</w:t>
-      </w:r>
-      <w:r>
-        <w:br/>
-        <w:t>Francês: Básico</w:t>
+        <w:rPr>
+          <w:rFonts w:ascii="Calibri" w:hAnsi="Calibri" w:cs="Calibri"/>
+          <w:sz w:val="22"/>
+          <w:szCs w:val="22"/>
+        </w:rPr>
+        <w:t xml:space="preserve">; </w:t>
+      </w:r>
+      <w:r>
+        <w:rPr>
+          <w:rFonts w:ascii="Calibri" w:hAnsi="Calibri" w:cs="Calibri"/>
+          <w:b/>
+          <w:bCs/>
+          <w:sz w:val="22"/>
+          <w:szCs w:val="22"/>
+        </w:rPr>
+        <w:t>Francês</w:t>
+      </w:r>
+      <w:r>
+        <w:rPr>
+          <w:rFonts w:ascii="Calibri" w:hAnsi="Calibri" w:cs="Calibri"/>
+          <w:sz w:val="22"/>
+          <w:szCs w:val="22"/>
+        </w:rPr>
+        <w:t>: Básico</w:t>
+      </w:r>
+      <w:r>
+        <w:rPr>
+          <w:rFonts w:ascii="Calibri" w:hAnsi="Calibri" w:cs="Calibri"/>
+          <w:sz w:val="22"/>
+          <w:szCs w:val="22"/>
+        </w:rPr>
+        <w:t>.</w:t>
       </w:r>
     </w:p>
     <w:sectPr>
@@ -1356,6 +2783,155 @@
 <file path=word/numbering.xml><?xml version="1.0" encoding="utf-8"?>
 <w:numbering xmlns:wpc="http://schemas.microsoft.com/office/word/2010/wordprocessingCanvas" xmlns:cx="http://schemas.microsoft.com/office/drawing/2014/chartex" xmlns:cx1="http://schemas.microsoft.com/office/drawing/2015/9/8/chartex" xmlns:cx2="http://schemas.microsoft.com/office/drawing/2015/10/21/chartex" xmlns:cx3="http://schemas.microsoft.com/office/drawing/2016/5/9/chartex" xmlns:cx4="http://schemas.microsoft.com/office/drawing/2016/5/10/chartex" xmlns:cx5="http://schemas.microsoft.com/office/drawing/2016/5/11/chartex" xmlns:cx6="http://schemas.microsoft.com/office/drawing/2016/5/12/chartex" xmlns:cx7="http://schemas.microsoft.com/office/drawing/2016/5/13/chartex" xmlns:cx8="http://schemas.microsoft.com/office/drawing/2016/5/14/chartex" xmlns:mc="http://schemas.openxmlformats.org/markup-compatibility/2006" xmlns:aink="http://schemas.microsoft.com/office/drawing/2016/ink" xmlns:am3d="http://schemas.microsoft.com/office/drawing/2017/model3d" xmlns:o="urn:schemas-microsoft-com:office:office" xmlns:oel="http://schemas.microsoft.com/office/2019/extlst" xmlns:r="http://schemas.openxmlformats.org/officeDocument/2006/relationships" xmlns:m="http://schemas.openxmlformats.org/officeDocument/2006/math" xmlns:v="urn:schemas-microsoft-com:vml" xmlns:wp14="http://schemas.microsoft.com/office/word/2010/wordprocessingDrawing" xmlns:wp="http://schemas.openxmlformats.org/drawingml/2006/wordprocessingDrawing" xmlns:w10="urn:schemas-microsoft-com:office:word" xmlns:w="http://schemas.openxmlformats.org/wordprocessingml/2006/main" xmlns:w14="http://schemas.microsoft.com/office/word/2010/wordml" xmlns:w15="http://schemas.microsoft.com/office/word/2012/wordml" xmlns:w16cex="http://schemas.microsoft.com/office/word/2018/wordml/cex" xmlns:w16cid="http://schemas.microsoft.com/office/word/2016/wordml/cid" xmlns:w16="http://schemas.microsoft.com/office/word/2018/wordml" xmlns:w16du="http://schemas.microsoft.com/office/word/2023/wordml/word16du" xmlns:w16sdtdh="http://schemas.microsoft.com/office/word/2020/wordml/sdtdatahash" xmlns:w16sdtfl="http://schemas.microsoft.com/office/word/2024/wordml/sdtformatlock" xmlns:w16se="http://schemas.microsoft.com/office/word/2015/wordml/symex" xmlns:wpg="http://schemas.microsoft.com/office/word/2010/wordprocessingGroup" xmlns:wpi="http://schemas.microsoft.com/office/word/2010/wordprocessingInk" xmlns:wne="http://schemas.microsoft.com/office/word/2006/wordml" xmlns:wps="http://schemas.microsoft.com/office/word/2010/wordprocessingShape" mc:Ignorable="w14 w15 w16se w16cid w16 w16cex w16sdtdh w16sdtfl w16du wp14">
   <w:abstractNum w:abstractNumId="0" w15:restartNumberingAfterBreak="0">
+    <w:nsid w:val="04F607F2"/>
+    <w:multiLevelType w:val="multilevel"/>
+    <w:tmpl w:val="E050190C"/>
+    <w:lvl w:ilvl="0">
+      <w:start w:val="1"/>
+      <w:numFmt w:val="bullet"/>
+      <w:lvlText w:val=""/>
+      <w:lvlJc w:val="left"/>
+      <w:pPr>
+        <w:tabs>
+          <w:tab w:val="num" w:pos="720"/>
+        </w:tabs>
+        <w:ind w:left="720" w:hanging="360"/>
+      </w:pPr>
+      <w:rPr>
+        <w:rFonts w:ascii="Symbol" w:hAnsi="Symbol" w:hint="default"/>
+        <w:sz w:val="20"/>
+      </w:rPr>
+    </w:lvl>
+    <w:lvl w:ilvl="1" w:tentative="1">
+      <w:start w:val="1"/>
+      <w:numFmt w:val="bullet"/>
+      <w:lvlText w:val="o"/>
+      <w:lvlJc w:val="left"/>
+      <w:pPr>
+        <w:tabs>
+          <w:tab w:val="num" w:pos="1440"/>
+        </w:tabs>
+        <w:ind w:left="1440" w:hanging="360"/>
+      </w:pPr>
+      <w:rPr>
+        <w:rFonts w:ascii="Courier New" w:hAnsi="Courier New" w:hint="default"/>
+        <w:sz w:val="20"/>
+      </w:rPr>
+    </w:lvl>
+    <w:lvl w:ilvl="2" w:tentative="1">
+      <w:start w:val="1"/>
+      <w:numFmt w:val="bullet"/>
+      <w:lvlText w:val=""/>
+      <w:lvlJc w:val="left"/>
+      <w:pPr>
+        <w:tabs>
+          <w:tab w:val="num" w:pos="2160"/>
+        </w:tabs>
+        <w:ind w:left="2160" w:hanging="360"/>
+      </w:pPr>
+      <w:rPr>
+        <w:rFonts w:ascii="Wingdings" w:hAnsi="Wingdings" w:hint="default"/>
+        <w:sz w:val="20"/>
+      </w:rPr>
+    </w:lvl>
+    <w:lvl w:ilvl="3" w:tentative="1">
+      <w:start w:val="1"/>
+      <w:numFmt w:val="bullet"/>
+      <w:lvlText w:val=""/>
+      <w:lvlJc w:val="left"/>
+      <w:pPr>
+        <w:tabs>
+          <w:tab w:val="num" w:pos="2880"/>
+        </w:tabs>
+        <w:ind w:left="2880" w:hanging="360"/>
+      </w:pPr>
+      <w:rPr>
+        <w:rFonts w:ascii="Wingdings" w:hAnsi="Wingdings" w:hint="default"/>
+        <w:sz w:val="20"/>
+      </w:rPr>
+    </w:lvl>
+    <w:lvl w:ilvl="4" w:tentative="1">
+      <w:start w:val="1"/>
+      <w:numFmt w:val="bullet"/>
+      <w:lvlText w:val=""/>
+      <w:lvlJc w:val="left"/>
+      <w:pPr>
+        <w:tabs>
+          <w:tab w:val="num" w:pos="3600"/>
+        </w:tabs>
+        <w:ind w:left="3600" w:hanging="360"/>
+      </w:pPr>
+      <w:rPr>
+        <w:rFonts w:ascii="Wingdings" w:hAnsi="Wingdings" w:hint="default"/>
+        <w:sz w:val="20"/>
+      </w:rPr>
+    </w:lvl>
+    <w:lvl w:ilvl="5" w:tentative="1">
+      <w:start w:val="1"/>
+      <w:numFmt w:val="bullet"/>
+      <w:lvlText w:val=""/>
+      <w:lvlJc w:val="left"/>
+      <w:pPr>
+        <w:tabs>
+          <w:tab w:val="num" w:pos="4320"/>
+        </w:tabs>
+        <w:ind w:left="4320" w:hanging="360"/>
+      </w:pPr>
+      <w:rPr>
+        <w:rFonts w:ascii="Wingdings" w:hAnsi="Wingdings" w:hint="default"/>
+        <w:sz w:val="20"/>
+      </w:rPr>
+    </w:lvl>
+    <w:lvl w:ilvl="6" w:tentative="1">
+      <w:start w:val="1"/>
+      <w:numFmt w:val="bullet"/>
+      <w:lvlText w:val=""/>
+      <w:lvlJc w:val="left"/>
+      <w:pPr>
+        <w:tabs>
+          <w:tab w:val="num" w:pos="5040"/>
+        </w:tabs>
+        <w:ind w:left="5040" w:hanging="360"/>
+      </w:pPr>
+      <w:rPr>
+        <w:rFonts w:ascii="Wingdings" w:hAnsi="Wingdings" w:hint="default"/>
+        <w:sz w:val="20"/>
+      </w:rPr>
+    </w:lvl>
+    <w:lvl w:ilvl="7" w:tentative="1">
+      <w:start w:val="1"/>
+      <w:numFmt w:val="bullet"/>
+      <w:lvlText w:val=""/>
+      <w:lvlJc w:val="left"/>
+      <w:pPr>
+        <w:tabs>
+          <w:tab w:val="num" w:pos="5760"/>
+        </w:tabs>
+        <w:ind w:left="5760" w:hanging="360"/>
+      </w:pPr>
+      <w:rPr>
+        <w:rFonts w:ascii="Wingdings" w:hAnsi="Wingdings" w:hint="default"/>
+        <w:sz w:val="20"/>
+      </w:rPr>
+    </w:lvl>
+    <w:lvl w:ilvl="8" w:tentative="1">
+      <w:start w:val="1"/>
+      <w:numFmt w:val="bullet"/>
+      <w:lvlText w:val=""/>
+      <w:lvlJc w:val="left"/>
+      <w:pPr>
+        <w:tabs>
+          <w:tab w:val="num" w:pos="6480"/>
+        </w:tabs>
+        <w:ind w:left="6480" w:hanging="360"/>
+      </w:pPr>
+      <w:rPr>
+        <w:rFonts w:ascii="Wingdings" w:hAnsi="Wingdings" w:hint="default"/>
+        <w:sz w:val="20"/>
+      </w:rPr>
+    </w:lvl>
+  </w:abstractNum>
+  <w:abstractNum w:abstractNumId="1" w15:restartNumberingAfterBreak="0">
     <w:nsid w:val="0F3E7B44"/>
     <w:multiLevelType w:val="multilevel"/>
     <w:tmpl w:val="6A7A59F6"/>
@@ -1504,7 +3080,454 @@
       </w:rPr>
     </w:lvl>
   </w:abstractNum>
-  <w:abstractNum w:abstractNumId="1" w15:restartNumberingAfterBreak="0">
+  <w:abstractNum w:abstractNumId="2" w15:restartNumberingAfterBreak="0">
+    <w:nsid w:val="157609B5"/>
+    <w:multiLevelType w:val="multilevel"/>
+    <w:tmpl w:val="1994C450"/>
+    <w:lvl w:ilvl="0">
+      <w:start w:val="1"/>
+      <w:numFmt w:val="bullet"/>
+      <w:lvlText w:val=""/>
+      <w:lvlJc w:val="left"/>
+      <w:pPr>
+        <w:tabs>
+          <w:tab w:val="num" w:pos="720"/>
+        </w:tabs>
+        <w:ind w:left="720" w:hanging="360"/>
+      </w:pPr>
+      <w:rPr>
+        <w:rFonts w:ascii="Symbol" w:hAnsi="Symbol" w:hint="default"/>
+        <w:sz w:val="20"/>
+      </w:rPr>
+    </w:lvl>
+    <w:lvl w:ilvl="1" w:tentative="1">
+      <w:start w:val="1"/>
+      <w:numFmt w:val="bullet"/>
+      <w:lvlText w:val="o"/>
+      <w:lvlJc w:val="left"/>
+      <w:pPr>
+        <w:tabs>
+          <w:tab w:val="num" w:pos="1440"/>
+        </w:tabs>
+        <w:ind w:left="1440" w:hanging="360"/>
+      </w:pPr>
+      <w:rPr>
+        <w:rFonts w:ascii="Courier New" w:hAnsi="Courier New" w:hint="default"/>
+        <w:sz w:val="20"/>
+      </w:rPr>
+    </w:lvl>
+    <w:lvl w:ilvl="2" w:tentative="1">
+      <w:start w:val="1"/>
+      <w:numFmt w:val="bullet"/>
+      <w:lvlText w:val=""/>
+      <w:lvlJc w:val="left"/>
+      <w:pPr>
+        <w:tabs>
+          <w:tab w:val="num" w:pos="2160"/>
+        </w:tabs>
+        <w:ind w:left="2160" w:hanging="360"/>
+      </w:pPr>
+      <w:rPr>
+        <w:rFonts w:ascii="Wingdings" w:hAnsi="Wingdings" w:hint="default"/>
+        <w:sz w:val="20"/>
+      </w:rPr>
+    </w:lvl>
+    <w:lvl w:ilvl="3" w:tentative="1">
+      <w:start w:val="1"/>
+      <w:numFmt w:val="bullet"/>
+      <w:lvlText w:val=""/>
+      <w:lvlJc w:val="left"/>
+      <w:pPr>
+        <w:tabs>
+          <w:tab w:val="num" w:pos="2880"/>
+        </w:tabs>
+        <w:ind w:left="2880" w:hanging="360"/>
+      </w:pPr>
+      <w:rPr>
+        <w:rFonts w:ascii="Wingdings" w:hAnsi="Wingdings" w:hint="default"/>
+        <w:sz w:val="20"/>
+      </w:rPr>
+    </w:lvl>
+    <w:lvl w:ilvl="4" w:tentative="1">
+      <w:start w:val="1"/>
+      <w:numFmt w:val="bullet"/>
+      <w:lvlText w:val=""/>
+      <w:lvlJc w:val="left"/>
+      <w:pPr>
+        <w:tabs>
+          <w:tab w:val="num" w:pos="3600"/>
+        </w:tabs>
+        <w:ind w:left="3600" w:hanging="360"/>
+      </w:pPr>
+      <w:rPr>
+        <w:rFonts w:ascii="Wingdings" w:hAnsi="Wingdings" w:hint="default"/>
+        <w:sz w:val="20"/>
+      </w:rPr>
+    </w:lvl>
+    <w:lvl w:ilvl="5" w:tentative="1">
+      <w:start w:val="1"/>
+      <w:numFmt w:val="bullet"/>
+      <w:lvlText w:val=""/>
+      <w:lvlJc w:val="left"/>
+      <w:pPr>
+        <w:tabs>
+          <w:tab w:val="num" w:pos="4320"/>
+        </w:tabs>
+        <w:ind w:left="4320" w:hanging="360"/>
+      </w:pPr>
+      <w:rPr>
+        <w:rFonts w:ascii="Wingdings" w:hAnsi="Wingdings" w:hint="default"/>
+        <w:sz w:val="20"/>
+      </w:rPr>
+    </w:lvl>
+    <w:lvl w:ilvl="6" w:tentative="1">
+      <w:start w:val="1"/>
+      <w:numFmt w:val="bullet"/>
+      <w:lvlText w:val=""/>
+      <w:lvlJc w:val="left"/>
+      <w:pPr>
+        <w:tabs>
+          <w:tab w:val="num" w:pos="5040"/>
+        </w:tabs>
+        <w:ind w:left="5040" w:hanging="360"/>
+      </w:pPr>
+      <w:rPr>
+        <w:rFonts w:ascii="Wingdings" w:hAnsi="Wingdings" w:hint="default"/>
+        <w:sz w:val="20"/>
+      </w:rPr>
+    </w:lvl>
+    <w:lvl w:ilvl="7" w:tentative="1">
+      <w:start w:val="1"/>
+      <w:numFmt w:val="bullet"/>
+      <w:lvlText w:val=""/>
+      <w:lvlJc w:val="left"/>
+      <w:pPr>
+        <w:tabs>
+          <w:tab w:val="num" w:pos="5760"/>
+        </w:tabs>
+        <w:ind w:left="5760" w:hanging="360"/>
+      </w:pPr>
+      <w:rPr>
+        <w:rFonts w:ascii="Wingdings" w:hAnsi="Wingdings" w:hint="default"/>
+        <w:sz w:val="20"/>
+      </w:rPr>
+    </w:lvl>
+    <w:lvl w:ilvl="8" w:tentative="1">
+      <w:start w:val="1"/>
+      <w:numFmt w:val="bullet"/>
+      <w:lvlText w:val=""/>
+      <w:lvlJc w:val="left"/>
+      <w:pPr>
+        <w:tabs>
+          <w:tab w:val="num" w:pos="6480"/>
+        </w:tabs>
+        <w:ind w:left="6480" w:hanging="360"/>
+      </w:pPr>
+      <w:rPr>
+        <w:rFonts w:ascii="Wingdings" w:hAnsi="Wingdings" w:hint="default"/>
+        <w:sz w:val="20"/>
+      </w:rPr>
+    </w:lvl>
+  </w:abstractNum>
+  <w:abstractNum w:abstractNumId="3" w15:restartNumberingAfterBreak="0">
+    <w:nsid w:val="158136C3"/>
+    <w:multiLevelType w:val="multilevel"/>
+    <w:tmpl w:val="13228278"/>
+    <w:lvl w:ilvl="0">
+      <w:start w:val="1"/>
+      <w:numFmt w:val="bullet"/>
+      <w:lvlText w:val=""/>
+      <w:lvlJc w:val="left"/>
+      <w:pPr>
+        <w:tabs>
+          <w:tab w:val="num" w:pos="720"/>
+        </w:tabs>
+        <w:ind w:left="720" w:hanging="360"/>
+      </w:pPr>
+      <w:rPr>
+        <w:rFonts w:ascii="Symbol" w:hAnsi="Symbol" w:hint="default"/>
+        <w:sz w:val="20"/>
+      </w:rPr>
+    </w:lvl>
+    <w:lvl w:ilvl="1" w:tentative="1">
+      <w:start w:val="1"/>
+      <w:numFmt w:val="bullet"/>
+      <w:lvlText w:val="o"/>
+      <w:lvlJc w:val="left"/>
+      <w:pPr>
+        <w:tabs>
+          <w:tab w:val="num" w:pos="1440"/>
+        </w:tabs>
+        <w:ind w:left="1440" w:hanging="360"/>
+      </w:pPr>
+      <w:rPr>
+        <w:rFonts w:ascii="Courier New" w:hAnsi="Courier New" w:hint="default"/>
+        <w:sz w:val="20"/>
+      </w:rPr>
+    </w:lvl>
+    <w:lvl w:ilvl="2" w:tentative="1">
+      <w:start w:val="1"/>
+      <w:numFmt w:val="bullet"/>
+      <w:lvlText w:val=""/>
+      <w:lvlJc w:val="left"/>
+      <w:pPr>
+        <w:tabs>
+          <w:tab w:val="num" w:pos="2160"/>
+        </w:tabs>
+        <w:ind w:left="2160" w:hanging="360"/>
+      </w:pPr>
+      <w:rPr>
+        <w:rFonts w:ascii="Wingdings" w:hAnsi="Wingdings" w:hint="default"/>
+        <w:sz w:val="20"/>
+      </w:rPr>
+    </w:lvl>
+    <w:lvl w:ilvl="3" w:tentative="1">
+      <w:start w:val="1"/>
+      <w:numFmt w:val="bullet"/>
+      <w:lvlText w:val=""/>
+      <w:lvlJc w:val="left"/>
+      <w:pPr>
+        <w:tabs>
+          <w:tab w:val="num" w:pos="2880"/>
+        </w:tabs>
+        <w:ind w:left="2880" w:hanging="360"/>
+      </w:pPr>
+      <w:rPr>
+        <w:rFonts w:ascii="Wingdings" w:hAnsi="Wingdings" w:hint="default"/>
+        <w:sz w:val="20"/>
+      </w:rPr>
+    </w:lvl>
+    <w:lvl w:ilvl="4" w:tentative="1">
+      <w:start w:val="1"/>
+      <w:numFmt w:val="bullet"/>
+      <w:lvlText w:val=""/>
+      <w:lvlJc w:val="left"/>
+      <w:pPr>
+        <w:tabs>
+          <w:tab w:val="num" w:pos="3600"/>
+        </w:tabs>
+        <w:ind w:left="3600" w:hanging="360"/>
+      </w:pPr>
+      <w:rPr>
+        <w:rFonts w:ascii="Wingdings" w:hAnsi="Wingdings" w:hint="default"/>
+        <w:sz w:val="20"/>
+      </w:rPr>
+    </w:lvl>
+    <w:lvl w:ilvl="5" w:tentative="1">
+      <w:start w:val="1"/>
+      <w:numFmt w:val="bullet"/>
+      <w:lvlText w:val=""/>
+      <w:lvlJc w:val="left"/>
+      <w:pPr>
+        <w:tabs>
+          <w:tab w:val="num" w:pos="4320"/>
+        </w:tabs>
+        <w:ind w:left="4320" w:hanging="360"/>
+      </w:pPr>
+      <w:rPr>
+        <w:rFonts w:ascii="Wingdings" w:hAnsi="Wingdings" w:hint="default"/>
+        <w:sz w:val="20"/>
+      </w:rPr>
+    </w:lvl>
+    <w:lvl w:ilvl="6" w:tentative="1">
+      <w:start w:val="1"/>
+      <w:numFmt w:val="bullet"/>
+      <w:lvlText w:val=""/>
+      <w:lvlJc w:val="left"/>
+      <w:pPr>
+        <w:tabs>
+          <w:tab w:val="num" w:pos="5040"/>
+        </w:tabs>
+        <w:ind w:left="5040" w:hanging="360"/>
+      </w:pPr>
+      <w:rPr>
+        <w:rFonts w:ascii="Wingdings" w:hAnsi="Wingdings" w:hint="default"/>
+        <w:sz w:val="20"/>
+      </w:rPr>
+    </w:lvl>
+    <w:lvl w:ilvl="7" w:tentative="1">
+      <w:start w:val="1"/>
+      <w:numFmt w:val="bullet"/>
+      <w:lvlText w:val=""/>
+      <w:lvlJc w:val="left"/>
+      <w:pPr>
+        <w:tabs>
+          <w:tab w:val="num" w:pos="5760"/>
+        </w:tabs>
+        <w:ind w:left="5760" w:hanging="360"/>
+      </w:pPr>
+      <w:rPr>
+        <w:rFonts w:ascii="Wingdings" w:hAnsi="Wingdings" w:hint="default"/>
+        <w:sz w:val="20"/>
+      </w:rPr>
+    </w:lvl>
+    <w:lvl w:ilvl="8" w:tentative="1">
+      <w:start w:val="1"/>
+      <w:numFmt w:val="bullet"/>
+      <w:lvlText w:val=""/>
+      <w:lvlJc w:val="left"/>
+      <w:pPr>
+        <w:tabs>
+          <w:tab w:val="num" w:pos="6480"/>
+        </w:tabs>
+        <w:ind w:left="6480" w:hanging="360"/>
+      </w:pPr>
+      <w:rPr>
+        <w:rFonts w:ascii="Wingdings" w:hAnsi="Wingdings" w:hint="default"/>
+        <w:sz w:val="20"/>
+      </w:rPr>
+    </w:lvl>
+  </w:abstractNum>
+  <w:abstractNum w:abstractNumId="4" w15:restartNumberingAfterBreak="0">
+    <w:nsid w:val="18C20907"/>
+    <w:multiLevelType w:val="multilevel"/>
+    <w:tmpl w:val="E3583FF2"/>
+    <w:lvl w:ilvl="0">
+      <w:start w:val="1"/>
+      <w:numFmt w:val="bullet"/>
+      <w:lvlText w:val=""/>
+      <w:lvlJc w:val="left"/>
+      <w:pPr>
+        <w:tabs>
+          <w:tab w:val="num" w:pos="720"/>
+        </w:tabs>
+        <w:ind w:left="720" w:hanging="360"/>
+      </w:pPr>
+      <w:rPr>
+        <w:rFonts w:ascii="Symbol" w:hAnsi="Symbol" w:hint="default"/>
+        <w:sz w:val="20"/>
+      </w:rPr>
+    </w:lvl>
+    <w:lvl w:ilvl="1" w:tentative="1">
+      <w:start w:val="1"/>
+      <w:numFmt w:val="bullet"/>
+      <w:lvlText w:val="o"/>
+      <w:lvlJc w:val="left"/>
+      <w:pPr>
+        <w:tabs>
+          <w:tab w:val="num" w:pos="1440"/>
+        </w:tabs>
+        <w:ind w:left="1440" w:hanging="360"/>
+      </w:pPr>
+      <w:rPr>
+        <w:rFonts w:ascii="Courier New" w:hAnsi="Courier New" w:hint="default"/>
+        <w:sz w:val="20"/>
+      </w:rPr>
+    </w:lvl>
+    <w:lvl w:ilvl="2" w:tentative="1">
+      <w:start w:val="1"/>
+      <w:numFmt w:val="bullet"/>
+      <w:lvlText w:val=""/>
+      <w:lvlJc w:val="left"/>
+      <w:pPr>
+        <w:tabs>
+          <w:tab w:val="num" w:pos="2160"/>
+        </w:tabs>
+        <w:ind w:left="2160" w:hanging="360"/>
+      </w:pPr>
+      <w:rPr>
+        <w:rFonts w:ascii="Wingdings" w:hAnsi="Wingdings" w:hint="default"/>
+        <w:sz w:val="20"/>
+      </w:rPr>
+    </w:lvl>
+    <w:lvl w:ilvl="3" w:tentative="1">
+      <w:start w:val="1"/>
+      <w:numFmt w:val="bullet"/>
+      <w:lvlText w:val=""/>
+      <w:lvlJc w:val="left"/>
+      <w:pPr>
+        <w:tabs>
+          <w:tab w:val="num" w:pos="2880"/>
+        </w:tabs>
+        <w:ind w:left="2880" w:hanging="360"/>
+      </w:pPr>
+      <w:rPr>
+        <w:rFonts w:ascii="Wingdings" w:hAnsi="Wingdings" w:hint="default"/>
+        <w:sz w:val="20"/>
+      </w:rPr>
+    </w:lvl>
+    <w:lvl w:ilvl="4" w:tentative="1">
+      <w:start w:val="1"/>
+      <w:numFmt w:val="bullet"/>
+      <w:lvlText w:val=""/>
+      <w:lvlJc w:val="left"/>
+      <w:pPr>
+        <w:tabs>
+          <w:tab w:val="num" w:pos="3600"/>
+        </w:tabs>
+        <w:ind w:left="3600" w:hanging="360"/>
+      </w:pPr>
+      <w:rPr>
+        <w:rFonts w:ascii="Wingdings" w:hAnsi="Wingdings" w:hint="default"/>
+        <w:sz w:val="20"/>
+      </w:rPr>
+    </w:lvl>
+    <w:lvl w:ilvl="5" w:tentative="1">
+      <w:start w:val="1"/>
+      <w:numFmt w:val="bullet"/>
+      <w:lvlText w:val=""/>
+      <w:lvlJc w:val="left"/>
+      <w:pPr>
+        <w:tabs>
+          <w:tab w:val="num" w:pos="4320"/>
+        </w:tabs>
+        <w:ind w:left="4320" w:hanging="360"/>
+      </w:pPr>
+      <w:rPr>
+        <w:rFonts w:ascii="Wingdings" w:hAnsi="Wingdings" w:hint="default"/>
+        <w:sz w:val="20"/>
+      </w:rPr>
+    </w:lvl>
+    <w:lvl w:ilvl="6" w:tentative="1">
+      <w:start w:val="1"/>
+      <w:numFmt w:val="bullet"/>
+      <w:lvlText w:val=""/>
+      <w:lvlJc w:val="left"/>
+      <w:pPr>
+        <w:tabs>
+          <w:tab w:val="num" w:pos="5040"/>
+        </w:tabs>
+        <w:ind w:left="5040" w:hanging="360"/>
+      </w:pPr>
+      <w:rPr>
+        <w:rFonts w:ascii="Wingdings" w:hAnsi="Wingdings" w:hint="default"/>
+        <w:sz w:val="20"/>
+      </w:rPr>
+    </w:lvl>
+    <w:lvl w:ilvl="7" w:tentative="1">
+      <w:start w:val="1"/>
+      <w:numFmt w:val="bullet"/>
+      <w:lvlText w:val=""/>
+      <w:lvlJc w:val="left"/>
+      <w:pPr>
+        <w:tabs>
+          <w:tab w:val="num" w:pos="5760"/>
+        </w:tabs>
+        <w:ind w:left="5760" w:hanging="360"/>
+      </w:pPr>
+      <w:rPr>
+        <w:rFonts w:ascii="Wingdings" w:hAnsi="Wingdings" w:hint="default"/>
+        <w:sz w:val="20"/>
+      </w:rPr>
+    </w:lvl>
+    <w:lvl w:ilvl="8" w:tentative="1">
+      <w:start w:val="1"/>
+      <w:numFmt w:val="bullet"/>
+      <w:lvlText w:val=""/>
+      <w:lvlJc w:val="left"/>
+      <w:pPr>
+        <w:tabs>
+          <w:tab w:val="num" w:pos="6480"/>
+        </w:tabs>
+        <w:ind w:left="6480" w:hanging="360"/>
+      </w:pPr>
+      <w:rPr>
+        <w:rFonts w:ascii="Wingdings" w:hAnsi="Wingdings" w:hint="default"/>
+        <w:sz w:val="20"/>
+      </w:rPr>
+    </w:lvl>
+  </w:abstractNum>
+  <w:abstractNum w:abstractNumId="5" w15:restartNumberingAfterBreak="0">
     <w:nsid w:val="24E06464"/>
     <w:multiLevelType w:val="multilevel"/>
     <w:tmpl w:val="3D125A50"/>
@@ -1653,7 +3676,7 @@
       </w:rPr>
     </w:lvl>
   </w:abstractNum>
-  <w:abstractNum w:abstractNumId="2" w15:restartNumberingAfterBreak="0">
+  <w:abstractNum w:abstractNumId="6" w15:restartNumberingAfterBreak="0">
     <w:nsid w:val="2606661B"/>
     <w:multiLevelType w:val="multilevel"/>
     <w:tmpl w:val="E1F28BC2"/>
@@ -1802,7 +3825,156 @@
       </w:rPr>
     </w:lvl>
   </w:abstractNum>
-  <w:abstractNum w:abstractNumId="3" w15:restartNumberingAfterBreak="0">
+  <w:abstractNum w:abstractNumId="7" w15:restartNumberingAfterBreak="0">
+    <w:nsid w:val="369109B5"/>
+    <w:multiLevelType w:val="multilevel"/>
+    <w:tmpl w:val="2C0AC022"/>
+    <w:lvl w:ilvl="0">
+      <w:start w:val="1"/>
+      <w:numFmt w:val="bullet"/>
+      <w:lvlText w:val=""/>
+      <w:lvlJc w:val="left"/>
+      <w:pPr>
+        <w:tabs>
+          <w:tab w:val="num" w:pos="720"/>
+        </w:tabs>
+        <w:ind w:left="720" w:hanging="360"/>
+      </w:pPr>
+      <w:rPr>
+        <w:rFonts w:ascii="Symbol" w:hAnsi="Symbol" w:hint="default"/>
+        <w:sz w:val="20"/>
+      </w:rPr>
+    </w:lvl>
+    <w:lvl w:ilvl="1" w:tentative="1">
+      <w:start w:val="1"/>
+      <w:numFmt w:val="bullet"/>
+      <w:lvlText w:val="o"/>
+      <w:lvlJc w:val="left"/>
+      <w:pPr>
+        <w:tabs>
+          <w:tab w:val="num" w:pos="1440"/>
+        </w:tabs>
+        <w:ind w:left="1440" w:hanging="360"/>
+      </w:pPr>
+      <w:rPr>
+        <w:rFonts w:ascii="Courier New" w:hAnsi="Courier New" w:hint="default"/>
+        <w:sz w:val="20"/>
+      </w:rPr>
+    </w:lvl>
+    <w:lvl w:ilvl="2" w:tentative="1">
+      <w:start w:val="1"/>
+      <w:numFmt w:val="bullet"/>
+      <w:lvlText w:val=""/>
+      <w:lvlJc w:val="left"/>
+      <w:pPr>
+        <w:tabs>
+          <w:tab w:val="num" w:pos="2160"/>
+        </w:tabs>
+        <w:ind w:left="2160" w:hanging="360"/>
+      </w:pPr>
+      <w:rPr>
+        <w:rFonts w:ascii="Wingdings" w:hAnsi="Wingdings" w:hint="default"/>
+        <w:sz w:val="20"/>
+      </w:rPr>
+    </w:lvl>
+    <w:lvl w:ilvl="3" w:tentative="1">
+      <w:start w:val="1"/>
+      <w:numFmt w:val="bullet"/>
+      <w:lvlText w:val=""/>
+      <w:lvlJc w:val="left"/>
+      <w:pPr>
+        <w:tabs>
+          <w:tab w:val="num" w:pos="2880"/>
+        </w:tabs>
+        <w:ind w:left="2880" w:hanging="360"/>
+      </w:pPr>
+      <w:rPr>
+        <w:rFonts w:ascii="Wingdings" w:hAnsi="Wingdings" w:hint="default"/>
+        <w:sz w:val="20"/>
+      </w:rPr>
+    </w:lvl>
+    <w:lvl w:ilvl="4" w:tentative="1">
+      <w:start w:val="1"/>
+      <w:numFmt w:val="bullet"/>
+      <w:lvlText w:val=""/>
+      <w:lvlJc w:val="left"/>
+      <w:pPr>
+        <w:tabs>
+          <w:tab w:val="num" w:pos="3600"/>
+        </w:tabs>
+        <w:ind w:left="3600" w:hanging="360"/>
+      </w:pPr>
+      <w:rPr>
+        <w:rFonts w:ascii="Wingdings" w:hAnsi="Wingdings" w:hint="default"/>
+        <w:sz w:val="20"/>
+      </w:rPr>
+    </w:lvl>
+    <w:lvl w:ilvl="5" w:tentative="1">
+      <w:start w:val="1"/>
+      <w:numFmt w:val="bullet"/>
+      <w:lvlText w:val=""/>
+      <w:lvlJc w:val="left"/>
+      <w:pPr>
+        <w:tabs>
+          <w:tab w:val="num" w:pos="4320"/>
+        </w:tabs>
+        <w:ind w:left="4320" w:hanging="360"/>
+      </w:pPr>
+      <w:rPr>
+        <w:rFonts w:ascii="Wingdings" w:hAnsi="Wingdings" w:hint="default"/>
+        <w:sz w:val="20"/>
+      </w:rPr>
+    </w:lvl>
+    <w:lvl w:ilvl="6" w:tentative="1">
+      <w:start w:val="1"/>
+      <w:numFmt w:val="bullet"/>
+      <w:lvlText w:val=""/>
+      <w:lvlJc w:val="left"/>
+      <w:pPr>
+        <w:tabs>
+          <w:tab w:val="num" w:pos="5040"/>
+        </w:tabs>
+        <w:ind w:left="5040" w:hanging="360"/>
+      </w:pPr>
+      <w:rPr>
+        <w:rFonts w:ascii="Wingdings" w:hAnsi="Wingdings" w:hint="default"/>
+        <w:sz w:val="20"/>
+      </w:rPr>
+    </w:lvl>
+    <w:lvl w:ilvl="7" w:tentative="1">
+      <w:start w:val="1"/>
+      <w:numFmt w:val="bullet"/>
+      <w:lvlText w:val=""/>
+      <w:lvlJc w:val="left"/>
+      <w:pPr>
+        <w:tabs>
+          <w:tab w:val="num" w:pos="5760"/>
+        </w:tabs>
+        <w:ind w:left="5760" w:hanging="360"/>
+      </w:pPr>
+      <w:rPr>
+        <w:rFonts w:ascii="Wingdings" w:hAnsi="Wingdings" w:hint="default"/>
+        <w:sz w:val="20"/>
+      </w:rPr>
+    </w:lvl>
+    <w:lvl w:ilvl="8" w:tentative="1">
+      <w:start w:val="1"/>
+      <w:numFmt w:val="bullet"/>
+      <w:lvlText w:val=""/>
+      <w:lvlJc w:val="left"/>
+      <w:pPr>
+        <w:tabs>
+          <w:tab w:val="num" w:pos="6480"/>
+        </w:tabs>
+        <w:ind w:left="6480" w:hanging="360"/>
+      </w:pPr>
+      <w:rPr>
+        <w:rFonts w:ascii="Wingdings" w:hAnsi="Wingdings" w:hint="default"/>
+        <w:sz w:val="20"/>
+      </w:rPr>
+    </w:lvl>
+  </w:abstractNum>
+  <w:abstractNum w:abstractNumId="8" w15:restartNumberingAfterBreak="0">
     <w:nsid w:val="42690083"/>
     <w:multiLevelType w:val="multilevel"/>
     <w:tmpl w:val="AA2C0F2E"/>
@@ -1951,7 +4123,7 @@
       </w:rPr>
     </w:lvl>
   </w:abstractNum>
-  <w:abstractNum w:abstractNumId="4" w15:restartNumberingAfterBreak="0">
+  <w:abstractNum w:abstractNumId="9" w15:restartNumberingAfterBreak="0">
     <w:nsid w:val="5263554B"/>
     <w:multiLevelType w:val="multilevel"/>
     <w:tmpl w:val="D0D075D4"/>
@@ -2100,7 +4272,7 @@
       </w:rPr>
     </w:lvl>
   </w:abstractNum>
-  <w:abstractNum w:abstractNumId="5" w15:restartNumberingAfterBreak="0">
+  <w:abstractNum w:abstractNumId="10" w15:restartNumberingAfterBreak="0">
     <w:nsid w:val="5F4B7A7D"/>
     <w:multiLevelType w:val="multilevel"/>
     <w:tmpl w:val="DFE4DCAE"/>
@@ -2249,7 +4421,7 @@
       </w:rPr>
     </w:lvl>
   </w:abstractNum>
-  <w:abstractNum w:abstractNumId="6" w15:restartNumberingAfterBreak="0">
+  <w:abstractNum w:abstractNumId="11" w15:restartNumberingAfterBreak="0">
     <w:nsid w:val="6EA162B3"/>
     <w:multiLevelType w:val="multilevel"/>
     <w:tmpl w:val="55480A1A"/>
@@ -2398,7 +4570,7 @@
       </w:rPr>
     </w:lvl>
   </w:abstractNum>
-  <w:abstractNum w:abstractNumId="7" w15:restartNumberingAfterBreak="0">
+  <w:abstractNum w:abstractNumId="12" w15:restartNumberingAfterBreak="0">
     <w:nsid w:val="7BEE2BF6"/>
     <w:multiLevelType w:val="multilevel"/>
     <w:tmpl w:val="8342178E"/>
@@ -2548,28 +4720,43 @@
     </w:lvl>
   </w:abstractNum>
   <w:num w:numId="1" w16cid:durableId="243993844">
+    <w:abstractNumId w:val="6"/>
+  </w:num>
+  <w:num w:numId="2" w16cid:durableId="639383168">
+    <w:abstractNumId w:val="5"/>
+  </w:num>
+  <w:num w:numId="3" w16cid:durableId="1947804880">
+    <w:abstractNumId w:val="12"/>
+  </w:num>
+  <w:num w:numId="4" w16cid:durableId="1646280042">
+    <w:abstractNumId w:val="11"/>
+  </w:num>
+  <w:num w:numId="5" w16cid:durableId="1656251949">
+    <w:abstractNumId w:val="8"/>
+  </w:num>
+  <w:num w:numId="6" w16cid:durableId="1115559682">
+    <w:abstractNumId w:val="1"/>
+  </w:num>
+  <w:num w:numId="7" w16cid:durableId="1530993881">
+    <w:abstractNumId w:val="9"/>
+  </w:num>
+  <w:num w:numId="8" w16cid:durableId="1127547440">
+    <w:abstractNumId w:val="10"/>
+  </w:num>
+  <w:num w:numId="9" w16cid:durableId="1404257474">
+    <w:abstractNumId w:val="4"/>
+  </w:num>
+  <w:num w:numId="10" w16cid:durableId="855460452">
+    <w:abstractNumId w:val="0"/>
+  </w:num>
+  <w:num w:numId="11" w16cid:durableId="1883588195">
     <w:abstractNumId w:val="2"/>
   </w:num>
-  <w:num w:numId="2" w16cid:durableId="639383168">
-    <w:abstractNumId w:val="1"/>
-  </w:num>
-  <w:num w:numId="3" w16cid:durableId="1947804880">
+  <w:num w:numId="12" w16cid:durableId="718819004">
     <w:abstractNumId w:val="7"/>
   </w:num>
-  <w:num w:numId="4" w16cid:durableId="1646280042">
-    <w:abstractNumId w:val="6"/>
-  </w:num>
-  <w:num w:numId="5" w16cid:durableId="1656251949">
+  <w:num w:numId="13" w16cid:durableId="1786734743">
     <w:abstractNumId w:val="3"/>
-  </w:num>
-  <w:num w:numId="6" w16cid:durableId="1115559682">
-    <w:abstractNumId w:val="0"/>
-  </w:num>
-  <w:num w:numId="7" w16cid:durableId="1530993881">
-    <w:abstractNumId w:val="4"/>
-  </w:num>
-  <w:num w:numId="8" w16cid:durableId="1127547440">
-    <w:abstractNumId w:val="5"/>
   </w:num>
 </w:numbering>
 </file>
@@ -2975,11 +5162,11 @@
     <w:name w:val="Normal"/>
     <w:qFormat/>
   </w:style>
-  <w:style w:type="paragraph" w:styleId="Heading1">
+  <w:style w:type="paragraph" w:styleId="Ttulo1">
     <w:name w:val="heading 1"/>
     <w:basedOn w:val="Normal"/>
     <w:next w:val="Normal"/>
-    <w:link w:val="Heading1Char"/>
+    <w:link w:val="Ttulo1Char"/>
     <w:uiPriority w:val="9"/>
     <w:qFormat/>
     <w:rsid w:val="00D0180D"/>
@@ -2996,11 +5183,11 @@
       <w:szCs w:val="40"/>
     </w:rPr>
   </w:style>
-  <w:style w:type="paragraph" w:styleId="Heading2">
+  <w:style w:type="paragraph" w:styleId="Ttulo2">
     <w:name w:val="heading 2"/>
     <w:basedOn w:val="Normal"/>
     <w:next w:val="Normal"/>
-    <w:link w:val="Heading2Char"/>
+    <w:link w:val="Ttulo2Char"/>
     <w:uiPriority w:val="9"/>
     <w:semiHidden/>
     <w:unhideWhenUsed/>
@@ -3019,11 +5206,11 @@
       <w:szCs w:val="32"/>
     </w:rPr>
   </w:style>
-  <w:style w:type="paragraph" w:styleId="Heading3">
+  <w:style w:type="paragraph" w:styleId="Ttulo3">
     <w:name w:val="heading 3"/>
     <w:basedOn w:val="Normal"/>
     <w:next w:val="Normal"/>
-    <w:link w:val="Heading3Char"/>
+    <w:link w:val="Ttulo3Char"/>
     <w:uiPriority w:val="9"/>
     <w:semiHidden/>
     <w:unhideWhenUsed/>
@@ -3042,11 +5229,11 @@
       <w:szCs w:val="28"/>
     </w:rPr>
   </w:style>
-  <w:style w:type="paragraph" w:styleId="Heading4">
+  <w:style w:type="paragraph" w:styleId="Ttulo4">
     <w:name w:val="heading 4"/>
     <w:basedOn w:val="Normal"/>
     <w:next w:val="Normal"/>
-    <w:link w:val="Heading4Char"/>
+    <w:link w:val="Ttulo4Char"/>
     <w:uiPriority w:val="9"/>
     <w:semiHidden/>
     <w:unhideWhenUsed/>
@@ -3065,11 +5252,11 @@
       <w:color w:val="0F4761" w:themeColor="accent1" w:themeShade="BF"/>
     </w:rPr>
   </w:style>
-  <w:style w:type="paragraph" w:styleId="Heading5">
+  <w:style w:type="paragraph" w:styleId="Ttulo5">
     <w:name w:val="heading 5"/>
     <w:basedOn w:val="Normal"/>
     <w:next w:val="Normal"/>
-    <w:link w:val="Heading5Char"/>
+    <w:link w:val="Ttulo5Char"/>
     <w:uiPriority w:val="9"/>
     <w:semiHidden/>
     <w:unhideWhenUsed/>
@@ -3086,11 +5273,11 @@
       <w:color w:val="0F4761" w:themeColor="accent1" w:themeShade="BF"/>
     </w:rPr>
   </w:style>
-  <w:style w:type="paragraph" w:styleId="Heading6">
+  <w:style w:type="paragraph" w:styleId="Ttulo6">
     <w:name w:val="heading 6"/>
     <w:basedOn w:val="Normal"/>
     <w:next w:val="Normal"/>
-    <w:link w:val="Heading6Char"/>
+    <w:link w:val="Ttulo6Char"/>
     <w:uiPriority w:val="9"/>
     <w:semiHidden/>
     <w:unhideWhenUsed/>
@@ -3109,11 +5296,11 @@
       <w:color w:val="595959" w:themeColor="text1" w:themeTint="A6"/>
     </w:rPr>
   </w:style>
-  <w:style w:type="paragraph" w:styleId="Heading7">
+  <w:style w:type="paragraph" w:styleId="Ttulo7">
     <w:name w:val="heading 7"/>
     <w:basedOn w:val="Normal"/>
     <w:next w:val="Normal"/>
-    <w:link w:val="Heading7Char"/>
+    <w:link w:val="Ttulo7Char"/>
     <w:uiPriority w:val="9"/>
     <w:semiHidden/>
     <w:unhideWhenUsed/>
@@ -3130,11 +5317,11 @@
       <w:color w:val="595959" w:themeColor="text1" w:themeTint="A6"/>
     </w:rPr>
   </w:style>
-  <w:style w:type="paragraph" w:styleId="Heading8">
+  <w:style w:type="paragraph" w:styleId="Ttulo8">
     <w:name w:val="heading 8"/>
     <w:basedOn w:val="Normal"/>
     <w:next w:val="Normal"/>
-    <w:link w:val="Heading8Char"/>
+    <w:link w:val="Ttulo8Char"/>
     <w:uiPriority w:val="9"/>
     <w:semiHidden/>
     <w:unhideWhenUsed/>
@@ -3153,11 +5340,11 @@
       <w:color w:val="272727" w:themeColor="text1" w:themeTint="D8"/>
     </w:rPr>
   </w:style>
-  <w:style w:type="paragraph" w:styleId="Heading9">
+  <w:style w:type="paragraph" w:styleId="Ttulo9">
     <w:name w:val="heading 9"/>
     <w:basedOn w:val="Normal"/>
     <w:next w:val="Normal"/>
-    <w:link w:val="Heading9Char"/>
+    <w:link w:val="Ttulo9Char"/>
     <w:uiPriority w:val="9"/>
     <w:semiHidden/>
     <w:unhideWhenUsed/>
@@ -3174,13 +5361,12 @@
       <w:color w:val="272727" w:themeColor="text1" w:themeTint="D8"/>
     </w:rPr>
   </w:style>
-  <w:style w:type="character" w:default="1" w:styleId="DefaultParagraphFont">
+  <w:style w:type="character" w:default="1" w:styleId="Fontepargpadro">
     <w:name w:val="Default Paragraph Font"/>
     <w:uiPriority w:val="1"/>
-    <w:semiHidden/>
     <w:unhideWhenUsed/>
   </w:style>
-  <w:style w:type="table" w:default="1" w:styleId="TableNormal">
+  <w:style w:type="table" w:default="1" w:styleId="Tabelanormal">
     <w:name w:val="Normal Table"/>
     <w:uiPriority w:val="99"/>
     <w:semiHidden/>
@@ -3195,16 +5381,16 @@
       </w:tblCellMar>
     </w:tblPr>
   </w:style>
-  <w:style w:type="numbering" w:default="1" w:styleId="NoList">
+  <w:style w:type="numbering" w:default="1" w:styleId="Semlista">
     <w:name w:val="No List"/>
     <w:uiPriority w:val="99"/>
     <w:semiHidden/>
     <w:unhideWhenUsed/>
   </w:style>
-  <w:style w:type="character" w:customStyle="1" w:styleId="Heading1Char">
-    <w:name w:val="Heading 1 Char"/>
-    <w:basedOn w:val="DefaultParagraphFont"/>
-    <w:link w:val="Heading1"/>
+  <w:style w:type="character" w:customStyle="1" w:styleId="Ttulo1Char">
+    <w:name w:val="Título 1 Char"/>
+    <w:basedOn w:val="Fontepargpadro"/>
+    <w:link w:val="Ttulo1"/>
     <w:uiPriority w:val="9"/>
     <w:rsid w:val="00D0180D"/>
     <w:rPr>
@@ -3214,10 +5400,10 @@
       <w:szCs w:val="40"/>
     </w:rPr>
   </w:style>
-  <w:style w:type="character" w:customStyle="1" w:styleId="Heading2Char">
-    <w:name w:val="Heading 2 Char"/>
-    <w:basedOn w:val="DefaultParagraphFont"/>
-    <w:link w:val="Heading2"/>
+  <w:style w:type="character" w:customStyle="1" w:styleId="Ttulo2Char">
+    <w:name w:val="Título 2 Char"/>
+    <w:basedOn w:val="Fontepargpadro"/>
+    <w:link w:val="Ttulo2"/>
     <w:uiPriority w:val="9"/>
     <w:semiHidden/>
     <w:rsid w:val="00D0180D"/>
@@ -3228,10 +5414,10 @@
       <w:szCs w:val="32"/>
     </w:rPr>
   </w:style>
-  <w:style w:type="character" w:customStyle="1" w:styleId="Heading3Char">
-    <w:name w:val="Heading 3 Char"/>
-    <w:basedOn w:val="DefaultParagraphFont"/>
-    <w:link w:val="Heading3"/>
+  <w:style w:type="character" w:customStyle="1" w:styleId="Ttulo3Char">
+    <w:name w:val="Título 3 Char"/>
+    <w:basedOn w:val="Fontepargpadro"/>
+    <w:link w:val="Ttulo3"/>
     <w:uiPriority w:val="9"/>
     <w:semiHidden/>
     <w:rsid w:val="00D0180D"/>
@@ -3242,10 +5428,10 @@
       <w:szCs w:val="28"/>
     </w:rPr>
   </w:style>
-  <w:style w:type="character" w:customStyle="1" w:styleId="Heading4Char">
-    <w:name w:val="Heading 4 Char"/>
-    <w:basedOn w:val="DefaultParagraphFont"/>
-    <w:link w:val="Heading4"/>
+  <w:style w:type="character" w:customStyle="1" w:styleId="Ttulo4Char">
+    <w:name w:val="Título 4 Char"/>
+    <w:basedOn w:val="Fontepargpadro"/>
+    <w:link w:val="Ttulo4"/>
     <w:uiPriority w:val="9"/>
     <w:semiHidden/>
     <w:rsid w:val="00D0180D"/>
@@ -3256,10 +5442,10 @@
       <w:color w:val="0F4761" w:themeColor="accent1" w:themeShade="BF"/>
     </w:rPr>
   </w:style>
-  <w:style w:type="character" w:customStyle="1" w:styleId="Heading5Char">
-    <w:name w:val="Heading 5 Char"/>
-    <w:basedOn w:val="DefaultParagraphFont"/>
-    <w:link w:val="Heading5"/>
+  <w:style w:type="character" w:customStyle="1" w:styleId="Ttulo5Char">
+    <w:name w:val="Título 5 Char"/>
+    <w:basedOn w:val="Fontepargpadro"/>
+    <w:link w:val="Ttulo5"/>
     <w:uiPriority w:val="9"/>
     <w:semiHidden/>
     <w:rsid w:val="00D0180D"/>
@@ -3268,10 +5454,10 @@
       <w:color w:val="0F4761" w:themeColor="accent1" w:themeShade="BF"/>
     </w:rPr>
   </w:style>
-  <w:style w:type="character" w:customStyle="1" w:styleId="Heading6Char">
-    <w:name w:val="Heading 6 Char"/>
-    <w:basedOn w:val="DefaultParagraphFont"/>
-    <w:link w:val="Heading6"/>
+  <w:style w:type="character" w:customStyle="1" w:styleId="Ttulo6Char">
+    <w:name w:val="Título 6 Char"/>
+    <w:basedOn w:val="Fontepargpadro"/>
+    <w:link w:val="Ttulo6"/>
     <w:uiPriority w:val="9"/>
     <w:semiHidden/>
     <w:rsid w:val="00D0180D"/>
@@ -3282,10 +5468,10 @@
       <w:color w:val="595959" w:themeColor="text1" w:themeTint="A6"/>
     </w:rPr>
   </w:style>
-  <w:style w:type="character" w:customStyle="1" w:styleId="Heading7Char">
-    <w:name w:val="Heading 7 Char"/>
-    <w:basedOn w:val="DefaultParagraphFont"/>
-    <w:link w:val="Heading7"/>
+  <w:style w:type="character" w:customStyle="1" w:styleId="Ttulo7Char">
+    <w:name w:val="Título 7 Char"/>
+    <w:basedOn w:val="Fontepargpadro"/>
+    <w:link w:val="Ttulo7"/>
     <w:uiPriority w:val="9"/>
     <w:semiHidden/>
     <w:rsid w:val="00D0180D"/>
@@ -3294,10 +5480,10 @@
       <w:color w:val="595959" w:themeColor="text1" w:themeTint="A6"/>
     </w:rPr>
   </w:style>
-  <w:style w:type="character" w:customStyle="1" w:styleId="Heading8Char">
-    <w:name w:val="Heading 8 Char"/>
-    <w:basedOn w:val="DefaultParagraphFont"/>
-    <w:link w:val="Heading8"/>
+  <w:style w:type="character" w:customStyle="1" w:styleId="Ttulo8Char">
+    <w:name w:val="Título 8 Char"/>
+    <w:basedOn w:val="Fontepargpadro"/>
+    <w:link w:val="Ttulo8"/>
     <w:uiPriority w:val="9"/>
     <w:semiHidden/>
     <w:rsid w:val="00D0180D"/>
@@ -3308,10 +5494,10 @@
       <w:color w:val="272727" w:themeColor="text1" w:themeTint="D8"/>
     </w:rPr>
   </w:style>
-  <w:style w:type="character" w:customStyle="1" w:styleId="Heading9Char">
-    <w:name w:val="Heading 9 Char"/>
-    <w:basedOn w:val="DefaultParagraphFont"/>
-    <w:link w:val="Heading9"/>
+  <w:style w:type="character" w:customStyle="1" w:styleId="Ttulo9Char">
+    <w:name w:val="Título 9 Char"/>
+    <w:basedOn w:val="Fontepargpadro"/>
+    <w:link w:val="Ttulo9"/>
     <w:uiPriority w:val="9"/>
     <w:semiHidden/>
     <w:rsid w:val="00D0180D"/>
@@ -3320,11 +5506,11 @@
       <w:color w:val="272727" w:themeColor="text1" w:themeTint="D8"/>
     </w:rPr>
   </w:style>
-  <w:style w:type="paragraph" w:styleId="Title">
+  <w:style w:type="paragraph" w:styleId="Ttulo">
     <w:name w:val="Title"/>
     <w:basedOn w:val="Normal"/>
     <w:next w:val="Normal"/>
-    <w:link w:val="TitleChar"/>
+    <w:link w:val="TtuloChar"/>
     <w:uiPriority w:val="10"/>
     <w:qFormat/>
     <w:rsid w:val="00D0180D"/>
@@ -3340,10 +5526,10 @@
       <w:szCs w:val="56"/>
     </w:rPr>
   </w:style>
-  <w:style w:type="character" w:customStyle="1" w:styleId="TitleChar">
-    <w:name w:val="Title Char"/>
-    <w:basedOn w:val="DefaultParagraphFont"/>
-    <w:link w:val="Title"/>
+  <w:style w:type="character" w:customStyle="1" w:styleId="TtuloChar">
+    <w:name w:val="Título Char"/>
+    <w:basedOn w:val="Fontepargpadro"/>
+    <w:link w:val="Ttulo"/>
     <w:uiPriority w:val="10"/>
     <w:rsid w:val="00D0180D"/>
     <w:rPr>
@@ -3354,11 +5540,11 @@
       <w:szCs w:val="56"/>
     </w:rPr>
   </w:style>
-  <w:style w:type="paragraph" w:styleId="Subtitle">
+  <w:style w:type="paragraph" w:styleId="Subttulo">
     <w:name w:val="Subtitle"/>
     <w:basedOn w:val="Normal"/>
     <w:next w:val="Normal"/>
-    <w:link w:val="SubtitleChar"/>
+    <w:link w:val="SubttuloChar"/>
     <w:uiPriority w:val="11"/>
     <w:qFormat/>
     <w:rsid w:val="00D0180D"/>
@@ -3375,10 +5561,10 @@
       <w:szCs w:val="28"/>
     </w:rPr>
   </w:style>
-  <w:style w:type="character" w:customStyle="1" w:styleId="SubtitleChar">
-    <w:name w:val="Subtitle Char"/>
-    <w:basedOn w:val="DefaultParagraphFont"/>
-    <w:link w:val="Subtitle"/>
+  <w:style w:type="character" w:customStyle="1" w:styleId="SubttuloChar">
+    <w:name w:val="Subtítulo Char"/>
+    <w:basedOn w:val="Fontepargpadro"/>
+    <w:link w:val="Subttulo"/>
     <w:uiPriority w:val="11"/>
     <w:rsid w:val="00D0180D"/>
     <w:rPr>
@@ -3389,11 +5575,11 @@
       <w:szCs w:val="28"/>
     </w:rPr>
   </w:style>
-  <w:style w:type="paragraph" w:styleId="Quote">
+  <w:style w:type="paragraph" w:styleId="Citao">
     <w:name w:val="Quote"/>
     <w:basedOn w:val="Normal"/>
     <w:next w:val="Normal"/>
-    <w:link w:val="QuoteChar"/>
+    <w:link w:val="CitaoChar"/>
     <w:uiPriority w:val="29"/>
     <w:qFormat/>
     <w:rsid w:val="00D0180D"/>
@@ -3407,10 +5593,10 @@
       <w:color w:val="404040" w:themeColor="text1" w:themeTint="BF"/>
     </w:rPr>
   </w:style>
-  <w:style w:type="character" w:customStyle="1" w:styleId="QuoteChar">
-    <w:name w:val="Quote Char"/>
-    <w:basedOn w:val="DefaultParagraphFont"/>
-    <w:link w:val="Quote"/>
+  <w:style w:type="character" w:customStyle="1" w:styleId="CitaoChar">
+    <w:name w:val="Citação Char"/>
+    <w:basedOn w:val="Fontepargpadro"/>
+    <w:link w:val="Citao"/>
     <w:uiPriority w:val="29"/>
     <w:rsid w:val="00D0180D"/>
     <w:rPr>
@@ -3419,7 +5605,7 @@
       <w:color w:val="404040" w:themeColor="text1" w:themeTint="BF"/>
     </w:rPr>
   </w:style>
-  <w:style w:type="paragraph" w:styleId="ListParagraph">
+  <w:style w:type="paragraph" w:styleId="PargrafodaLista">
     <w:name w:val="List Paragraph"/>
     <w:basedOn w:val="Normal"/>
     <w:uiPriority w:val="34"/>
@@ -3430,9 +5616,9 @@
       <w:contextualSpacing/>
     </w:pPr>
   </w:style>
-  <w:style w:type="character" w:styleId="IntenseEmphasis">
+  <w:style w:type="character" w:styleId="nfaseIntensa">
     <w:name w:val="Intense Emphasis"/>
-    <w:basedOn w:val="DefaultParagraphFont"/>
+    <w:basedOn w:val="Fontepargpadro"/>
     <w:uiPriority w:val="21"/>
     <w:qFormat/>
     <w:rsid w:val="00D0180D"/>
@@ -3442,11 +5628,11 @@
       <w:color w:val="0F4761" w:themeColor="accent1" w:themeShade="BF"/>
     </w:rPr>
   </w:style>
-  <w:style w:type="paragraph" w:styleId="IntenseQuote">
+  <w:style w:type="paragraph" w:styleId="CitaoIntensa">
     <w:name w:val="Intense Quote"/>
     <w:basedOn w:val="Normal"/>
     <w:next w:val="Normal"/>
-    <w:link w:val="IntenseQuoteChar"/>
+    <w:link w:val="CitaoIntensaChar"/>
     <w:uiPriority w:val="30"/>
     <w:qFormat/>
     <w:rsid w:val="00D0180D"/>
@@ -3465,10 +5651,10 @@
       <w:color w:val="0F4761" w:themeColor="accent1" w:themeShade="BF"/>
     </w:rPr>
   </w:style>
-  <w:style w:type="character" w:customStyle="1" w:styleId="IntenseQuoteChar">
-    <w:name w:val="Intense Quote Char"/>
-    <w:basedOn w:val="DefaultParagraphFont"/>
-    <w:link w:val="IntenseQuote"/>
+  <w:style w:type="character" w:customStyle="1" w:styleId="CitaoIntensaChar">
+    <w:name w:val="Citação Intensa Char"/>
+    <w:basedOn w:val="Fontepargpadro"/>
+    <w:link w:val="CitaoIntensa"/>
     <w:uiPriority w:val="30"/>
     <w:rsid w:val="00D0180D"/>
     <w:rPr>
@@ -3477,9 +5663,9 @@
       <w:color w:val="0F4761" w:themeColor="accent1" w:themeShade="BF"/>
     </w:rPr>
   </w:style>
-  <w:style w:type="character" w:styleId="IntenseReference">
+  <w:style w:type="character" w:styleId="RefernciaIntensa">
     <w:name w:val="Intense Reference"/>
-    <w:basedOn w:val="DefaultParagraphFont"/>
+    <w:basedOn w:val="Fontepargpadro"/>
     <w:uiPriority w:val="32"/>
     <w:qFormat/>
     <w:rsid w:val="00D0180D"/>
@@ -3493,7 +5679,7 @@
   </w:style>
   <w:style w:type="character" w:styleId="Hyperlink">
     <w:name w:val="Hyperlink"/>
-    <w:basedOn w:val="DefaultParagraphFont"/>
+    <w:basedOn w:val="Fontepargpadro"/>
     <w:uiPriority w:val="99"/>
     <w:unhideWhenUsed/>
     <w:rsid w:val="00BB55CB"/>
@@ -3502,9 +5688,9 @@
       <w:u w:val="single"/>
     </w:rPr>
   </w:style>
-  <w:style w:type="character" w:styleId="UnresolvedMention">
+  <w:style w:type="character" w:styleId="MenoPendente">
     <w:name w:val="Unresolved Mention"/>
-    <w:basedOn w:val="DefaultParagraphFont"/>
+    <w:basedOn w:val="Fontepargpadro"/>
     <w:uiPriority w:val="99"/>
     <w:semiHidden/>
     <w:unhideWhenUsed/>
@@ -3512,6 +5698,17 @@
     <w:rPr>
       <w:color w:val="605E5C"/>
       <w:shd w:val="clear" w:color="auto" w:fill="E1DFDD"/>
+    </w:rPr>
+  </w:style>
+  <w:style w:type="paragraph" w:styleId="NormalWeb">
+    <w:name w:val="Normal (Web)"/>
+    <w:basedOn w:val="Normal"/>
+    <w:uiPriority w:val="99"/>
+    <w:semiHidden/>
+    <w:unhideWhenUsed/>
+    <w:rsid w:val="00C122C2"/>
+    <w:rPr>
+      <w:rFonts w:ascii="Times New Roman" w:hAnsi="Times New Roman" w:cs="Times New Roman"/>
     </w:rPr>
   </w:style>
 </w:styles>
@@ -3810,4 +6007,16 @@
     </a:ext>
   </a:extLst>
 </a:theme>
+</file>
+
+<file path=customXml/item1.xml><?xml version="1.0" encoding="utf-8"?>
+<b:Sources xmlns:b="http://schemas.openxmlformats.org/officeDocument/2006/bibliography" xmlns="http://schemas.openxmlformats.org/officeDocument/2006/bibliography" SelectedStyle="\APASixthEditionOfficeOnline.xsl" StyleName="APA" Version="6"/>
+</file>
+
+<file path=customXml/itemProps1.xml><?xml version="1.0" encoding="utf-8"?>
+<ds:datastoreItem xmlns:ds="http://schemas.openxmlformats.org/officeDocument/2006/customXml" ds:itemID="{AC70626E-EE08-47C6-B079-1CFCB1AE361A}">
+  <ds:schemaRefs>
+    <ds:schemaRef ds:uri="http://schemas.openxmlformats.org/officeDocument/2006/bibliography"/>
+  </ds:schemaRefs>
+</ds:datastoreItem>
 </file>
--- a/public/curriculum/Pedro-Pizzi-pt.docx
+++ b/public/curriculum/Pedro-Pizzi-pt.docx
@@ -68,15 +68,7 @@
           <w:sz w:val="22"/>
           <w:szCs w:val="22"/>
         </w:rPr>
-        <w:t xml:space="preserve">                        </w:t>
-      </w:r>
-      <w:r>
-        <w:rPr>
-          <w:rFonts w:ascii="Calibri" w:hAnsi="Calibri" w:cs="Calibri"/>
-          <w:sz w:val="22"/>
-          <w:szCs w:val="22"/>
-        </w:rPr>
-        <w:t>Linkedin:</w:t>
+        <w:t xml:space="preserve">                        Linkedin:</w:t>
       </w:r>
       <w:r>
         <w:rPr>
@@ -158,7 +150,7 @@
           <w:szCs w:val="22"/>
         </w:rPr>
         <w:pict w14:anchorId="40F6DCCC">
-          <v:rect id="_x0000_i1118" style="width:0;height:1.5pt" o:hralign="center" o:hrstd="t" o:hr="t" fillcolor="#a0a0a0" stroked="f"/>
+          <v:rect id="_x0000_i1025" style="width:0;height:1.5pt" o:hralign="center" o:hrstd="t" o:hr="t" fillcolor="#a0a0a0" stroked="f"/>
         </w:pict>
       </w:r>
     </w:p>
@@ -565,47 +557,7 @@
           <w:sz w:val="22"/>
           <w:szCs w:val="22"/>
         </w:rPr>
-        <w:t>DUONEX – Dezembro 2025 – Janeiro 2026</w:t>
-      </w:r>
-      <w:r>
-        <w:rPr>
-          <w:rFonts w:ascii="Calibri" w:hAnsi="Calibri" w:cs="Calibri"/>
-          <w:b/>
-          <w:bCs/>
-          <w:sz w:val="22"/>
-          <w:szCs w:val="22"/>
-        </w:rPr>
-        <w:t xml:space="preserve"> - </w:t>
-      </w:r>
-      <w:r>
-        <w:rPr>
-          <w:rFonts w:ascii="Calibri" w:hAnsi="Calibri" w:cs="Calibri"/>
-          <w:b/>
-          <w:bCs/>
-          <w:sz w:val="22"/>
-          <w:szCs w:val="22"/>
-        </w:rPr>
-        <w:t>Desenvolvedor Full Stack (Atuação profissional durante intercâmbio acadêmico)</w:t>
-      </w:r>
-      <w:r>
-        <w:rPr>
-          <w:rFonts w:ascii="Calibri" w:hAnsi="Calibri" w:cs="Calibri"/>
-          <w:b/>
-          <w:bCs/>
-          <w:sz w:val="22"/>
-          <w:szCs w:val="22"/>
-        </w:rPr>
-        <w:t xml:space="preserve"> </w:t>
-      </w:r>
-      <w:r>
-        <w:rPr>
-          <w:rFonts w:ascii="Calibri" w:hAnsi="Calibri" w:cs="Calibri"/>
-          <w:b/>
-          <w:bCs/>
-          <w:sz w:val="22"/>
-          <w:szCs w:val="22"/>
-        </w:rPr>
-        <w:t>Espanha</w:t>
+        <w:t>DUONEX – Dezembro 2025 – Janeiro 2026 - Desenvolvedor Full Stack (Atuação profissional durante intercâmbio acadêmico) Espanha</w:t>
       </w:r>
       <w:r>
         <w:rPr>
@@ -812,7 +764,7 @@
           <w:sz w:val="22"/>
           <w:szCs w:val="22"/>
         </w:rPr>
-        <w:t xml:space="preserve">Abril de 2023 </w:t>
+        <w:t xml:space="preserve">Abril 2023 </w:t>
       </w:r>
       <w:r>
         <w:rPr>
@@ -978,16 +930,53 @@
           <w:sz w:val="22"/>
           <w:szCs w:val="22"/>
         </w:rPr>
+        <w:t>- Implementação de OAuth2, testes automatizados (</w:t>
+      </w:r>
+      <w:proofErr w:type="spellStart"/>
+      <w:r>
+        <w:rPr>
+          <w:rFonts w:ascii="Calibri" w:hAnsi="Calibri" w:cs="Calibri"/>
+          <w:sz w:val="22"/>
+          <w:szCs w:val="22"/>
+        </w:rPr>
+        <w:t>Jest</w:t>
+      </w:r>
+      <w:proofErr w:type="spellEnd"/>
+      <w:r>
+        <w:rPr>
+          <w:rFonts w:ascii="Calibri" w:hAnsi="Calibri" w:cs="Calibri"/>
+          <w:sz w:val="22"/>
+          <w:szCs w:val="22"/>
+        </w:rPr>
+        <w:t xml:space="preserve">, </w:t>
+      </w:r>
+      <w:proofErr w:type="spellStart"/>
+      <w:r>
+        <w:rPr>
+          <w:rFonts w:ascii="Calibri" w:hAnsi="Calibri" w:cs="Calibri"/>
+          <w:sz w:val="22"/>
+          <w:szCs w:val="22"/>
+        </w:rPr>
+        <w:t>Supertest</w:t>
+      </w:r>
+      <w:proofErr w:type="spellEnd"/>
+      <w:r>
+        <w:rPr>
+          <w:rFonts w:ascii="Calibri" w:hAnsi="Calibri" w:cs="Calibri"/>
+          <w:sz w:val="22"/>
+          <w:szCs w:val="22"/>
+        </w:rPr>
+        <w:t>) e documentação via Swagger</w:t>
+      </w:r>
+      <w:r>
+        <w:rPr>
+          <w:rFonts w:ascii="Calibri" w:hAnsi="Calibri" w:cs="Calibri"/>
+          <w:sz w:val="22"/>
+          <w:szCs w:val="22"/>
+        </w:rPr>
+        <w:br/>
         <w:t xml:space="preserve">- </w:t>
       </w:r>
-      <w:r>
-        <w:rPr>
-          <w:rFonts w:ascii="Calibri" w:hAnsi="Calibri" w:cs="Calibri"/>
-          <w:sz w:val="22"/>
-          <w:szCs w:val="22"/>
-        </w:rPr>
-        <w:t>Implementação de OAuth2, testes automatizados (</w:t>
-      </w:r>
       <w:proofErr w:type="spellStart"/>
       <w:r>
         <w:rPr>
@@ -995,7 +984,7 @@
           <w:sz w:val="22"/>
           <w:szCs w:val="22"/>
         </w:rPr>
-        <w:t>Jest</w:t>
+        <w:t>Observabilidade</w:t>
       </w:r>
       <w:proofErr w:type="spellEnd"/>
       <w:r>
@@ -1004,7 +993,7 @@
           <w:sz w:val="22"/>
           <w:szCs w:val="22"/>
         </w:rPr>
-        <w:t xml:space="preserve">, </w:t>
+        <w:t xml:space="preserve"> com </w:t>
       </w:r>
       <w:proofErr w:type="spellStart"/>
       <w:r>
@@ -1013,7 +1002,7 @@
           <w:sz w:val="22"/>
           <w:szCs w:val="22"/>
         </w:rPr>
-        <w:t>Supertest</w:t>
+        <w:t>Prometheus</w:t>
       </w:r>
       <w:proofErr w:type="spellEnd"/>
       <w:r>
@@ -1022,7 +1011,231 @@
           <w:sz w:val="22"/>
           <w:szCs w:val="22"/>
         </w:rPr>
-        <w:t>) e documentação via Swagger</w:t>
+        <w:t xml:space="preserve"> e </w:t>
+      </w:r>
+      <w:proofErr w:type="spellStart"/>
+      <w:r>
+        <w:rPr>
+          <w:rFonts w:ascii="Calibri" w:hAnsi="Calibri" w:cs="Calibri"/>
+          <w:sz w:val="22"/>
+          <w:szCs w:val="22"/>
+        </w:rPr>
+        <w:t>Grafana</w:t>
+      </w:r>
+      <w:proofErr w:type="spellEnd"/>
+      <w:r>
+        <w:rPr>
+          <w:rFonts w:ascii="Calibri" w:hAnsi="Calibri" w:cs="Calibri"/>
+          <w:sz w:val="22"/>
+          <w:szCs w:val="22"/>
+        </w:rPr>
+        <w:br/>
+        <w:t>- Integração com PostgreSQL e SAP HANA</w:t>
+      </w:r>
+      <w:r>
+        <w:rPr>
+          <w:rFonts w:ascii="Calibri" w:hAnsi="Calibri" w:cs="Calibri"/>
+          <w:sz w:val="22"/>
+          <w:szCs w:val="22"/>
+        </w:rPr>
+        <w:br/>
+        <w:t>- Desenvolvimento de novas funcionalidades e melhorias evolutivas</w:t>
+      </w:r>
+      <w:r>
+        <w:rPr>
+          <w:rFonts w:ascii="Calibri" w:hAnsi="Calibri" w:cs="Calibri"/>
+          <w:sz w:val="22"/>
+          <w:szCs w:val="22"/>
+        </w:rPr>
+        <w:br/>
+        <w:t xml:space="preserve">- Responsável pelo ciclo completo: </w:t>
+      </w:r>
+      <w:r>
+        <w:rPr>
+          <w:rFonts w:ascii="Calibri" w:hAnsi="Calibri" w:cs="Calibri"/>
+          <w:sz w:val="22"/>
+          <w:szCs w:val="22"/>
+        </w:rPr>
+        <w:t xml:space="preserve">arquitetura, desenvolvimento, testes e </w:t>
+      </w:r>
+      <w:proofErr w:type="spellStart"/>
+      <w:r>
+        <w:rPr>
+          <w:rFonts w:ascii="Calibri" w:hAnsi="Calibri" w:cs="Calibri"/>
+          <w:sz w:val="22"/>
+          <w:szCs w:val="22"/>
+        </w:rPr>
+        <w:t>deploy</w:t>
+      </w:r>
+      <w:proofErr w:type="spellEnd"/>
+      <w:r>
+        <w:rPr>
+          <w:rFonts w:ascii="Calibri" w:hAnsi="Calibri" w:cs="Calibri"/>
+          <w:sz w:val="22"/>
+          <w:szCs w:val="22"/>
+        </w:rPr>
+        <w:br/>
+        <w:t>- Sistema com 1.300+ usuários consolidado para uso global</w:t>
+      </w:r>
+      <w:r>
+        <w:rPr>
+          <w:rFonts w:ascii="Calibri" w:hAnsi="Calibri" w:cs="Calibri"/>
+          <w:sz w:val="22"/>
+          <w:szCs w:val="22"/>
+        </w:rPr>
+        <w:br/>
+        <w:t>- Eliminação de ~800 vulnerabilidades de segurança</w:t>
+      </w:r>
+      <w:r>
+        <w:rPr>
+          <w:rFonts w:ascii="Calibri" w:hAnsi="Calibri" w:cs="Calibri"/>
+          <w:sz w:val="22"/>
+          <w:szCs w:val="22"/>
+        </w:rPr>
+        <w:br/>
+      </w:r>
+      <w:r>
+        <w:rPr>
+          <w:rFonts w:ascii="Calibri" w:hAnsi="Calibri" w:cs="Calibri"/>
+          <w:sz w:val="22"/>
+          <w:szCs w:val="22"/>
+        </w:rPr>
+        <w:br/>
+      </w:r>
+      <w:r>
+        <w:rPr>
+          <w:rFonts w:ascii="Calibri" w:hAnsi="Calibri" w:cs="Calibri"/>
+          <w:sz w:val="22"/>
+          <w:szCs w:val="22"/>
+        </w:rPr>
+        <w:br/>
+      </w:r>
+      <w:r>
+        <w:rPr>
+          <w:rFonts w:ascii="Calibri" w:hAnsi="Calibri" w:cs="Calibri"/>
+          <w:b/>
+          <w:bCs/>
+          <w:sz w:val="22"/>
+          <w:szCs w:val="22"/>
+        </w:rPr>
+        <w:br/>
+      </w:r>
+      <w:proofErr w:type="spellStart"/>
+      <w:r>
+        <w:rPr>
+          <w:rFonts w:ascii="Calibri" w:hAnsi="Calibri" w:cs="Calibri"/>
+          <w:b/>
+          <w:bCs/>
+          <w:sz w:val="22"/>
+          <w:szCs w:val="22"/>
+        </w:rPr>
+        <w:lastRenderedPageBreak/>
+        <w:t>Advice</w:t>
+      </w:r>
+      <w:proofErr w:type="spellEnd"/>
+      <w:r>
+        <w:rPr>
+          <w:rFonts w:ascii="Calibri" w:hAnsi="Calibri" w:cs="Calibri"/>
+          <w:b/>
+          <w:bCs/>
+          <w:sz w:val="22"/>
+          <w:szCs w:val="22"/>
+        </w:rPr>
+        <w:t xml:space="preserve"> Compliance </w:t>
+      </w:r>
+      <w:proofErr w:type="spellStart"/>
+      <w:r>
+        <w:rPr>
+          <w:rFonts w:ascii="Calibri" w:hAnsi="Calibri" w:cs="Calibri"/>
+          <w:b/>
+          <w:bCs/>
+          <w:sz w:val="22"/>
+          <w:szCs w:val="22"/>
+        </w:rPr>
+        <w:t>Solutions</w:t>
+      </w:r>
+      <w:proofErr w:type="spellEnd"/>
+      <w:r>
+        <w:rPr>
+          <w:rFonts w:ascii="Calibri" w:hAnsi="Calibri" w:cs="Calibri"/>
+          <w:b/>
+          <w:bCs/>
+          <w:sz w:val="22"/>
+          <w:szCs w:val="22"/>
+        </w:rPr>
+        <w:t xml:space="preserve"> (Estagiário C#)</w:t>
+      </w:r>
+      <w:r>
+        <w:rPr>
+          <w:rFonts w:ascii="Calibri" w:hAnsi="Calibri" w:cs="Calibri"/>
+          <w:b/>
+          <w:bCs/>
+          <w:sz w:val="22"/>
+          <w:szCs w:val="22"/>
+        </w:rPr>
+        <w:br/>
+        <w:t>Dezembro 2021 - Janeiro 2023</w:t>
+      </w:r>
+      <w:r>
+        <w:rPr>
+          <w:rFonts w:ascii="Calibri" w:hAnsi="Calibri" w:cs="Calibri"/>
+          <w:b/>
+          <w:bCs/>
+          <w:sz w:val="22"/>
+          <w:szCs w:val="22"/>
+        </w:rPr>
+        <w:br/>
+      </w:r>
+      <w:r>
+        <w:rPr>
+          <w:rFonts w:ascii="Calibri" w:hAnsi="Calibri" w:cs="Calibri"/>
+          <w:sz w:val="22"/>
+          <w:szCs w:val="22"/>
+        </w:rPr>
+        <w:t xml:space="preserve">- Desenvolvimento de APIs </w:t>
+      </w:r>
+      <w:proofErr w:type="spellStart"/>
+      <w:r>
+        <w:rPr>
+          <w:rFonts w:ascii="Calibri" w:hAnsi="Calibri" w:cs="Calibri"/>
+          <w:sz w:val="22"/>
+          <w:szCs w:val="22"/>
+        </w:rPr>
+        <w:t>RESTful</w:t>
+      </w:r>
+      <w:proofErr w:type="spellEnd"/>
+      <w:r>
+        <w:rPr>
+          <w:rFonts w:ascii="Calibri" w:hAnsi="Calibri" w:cs="Calibri"/>
+          <w:sz w:val="22"/>
+          <w:szCs w:val="22"/>
+        </w:rPr>
+        <w:t xml:space="preserve"> em C# e .NET</w:t>
+      </w:r>
+      <w:r>
+        <w:rPr>
+          <w:rFonts w:ascii="Calibri" w:hAnsi="Calibri" w:cs="Calibri"/>
+          <w:sz w:val="22"/>
+          <w:szCs w:val="22"/>
+        </w:rPr>
+        <w:br/>
+        <w:t xml:space="preserve">- </w:t>
+      </w:r>
+      <w:r>
+        <w:rPr>
+          <w:rFonts w:ascii="Calibri" w:hAnsi="Calibri" w:cs="Calibri"/>
+          <w:sz w:val="22"/>
+          <w:szCs w:val="22"/>
+        </w:rPr>
+        <w:t xml:space="preserve">Desenvolvimento de funcionalidades </w:t>
+      </w:r>
+      <w:r>
+        <w:rPr>
+          <w:rFonts w:ascii="Calibri" w:hAnsi="Calibri" w:cs="Calibri"/>
+          <w:sz w:val="22"/>
+          <w:szCs w:val="22"/>
+        </w:rPr>
+        <w:t>Javascript</w:t>
       </w:r>
       <w:r>
         <w:rPr>
@@ -1039,331 +1252,6 @@
           <w:sz w:val="22"/>
           <w:szCs w:val="22"/>
         </w:rPr>
-        <w:t xml:space="preserve"> </w:t>
-      </w:r>
-      <w:proofErr w:type="spellStart"/>
-      <w:r>
-        <w:rPr>
-          <w:rFonts w:ascii="Calibri" w:hAnsi="Calibri" w:cs="Calibri"/>
-          <w:sz w:val="22"/>
-          <w:szCs w:val="22"/>
-        </w:rPr>
-        <w:t>Observabilidade</w:t>
-      </w:r>
-      <w:proofErr w:type="spellEnd"/>
-      <w:r>
-        <w:rPr>
-          <w:rFonts w:ascii="Calibri" w:hAnsi="Calibri" w:cs="Calibri"/>
-          <w:sz w:val="22"/>
-          <w:szCs w:val="22"/>
-        </w:rPr>
-        <w:t xml:space="preserve"> com </w:t>
-      </w:r>
-      <w:proofErr w:type="spellStart"/>
-      <w:r>
-        <w:rPr>
-          <w:rFonts w:ascii="Calibri" w:hAnsi="Calibri" w:cs="Calibri"/>
-          <w:sz w:val="22"/>
-          <w:szCs w:val="22"/>
-        </w:rPr>
-        <w:t>Prometheus</w:t>
-      </w:r>
-      <w:proofErr w:type="spellEnd"/>
-      <w:r>
-        <w:rPr>
-          <w:rFonts w:ascii="Calibri" w:hAnsi="Calibri" w:cs="Calibri"/>
-          <w:sz w:val="22"/>
-          <w:szCs w:val="22"/>
-        </w:rPr>
-        <w:t xml:space="preserve"> e </w:t>
-      </w:r>
-      <w:proofErr w:type="spellStart"/>
-      <w:r>
-        <w:rPr>
-          <w:rFonts w:ascii="Calibri" w:hAnsi="Calibri" w:cs="Calibri"/>
-          <w:sz w:val="22"/>
-          <w:szCs w:val="22"/>
-        </w:rPr>
-        <w:t>Grafana</w:t>
-      </w:r>
-      <w:proofErr w:type="spellEnd"/>
-      <w:r>
-        <w:rPr>
-          <w:rFonts w:ascii="Calibri" w:hAnsi="Calibri" w:cs="Calibri"/>
-          <w:sz w:val="22"/>
-          <w:szCs w:val="22"/>
-        </w:rPr>
-        <w:br/>
-        <w:t>-</w:t>
-      </w:r>
-      <w:r>
-        <w:rPr>
-          <w:rFonts w:ascii="Calibri" w:hAnsi="Calibri" w:cs="Calibri"/>
-          <w:sz w:val="22"/>
-          <w:szCs w:val="22"/>
-        </w:rPr>
-        <w:t xml:space="preserve"> Integração com PostgreSQL e SAP HANA</w:t>
-      </w:r>
-      <w:r>
-        <w:rPr>
-          <w:rFonts w:ascii="Calibri" w:hAnsi="Calibri" w:cs="Calibri"/>
-          <w:sz w:val="22"/>
-          <w:szCs w:val="22"/>
-        </w:rPr>
-        <w:br/>
-        <w:t>-</w:t>
-      </w:r>
-      <w:r>
-        <w:rPr>
-          <w:rFonts w:ascii="Calibri" w:hAnsi="Calibri" w:cs="Calibri"/>
-          <w:sz w:val="22"/>
-          <w:szCs w:val="22"/>
-        </w:rPr>
-        <w:t xml:space="preserve"> Desenvolvimento de novas funcionalidades e melhorias evolutivas</w:t>
-      </w:r>
-      <w:r>
-        <w:rPr>
-          <w:rFonts w:ascii="Calibri" w:hAnsi="Calibri" w:cs="Calibri"/>
-          <w:sz w:val="22"/>
-          <w:szCs w:val="22"/>
-        </w:rPr>
-        <w:br/>
-        <w:t>-</w:t>
-      </w:r>
-      <w:r>
-        <w:rPr>
-          <w:rFonts w:ascii="Calibri" w:hAnsi="Calibri" w:cs="Calibri"/>
-          <w:sz w:val="22"/>
-          <w:szCs w:val="22"/>
-        </w:rPr>
-        <w:t xml:space="preserve"> Responsável pelo ciclo completo: </w:t>
-      </w:r>
-      <w:r>
-        <w:rPr>
-          <w:rFonts w:ascii="Calibri" w:hAnsi="Calibri" w:cs="Calibri"/>
-          <w:sz w:val="22"/>
-          <w:szCs w:val="22"/>
-        </w:rPr>
-        <w:t xml:space="preserve">arquitetura, desenvolvimento, testes e </w:t>
-      </w:r>
-      <w:proofErr w:type="spellStart"/>
-      <w:r>
-        <w:rPr>
-          <w:rFonts w:ascii="Calibri" w:hAnsi="Calibri" w:cs="Calibri"/>
-          <w:sz w:val="22"/>
-          <w:szCs w:val="22"/>
-        </w:rPr>
-        <w:t>deploy</w:t>
-      </w:r>
-      <w:proofErr w:type="spellEnd"/>
-      <w:r>
-        <w:rPr>
-          <w:rFonts w:ascii="Calibri" w:hAnsi="Calibri" w:cs="Calibri"/>
-          <w:sz w:val="22"/>
-          <w:szCs w:val="22"/>
-        </w:rPr>
-        <w:br/>
-        <w:t xml:space="preserve">- </w:t>
-      </w:r>
-      <w:r>
-        <w:rPr>
-          <w:rFonts w:ascii="Calibri" w:hAnsi="Calibri" w:cs="Calibri"/>
-          <w:sz w:val="22"/>
-          <w:szCs w:val="22"/>
-        </w:rPr>
-        <w:t>Sistema com 1.300+ usuários consolidado para uso global</w:t>
-      </w:r>
-      <w:r>
-        <w:rPr>
-          <w:rFonts w:ascii="Calibri" w:hAnsi="Calibri" w:cs="Calibri"/>
-          <w:sz w:val="22"/>
-          <w:szCs w:val="22"/>
-        </w:rPr>
-        <w:br/>
-        <w:t>-</w:t>
-      </w:r>
-      <w:r>
-        <w:rPr>
-          <w:rFonts w:ascii="Calibri" w:hAnsi="Calibri" w:cs="Calibri"/>
-          <w:sz w:val="22"/>
-          <w:szCs w:val="22"/>
-        </w:rPr>
-        <w:t xml:space="preserve"> Eliminação de ~800 vulnerabilidades de segurança</w:t>
-      </w:r>
-      <w:r>
-        <w:rPr>
-          <w:rFonts w:ascii="Calibri" w:hAnsi="Calibri" w:cs="Calibri"/>
-          <w:sz w:val="22"/>
-          <w:szCs w:val="22"/>
-        </w:rPr>
-        <w:br/>
-      </w:r>
-      <w:r>
-        <w:rPr>
-          <w:rFonts w:ascii="Calibri" w:hAnsi="Calibri" w:cs="Calibri"/>
-          <w:sz w:val="22"/>
-          <w:szCs w:val="22"/>
-        </w:rPr>
-        <w:br/>
-      </w:r>
-      <w:r>
-        <w:rPr>
-          <w:rFonts w:ascii="Calibri" w:hAnsi="Calibri" w:cs="Calibri"/>
-          <w:sz w:val="22"/>
-          <w:szCs w:val="22"/>
-        </w:rPr>
-        <w:br/>
-      </w:r>
-      <w:r>
-        <w:rPr>
-          <w:rFonts w:ascii="Calibri" w:hAnsi="Calibri" w:cs="Calibri"/>
-          <w:b/>
-          <w:bCs/>
-          <w:sz w:val="22"/>
-          <w:szCs w:val="22"/>
-        </w:rPr>
-        <w:br/>
-      </w:r>
-      <w:proofErr w:type="spellStart"/>
-      <w:r>
-        <w:rPr>
-          <w:rFonts w:ascii="Calibri" w:hAnsi="Calibri" w:cs="Calibri"/>
-          <w:b/>
-          <w:bCs/>
-          <w:sz w:val="22"/>
-          <w:szCs w:val="22"/>
-        </w:rPr>
-        <w:lastRenderedPageBreak/>
-        <w:t>Advice</w:t>
-      </w:r>
-      <w:proofErr w:type="spellEnd"/>
-      <w:r>
-        <w:rPr>
-          <w:rFonts w:ascii="Calibri" w:hAnsi="Calibri" w:cs="Calibri"/>
-          <w:b/>
-          <w:bCs/>
-          <w:sz w:val="22"/>
-          <w:szCs w:val="22"/>
-        </w:rPr>
-        <w:t xml:space="preserve"> Compliance </w:t>
-      </w:r>
-      <w:proofErr w:type="spellStart"/>
-      <w:r>
-        <w:rPr>
-          <w:rFonts w:ascii="Calibri" w:hAnsi="Calibri" w:cs="Calibri"/>
-          <w:b/>
-          <w:bCs/>
-          <w:sz w:val="22"/>
-          <w:szCs w:val="22"/>
-        </w:rPr>
-        <w:t>Solutions</w:t>
-      </w:r>
-      <w:proofErr w:type="spellEnd"/>
-      <w:r>
-        <w:rPr>
-          <w:rFonts w:ascii="Calibri" w:hAnsi="Calibri" w:cs="Calibri"/>
-          <w:b/>
-          <w:bCs/>
-          <w:sz w:val="22"/>
-          <w:szCs w:val="22"/>
-        </w:rPr>
-        <w:t xml:space="preserve"> (Estagiário C#)</w:t>
-      </w:r>
-      <w:r>
-        <w:rPr>
-          <w:rFonts w:ascii="Calibri" w:hAnsi="Calibri" w:cs="Calibri"/>
-          <w:b/>
-          <w:bCs/>
-          <w:sz w:val="22"/>
-          <w:szCs w:val="22"/>
-        </w:rPr>
-        <w:br/>
-        <w:t>Dezembro 2021 - Janeiro 2023</w:t>
-      </w:r>
-      <w:r>
-        <w:rPr>
-          <w:rFonts w:ascii="Calibri" w:hAnsi="Calibri" w:cs="Calibri"/>
-          <w:b/>
-          <w:bCs/>
-          <w:sz w:val="22"/>
-          <w:szCs w:val="22"/>
-        </w:rPr>
-        <w:br/>
-      </w:r>
-      <w:r>
-        <w:rPr>
-          <w:rFonts w:ascii="Calibri" w:hAnsi="Calibri" w:cs="Calibri"/>
-          <w:sz w:val="22"/>
-          <w:szCs w:val="22"/>
-        </w:rPr>
-        <w:t xml:space="preserve">- </w:t>
-      </w:r>
-      <w:r>
-        <w:rPr>
-          <w:rFonts w:ascii="Calibri" w:hAnsi="Calibri" w:cs="Calibri"/>
-          <w:sz w:val="22"/>
-          <w:szCs w:val="22"/>
-        </w:rPr>
-        <w:t xml:space="preserve">Desenvolvimento de APIs </w:t>
-      </w:r>
-      <w:proofErr w:type="spellStart"/>
-      <w:r>
-        <w:rPr>
-          <w:rFonts w:ascii="Calibri" w:hAnsi="Calibri" w:cs="Calibri"/>
-          <w:sz w:val="22"/>
-          <w:szCs w:val="22"/>
-        </w:rPr>
-        <w:t>RESTful</w:t>
-      </w:r>
-      <w:proofErr w:type="spellEnd"/>
-      <w:r>
-        <w:rPr>
-          <w:rFonts w:ascii="Calibri" w:hAnsi="Calibri" w:cs="Calibri"/>
-          <w:sz w:val="22"/>
-          <w:szCs w:val="22"/>
-        </w:rPr>
-        <w:t xml:space="preserve"> em C# e .NET</w:t>
-      </w:r>
-      <w:r>
-        <w:rPr>
-          <w:rFonts w:ascii="Calibri" w:hAnsi="Calibri" w:cs="Calibri"/>
-          <w:sz w:val="22"/>
-          <w:szCs w:val="22"/>
-        </w:rPr>
-        <w:br/>
-        <w:t xml:space="preserve">- </w:t>
-      </w:r>
-      <w:r>
-        <w:rPr>
-          <w:rFonts w:ascii="Calibri" w:hAnsi="Calibri" w:cs="Calibri"/>
-          <w:sz w:val="22"/>
-          <w:szCs w:val="22"/>
-        </w:rPr>
-        <w:t xml:space="preserve">Desenvolvimento de funcionalidades </w:t>
-      </w:r>
-      <w:r>
-        <w:rPr>
-          <w:rFonts w:ascii="Calibri" w:hAnsi="Calibri" w:cs="Calibri"/>
-          <w:sz w:val="22"/>
-          <w:szCs w:val="22"/>
-        </w:rPr>
-        <w:t>Javascript</w:t>
-      </w:r>
-      <w:r>
-        <w:rPr>
-          <w:rFonts w:ascii="Calibri" w:hAnsi="Calibri" w:cs="Calibri"/>
-          <w:sz w:val="22"/>
-          <w:szCs w:val="22"/>
-        </w:rPr>
-        <w:br/>
-        <w:t>-</w:t>
-      </w:r>
-      <w:r>
-        <w:rPr>
-          <w:rFonts w:ascii="Calibri" w:hAnsi="Calibri" w:cs="Calibri"/>
-          <w:sz w:val="22"/>
-          <w:szCs w:val="22"/>
-        </w:rPr>
         <w:t xml:space="preserve"> Atuação em sistemas corporativos voltados para compliance</w:t>
       </w:r>
     </w:p>
@@ -1455,15 +1343,7 @@
           <w:sz w:val="22"/>
           <w:szCs w:val="22"/>
         </w:rPr>
-        <w:t>-</w:t>
-      </w:r>
-      <w:r>
-        <w:rPr>
-          <w:rFonts w:ascii="Calibri" w:hAnsi="Calibri" w:cs="Calibri"/>
-          <w:sz w:val="22"/>
-          <w:szCs w:val="22"/>
-        </w:rPr>
-        <w:t xml:space="preserve"> Gestão de ordens e projetos de redes para a região da América do Norte</w:t>
+        <w:t>- Gestão de ordens e projetos de redes para a região da América do Norte</w:t>
       </w:r>
       <w:r>
         <w:rPr>
@@ -1562,12 +1442,13 @@
           <w:szCs w:val="22"/>
         </w:rPr>
         <w:pict w14:anchorId="0EF84339">
-          <v:rect id="_x0000_i1121" style="width:0;height:1.5pt" o:hralign="center" o:hrstd="t" o:hr="t" fillcolor="#a0a0a0" stroked="f"/>
+          <v:rect id="_x0000_i1026" style="width:0;height:1.5pt" o:hralign="center" o:hrstd="t" o:hr="t" fillcolor="#a0a0a0" stroked="f"/>
         </w:pict>
       </w:r>
     </w:p>
     <w:p>
       <w:pPr>
+        <w:spacing w:after="0" w:line="240" w:lineRule="auto"/>
         <w:rPr>
           <w:rFonts w:ascii="Calibri" w:hAnsi="Calibri" w:cs="Calibri"/>
           <w:sz w:val="22"/>
@@ -1600,23 +1481,7 @@
           <w:sz w:val="22"/>
           <w:szCs w:val="22"/>
         </w:rPr>
-        <w:t xml:space="preserve">Graduação </w:t>
-      </w:r>
-      <w:r>
-        <w:rPr>
-          <w:rFonts w:ascii="Calibri" w:hAnsi="Calibri" w:cs="Calibri"/>
-          <w:sz w:val="22"/>
-          <w:szCs w:val="22"/>
-        </w:rPr>
-        <w:t>Engenharia da Computação</w:t>
-      </w:r>
-      <w:r>
-        <w:rPr>
-          <w:rFonts w:ascii="Calibri" w:hAnsi="Calibri" w:cs="Calibri"/>
-          <w:sz w:val="22"/>
-          <w:szCs w:val="22"/>
-        </w:rPr>
-        <w:t xml:space="preserve"> – Conclusão em </w:t>
+        <w:t xml:space="preserve">Bacharelado em Engenharia da Computação – Conclusão: </w:t>
       </w:r>
       <w:proofErr w:type="gramStart"/>
       <w:r>
@@ -1634,264 +1499,36 @@
           <w:sz w:val="22"/>
           <w:szCs w:val="22"/>
         </w:rPr>
-        <w:t xml:space="preserve"> de 2026</w:t>
-      </w:r>
-      <w:r>
-        <w:rPr>
-          <w:rFonts w:ascii="Calibri" w:hAnsi="Calibri" w:cs="Calibri"/>
-          <w:sz w:val="22"/>
-          <w:szCs w:val="22"/>
-        </w:rPr>
-        <w:br/>
-        <w:t>C</w:t>
-      </w:r>
-      <w:r>
-        <w:rPr>
-          <w:rFonts w:ascii="Calibri" w:hAnsi="Calibri" w:cs="Calibri"/>
-          <w:sz w:val="22"/>
-          <w:szCs w:val="22"/>
-        </w:rPr>
-        <w:t xml:space="preserve">entro </w:t>
-      </w:r>
-      <w:r>
-        <w:rPr>
-          <w:rFonts w:ascii="Calibri" w:hAnsi="Calibri" w:cs="Calibri"/>
-          <w:sz w:val="22"/>
-          <w:szCs w:val="22"/>
-        </w:rPr>
-        <w:t>F</w:t>
-      </w:r>
-      <w:r>
-        <w:rPr>
-          <w:rFonts w:ascii="Calibri" w:hAnsi="Calibri" w:cs="Calibri"/>
-          <w:sz w:val="22"/>
-          <w:szCs w:val="22"/>
-        </w:rPr>
-        <w:t xml:space="preserve">ederal de </w:t>
-      </w:r>
-      <w:r>
-        <w:rPr>
-          <w:rFonts w:ascii="Calibri" w:hAnsi="Calibri" w:cs="Calibri"/>
-          <w:sz w:val="22"/>
-          <w:szCs w:val="22"/>
-        </w:rPr>
-        <w:t>E</w:t>
-      </w:r>
-      <w:r>
-        <w:rPr>
-          <w:rFonts w:ascii="Calibri" w:hAnsi="Calibri" w:cs="Calibri"/>
-          <w:sz w:val="22"/>
-          <w:szCs w:val="22"/>
-        </w:rPr>
-        <w:t xml:space="preserve">ducação </w:t>
-      </w:r>
-      <w:r>
-        <w:rPr>
-          <w:rFonts w:ascii="Calibri" w:hAnsi="Calibri" w:cs="Calibri"/>
-          <w:sz w:val="22"/>
-          <w:szCs w:val="22"/>
-        </w:rPr>
-        <w:t>T</w:t>
-      </w:r>
-      <w:r>
-        <w:rPr>
-          <w:rFonts w:ascii="Calibri" w:hAnsi="Calibri" w:cs="Calibri"/>
-          <w:sz w:val="22"/>
-          <w:szCs w:val="22"/>
-        </w:rPr>
-        <w:t xml:space="preserve">ecnológica </w:t>
-      </w:r>
-      <w:r>
-        <w:rPr>
-          <w:rFonts w:ascii="Calibri" w:hAnsi="Calibri" w:cs="Calibri"/>
-          <w:sz w:val="22"/>
-          <w:szCs w:val="22"/>
-        </w:rPr>
-        <w:t>C</w:t>
-      </w:r>
-      <w:r>
-        <w:rPr>
-          <w:rFonts w:ascii="Calibri" w:hAnsi="Calibri" w:cs="Calibri"/>
-          <w:sz w:val="22"/>
-          <w:szCs w:val="22"/>
-        </w:rPr>
-        <w:t xml:space="preserve">elso da </w:t>
-      </w:r>
-      <w:r>
-        <w:rPr>
-          <w:rFonts w:ascii="Calibri" w:hAnsi="Calibri" w:cs="Calibri"/>
-          <w:sz w:val="22"/>
-          <w:szCs w:val="22"/>
-        </w:rPr>
-        <w:t>F</w:t>
-      </w:r>
-      <w:r>
-        <w:rPr>
-          <w:rFonts w:ascii="Calibri" w:hAnsi="Calibri" w:cs="Calibri"/>
-          <w:sz w:val="22"/>
-          <w:szCs w:val="22"/>
-        </w:rPr>
-        <w:t>onseca</w:t>
-      </w:r>
-      <w:r>
-        <w:rPr>
-          <w:rFonts w:ascii="Calibri" w:hAnsi="Calibri" w:cs="Calibri"/>
-          <w:sz w:val="22"/>
-          <w:szCs w:val="22"/>
-        </w:rPr>
-        <w:t xml:space="preserve"> (CEFET/RJ) </w:t>
-      </w:r>
-      <w:r>
-        <w:rPr>
-          <w:rFonts w:ascii="Calibri" w:hAnsi="Calibri" w:cs="Calibri"/>
-          <w:b/>
-          <w:bCs/>
-          <w:sz w:val="22"/>
-          <w:szCs w:val="22"/>
-        </w:rPr>
-        <w:pict w14:anchorId="6D0149EA">
-          <v:rect id="_x0000_i1122" style="width:0;height:1.5pt" o:hralign="center" o:hrstd="t" o:hr="t" fillcolor="#a0a0a0" stroked="f"/>
-        </w:pict>
+        <w:t xml:space="preserve"> 2026</w:t>
       </w:r>
     </w:p>
     <w:p>
       <w:pPr>
-        <w:rPr>
-          <w:rFonts w:ascii="Calibri" w:hAnsi="Calibri" w:cs="Calibri"/>
-          <w:sz w:val="22"/>
-          <w:szCs w:val="22"/>
-        </w:rPr>
-      </w:pPr>
-      <w:r>
-        <w:rPr>
-          <w:rFonts w:ascii="Calibri" w:hAnsi="Calibri" w:cs="Calibri"/>
-          <w:b/>
-          <w:bCs/>
-          <w:sz w:val="22"/>
-          <w:szCs w:val="22"/>
-        </w:rPr>
-        <w:t>Experiência Internacional – Espanha</w:t>
-      </w:r>
-      <w:r>
-        <w:rPr>
-          <w:rFonts w:ascii="Calibri" w:hAnsi="Calibri" w:cs="Calibri"/>
-          <w:b/>
-          <w:bCs/>
-          <w:sz w:val="22"/>
-          <w:szCs w:val="22"/>
-        </w:rPr>
-        <w:br/>
-      </w:r>
-      <w:proofErr w:type="spellStart"/>
-      <w:r>
-        <w:rPr>
-          <w:rFonts w:ascii="Calibri" w:hAnsi="Calibri" w:cs="Calibri"/>
-          <w:b/>
-          <w:bCs/>
-          <w:sz w:val="22"/>
-          <w:szCs w:val="22"/>
-        </w:rPr>
-        <w:t>Universidad</w:t>
-      </w:r>
-      <w:proofErr w:type="spellEnd"/>
-      <w:r>
-        <w:rPr>
-          <w:rFonts w:ascii="Calibri" w:hAnsi="Calibri" w:cs="Calibri"/>
-          <w:b/>
-          <w:bCs/>
-          <w:sz w:val="22"/>
-          <w:szCs w:val="22"/>
-        </w:rPr>
-        <w:t xml:space="preserve"> de Valladolid | </w:t>
-      </w:r>
-      <w:proofErr w:type="gramStart"/>
-      <w:r>
-        <w:rPr>
-          <w:rFonts w:ascii="Calibri" w:hAnsi="Calibri" w:cs="Calibri"/>
-          <w:b/>
-          <w:bCs/>
-          <w:sz w:val="22"/>
-          <w:szCs w:val="22"/>
-        </w:rPr>
-        <w:t>Setembro</w:t>
-      </w:r>
-      <w:proofErr w:type="gramEnd"/>
-      <w:r>
-        <w:rPr>
-          <w:rFonts w:ascii="Calibri" w:hAnsi="Calibri" w:cs="Calibri"/>
-          <w:b/>
-          <w:bCs/>
-          <w:sz w:val="22"/>
-          <w:szCs w:val="22"/>
-        </w:rPr>
-        <w:t xml:space="preserve"> 2025 – </w:t>
-      </w:r>
-      <w:proofErr w:type="gramStart"/>
-      <w:r>
-        <w:rPr>
-          <w:rFonts w:ascii="Calibri" w:hAnsi="Calibri" w:cs="Calibri"/>
-          <w:b/>
-          <w:bCs/>
-          <w:sz w:val="22"/>
-          <w:szCs w:val="22"/>
-        </w:rPr>
-        <w:t>Fevereiro</w:t>
-      </w:r>
-      <w:proofErr w:type="gramEnd"/>
-      <w:r>
-        <w:rPr>
-          <w:rFonts w:ascii="Calibri" w:hAnsi="Calibri" w:cs="Calibri"/>
-          <w:b/>
-          <w:bCs/>
-          <w:sz w:val="22"/>
-          <w:szCs w:val="22"/>
-        </w:rPr>
-        <w:t xml:space="preserve"> 2026</w:t>
-      </w:r>
-      <w:r>
-        <w:rPr>
-          <w:rFonts w:ascii="Calibri" w:hAnsi="Calibri" w:cs="Calibri"/>
-          <w:sz w:val="22"/>
-          <w:szCs w:val="22"/>
-        </w:rPr>
-        <w:br/>
-      </w:r>
-      <w:r>
-        <w:rPr>
-          <w:rFonts w:ascii="Calibri" w:hAnsi="Calibri" w:cs="Calibri"/>
-          <w:sz w:val="22"/>
-          <w:szCs w:val="22"/>
-        </w:rPr>
-        <w:t xml:space="preserve">Selecionado por mérito acadêmico para bolsas Santander Open </w:t>
-      </w:r>
-      <w:proofErr w:type="spellStart"/>
-      <w:r>
-        <w:rPr>
-          <w:rFonts w:ascii="Calibri" w:hAnsi="Calibri" w:cs="Calibri"/>
-          <w:sz w:val="22"/>
-          <w:szCs w:val="22"/>
-        </w:rPr>
-        <w:t>Academy</w:t>
-      </w:r>
-      <w:proofErr w:type="spellEnd"/>
-      <w:r>
-        <w:rPr>
-          <w:rFonts w:ascii="Calibri" w:hAnsi="Calibri" w:cs="Calibri"/>
-          <w:sz w:val="22"/>
-          <w:szCs w:val="22"/>
-        </w:rPr>
-        <w:t xml:space="preserve"> e CEFET/RJ. Intercâmbio em Engenharia da Computação com atuação profissional paralela como Desenvolvedor Full Stack.</w:t>
-      </w:r>
-      <w:r>
-        <w:rPr>
-          <w:rFonts w:ascii="Calibri" w:hAnsi="Calibri" w:cs="Calibri"/>
-          <w:b/>
-          <w:bCs/>
-          <w:sz w:val="22"/>
-          <w:szCs w:val="22"/>
-        </w:rPr>
-        <w:pict w14:anchorId="0662F220">
-          <v:rect id="_x0000_i1123" style="width:0;height:1.5pt" o:hralign="center" o:hrstd="t" o:hr="t" fillcolor="#a0a0a0" stroked="f"/>
+        <w:spacing w:after="0" w:line="240" w:lineRule="auto"/>
+        <w:rPr>
+          <w:rFonts w:ascii="Calibri" w:hAnsi="Calibri" w:cs="Calibri"/>
+          <w:sz w:val="22"/>
+          <w:szCs w:val="22"/>
+        </w:rPr>
+      </w:pPr>
+      <w:r>
+        <w:rPr>
+          <w:rFonts w:ascii="Calibri" w:hAnsi="Calibri" w:cs="Calibri"/>
+          <w:sz w:val="22"/>
+          <w:szCs w:val="22"/>
+        </w:rPr>
+        <w:t>CEFET/RJ – Centro Federal de Educação Tecnológica Celso Suckow da Fonseca</w:t>
+      </w:r>
+      <w:r>
+        <w:rPr>
+          <w:rFonts w:ascii="Calibri" w:hAnsi="Calibri" w:cs="Calibri"/>
+          <w:b/>
+          <w:bCs/>
+          <w:sz w:val="22"/>
+          <w:szCs w:val="22"/>
+        </w:rPr>
+        <w:pict w14:anchorId="6D0149EA">
+          <v:rect id="_x0000_i1027" style="width:0;height:1.5pt" o:hralign="center" o:hrstd="t" o:hr="t" fillcolor="#a0a0a0" stroked="f"/>
         </w:pict>
       </w:r>
     </w:p>
@@ -1899,21 +1536,19 @@
       <w:pPr>
         <w:rPr>
           <w:rFonts w:ascii="Calibri" w:hAnsi="Calibri" w:cs="Calibri"/>
-          <w:b/>
-          <w:bCs/>
-          <w:sz w:val="22"/>
-          <w:szCs w:val="22"/>
-        </w:rPr>
-      </w:pPr>
-      <w:r>
-        <w:rPr>
-          <w:rFonts w:ascii="Calibri" w:hAnsi="Calibri" w:cs="Calibri"/>
-          <w:b/>
-          <w:bCs/>
-          <w:sz w:val="22"/>
-          <w:szCs w:val="22"/>
-        </w:rPr>
-        <w:t>Habilidades Técnicas</w:t>
+          <w:sz w:val="22"/>
+          <w:szCs w:val="22"/>
+        </w:rPr>
+      </w:pPr>
+      <w:r>
+        <w:rPr>
+          <w:rFonts w:ascii="Calibri" w:hAnsi="Calibri" w:cs="Calibri"/>
+          <w:b/>
+          <w:bCs/>
+          <w:sz w:val="22"/>
+          <w:szCs w:val="22"/>
+        </w:rPr>
+        <w:t>Experiência Internacional – Espanha</w:t>
       </w:r>
       <w:r>
         <w:rPr>
@@ -1934,32 +1569,78 @@
           <w:sz w:val="22"/>
           <w:szCs w:val="22"/>
         </w:rPr>
-        <w:t>Backend</w:t>
+        <w:t>Universidad</w:t>
       </w:r>
       <w:proofErr w:type="spellEnd"/>
       <w:r>
         <w:rPr>
           <w:rFonts w:ascii="Calibri" w:hAnsi="Calibri" w:cs="Calibri"/>
-          <w:sz w:val="22"/>
-          <w:szCs w:val="22"/>
-        </w:rPr>
-        <w:t>:</w:t>
-      </w:r>
-      <w:r>
-        <w:rPr>
-          <w:rFonts w:ascii="Calibri" w:hAnsi="Calibri" w:cs="Calibri"/>
-          <w:sz w:val="22"/>
-          <w:szCs w:val="22"/>
-        </w:rPr>
-        <w:t xml:space="preserve"> </w:t>
-      </w:r>
-      <w:r>
-        <w:rPr>
-          <w:rFonts w:ascii="Calibri" w:hAnsi="Calibri" w:cs="Calibri"/>
-          <w:sz w:val="22"/>
-          <w:szCs w:val="22"/>
-        </w:rPr>
-        <w:t xml:space="preserve">Node.js, </w:t>
+          <w:b/>
+          <w:bCs/>
+          <w:sz w:val="22"/>
+          <w:szCs w:val="22"/>
+        </w:rPr>
+        <w:t xml:space="preserve"> de Valladolid | </w:t>
+      </w:r>
+      <w:proofErr w:type="gramStart"/>
+      <w:r>
+        <w:rPr>
+          <w:rFonts w:ascii="Calibri" w:hAnsi="Calibri" w:cs="Calibri"/>
+          <w:b/>
+          <w:bCs/>
+          <w:sz w:val="22"/>
+          <w:szCs w:val="22"/>
+        </w:rPr>
+        <w:t>Setembro</w:t>
+      </w:r>
+      <w:proofErr w:type="gramEnd"/>
+      <w:r>
+        <w:rPr>
+          <w:rFonts w:ascii="Calibri" w:hAnsi="Calibri" w:cs="Calibri"/>
+          <w:b/>
+          <w:bCs/>
+          <w:sz w:val="22"/>
+          <w:szCs w:val="22"/>
+        </w:rPr>
+        <w:t xml:space="preserve"> 2025 – </w:t>
+      </w:r>
+      <w:proofErr w:type="gramStart"/>
+      <w:r>
+        <w:rPr>
+          <w:rFonts w:ascii="Calibri" w:hAnsi="Calibri" w:cs="Calibri"/>
+          <w:b/>
+          <w:bCs/>
+          <w:sz w:val="22"/>
+          <w:szCs w:val="22"/>
+        </w:rPr>
+        <w:t>Fevereiro</w:t>
+      </w:r>
+      <w:proofErr w:type="gramEnd"/>
+      <w:r>
+        <w:rPr>
+          <w:rFonts w:ascii="Calibri" w:hAnsi="Calibri" w:cs="Calibri"/>
+          <w:b/>
+          <w:bCs/>
+          <w:sz w:val="22"/>
+          <w:szCs w:val="22"/>
+        </w:rPr>
+        <w:t xml:space="preserve"> 2026</w:t>
+      </w:r>
+      <w:r>
+        <w:rPr>
+          <w:rFonts w:ascii="Calibri" w:hAnsi="Calibri" w:cs="Calibri"/>
+          <w:sz w:val="22"/>
+          <w:szCs w:val="22"/>
+        </w:rPr>
+        <w:br/>
+      </w:r>
+      <w:r>
+        <w:rPr>
+          <w:rFonts w:ascii="Calibri" w:hAnsi="Calibri" w:cs="Calibri"/>
+          <w:sz w:val="22"/>
+          <w:szCs w:val="22"/>
+        </w:rPr>
+        <w:t xml:space="preserve">Selecionado por mérito acadêmico para bolsas Santander Open </w:t>
       </w:r>
       <w:proofErr w:type="spellStart"/>
       <w:r>
@@ -1968,7 +1649,7 @@
           <w:sz w:val="22"/>
           <w:szCs w:val="22"/>
         </w:rPr>
-        <w:t>Typescript</w:t>
+        <w:t>Academy</w:t>
       </w:r>
       <w:proofErr w:type="spellEnd"/>
       <w:r>
@@ -1977,478 +1658,18 @@
           <w:sz w:val="22"/>
           <w:szCs w:val="22"/>
         </w:rPr>
-        <w:t xml:space="preserve">, </w:t>
-      </w:r>
-      <w:proofErr w:type="spellStart"/>
-      <w:r>
-        <w:rPr>
-          <w:rFonts w:ascii="Calibri" w:hAnsi="Calibri" w:cs="Calibri"/>
-          <w:sz w:val="22"/>
-          <w:szCs w:val="22"/>
-        </w:rPr>
-        <w:t>NestJS</w:t>
-      </w:r>
-      <w:proofErr w:type="spellEnd"/>
-      <w:r>
-        <w:rPr>
-          <w:rFonts w:ascii="Calibri" w:hAnsi="Calibri" w:cs="Calibri"/>
-          <w:sz w:val="22"/>
-          <w:szCs w:val="22"/>
-        </w:rPr>
-        <w:t xml:space="preserve">, APIs </w:t>
-      </w:r>
-      <w:proofErr w:type="spellStart"/>
-      <w:r>
-        <w:rPr>
-          <w:rFonts w:ascii="Calibri" w:hAnsi="Calibri" w:cs="Calibri"/>
-          <w:sz w:val="22"/>
-          <w:szCs w:val="22"/>
-        </w:rPr>
-        <w:t>RESTful</w:t>
-      </w:r>
-      <w:proofErr w:type="spellEnd"/>
-      <w:r>
-        <w:rPr>
-          <w:rFonts w:ascii="Calibri" w:hAnsi="Calibri" w:cs="Calibri"/>
-          <w:sz w:val="22"/>
-          <w:szCs w:val="22"/>
-        </w:rPr>
-        <w:t xml:space="preserve">, Clean </w:t>
-      </w:r>
-      <w:proofErr w:type="spellStart"/>
-      <w:r>
-        <w:rPr>
-          <w:rFonts w:ascii="Calibri" w:hAnsi="Calibri" w:cs="Calibri"/>
-          <w:sz w:val="22"/>
-          <w:szCs w:val="22"/>
-        </w:rPr>
-        <w:t>Architecture</w:t>
-      </w:r>
-      <w:proofErr w:type="spellEnd"/>
-      <w:r>
-        <w:rPr>
-          <w:rFonts w:ascii="Calibri" w:hAnsi="Calibri" w:cs="Calibri"/>
-          <w:sz w:val="22"/>
-          <w:szCs w:val="22"/>
-        </w:rPr>
-        <w:br/>
-      </w:r>
-      <w:proofErr w:type="spellStart"/>
-      <w:r>
-        <w:rPr>
-          <w:rFonts w:ascii="Calibri" w:hAnsi="Calibri" w:cs="Calibri"/>
-          <w:b/>
-          <w:bCs/>
-          <w:sz w:val="22"/>
-          <w:szCs w:val="22"/>
-        </w:rPr>
-        <w:t>Frontend</w:t>
-      </w:r>
-      <w:proofErr w:type="spellEnd"/>
-      <w:r>
-        <w:rPr>
-          <w:rFonts w:ascii="Calibri" w:hAnsi="Calibri" w:cs="Calibri"/>
-          <w:sz w:val="22"/>
-          <w:szCs w:val="22"/>
-        </w:rPr>
-        <w:t>:</w:t>
-      </w:r>
-      <w:r>
-        <w:rPr>
-          <w:rFonts w:ascii="Calibri" w:hAnsi="Calibri" w:cs="Calibri"/>
-          <w:sz w:val="22"/>
-          <w:szCs w:val="22"/>
-        </w:rPr>
-        <w:t xml:space="preserve"> </w:t>
-      </w:r>
-      <w:r>
-        <w:rPr>
-          <w:rFonts w:ascii="Calibri" w:hAnsi="Calibri" w:cs="Calibri"/>
-          <w:sz w:val="22"/>
-          <w:szCs w:val="22"/>
-        </w:rPr>
-        <w:t xml:space="preserve">React.js, Vue.js, </w:t>
-      </w:r>
-      <w:proofErr w:type="gramStart"/>
-      <w:r>
-        <w:rPr>
-          <w:rFonts w:ascii="Calibri" w:hAnsi="Calibri" w:cs="Calibri"/>
-          <w:sz w:val="22"/>
-          <w:szCs w:val="22"/>
-        </w:rPr>
-        <w:t>Angular</w:t>
-      </w:r>
-      <w:proofErr w:type="gramEnd"/>
-      <w:r>
-        <w:rPr>
-          <w:rFonts w:ascii="Calibri" w:hAnsi="Calibri" w:cs="Calibri"/>
-          <w:sz w:val="22"/>
-          <w:szCs w:val="22"/>
-        </w:rPr>
-        <w:t xml:space="preserve"> </w:t>
-      </w:r>
-      <w:r>
-        <w:rPr>
-          <w:rFonts w:ascii="Calibri" w:hAnsi="Calibri" w:cs="Calibri"/>
-          <w:sz w:val="22"/>
-          <w:szCs w:val="22"/>
-        </w:rPr>
-        <w:br/>
-      </w:r>
-      <w:r>
-        <w:rPr>
-          <w:rFonts w:ascii="Calibri" w:hAnsi="Calibri" w:cs="Calibri"/>
-          <w:b/>
-          <w:bCs/>
-          <w:sz w:val="22"/>
-          <w:szCs w:val="22"/>
-        </w:rPr>
-        <w:t xml:space="preserve">Cloud &amp; </w:t>
-      </w:r>
-      <w:proofErr w:type="spellStart"/>
-      <w:r>
-        <w:rPr>
-          <w:rFonts w:ascii="Calibri" w:hAnsi="Calibri" w:cs="Calibri"/>
-          <w:b/>
-          <w:bCs/>
-          <w:sz w:val="22"/>
-          <w:szCs w:val="22"/>
-        </w:rPr>
-        <w:t>DevOps</w:t>
-      </w:r>
-      <w:proofErr w:type="spellEnd"/>
-      <w:r>
-        <w:rPr>
-          <w:rFonts w:ascii="Calibri" w:hAnsi="Calibri" w:cs="Calibri"/>
-          <w:sz w:val="22"/>
-          <w:szCs w:val="22"/>
-        </w:rPr>
-        <w:t>:</w:t>
-      </w:r>
-      <w:r>
-        <w:rPr>
-          <w:rFonts w:ascii="Calibri" w:hAnsi="Calibri" w:cs="Calibri"/>
-          <w:sz w:val="22"/>
-          <w:szCs w:val="22"/>
-        </w:rPr>
-        <w:t xml:space="preserve"> </w:t>
-      </w:r>
-      <w:r>
-        <w:rPr>
-          <w:rFonts w:ascii="Calibri" w:hAnsi="Calibri" w:cs="Calibri"/>
-          <w:sz w:val="22"/>
-          <w:szCs w:val="22"/>
-        </w:rPr>
-        <w:t>AWS, CI/CD, Docker</w:t>
-      </w:r>
-      <w:r>
-        <w:rPr>
-          <w:rFonts w:ascii="Calibri" w:hAnsi="Calibri" w:cs="Calibri"/>
-          <w:sz w:val="22"/>
-          <w:szCs w:val="22"/>
-        </w:rPr>
-        <w:br/>
-      </w:r>
-      <w:r>
-        <w:rPr>
-          <w:rFonts w:ascii="Calibri" w:hAnsi="Calibri" w:cs="Calibri"/>
-          <w:b/>
-          <w:bCs/>
-          <w:sz w:val="22"/>
-          <w:szCs w:val="22"/>
-        </w:rPr>
-        <w:t>Bancos de Dados</w:t>
-      </w:r>
-      <w:r>
-        <w:rPr>
-          <w:rFonts w:ascii="Calibri" w:hAnsi="Calibri" w:cs="Calibri"/>
-          <w:sz w:val="22"/>
-          <w:szCs w:val="22"/>
-        </w:rPr>
-        <w:t>:</w:t>
-      </w:r>
-      <w:r>
-        <w:rPr>
-          <w:rFonts w:ascii="Calibri" w:hAnsi="Calibri" w:cs="Calibri"/>
-          <w:sz w:val="22"/>
-          <w:szCs w:val="22"/>
-        </w:rPr>
-        <w:t xml:space="preserve"> </w:t>
-      </w:r>
-      <w:r>
-        <w:rPr>
-          <w:rFonts w:ascii="Calibri" w:hAnsi="Calibri" w:cs="Calibri"/>
-          <w:sz w:val="22"/>
-          <w:szCs w:val="22"/>
-        </w:rPr>
-        <w:t xml:space="preserve">PostgreSQL, SAP HANA, SQL Server, MySQL (Relacionais), </w:t>
-      </w:r>
-      <w:proofErr w:type="spellStart"/>
-      <w:r>
-        <w:rPr>
-          <w:rFonts w:ascii="Calibri" w:hAnsi="Calibri" w:cs="Calibri"/>
-          <w:sz w:val="22"/>
-          <w:szCs w:val="22"/>
-        </w:rPr>
-        <w:t>MongoDB</w:t>
-      </w:r>
-      <w:proofErr w:type="spellEnd"/>
-      <w:r>
-        <w:rPr>
-          <w:rFonts w:ascii="Calibri" w:hAnsi="Calibri" w:cs="Calibri"/>
-          <w:sz w:val="22"/>
-          <w:szCs w:val="22"/>
-        </w:rPr>
-        <w:t xml:space="preserve"> (</w:t>
-      </w:r>
-      <w:proofErr w:type="spellStart"/>
-      <w:r>
-        <w:rPr>
-          <w:rFonts w:ascii="Calibri" w:hAnsi="Calibri" w:cs="Calibri"/>
-          <w:sz w:val="22"/>
-          <w:szCs w:val="22"/>
-        </w:rPr>
-        <w:t>NoSQL</w:t>
-      </w:r>
-      <w:proofErr w:type="spellEnd"/>
-      <w:r>
-        <w:rPr>
-          <w:rFonts w:ascii="Calibri" w:hAnsi="Calibri" w:cs="Calibri"/>
-          <w:sz w:val="22"/>
-          <w:szCs w:val="22"/>
-        </w:rPr>
-        <w:t>)</w:t>
-      </w:r>
-      <w:r>
-        <w:rPr>
-          <w:rFonts w:ascii="Calibri" w:hAnsi="Calibri" w:cs="Calibri"/>
-          <w:sz w:val="22"/>
-          <w:szCs w:val="22"/>
-        </w:rPr>
-        <w:br/>
-      </w:r>
-      <w:r>
-        <w:rPr>
-          <w:rFonts w:ascii="Calibri" w:hAnsi="Calibri" w:cs="Calibri"/>
-          <w:b/>
-          <w:bCs/>
-          <w:sz w:val="22"/>
-          <w:szCs w:val="22"/>
-        </w:rPr>
-        <w:t>Testes Automatizados</w:t>
-      </w:r>
-      <w:r>
-        <w:rPr>
-          <w:rFonts w:ascii="Calibri" w:hAnsi="Calibri" w:cs="Calibri"/>
-          <w:sz w:val="22"/>
-          <w:szCs w:val="22"/>
-        </w:rPr>
-        <w:t>:</w:t>
-      </w:r>
-      <w:r>
-        <w:rPr>
-          <w:rFonts w:ascii="Calibri" w:hAnsi="Calibri" w:cs="Calibri"/>
-          <w:sz w:val="22"/>
-          <w:szCs w:val="22"/>
-        </w:rPr>
-        <w:t xml:space="preserve"> </w:t>
-      </w:r>
-      <w:proofErr w:type="spellStart"/>
-      <w:r>
-        <w:rPr>
-          <w:rFonts w:ascii="Calibri" w:hAnsi="Calibri" w:cs="Calibri"/>
-          <w:sz w:val="22"/>
-          <w:szCs w:val="22"/>
-        </w:rPr>
-        <w:t>Jest</w:t>
-      </w:r>
-      <w:proofErr w:type="spellEnd"/>
-      <w:r>
-        <w:rPr>
-          <w:rFonts w:ascii="Calibri" w:hAnsi="Calibri" w:cs="Calibri"/>
-          <w:sz w:val="22"/>
-          <w:szCs w:val="22"/>
-        </w:rPr>
-        <w:t xml:space="preserve">, </w:t>
-      </w:r>
-      <w:proofErr w:type="spellStart"/>
-      <w:r>
-        <w:rPr>
-          <w:rFonts w:ascii="Calibri" w:hAnsi="Calibri" w:cs="Calibri"/>
-          <w:sz w:val="22"/>
-          <w:szCs w:val="22"/>
-        </w:rPr>
-        <w:t>Supertest</w:t>
-      </w:r>
-      <w:proofErr w:type="spellEnd"/>
-      <w:r>
-        <w:rPr>
-          <w:rFonts w:ascii="Calibri" w:hAnsi="Calibri" w:cs="Calibri"/>
-          <w:sz w:val="22"/>
-          <w:szCs w:val="22"/>
-        </w:rPr>
-        <w:t>, testes unitários e de integração</w:t>
-      </w:r>
-      <w:r>
-        <w:rPr>
-          <w:rFonts w:ascii="Calibri" w:hAnsi="Calibri" w:cs="Calibri"/>
-          <w:sz w:val="22"/>
-          <w:szCs w:val="22"/>
-        </w:rPr>
-        <w:br/>
-      </w:r>
-      <w:proofErr w:type="spellStart"/>
-      <w:r>
-        <w:rPr>
-          <w:rFonts w:ascii="Calibri" w:hAnsi="Calibri" w:cs="Calibri"/>
-          <w:b/>
-          <w:bCs/>
-          <w:sz w:val="22"/>
-          <w:szCs w:val="22"/>
-        </w:rPr>
-        <w:t>Observabilidade</w:t>
-      </w:r>
-      <w:proofErr w:type="spellEnd"/>
-      <w:r>
-        <w:rPr>
-          <w:rFonts w:ascii="Calibri" w:hAnsi="Calibri" w:cs="Calibri"/>
-          <w:sz w:val="22"/>
-          <w:szCs w:val="22"/>
-        </w:rPr>
-        <w:t>:</w:t>
-      </w:r>
-      <w:r>
-        <w:rPr>
-          <w:rFonts w:ascii="Calibri" w:hAnsi="Calibri" w:cs="Calibri"/>
-          <w:sz w:val="22"/>
-          <w:szCs w:val="22"/>
-        </w:rPr>
-        <w:t xml:space="preserve"> </w:t>
-      </w:r>
-      <w:proofErr w:type="spellStart"/>
-      <w:r>
-        <w:rPr>
-          <w:rFonts w:ascii="Calibri" w:hAnsi="Calibri" w:cs="Calibri"/>
-          <w:sz w:val="22"/>
-          <w:szCs w:val="22"/>
-        </w:rPr>
-        <w:t>Prometheus</w:t>
-      </w:r>
-      <w:proofErr w:type="spellEnd"/>
-      <w:r>
-        <w:rPr>
-          <w:rFonts w:ascii="Calibri" w:hAnsi="Calibri" w:cs="Calibri"/>
-          <w:sz w:val="22"/>
-          <w:szCs w:val="22"/>
-        </w:rPr>
-        <w:t xml:space="preserve">, </w:t>
-      </w:r>
-      <w:proofErr w:type="spellStart"/>
-      <w:r>
-        <w:rPr>
-          <w:rFonts w:ascii="Calibri" w:hAnsi="Calibri" w:cs="Calibri"/>
-          <w:sz w:val="22"/>
-          <w:szCs w:val="22"/>
-        </w:rPr>
-        <w:t>Grafana</w:t>
-      </w:r>
-      <w:proofErr w:type="spellEnd"/>
-      <w:r>
-        <w:rPr>
-          <w:rFonts w:ascii="Calibri" w:hAnsi="Calibri" w:cs="Calibri"/>
-          <w:sz w:val="22"/>
-          <w:szCs w:val="22"/>
-        </w:rPr>
-        <w:br/>
-      </w:r>
-      <w:r>
-        <w:rPr>
-          <w:rFonts w:ascii="Calibri" w:hAnsi="Calibri" w:cs="Calibri"/>
-          <w:b/>
-          <w:bCs/>
-          <w:sz w:val="22"/>
-          <w:szCs w:val="22"/>
-        </w:rPr>
-        <w:t>Mensageria e Integração</w:t>
-      </w:r>
-      <w:r>
-        <w:rPr>
-          <w:rFonts w:ascii="Calibri" w:hAnsi="Calibri" w:cs="Calibri"/>
-          <w:sz w:val="22"/>
-          <w:szCs w:val="22"/>
-        </w:rPr>
-        <w:t>:</w:t>
-      </w:r>
-      <w:r>
-        <w:rPr>
-          <w:rFonts w:ascii="Calibri" w:hAnsi="Calibri" w:cs="Calibri"/>
-          <w:sz w:val="22"/>
-          <w:szCs w:val="22"/>
-        </w:rPr>
-        <w:t xml:space="preserve"> </w:t>
-      </w:r>
-      <w:proofErr w:type="spellStart"/>
-      <w:r>
-        <w:rPr>
-          <w:rFonts w:ascii="Calibri" w:hAnsi="Calibri" w:cs="Calibri"/>
-          <w:sz w:val="22"/>
-          <w:szCs w:val="22"/>
-        </w:rPr>
-        <w:t>RabbitMQ</w:t>
-      </w:r>
-      <w:proofErr w:type="spellEnd"/>
-      <w:r>
-        <w:rPr>
-          <w:rFonts w:ascii="Calibri" w:hAnsi="Calibri" w:cs="Calibri"/>
-          <w:sz w:val="22"/>
-          <w:szCs w:val="22"/>
-        </w:rPr>
-        <w:br/>
-      </w:r>
-      <w:r>
-        <w:rPr>
-          <w:rFonts w:ascii="Calibri" w:hAnsi="Calibri" w:cs="Calibri"/>
-          <w:b/>
-          <w:bCs/>
-          <w:sz w:val="22"/>
-          <w:szCs w:val="22"/>
-        </w:rPr>
-        <w:t>Outras Tecnologias</w:t>
-      </w:r>
-      <w:r>
-        <w:rPr>
-          <w:rFonts w:ascii="Calibri" w:hAnsi="Calibri" w:cs="Calibri"/>
-          <w:sz w:val="22"/>
-          <w:szCs w:val="22"/>
-        </w:rPr>
-        <w:t>:</w:t>
-      </w:r>
-      <w:r>
-        <w:rPr>
-          <w:rFonts w:ascii="Calibri" w:hAnsi="Calibri" w:cs="Calibri"/>
-          <w:sz w:val="22"/>
-          <w:szCs w:val="22"/>
-        </w:rPr>
-        <w:t xml:space="preserve"> </w:t>
-      </w:r>
-      <w:r>
-        <w:rPr>
-          <w:rFonts w:ascii="Calibri" w:hAnsi="Calibri" w:cs="Calibri"/>
-          <w:sz w:val="22"/>
-          <w:szCs w:val="22"/>
-        </w:rPr>
-        <w:t>C#, .NET</w:t>
-      </w:r>
-      <w:r>
-        <w:rPr>
-          <w:rFonts w:ascii="Calibri" w:hAnsi="Calibri" w:cs="Calibri"/>
-          <w:b/>
-          <w:bCs/>
-          <w:sz w:val="22"/>
-          <w:szCs w:val="22"/>
-        </w:rPr>
-        <w:pict w14:anchorId="4B013FFE">
-          <v:rect id="_x0000_i1119" style="width:0;height:1.5pt" o:hralign="center" o:hrstd="t" o:hr="t" fillcolor="#a0a0a0" stroked="f"/>
+        <w:t xml:space="preserve"> e CEFET/RJ. Intercâmbio em Engenharia da Computação com atuação profissional paralela como Desenvolvedor Full Stack.</w:t>
+      </w:r>
+      <w:r>
+        <w:rPr>
+          <w:rFonts w:ascii="Calibri" w:hAnsi="Calibri" w:cs="Calibri"/>
+          <w:b/>
+          <w:bCs/>
+          <w:sz w:val="22"/>
+          <w:szCs w:val="22"/>
+        </w:rPr>
+        <w:pict w14:anchorId="0662F220">
+          <v:rect id="_x0000_i1028" style="width:0;height:1.5pt" o:hralign="center" o:hrstd="t" o:hr="t" fillcolor="#a0a0a0" stroked="f"/>
         </w:pict>
       </w:r>
     </w:p>
@@ -2470,6 +1691,563 @@
           <w:sz w:val="22"/>
           <w:szCs w:val="22"/>
         </w:rPr>
+        <w:t>Habilidades Técnicas</w:t>
+      </w:r>
+      <w:r>
+        <w:rPr>
+          <w:rFonts w:ascii="Calibri" w:hAnsi="Calibri" w:cs="Calibri"/>
+          <w:b/>
+          <w:bCs/>
+          <w:sz w:val="22"/>
+          <w:szCs w:val="22"/>
+        </w:rPr>
+        <w:br/>
+      </w:r>
+      <w:proofErr w:type="spellStart"/>
+      <w:r>
+        <w:rPr>
+          <w:rFonts w:ascii="Calibri" w:hAnsi="Calibri" w:cs="Calibri"/>
+          <w:b/>
+          <w:bCs/>
+          <w:sz w:val="22"/>
+          <w:szCs w:val="22"/>
+        </w:rPr>
+        <w:t>Backend</w:t>
+      </w:r>
+      <w:proofErr w:type="spellEnd"/>
+      <w:r>
+        <w:rPr>
+          <w:rFonts w:ascii="Calibri" w:hAnsi="Calibri" w:cs="Calibri"/>
+          <w:sz w:val="22"/>
+          <w:szCs w:val="22"/>
+        </w:rPr>
+        <w:t>:</w:t>
+      </w:r>
+      <w:r>
+        <w:rPr>
+          <w:rFonts w:ascii="Calibri" w:hAnsi="Calibri" w:cs="Calibri"/>
+          <w:sz w:val="22"/>
+          <w:szCs w:val="22"/>
+        </w:rPr>
+        <w:t xml:space="preserve"> </w:t>
+      </w:r>
+      <w:r>
+        <w:rPr>
+          <w:rFonts w:ascii="Calibri" w:hAnsi="Calibri" w:cs="Calibri"/>
+          <w:sz w:val="22"/>
+          <w:szCs w:val="22"/>
+        </w:rPr>
+        <w:t xml:space="preserve">Node.js, </w:t>
+      </w:r>
+      <w:proofErr w:type="spellStart"/>
+      <w:r>
+        <w:rPr>
+          <w:rFonts w:ascii="Calibri" w:hAnsi="Calibri" w:cs="Calibri"/>
+          <w:sz w:val="22"/>
+          <w:szCs w:val="22"/>
+        </w:rPr>
+        <w:t>Typescript</w:t>
+      </w:r>
+      <w:proofErr w:type="spellEnd"/>
+      <w:r>
+        <w:rPr>
+          <w:rFonts w:ascii="Calibri" w:hAnsi="Calibri" w:cs="Calibri"/>
+          <w:sz w:val="22"/>
+          <w:szCs w:val="22"/>
+        </w:rPr>
+        <w:t xml:space="preserve">, </w:t>
+      </w:r>
+      <w:proofErr w:type="spellStart"/>
+      <w:r>
+        <w:rPr>
+          <w:rFonts w:ascii="Calibri" w:hAnsi="Calibri" w:cs="Calibri"/>
+          <w:sz w:val="22"/>
+          <w:szCs w:val="22"/>
+        </w:rPr>
+        <w:t>NestJS</w:t>
+      </w:r>
+      <w:proofErr w:type="spellEnd"/>
+      <w:r>
+        <w:rPr>
+          <w:rFonts w:ascii="Calibri" w:hAnsi="Calibri" w:cs="Calibri"/>
+          <w:sz w:val="22"/>
+          <w:szCs w:val="22"/>
+        </w:rPr>
+        <w:t xml:space="preserve">, APIs </w:t>
+      </w:r>
+      <w:proofErr w:type="spellStart"/>
+      <w:r>
+        <w:rPr>
+          <w:rFonts w:ascii="Calibri" w:hAnsi="Calibri" w:cs="Calibri"/>
+          <w:sz w:val="22"/>
+          <w:szCs w:val="22"/>
+        </w:rPr>
+        <w:t>RESTful</w:t>
+      </w:r>
+      <w:proofErr w:type="spellEnd"/>
+      <w:r>
+        <w:rPr>
+          <w:rFonts w:ascii="Calibri" w:hAnsi="Calibri" w:cs="Calibri"/>
+          <w:sz w:val="22"/>
+          <w:szCs w:val="22"/>
+        </w:rPr>
+        <w:t xml:space="preserve">, Clean </w:t>
+      </w:r>
+      <w:proofErr w:type="spellStart"/>
+      <w:r>
+        <w:rPr>
+          <w:rFonts w:ascii="Calibri" w:hAnsi="Calibri" w:cs="Calibri"/>
+          <w:sz w:val="22"/>
+          <w:szCs w:val="22"/>
+        </w:rPr>
+        <w:t>Architecture</w:t>
+      </w:r>
+      <w:proofErr w:type="spellEnd"/>
+      <w:r>
+        <w:rPr>
+          <w:rFonts w:ascii="Calibri" w:hAnsi="Calibri" w:cs="Calibri"/>
+          <w:sz w:val="22"/>
+          <w:szCs w:val="22"/>
+        </w:rPr>
+        <w:br/>
+      </w:r>
+      <w:proofErr w:type="spellStart"/>
+      <w:r>
+        <w:rPr>
+          <w:rFonts w:ascii="Calibri" w:hAnsi="Calibri" w:cs="Calibri"/>
+          <w:b/>
+          <w:bCs/>
+          <w:sz w:val="22"/>
+          <w:szCs w:val="22"/>
+        </w:rPr>
+        <w:t>Frontend</w:t>
+      </w:r>
+      <w:proofErr w:type="spellEnd"/>
+      <w:r>
+        <w:rPr>
+          <w:rFonts w:ascii="Calibri" w:hAnsi="Calibri" w:cs="Calibri"/>
+          <w:sz w:val="22"/>
+          <w:szCs w:val="22"/>
+        </w:rPr>
+        <w:t>:</w:t>
+      </w:r>
+      <w:r>
+        <w:rPr>
+          <w:rFonts w:ascii="Calibri" w:hAnsi="Calibri" w:cs="Calibri"/>
+          <w:sz w:val="22"/>
+          <w:szCs w:val="22"/>
+        </w:rPr>
+        <w:t xml:space="preserve"> </w:t>
+      </w:r>
+      <w:r>
+        <w:rPr>
+          <w:rFonts w:ascii="Calibri" w:hAnsi="Calibri" w:cs="Calibri"/>
+          <w:sz w:val="22"/>
+          <w:szCs w:val="22"/>
+        </w:rPr>
+        <w:t xml:space="preserve">React.js, Vue.js, </w:t>
+      </w:r>
+      <w:proofErr w:type="gramStart"/>
+      <w:r>
+        <w:rPr>
+          <w:rFonts w:ascii="Calibri" w:hAnsi="Calibri" w:cs="Calibri"/>
+          <w:sz w:val="22"/>
+          <w:szCs w:val="22"/>
+        </w:rPr>
+        <w:t>Angular</w:t>
+      </w:r>
+      <w:proofErr w:type="gramEnd"/>
+      <w:r>
+        <w:rPr>
+          <w:rFonts w:ascii="Calibri" w:hAnsi="Calibri" w:cs="Calibri"/>
+          <w:sz w:val="22"/>
+          <w:szCs w:val="22"/>
+        </w:rPr>
+        <w:t xml:space="preserve"> </w:t>
+      </w:r>
+      <w:r>
+        <w:rPr>
+          <w:rFonts w:ascii="Calibri" w:hAnsi="Calibri" w:cs="Calibri"/>
+          <w:sz w:val="22"/>
+          <w:szCs w:val="22"/>
+        </w:rPr>
+        <w:br/>
+      </w:r>
+      <w:r>
+        <w:rPr>
+          <w:rFonts w:ascii="Calibri" w:hAnsi="Calibri" w:cs="Calibri"/>
+          <w:b/>
+          <w:bCs/>
+          <w:sz w:val="22"/>
+          <w:szCs w:val="22"/>
+        </w:rPr>
+        <w:t xml:space="preserve">Cloud &amp; </w:t>
+      </w:r>
+      <w:proofErr w:type="spellStart"/>
+      <w:r>
+        <w:rPr>
+          <w:rFonts w:ascii="Calibri" w:hAnsi="Calibri" w:cs="Calibri"/>
+          <w:b/>
+          <w:bCs/>
+          <w:sz w:val="22"/>
+          <w:szCs w:val="22"/>
+        </w:rPr>
+        <w:t>DevOps</w:t>
+      </w:r>
+      <w:proofErr w:type="spellEnd"/>
+      <w:r>
+        <w:rPr>
+          <w:rFonts w:ascii="Calibri" w:hAnsi="Calibri" w:cs="Calibri"/>
+          <w:sz w:val="22"/>
+          <w:szCs w:val="22"/>
+        </w:rPr>
+        <w:t>:</w:t>
+      </w:r>
+      <w:r>
+        <w:rPr>
+          <w:rFonts w:ascii="Calibri" w:hAnsi="Calibri" w:cs="Calibri"/>
+          <w:sz w:val="22"/>
+          <w:szCs w:val="22"/>
+        </w:rPr>
+        <w:t xml:space="preserve"> </w:t>
+      </w:r>
+      <w:r>
+        <w:rPr>
+          <w:rFonts w:ascii="Calibri" w:hAnsi="Calibri" w:cs="Calibri"/>
+          <w:sz w:val="22"/>
+          <w:szCs w:val="22"/>
+        </w:rPr>
+        <w:t>AWS, CI/CD, Docker</w:t>
+      </w:r>
+      <w:r>
+        <w:rPr>
+          <w:rFonts w:ascii="Calibri" w:hAnsi="Calibri" w:cs="Calibri"/>
+          <w:sz w:val="22"/>
+          <w:szCs w:val="22"/>
+        </w:rPr>
+        <w:br/>
+      </w:r>
+      <w:r>
+        <w:rPr>
+          <w:rFonts w:ascii="Calibri" w:hAnsi="Calibri" w:cs="Calibri"/>
+          <w:b/>
+          <w:bCs/>
+          <w:sz w:val="22"/>
+          <w:szCs w:val="22"/>
+        </w:rPr>
+        <w:t>Bancos de Dados</w:t>
+      </w:r>
+      <w:r>
+        <w:rPr>
+          <w:rFonts w:ascii="Calibri" w:hAnsi="Calibri" w:cs="Calibri"/>
+          <w:sz w:val="22"/>
+          <w:szCs w:val="22"/>
+        </w:rPr>
+        <w:t>:</w:t>
+      </w:r>
+      <w:r>
+        <w:rPr>
+          <w:rFonts w:ascii="Calibri" w:hAnsi="Calibri" w:cs="Calibri"/>
+          <w:sz w:val="22"/>
+          <w:szCs w:val="22"/>
+        </w:rPr>
+        <w:t xml:space="preserve"> </w:t>
+      </w:r>
+      <w:r>
+        <w:rPr>
+          <w:rFonts w:ascii="Calibri" w:hAnsi="Calibri" w:cs="Calibri"/>
+          <w:sz w:val="22"/>
+          <w:szCs w:val="22"/>
+        </w:rPr>
+        <w:t xml:space="preserve">PostgreSQL, SAP HANA, SQL Server, MySQL (Relacionais), </w:t>
+      </w:r>
+      <w:proofErr w:type="spellStart"/>
+      <w:r>
+        <w:rPr>
+          <w:rFonts w:ascii="Calibri" w:hAnsi="Calibri" w:cs="Calibri"/>
+          <w:sz w:val="22"/>
+          <w:szCs w:val="22"/>
+        </w:rPr>
+        <w:t>MongoDB</w:t>
+      </w:r>
+      <w:proofErr w:type="spellEnd"/>
+      <w:r>
+        <w:rPr>
+          <w:rFonts w:ascii="Calibri" w:hAnsi="Calibri" w:cs="Calibri"/>
+          <w:sz w:val="22"/>
+          <w:szCs w:val="22"/>
+        </w:rPr>
+        <w:t xml:space="preserve"> (</w:t>
+      </w:r>
+      <w:proofErr w:type="spellStart"/>
+      <w:r>
+        <w:rPr>
+          <w:rFonts w:ascii="Calibri" w:hAnsi="Calibri" w:cs="Calibri"/>
+          <w:sz w:val="22"/>
+          <w:szCs w:val="22"/>
+        </w:rPr>
+        <w:t>NoSQL</w:t>
+      </w:r>
+      <w:proofErr w:type="spellEnd"/>
+      <w:r>
+        <w:rPr>
+          <w:rFonts w:ascii="Calibri" w:hAnsi="Calibri" w:cs="Calibri"/>
+          <w:sz w:val="22"/>
+          <w:szCs w:val="22"/>
+        </w:rPr>
+        <w:t>)</w:t>
+      </w:r>
+      <w:r>
+        <w:rPr>
+          <w:rFonts w:ascii="Calibri" w:hAnsi="Calibri" w:cs="Calibri"/>
+          <w:sz w:val="22"/>
+          <w:szCs w:val="22"/>
+        </w:rPr>
+        <w:br/>
+      </w:r>
+      <w:r>
+        <w:rPr>
+          <w:rFonts w:ascii="Calibri" w:hAnsi="Calibri" w:cs="Calibri"/>
+          <w:b/>
+          <w:bCs/>
+          <w:sz w:val="22"/>
+          <w:szCs w:val="22"/>
+        </w:rPr>
+        <w:t>Testes Automatizados</w:t>
+      </w:r>
+      <w:r>
+        <w:rPr>
+          <w:rFonts w:ascii="Calibri" w:hAnsi="Calibri" w:cs="Calibri"/>
+          <w:sz w:val="22"/>
+          <w:szCs w:val="22"/>
+        </w:rPr>
+        <w:t>:</w:t>
+      </w:r>
+      <w:r>
+        <w:rPr>
+          <w:rFonts w:ascii="Calibri" w:hAnsi="Calibri" w:cs="Calibri"/>
+          <w:sz w:val="22"/>
+          <w:szCs w:val="22"/>
+        </w:rPr>
+        <w:t xml:space="preserve"> </w:t>
+      </w:r>
+      <w:proofErr w:type="spellStart"/>
+      <w:r>
+        <w:rPr>
+          <w:rFonts w:ascii="Calibri" w:hAnsi="Calibri" w:cs="Calibri"/>
+          <w:sz w:val="22"/>
+          <w:szCs w:val="22"/>
+        </w:rPr>
+        <w:t>Jest</w:t>
+      </w:r>
+      <w:proofErr w:type="spellEnd"/>
+      <w:r>
+        <w:rPr>
+          <w:rFonts w:ascii="Calibri" w:hAnsi="Calibri" w:cs="Calibri"/>
+          <w:sz w:val="22"/>
+          <w:szCs w:val="22"/>
+        </w:rPr>
+        <w:t xml:space="preserve">, </w:t>
+      </w:r>
+      <w:proofErr w:type="spellStart"/>
+      <w:r>
+        <w:rPr>
+          <w:rFonts w:ascii="Calibri" w:hAnsi="Calibri" w:cs="Calibri"/>
+          <w:sz w:val="22"/>
+          <w:szCs w:val="22"/>
+        </w:rPr>
+        <w:t>Supertest</w:t>
+      </w:r>
+      <w:proofErr w:type="spellEnd"/>
+      <w:r>
+        <w:rPr>
+          <w:rFonts w:ascii="Calibri" w:hAnsi="Calibri" w:cs="Calibri"/>
+          <w:sz w:val="22"/>
+          <w:szCs w:val="22"/>
+        </w:rPr>
+        <w:t>, testes unitários e de integração</w:t>
+      </w:r>
+      <w:r>
+        <w:rPr>
+          <w:rFonts w:ascii="Calibri" w:hAnsi="Calibri" w:cs="Calibri"/>
+          <w:sz w:val="22"/>
+          <w:szCs w:val="22"/>
+        </w:rPr>
+        <w:br/>
+      </w:r>
+      <w:proofErr w:type="spellStart"/>
+      <w:r>
+        <w:rPr>
+          <w:rFonts w:ascii="Calibri" w:hAnsi="Calibri" w:cs="Calibri"/>
+          <w:b/>
+          <w:bCs/>
+          <w:sz w:val="22"/>
+          <w:szCs w:val="22"/>
+        </w:rPr>
+        <w:t>Observabilidade</w:t>
+      </w:r>
+      <w:proofErr w:type="spellEnd"/>
+      <w:r>
+        <w:rPr>
+          <w:rFonts w:ascii="Calibri" w:hAnsi="Calibri" w:cs="Calibri"/>
+          <w:sz w:val="22"/>
+          <w:szCs w:val="22"/>
+        </w:rPr>
+        <w:t>:</w:t>
+      </w:r>
+      <w:r>
+        <w:rPr>
+          <w:rFonts w:ascii="Calibri" w:hAnsi="Calibri" w:cs="Calibri"/>
+          <w:sz w:val="22"/>
+          <w:szCs w:val="22"/>
+        </w:rPr>
+        <w:t xml:space="preserve"> </w:t>
+      </w:r>
+      <w:proofErr w:type="spellStart"/>
+      <w:r>
+        <w:rPr>
+          <w:rFonts w:ascii="Calibri" w:hAnsi="Calibri" w:cs="Calibri"/>
+          <w:sz w:val="22"/>
+          <w:szCs w:val="22"/>
+        </w:rPr>
+        <w:t>Prometheus</w:t>
+      </w:r>
+      <w:proofErr w:type="spellEnd"/>
+      <w:r>
+        <w:rPr>
+          <w:rFonts w:ascii="Calibri" w:hAnsi="Calibri" w:cs="Calibri"/>
+          <w:sz w:val="22"/>
+          <w:szCs w:val="22"/>
+        </w:rPr>
+        <w:t xml:space="preserve">, </w:t>
+      </w:r>
+      <w:proofErr w:type="spellStart"/>
+      <w:r>
+        <w:rPr>
+          <w:rFonts w:ascii="Calibri" w:hAnsi="Calibri" w:cs="Calibri"/>
+          <w:sz w:val="22"/>
+          <w:szCs w:val="22"/>
+        </w:rPr>
+        <w:t>Grafana</w:t>
+      </w:r>
+      <w:proofErr w:type="spellEnd"/>
+      <w:r>
+        <w:rPr>
+          <w:rFonts w:ascii="Calibri" w:hAnsi="Calibri" w:cs="Calibri"/>
+          <w:sz w:val="22"/>
+          <w:szCs w:val="22"/>
+        </w:rPr>
+        <w:br/>
+      </w:r>
+      <w:r>
+        <w:rPr>
+          <w:rFonts w:ascii="Calibri" w:hAnsi="Calibri" w:cs="Calibri"/>
+          <w:b/>
+          <w:bCs/>
+          <w:sz w:val="22"/>
+          <w:szCs w:val="22"/>
+        </w:rPr>
+        <w:t>Mensageria e Integração</w:t>
+      </w:r>
+      <w:r>
+        <w:rPr>
+          <w:rFonts w:ascii="Calibri" w:hAnsi="Calibri" w:cs="Calibri"/>
+          <w:sz w:val="22"/>
+          <w:szCs w:val="22"/>
+        </w:rPr>
+        <w:t>:</w:t>
+      </w:r>
+      <w:r>
+        <w:rPr>
+          <w:rFonts w:ascii="Calibri" w:hAnsi="Calibri" w:cs="Calibri"/>
+          <w:sz w:val="22"/>
+          <w:szCs w:val="22"/>
+        </w:rPr>
+        <w:t xml:space="preserve"> </w:t>
+      </w:r>
+      <w:proofErr w:type="spellStart"/>
+      <w:r>
+        <w:rPr>
+          <w:rFonts w:ascii="Calibri" w:hAnsi="Calibri" w:cs="Calibri"/>
+          <w:sz w:val="22"/>
+          <w:szCs w:val="22"/>
+        </w:rPr>
+        <w:t>RabbitMQ</w:t>
+      </w:r>
+      <w:proofErr w:type="spellEnd"/>
+      <w:r>
+        <w:rPr>
+          <w:rFonts w:ascii="Calibri" w:hAnsi="Calibri" w:cs="Calibri"/>
+          <w:sz w:val="22"/>
+          <w:szCs w:val="22"/>
+        </w:rPr>
+        <w:br/>
+      </w:r>
+      <w:r>
+        <w:rPr>
+          <w:rFonts w:ascii="Calibri" w:hAnsi="Calibri" w:cs="Calibri"/>
+          <w:b/>
+          <w:bCs/>
+          <w:sz w:val="22"/>
+          <w:szCs w:val="22"/>
+        </w:rPr>
+        <w:t>Outras Tecnologias</w:t>
+      </w:r>
+      <w:r>
+        <w:rPr>
+          <w:rFonts w:ascii="Calibri" w:hAnsi="Calibri" w:cs="Calibri"/>
+          <w:sz w:val="22"/>
+          <w:szCs w:val="22"/>
+        </w:rPr>
+        <w:t>:</w:t>
+      </w:r>
+      <w:r>
+        <w:rPr>
+          <w:rFonts w:ascii="Calibri" w:hAnsi="Calibri" w:cs="Calibri"/>
+          <w:sz w:val="22"/>
+          <w:szCs w:val="22"/>
+        </w:rPr>
+        <w:t xml:space="preserve"> </w:t>
+      </w:r>
+      <w:r>
+        <w:rPr>
+          <w:rFonts w:ascii="Calibri" w:hAnsi="Calibri" w:cs="Calibri"/>
+          <w:sz w:val="22"/>
+          <w:szCs w:val="22"/>
+        </w:rPr>
+        <w:t>C#, .NET</w:t>
+      </w:r>
+      <w:r>
+        <w:rPr>
+          <w:rFonts w:ascii="Calibri" w:hAnsi="Calibri" w:cs="Calibri"/>
+          <w:b/>
+          <w:bCs/>
+          <w:sz w:val="22"/>
+          <w:szCs w:val="22"/>
+        </w:rPr>
+        <w:pict w14:anchorId="4B013FFE">
+          <v:rect id="_x0000_i1029" style="width:0;height:1.5pt" o:hralign="center" o:hrstd="t" o:hr="t" fillcolor="#a0a0a0" stroked="f"/>
+        </w:pict>
+      </w:r>
+    </w:p>
+    <w:p>
+      <w:pPr>
+        <w:rPr>
+          <w:rFonts w:ascii="Calibri" w:hAnsi="Calibri" w:cs="Calibri"/>
+          <w:b/>
+          <w:bCs/>
+          <w:sz w:val="22"/>
+          <w:szCs w:val="22"/>
+        </w:rPr>
+      </w:pPr>
+      <w:r>
+        <w:rPr>
+          <w:rFonts w:ascii="Calibri" w:hAnsi="Calibri" w:cs="Calibri"/>
+          <w:b/>
+          <w:bCs/>
+          <w:sz w:val="22"/>
+          <w:szCs w:val="22"/>
+        </w:rPr>
         <w:t>IA &amp; Pesquisa Aplicada:</w:t>
       </w:r>
       <w:r>
@@ -2617,7 +2395,7 @@
           <w:szCs w:val="22"/>
         </w:rPr>
         <w:pict w14:anchorId="0A00C46D">
-          <v:rect id="_x0000_i1120" style="width:0;height:1.5pt" o:hralign="center" o:hrstd="t" o:hr="t" fillcolor="#a0a0a0" stroked="f"/>
+          <v:rect id="_x0000_i1030" style="width:0;height:1.5pt" o:hralign="center" o:hrstd="t" o:hr="t" fillcolor="#a0a0a0" stroked="f"/>
         </w:pict>
       </w:r>
     </w:p>

--- a/public/curriculum/Pedro-Pizzi-pt.docx
+++ b/public/curriculum/Pedro-Pizzi-pt.docx
@@ -545,6 +545,8 @@
       <w:pPr>
         <w:rPr>
           <w:rFonts w:ascii="Calibri" w:hAnsi="Calibri" w:cs="Calibri"/>
+          <w:b/>
+          <w:bCs/>
           <w:sz w:val="22"/>
           <w:szCs w:val="22"/>
         </w:rPr>
@@ -966,7 +968,7 @@
           <w:sz w:val="22"/>
           <w:szCs w:val="22"/>
         </w:rPr>
-        <w:t>) e documentação via Swagger</w:t>
+        <w:t xml:space="preserve">) e documentação </w:t>
       </w:r>
       <w:r>
         <w:rPr>
@@ -1110,16 +1112,15 @@
         </w:rPr>
         <w:br/>
       </w:r>
-      <w:r>
-        <w:rPr>
-          <w:rFonts w:ascii="Calibri" w:hAnsi="Calibri" w:cs="Calibri"/>
-          <w:b/>
-          <w:bCs/>
-          <w:sz w:val="22"/>
-          <w:szCs w:val="22"/>
-        </w:rPr>
-        <w:br/>
-      </w:r>
+    </w:p>
+    <w:p>
+      <w:pPr>
+        <w:rPr>
+          <w:rFonts w:ascii="Calibri" w:hAnsi="Calibri" w:cs="Calibri"/>
+          <w:sz w:val="22"/>
+          <w:szCs w:val="22"/>
+        </w:rPr>
+      </w:pPr>
       <w:proofErr w:type="spellStart"/>
       <w:r>
         <w:rPr>
@@ -1174,7 +1175,28 @@
           <w:szCs w:val="22"/>
         </w:rPr>
         <w:br/>
-        <w:t>Dezembro 2021 - Janeiro 2023</w:t>
+      </w:r>
+      <w:proofErr w:type="gramStart"/>
+      <w:r>
+        <w:rPr>
+          <w:rFonts w:ascii="Calibri" w:hAnsi="Calibri" w:cs="Calibri"/>
+          <w:b/>
+          <w:bCs/>
+          <w:sz w:val="22"/>
+          <w:szCs w:val="22"/>
+        </w:rPr>
+        <w:t>Dezembro</w:t>
+      </w:r>
+      <w:proofErr w:type="gramEnd"/>
+      <w:r>
+        <w:rPr>
+          <w:rFonts w:ascii="Calibri" w:hAnsi="Calibri" w:cs="Calibri"/>
+          <w:b/>
+          <w:bCs/>
+          <w:sz w:val="22"/>
+          <w:szCs w:val="22"/>
+        </w:rPr>
+        <w:t xml:space="preserve"> 2021 - Janeiro 2023</w:t>
       </w:r>
       <w:r>
         <w:rPr>
@@ -5142,6 +5164,7 @@
   <w:style w:type="character" w:default="1" w:styleId="Fontepargpadro">
     <w:name w:val="Default Paragraph Font"/>
     <w:uiPriority w:val="1"/>
+    <w:semiHidden/>
     <w:unhideWhenUsed/>
   </w:style>
   <w:style w:type="table" w:default="1" w:styleId="Tabelanormal">

--- a/public/curriculum/Pedro-Pizzi-pt.docx
+++ b/public/curriculum/Pedro-Pizzi-pt.docx
@@ -1,10 +1,10 @@
 
 <file path=word/document.xml><?xml version="1.0" encoding="utf-8"?>
-<w:document xmlns:wpc="http://schemas.microsoft.com/office/word/2010/wordprocessingCanvas" xmlns:cx="http://schemas.microsoft.com/office/drawing/2014/chartex" xmlns:cx1="http://schemas.microsoft.com/office/drawing/2015/9/8/chartex" xmlns:cx2="http://schemas.microsoft.com/office/drawing/2015/10/21/chartex" xmlns:cx3="http://schemas.microsoft.com/office/drawing/2016/5/9/chartex" xmlns:cx4="http://schemas.microsoft.com/office/drawing/2016/5/10/chartex" xmlns:cx5="http://schemas.microsoft.com/office/drawing/2016/5/11/chartex" xmlns:cx6="http://schemas.microsoft.com/office/drawing/2016/5/12/chartex" xmlns:cx7="http://schemas.microsoft.com/office/drawing/2016/5/13/chartex" xmlns:cx8="http://schemas.microsoft.com/office/drawing/2016/5/14/chartex" xmlns:mc="http://schemas.openxmlformats.org/markup-compatibility/2006" xmlns:aink="http://schemas.microsoft.com/office/drawing/2016/ink" xmlns:am3d="http://schemas.microsoft.com/office/drawing/2017/model3d" xmlns:o="urn:schemas-microsoft-com:office:office" xmlns:oel="http://schemas.microsoft.com/office/2019/extlst" xmlns:r="http://schemas.openxmlformats.org/officeDocument/2006/relationships" xmlns:m="http://schemas.openxmlformats.org/officeDocument/2006/math" xmlns:v="urn:schemas-microsoft-com:vml" xmlns:wp14="http://schemas.microsoft.com/office/word/2010/wordprocessingDrawing" xmlns:wp="http://schemas.openxmlformats.org/drawingml/2006/wordprocessingDrawing" xmlns:w10="urn:schemas-microsoft-com:office:word" xmlns:w="http://schemas.openxmlformats.org/wordprocessingml/2006/main" xmlns:w14="http://schemas.microsoft.com/office/word/2010/wordml" xmlns:w15="http://schemas.microsoft.com/office/word/2012/wordml" xmlns:w16cex="http://schemas.microsoft.com/office/word/2018/wordml/cex" xmlns:w16cid="http://schemas.microsoft.com/office/word/2016/wordml/cid" xmlns:w16="http://schemas.microsoft.com/office/word/2018/wordml" xmlns:w16du="http://schemas.microsoft.com/office/word/2023/wordml/word16du" xmlns:w16sdtdh="http://schemas.microsoft.com/office/word/2020/wordml/sdtdatahash" xmlns:w16sdtfl="http://schemas.microsoft.com/office/word/2024/wordml/sdtformatlock" xmlns:w16se="http://schemas.microsoft.com/office/word/2015/wordml/symex" xmlns:wpg="http://schemas.microsoft.com/office/word/2010/wordprocessingGroup" xmlns:wpi="http://schemas.microsoft.com/office/word/2010/wordprocessingInk" xmlns:wne="http://schemas.microsoft.com/office/word/2006/wordml" xmlns:wps="http://schemas.microsoft.com/office/word/2010/wordprocessingShape" mc:Ignorable="w14 w15 w16se w16cid w16 w16cex w16sdtdh w16sdtfl w16du wp14">
+<w:document xmlns:wpc="http://schemas.microsoft.com/office/word/2010/wordprocessingCanvas" xmlns:cx="http://schemas.microsoft.com/office/drawing/2014/chartex" xmlns:cx1="http://schemas.microsoft.com/office/drawing/2015/9/8/chartex" xmlns:cx2="http://schemas.microsoft.com/office/drawing/2015/10/21/chartex" xmlns:cx3="http://schemas.microsoft.com/office/drawing/2016/5/9/chartex" xmlns:cx4="http://schemas.microsoft.com/office/drawing/2016/5/10/chartex" xmlns:cx5="http://schemas.microsoft.com/office/drawing/2016/5/11/chartex" xmlns:cx6="http://schemas.microsoft.com/office/drawing/2016/5/12/chartex" xmlns:cx7="http://schemas.microsoft.com/office/drawing/2016/5/13/chartex" xmlns:cx8="http://schemas.microsoft.com/office/drawing/2016/5/14/chartex" xmlns:mc="http://schemas.openxmlformats.org/markup-compatibility/2006" xmlns:aink="http://schemas.microsoft.com/office/drawing/2016/ink" xmlns:am3d="http://schemas.microsoft.com/office/drawing/2017/model3d" xmlns:o="urn:schemas-microsoft-com:office:office" xmlns:oel="http://schemas.microsoft.com/office/2019/extlst" xmlns:r="http://schemas.openxmlformats.org/officeDocument/2006/relationships" xmlns:m="http://schemas.openxmlformats.org/officeDocument/2006/math" xmlns:v="urn:schemas-microsoft-com:vml" xmlns:wp14="http://schemas.microsoft.com/office/word/2010/wordprocessingDrawing" xmlns:wp="http://schemas.openxmlformats.org/drawingml/2006/wordprocessingDrawing" xmlns:w10="urn:schemas-microsoft-com:office:word" xmlns:w="http://schemas.openxmlformats.org/wordprocessingml/2006/main" xmlns:w14="http://schemas.microsoft.com/office/word/2010/wordml" xmlns:w15="http://schemas.microsoft.com/office/word/2012/wordml" xmlns:w16cei="http://schemas.microsoft.com/office/word/2026/wordml/cei" xmlns:w16cex="http://schemas.microsoft.com/office/word/2018/wordml/cex" xmlns:w16cid="http://schemas.microsoft.com/office/word/2016/wordml/cid" xmlns:w16="http://schemas.microsoft.com/office/word/2018/wordml" xmlns:w16du="http://schemas.microsoft.com/office/word/2023/wordml/word16du" xmlns:w16sdtdh="http://schemas.microsoft.com/office/word/2020/wordml/sdtdatahash" xmlns:w16sdtfl="http://schemas.microsoft.com/office/word/2024/wordml/sdtformatlock" xmlns:w16se="http://schemas.microsoft.com/office/word/2015/wordml/symex" xmlns:wpg="http://schemas.microsoft.com/office/word/2010/wordprocessingGroup" xmlns:wpi="http://schemas.microsoft.com/office/word/2010/wordprocessingInk" xmlns:wne="http://schemas.microsoft.com/office/word/2006/wordml" xmlns:wps="http://schemas.microsoft.com/office/word/2010/wordprocessingShape" mc:Ignorable="w14 w15 w16se w16cid w16 w16cex w16sdtdh w16sdtfl w16du wp14">
   <w:body>
     <w:p>
       <w:pPr>
-        <w:spacing w:after="0"/>
+        <w:spacing w:after="20"/>
         <w:rPr>
           <w:rFonts w:ascii="Calibri" w:hAnsi="Calibri" w:cs="Calibri"/>
           <w:sz w:val="22"/>
@@ -133,6 +133,7 @@
     </w:p>
     <w:p>
       <w:pPr>
+        <w:spacing w:after="20"/>
         <w:rPr>
           <w:rFonts w:ascii="Calibri" w:hAnsi="Calibri" w:cs="Calibri"/>
           <w:b/>
@@ -156,6 +157,7 @@
     </w:p>
     <w:p>
       <w:pPr>
+        <w:spacing w:after="20"/>
         <w:rPr>
           <w:rFonts w:ascii="Calibri" w:hAnsi="Calibri" w:cs="Calibri"/>
           <w:b/>
@@ -190,7 +192,31 @@
           <w:sz w:val="22"/>
           <w:szCs w:val="22"/>
         </w:rPr>
-        <w:t>Engenheiro de Computação com 5 anos de experiência profissional, sendo 4 anos dedicados ao desenvolvimento de software em ambientes corporativos de alta criticidade e times internacionais.</w:t>
+        <w:t xml:space="preserve">Engenheiro de Computação com 5 anos de experiência profissional, sendo 4 anos dedicados ao desenvolvimento de software em ambientes corporativos de alta criticidade e times internacionais. </w:t>
+      </w:r>
+      <w:r>
+        <w:rPr>
+          <w:rFonts w:ascii="Calibri" w:hAnsi="Calibri" w:cs="Calibri"/>
+          <w:sz w:val="22"/>
+          <w:szCs w:val="22"/>
+        </w:rPr>
+        <w:t xml:space="preserve">Com </w:t>
+      </w:r>
+      <w:r>
+        <w:rPr>
+          <w:rFonts w:ascii="Calibri" w:hAnsi="Calibri" w:cs="Calibri"/>
+          <w:sz w:val="22"/>
+          <w:szCs w:val="22"/>
+        </w:rPr>
+        <w:t>experiência acadêmica e profissional na Espanha</w:t>
+      </w:r>
+      <w:r>
+        <w:rPr>
+          <w:rFonts w:ascii="Calibri" w:hAnsi="Calibri" w:cs="Calibri"/>
+          <w:sz w:val="22"/>
+          <w:szCs w:val="22"/>
+        </w:rPr>
+        <w:t>.</w:t>
       </w:r>
     </w:p>
     <w:p>
@@ -208,7 +234,43 @@
           <w:sz w:val="22"/>
           <w:szCs w:val="22"/>
         </w:rPr>
-        <w:t xml:space="preserve">Na GE Aerospace, liderei a reescrita completa do </w:t>
+        <w:t xml:space="preserve">Atualmente engenheiro </w:t>
+      </w:r>
+      <w:proofErr w:type="spellStart"/>
+      <w:r>
+        <w:rPr>
+          <w:rFonts w:ascii="Calibri" w:hAnsi="Calibri" w:cs="Calibri"/>
+          <w:sz w:val="22"/>
+          <w:szCs w:val="22"/>
+        </w:rPr>
+        <w:t>full-stack</w:t>
+      </w:r>
+      <w:proofErr w:type="spellEnd"/>
+      <w:r>
+        <w:rPr>
+          <w:rFonts w:ascii="Calibri" w:hAnsi="Calibri" w:cs="Calibri"/>
+          <w:sz w:val="22"/>
+          <w:szCs w:val="22"/>
+        </w:rPr>
+        <w:t xml:space="preserve"> (</w:t>
+      </w:r>
+      <w:proofErr w:type="spellStart"/>
+      <w:r>
+        <w:rPr>
+          <w:rFonts w:ascii="Calibri" w:hAnsi="Calibri" w:cs="Calibri"/>
+          <w:sz w:val="22"/>
+          <w:szCs w:val="22"/>
+        </w:rPr>
+        <w:t>React</w:t>
+      </w:r>
+      <w:proofErr w:type="spellEnd"/>
+      <w:r>
+        <w:rPr>
+          <w:rFonts w:ascii="Calibri" w:hAnsi="Calibri" w:cs="Calibri"/>
+          <w:sz w:val="22"/>
+          <w:szCs w:val="22"/>
+        </w:rPr>
+        <w:t xml:space="preserve">, .NET/C#, AWS) no BTG Pactual, um dos maiores bancos de investimento da América Latina, onde trabalho com sistemas financeiros e regulatórios críticos ao negócio, incluindo pipelines distribuídos que processam milhões de registros diários. Anteriormente, na GE Aerospace, liderei a reescrita completa do </w:t>
       </w:r>
       <w:proofErr w:type="spellStart"/>
       <w:r>
@@ -378,8 +440,6 @@
         <w:jc w:val="both"/>
         <w:rPr>
           <w:rFonts w:ascii="Calibri" w:hAnsi="Calibri" w:cs="Calibri"/>
-          <w:b/>
-          <w:bCs/>
           <w:sz w:val="22"/>
           <w:szCs w:val="22"/>
         </w:rPr>
@@ -426,15 +486,7 @@
           <w:sz w:val="22"/>
           <w:szCs w:val="22"/>
         </w:rPr>
-        <w:t xml:space="preserve">, integração com bancos relacionais, práticas de CI/CD e ambientes AWS. Vivência internacional na Espanha com atuação acadêmica e profissional. </w:t>
-      </w:r>
-      <w:r>
-        <w:rPr>
-          <w:rFonts w:ascii="Calibri" w:hAnsi="Calibri" w:cs="Calibri"/>
-          <w:sz w:val="22"/>
-          <w:szCs w:val="22"/>
-        </w:rPr>
-        <w:t xml:space="preserve">Autor do </w:t>
+        <w:t xml:space="preserve">, integração com bancos relacionais e não relacionais, práticas de CI/CD e ambientes AWS. Autor do </w:t>
       </w:r>
       <w:proofErr w:type="spellStart"/>
       <w:r>
@@ -507,16 +559,6 @@
           <w:szCs w:val="22"/>
         </w:rPr>
         <w:t>.</w:t>
-      </w:r>
-      <w:r>
-        <w:rPr>
-          <w:rFonts w:ascii="Calibri" w:hAnsi="Calibri" w:cs="Calibri"/>
-          <w:b/>
-          <w:bCs/>
-          <w:sz w:val="22"/>
-          <w:szCs w:val="22"/>
-        </w:rPr>
-        <w:t xml:space="preserve"> </w:t>
       </w:r>
     </w:p>
     <w:p>
@@ -543,23 +585,44 @@
     </w:p>
     <w:p>
       <w:pPr>
-        <w:rPr>
-          <w:rFonts w:ascii="Calibri" w:hAnsi="Calibri" w:cs="Calibri"/>
-          <w:b/>
-          <w:bCs/>
-          <w:sz w:val="22"/>
-          <w:szCs w:val="22"/>
-        </w:rPr>
-      </w:pPr>
-      <w:r>
-        <w:rPr>
-          <w:rFonts w:ascii="Calibri" w:hAnsi="Calibri" w:cs="Calibri"/>
-          <w:b/>
-          <w:bCs/>
-          <w:sz w:val="22"/>
-          <w:szCs w:val="22"/>
-        </w:rPr>
-        <w:t>DUONEX – Dezembro 2025 – Janeiro 2026 - Desenvolvedor Full Stack (Atuação profissional durante intercâmbio acadêmico) Espanha</w:t>
+        <w:spacing w:after="100"/>
+        <w:rPr>
+          <w:rFonts w:ascii="Calibri" w:hAnsi="Calibri" w:cs="Calibri"/>
+          <w:sz w:val="22"/>
+          <w:szCs w:val="22"/>
+        </w:rPr>
+      </w:pPr>
+      <w:r>
+        <w:rPr>
+          <w:rFonts w:ascii="Calibri" w:hAnsi="Calibri" w:cs="Calibri"/>
+          <w:b/>
+          <w:bCs/>
+          <w:sz w:val="22"/>
+          <w:szCs w:val="22"/>
+        </w:rPr>
+        <w:t xml:space="preserve">BTG Pactual – </w:t>
+      </w:r>
+      <w:proofErr w:type="gramStart"/>
+      <w:r>
+        <w:rPr>
+          <w:rFonts w:ascii="Calibri" w:hAnsi="Calibri" w:cs="Calibri"/>
+          <w:b/>
+          <w:bCs/>
+          <w:sz w:val="22"/>
+          <w:szCs w:val="22"/>
+        </w:rPr>
+        <w:t>Maio</w:t>
+      </w:r>
+      <w:proofErr w:type="gramEnd"/>
+      <w:r>
+        <w:rPr>
+          <w:rFonts w:ascii="Calibri" w:hAnsi="Calibri" w:cs="Calibri"/>
+          <w:b/>
+          <w:bCs/>
+          <w:sz w:val="22"/>
+          <w:szCs w:val="22"/>
+        </w:rPr>
+        <w:t xml:space="preserve"> 2026 – Presente (Engenheiro de Software) Rio de Janeiro</w:t>
       </w:r>
       <w:r>
         <w:rPr>
@@ -585,8 +648,263 @@
           <w:sz w:val="22"/>
           <w:szCs w:val="22"/>
         </w:rPr>
+        <w:t>Desenvolvimento e evolução de relatórios</w:t>
+      </w:r>
+      <w:r>
+        <w:rPr>
+          <w:rFonts w:ascii="Calibri" w:hAnsi="Calibri" w:cs="Calibri"/>
+          <w:sz w:val="22"/>
+          <w:szCs w:val="22"/>
+        </w:rPr>
+        <w:t xml:space="preserve"> financeiros e regulatórios</w:t>
+      </w:r>
+      <w:r>
+        <w:rPr>
+          <w:rFonts w:ascii="Calibri" w:hAnsi="Calibri" w:cs="Calibri"/>
+          <w:sz w:val="22"/>
+          <w:szCs w:val="22"/>
+        </w:rPr>
+        <w:t xml:space="preserve"> </w:t>
+      </w:r>
+      <w:r>
+        <w:rPr>
+          <w:rFonts w:ascii="Calibri" w:hAnsi="Calibri" w:cs="Calibri"/>
+          <w:sz w:val="22"/>
+          <w:szCs w:val="22"/>
+        </w:rPr>
+        <w:t xml:space="preserve">para o time de </w:t>
+      </w:r>
+      <w:proofErr w:type="spellStart"/>
+      <w:r>
+        <w:rPr>
+          <w:rFonts w:ascii="Calibri" w:hAnsi="Calibri" w:cs="Calibri"/>
+          <w:sz w:val="22"/>
+          <w:szCs w:val="22"/>
+        </w:rPr>
+        <w:t>Finance</w:t>
+      </w:r>
+      <w:proofErr w:type="spellEnd"/>
+      <w:r>
+        <w:rPr>
+          <w:rFonts w:ascii="Calibri" w:hAnsi="Calibri" w:cs="Calibri"/>
+          <w:sz w:val="22"/>
+          <w:szCs w:val="22"/>
+        </w:rPr>
+        <w:t xml:space="preserve"> do BTG Pactual, um dos maiores bancos de investimento da América Latina </w:t>
+      </w:r>
+    </w:p>
+    <w:p>
+      <w:pPr>
+        <w:spacing w:after="100"/>
+        <w:rPr>
+          <w:rFonts w:ascii="Calibri" w:hAnsi="Calibri" w:cs="Calibri"/>
+          <w:sz w:val="22"/>
+          <w:szCs w:val="22"/>
+        </w:rPr>
+      </w:pPr>
+      <w:r>
+        <w:rPr>
+          <w:rFonts w:ascii="Calibri" w:hAnsi="Calibri" w:cs="Calibri"/>
+          <w:sz w:val="22"/>
+          <w:szCs w:val="22"/>
+        </w:rPr>
+        <w:t>-</w:t>
+      </w:r>
+      <w:r>
+        <w:rPr>
+          <w:rFonts w:ascii="Calibri" w:hAnsi="Calibri" w:cs="Calibri"/>
+          <w:sz w:val="22"/>
+          <w:szCs w:val="22"/>
+        </w:rPr>
+        <w:t xml:space="preserve"> Otimizo consultas SQL e pipelines no </w:t>
+      </w:r>
+      <w:proofErr w:type="spellStart"/>
+      <w:r>
+        <w:rPr>
+          <w:rFonts w:ascii="Calibri" w:hAnsi="Calibri" w:cs="Calibri"/>
+          <w:sz w:val="22"/>
+          <w:szCs w:val="22"/>
+        </w:rPr>
+        <w:t>Amazon</w:t>
+      </w:r>
+      <w:proofErr w:type="spellEnd"/>
+      <w:r>
+        <w:rPr>
+          <w:rFonts w:ascii="Calibri" w:hAnsi="Calibri" w:cs="Calibri"/>
+          <w:sz w:val="22"/>
+          <w:szCs w:val="22"/>
+        </w:rPr>
+        <w:t xml:space="preserve"> Athena que processam milhões de registros financeiros diários, garantindo relatórios mais rápidos e confiáveis para decisões de negócio </w:t>
+      </w:r>
+    </w:p>
+    <w:p>
+      <w:pPr>
+        <w:spacing w:after="100"/>
+        <w:rPr>
+          <w:rFonts w:ascii="Calibri" w:hAnsi="Calibri" w:cs="Calibri"/>
+          <w:b/>
+          <w:bCs/>
+          <w:sz w:val="22"/>
+          <w:szCs w:val="22"/>
+          <w:u w:val="single"/>
+        </w:rPr>
+      </w:pPr>
+      <w:r>
+        <w:rPr>
+          <w:rFonts w:ascii="Calibri" w:hAnsi="Calibri" w:cs="Calibri"/>
+          <w:sz w:val="22"/>
+          <w:szCs w:val="22"/>
+        </w:rPr>
+        <w:t>-</w:t>
+      </w:r>
+      <w:r>
+        <w:rPr>
+          <w:rFonts w:ascii="Calibri" w:hAnsi="Calibri" w:cs="Calibri"/>
+          <w:sz w:val="22"/>
+          <w:szCs w:val="22"/>
+        </w:rPr>
+        <w:t xml:space="preserve"> Desenvolvo workflows de processamento de dados assíncronos e distribuídos (Windows Services, </w:t>
+      </w:r>
+      <w:proofErr w:type="spellStart"/>
+      <w:r>
+        <w:rPr>
+          <w:rFonts w:ascii="Calibri" w:hAnsi="Calibri" w:cs="Calibri"/>
+          <w:sz w:val="22"/>
+          <w:szCs w:val="22"/>
+        </w:rPr>
+        <w:t>Amazon</w:t>
+      </w:r>
+      <w:proofErr w:type="spellEnd"/>
+      <w:r>
+        <w:rPr>
+          <w:rFonts w:ascii="Calibri" w:hAnsi="Calibri" w:cs="Calibri"/>
+          <w:sz w:val="22"/>
+          <w:szCs w:val="22"/>
+        </w:rPr>
+        <w:t xml:space="preserve"> SQS, </w:t>
+      </w:r>
+      <w:proofErr w:type="spellStart"/>
+      <w:r>
+        <w:rPr>
+          <w:rFonts w:ascii="Calibri" w:hAnsi="Calibri" w:cs="Calibri"/>
+          <w:sz w:val="22"/>
+          <w:szCs w:val="22"/>
+        </w:rPr>
+        <w:t>Amazon</w:t>
+      </w:r>
+      <w:proofErr w:type="spellEnd"/>
+      <w:r>
+        <w:rPr>
+          <w:rFonts w:ascii="Calibri" w:hAnsi="Calibri" w:cs="Calibri"/>
+          <w:sz w:val="22"/>
+          <w:szCs w:val="22"/>
+        </w:rPr>
+        <w:t xml:space="preserve"> S3) para ingestão e transformação de dados financeiros</w:t>
+      </w:r>
+    </w:p>
+    <w:p>
+      <w:pPr>
+        <w:spacing w:after="100"/>
+        <w:rPr>
+          <w:rFonts w:ascii="Calibri" w:hAnsi="Calibri" w:cs="Calibri"/>
+          <w:b/>
+          <w:bCs/>
+          <w:sz w:val="22"/>
+          <w:szCs w:val="22"/>
+        </w:rPr>
+      </w:pPr>
+      <w:r>
+        <w:rPr>
+          <w:rFonts w:ascii="Calibri" w:hAnsi="Calibri" w:cs="Calibri"/>
+          <w:b/>
+          <w:bCs/>
+          <w:sz w:val="22"/>
+          <w:szCs w:val="22"/>
+        </w:rPr>
+        <w:t>DUONEX</w:t>
+      </w:r>
+      <w:r>
+        <w:rPr>
+          <w:rFonts w:ascii="Calibri" w:hAnsi="Calibri" w:cs="Calibri"/>
+          <w:b/>
+          <w:bCs/>
+          <w:sz w:val="22"/>
+          <w:szCs w:val="22"/>
+        </w:rPr>
+        <w:t xml:space="preserve"> -</w:t>
+      </w:r>
+      <w:r>
+        <w:rPr>
+          <w:rFonts w:ascii="Calibri" w:hAnsi="Calibri" w:cs="Calibri"/>
+          <w:b/>
+          <w:bCs/>
+          <w:sz w:val="22"/>
+          <w:szCs w:val="22"/>
+        </w:rPr>
+        <w:t xml:space="preserve"> Dezembro 2025 </w:t>
+      </w:r>
+      <w:r>
+        <w:rPr>
+          <w:rFonts w:ascii="Calibri" w:hAnsi="Calibri" w:cs="Calibri"/>
+          <w:b/>
+          <w:bCs/>
+          <w:sz w:val="22"/>
+          <w:szCs w:val="22"/>
+        </w:rPr>
+        <w:t xml:space="preserve">- </w:t>
+      </w:r>
+      <w:r>
+        <w:rPr>
+          <w:rFonts w:ascii="Calibri" w:hAnsi="Calibri" w:cs="Calibri"/>
+          <w:b/>
+          <w:bCs/>
+          <w:sz w:val="22"/>
+          <w:szCs w:val="22"/>
+        </w:rPr>
+        <w:t>Janeiro 2026 - Desenvolvedor Full Stack (Atuação profissional durante intercâmbio acadêmico) Espanha</w:t>
+      </w:r>
+      <w:r>
+        <w:rPr>
+          <w:rFonts w:ascii="Calibri" w:hAnsi="Calibri" w:cs="Calibri"/>
+          <w:b/>
+          <w:bCs/>
+          <w:sz w:val="22"/>
+          <w:szCs w:val="22"/>
+        </w:rPr>
+        <w:br/>
+      </w:r>
+      <w:r>
+        <w:rPr>
+          <w:rFonts w:ascii="Calibri" w:hAnsi="Calibri" w:cs="Calibri"/>
+          <w:sz w:val="22"/>
+          <w:szCs w:val="22"/>
+        </w:rPr>
+        <w:t xml:space="preserve">- </w:t>
+      </w:r>
+      <w:r>
+        <w:rPr>
+          <w:rFonts w:ascii="Calibri" w:hAnsi="Calibri" w:cs="Calibri"/>
+          <w:sz w:val="22"/>
+          <w:szCs w:val="22"/>
+        </w:rPr>
         <w:t xml:space="preserve">Desenvolvimento </w:t>
       </w:r>
+      <w:r>
+        <w:rPr>
+          <w:rFonts w:ascii="Calibri" w:hAnsi="Calibri" w:cs="Calibri"/>
+          <w:sz w:val="22"/>
+          <w:szCs w:val="22"/>
+        </w:rPr>
+        <w:t>de Software utilizando</w:t>
+      </w:r>
+      <w:r>
+        <w:rPr>
+          <w:rFonts w:ascii="Calibri" w:hAnsi="Calibri" w:cs="Calibri"/>
+          <w:sz w:val="22"/>
+          <w:szCs w:val="22"/>
+        </w:rPr>
+        <w:t xml:space="preserve"> </w:t>
+      </w:r>
       <w:proofErr w:type="spellStart"/>
       <w:r>
         <w:rPr>
@@ -594,7 +912,7 @@
           <w:sz w:val="22"/>
           <w:szCs w:val="22"/>
         </w:rPr>
-        <w:t>backend</w:t>
+        <w:t>Typescript</w:t>
       </w:r>
       <w:proofErr w:type="spellEnd"/>
       <w:r>
@@ -603,7 +921,15 @@
           <w:sz w:val="22"/>
           <w:szCs w:val="22"/>
         </w:rPr>
-        <w:t xml:space="preserve"> com Node.js, </w:t>
+        <w:t>,</w:t>
+      </w:r>
+      <w:r>
+        <w:rPr>
+          <w:rFonts w:ascii="Calibri" w:hAnsi="Calibri" w:cs="Calibri"/>
+          <w:sz w:val="22"/>
+          <w:szCs w:val="22"/>
+        </w:rPr>
+        <w:t xml:space="preserve"> </w:t>
       </w:r>
       <w:proofErr w:type="spellStart"/>
       <w:r>
@@ -612,7 +938,7 @@
           <w:sz w:val="22"/>
           <w:szCs w:val="22"/>
         </w:rPr>
-        <w:t>Typescript</w:t>
+        <w:t>AdonisJS</w:t>
       </w:r>
       <w:proofErr w:type="spellEnd"/>
       <w:r>
@@ -621,18 +947,8 @@
           <w:sz w:val="22"/>
           <w:szCs w:val="22"/>
         </w:rPr>
-        <w:t xml:space="preserve"> e </w:t>
-      </w:r>
-      <w:proofErr w:type="spellStart"/>
-      <w:r>
-        <w:rPr>
-          <w:rFonts w:ascii="Calibri" w:hAnsi="Calibri" w:cs="Calibri"/>
-          <w:sz w:val="22"/>
-          <w:szCs w:val="22"/>
-        </w:rPr>
-        <w:t>AdonisJS</w:t>
-      </w:r>
-      <w:proofErr w:type="spellEnd"/>
+        <w:t xml:space="preserve"> e Angular</w:t>
+      </w:r>
       <w:r>
         <w:rPr>
           <w:rFonts w:ascii="Calibri" w:hAnsi="Calibri" w:cs="Calibri"/>
@@ -683,7 +999,133 @@
           <w:sz w:val="22"/>
           <w:szCs w:val="22"/>
         </w:rPr>
-        <w:t xml:space="preserve">Desenvolvimento </w:t>
+        <w:t xml:space="preserve">Atuação em equipe 100% </w:t>
+      </w:r>
+      <w:r>
+        <w:rPr>
+          <w:rFonts w:ascii="Calibri" w:hAnsi="Calibri" w:cs="Calibri"/>
+          <w:sz w:val="22"/>
+          <w:szCs w:val="22"/>
+        </w:rPr>
+        <w:t xml:space="preserve"> espanhola</w:t>
+      </w:r>
+      <w:r>
+        <w:rPr>
+          <w:rFonts w:ascii="Calibri" w:hAnsi="Calibri" w:cs="Calibri"/>
+          <w:b/>
+          <w:bCs/>
+          <w:sz w:val="22"/>
+          <w:szCs w:val="22"/>
+        </w:rPr>
+        <w:br/>
+      </w:r>
+      <w:r>
+        <w:rPr>
+          <w:rFonts w:ascii="Calibri" w:hAnsi="Calibri" w:cs="Calibri"/>
+          <w:b/>
+          <w:bCs/>
+          <w:sz w:val="22"/>
+          <w:szCs w:val="22"/>
+        </w:rPr>
+        <w:t>GE Aerospace</w:t>
+      </w:r>
+      <w:r>
+        <w:rPr>
+          <w:rFonts w:ascii="Calibri" w:hAnsi="Calibri" w:cs="Calibri"/>
+          <w:b/>
+          <w:bCs/>
+          <w:sz w:val="22"/>
+          <w:szCs w:val="22"/>
+        </w:rPr>
+        <w:t xml:space="preserve"> -  </w:t>
+      </w:r>
+      <w:r>
+        <w:rPr>
+          <w:rFonts w:ascii="Calibri" w:hAnsi="Calibri" w:cs="Calibri"/>
+          <w:b/>
+          <w:bCs/>
+          <w:sz w:val="22"/>
+          <w:szCs w:val="22"/>
+        </w:rPr>
+        <w:t xml:space="preserve">Abril 2023 </w:t>
+      </w:r>
+      <w:r>
+        <w:rPr>
+          <w:rFonts w:ascii="Calibri" w:hAnsi="Calibri" w:cs="Calibri"/>
+          <w:b/>
+          <w:bCs/>
+          <w:sz w:val="22"/>
+          <w:szCs w:val="22"/>
+        </w:rPr>
+        <w:t xml:space="preserve">– </w:t>
+      </w:r>
+      <w:r>
+        <w:rPr>
+          <w:rFonts w:ascii="Calibri" w:hAnsi="Calibri" w:cs="Calibri"/>
+          <w:b/>
+          <w:bCs/>
+          <w:sz w:val="22"/>
+          <w:szCs w:val="22"/>
+        </w:rPr>
+        <w:t xml:space="preserve"> Agosto 2025</w:t>
+      </w:r>
+      <w:r>
+        <w:rPr>
+          <w:rFonts w:ascii="Calibri" w:hAnsi="Calibri" w:cs="Calibri"/>
+          <w:b/>
+          <w:bCs/>
+          <w:sz w:val="22"/>
+          <w:szCs w:val="22"/>
+        </w:rPr>
+        <w:t xml:space="preserve"> </w:t>
+      </w:r>
+      <w:r>
+        <w:rPr>
+          <w:rFonts w:ascii="Calibri" w:hAnsi="Calibri" w:cs="Calibri"/>
+          <w:b/>
+          <w:bCs/>
+          <w:sz w:val="22"/>
+          <w:szCs w:val="22"/>
+        </w:rPr>
+        <w:t xml:space="preserve"> (Desenvolvedor Full Stack)</w:t>
+      </w:r>
+      <w:r>
+        <w:rPr>
+          <w:rFonts w:ascii="Calibri" w:hAnsi="Calibri" w:cs="Calibri"/>
+          <w:b/>
+          <w:bCs/>
+          <w:sz w:val="22"/>
+          <w:szCs w:val="22"/>
+        </w:rPr>
+        <w:br/>
+      </w:r>
+      <w:r>
+        <w:rPr>
+          <w:rFonts w:ascii="Calibri" w:hAnsi="Calibri" w:cs="Calibri"/>
+          <w:b/>
+          <w:bCs/>
+          <w:sz w:val="22"/>
+          <w:szCs w:val="22"/>
+        </w:rPr>
+        <w:t>-</w:t>
+      </w:r>
+      <w:r>
+        <w:rPr>
+          <w:rFonts w:ascii="Calibri" w:hAnsi="Calibri" w:cs="Calibri"/>
+          <w:b/>
+          <w:bCs/>
+          <w:sz w:val="22"/>
+          <w:szCs w:val="22"/>
+        </w:rPr>
+        <w:t xml:space="preserve"> </w:t>
+      </w:r>
+      <w:r>
+        <w:rPr>
+          <w:rFonts w:ascii="Calibri" w:hAnsi="Calibri" w:cs="Calibri"/>
+          <w:sz w:val="22"/>
+          <w:szCs w:val="22"/>
+        </w:rPr>
+        <w:t xml:space="preserve">Reescrita completa do </w:t>
       </w:r>
       <w:proofErr w:type="spellStart"/>
       <w:r>
@@ -692,7 +1134,7 @@
           <w:sz w:val="22"/>
           <w:szCs w:val="22"/>
         </w:rPr>
-        <w:t>frontend</w:t>
+        <w:t>backend</w:t>
       </w:r>
       <w:proofErr w:type="spellEnd"/>
       <w:r>
@@ -701,7 +1143,113 @@
           <w:sz w:val="22"/>
           <w:szCs w:val="22"/>
         </w:rPr>
-        <w:t xml:space="preserve"> com Angular</w:t>
+        <w:t xml:space="preserve"> (130+ </w:t>
+      </w:r>
+      <w:proofErr w:type="spellStart"/>
+      <w:r>
+        <w:rPr>
+          <w:rFonts w:ascii="Calibri" w:hAnsi="Calibri" w:cs="Calibri"/>
+          <w:sz w:val="22"/>
+          <w:szCs w:val="22"/>
+        </w:rPr>
+        <w:t>endpoints</w:t>
+      </w:r>
+      <w:proofErr w:type="spellEnd"/>
+      <w:r>
+        <w:rPr>
+          <w:rFonts w:ascii="Calibri" w:hAnsi="Calibri" w:cs="Calibri"/>
+          <w:sz w:val="22"/>
+          <w:szCs w:val="22"/>
+        </w:rPr>
+        <w:t xml:space="preserve">) de Node.js para </w:t>
+      </w:r>
+      <w:proofErr w:type="spellStart"/>
+      <w:r>
+        <w:rPr>
+          <w:rFonts w:ascii="Calibri" w:hAnsi="Calibri" w:cs="Calibri"/>
+          <w:sz w:val="22"/>
+          <w:szCs w:val="22"/>
+        </w:rPr>
+        <w:t>NestJS</w:t>
+      </w:r>
+      <w:proofErr w:type="spellEnd"/>
+      <w:r>
+        <w:rPr>
+          <w:rFonts w:ascii="Calibri" w:hAnsi="Calibri" w:cs="Calibri"/>
+          <w:sz w:val="22"/>
+          <w:szCs w:val="22"/>
+        </w:rPr>
+        <w:t xml:space="preserve"> (</w:t>
+      </w:r>
+      <w:proofErr w:type="spellStart"/>
+      <w:r>
+        <w:rPr>
+          <w:rFonts w:ascii="Calibri" w:hAnsi="Calibri" w:cs="Calibri"/>
+          <w:sz w:val="22"/>
+          <w:szCs w:val="22"/>
+        </w:rPr>
+        <w:t>Typescript</w:t>
+      </w:r>
+      <w:proofErr w:type="spellEnd"/>
+      <w:r>
+        <w:rPr>
+          <w:rFonts w:ascii="Calibri" w:hAnsi="Calibri" w:cs="Calibri"/>
+          <w:sz w:val="22"/>
+          <w:szCs w:val="22"/>
+        </w:rPr>
+        <w:t>)</w:t>
+      </w:r>
+      <w:r>
+        <w:rPr>
+          <w:rFonts w:ascii="Calibri" w:hAnsi="Calibri" w:cs="Calibri"/>
+          <w:sz w:val="22"/>
+          <w:szCs w:val="22"/>
+        </w:rPr>
+        <w:br/>
+      </w:r>
+      <w:r>
+        <w:rPr>
+          <w:rFonts w:ascii="Calibri" w:hAnsi="Calibri" w:cs="Calibri"/>
+          <w:sz w:val="22"/>
+          <w:szCs w:val="22"/>
+        </w:rPr>
+        <w:t>- Implementação de OAuth2, testes automatizados (</w:t>
+      </w:r>
+      <w:proofErr w:type="spellStart"/>
+      <w:r>
+        <w:rPr>
+          <w:rFonts w:ascii="Calibri" w:hAnsi="Calibri" w:cs="Calibri"/>
+          <w:sz w:val="22"/>
+          <w:szCs w:val="22"/>
+        </w:rPr>
+        <w:t>Jest</w:t>
+      </w:r>
+      <w:proofErr w:type="spellEnd"/>
+      <w:r>
+        <w:rPr>
+          <w:rFonts w:ascii="Calibri" w:hAnsi="Calibri" w:cs="Calibri"/>
+          <w:sz w:val="22"/>
+          <w:szCs w:val="22"/>
+        </w:rPr>
+        <w:t xml:space="preserve">, </w:t>
+      </w:r>
+      <w:proofErr w:type="spellStart"/>
+      <w:r>
+        <w:rPr>
+          <w:rFonts w:ascii="Calibri" w:hAnsi="Calibri" w:cs="Calibri"/>
+          <w:sz w:val="22"/>
+          <w:szCs w:val="22"/>
+        </w:rPr>
+        <w:t>Supertest</w:t>
+      </w:r>
+      <w:proofErr w:type="spellEnd"/>
+      <w:r>
+        <w:rPr>
+          <w:rFonts w:ascii="Calibri" w:hAnsi="Calibri" w:cs="Calibri"/>
+          <w:sz w:val="22"/>
+          <w:szCs w:val="22"/>
+        </w:rPr>
+        <w:t xml:space="preserve">) e documentação </w:t>
       </w:r>
       <w:r>
         <w:rPr>
@@ -712,14 +1260,52 @@
         <w:br/>
         <w:t xml:space="preserve">- </w:t>
       </w:r>
-      <w:r>
-        <w:rPr>
-          <w:rFonts w:ascii="Calibri" w:hAnsi="Calibri" w:cs="Calibri"/>
-          <w:sz w:val="22"/>
-          <w:szCs w:val="22"/>
-        </w:rPr>
-        <w:t>Atuação em equipe 100% internacional</w:t>
-      </w:r>
+      <w:proofErr w:type="spellStart"/>
+      <w:r>
+        <w:rPr>
+          <w:rFonts w:ascii="Calibri" w:hAnsi="Calibri" w:cs="Calibri"/>
+          <w:sz w:val="22"/>
+          <w:szCs w:val="22"/>
+        </w:rPr>
+        <w:t>Observabilidade</w:t>
+      </w:r>
+      <w:proofErr w:type="spellEnd"/>
+      <w:r>
+        <w:rPr>
+          <w:rFonts w:ascii="Calibri" w:hAnsi="Calibri" w:cs="Calibri"/>
+          <w:sz w:val="22"/>
+          <w:szCs w:val="22"/>
+        </w:rPr>
+        <w:t xml:space="preserve"> com </w:t>
+      </w:r>
+      <w:proofErr w:type="spellStart"/>
+      <w:r>
+        <w:rPr>
+          <w:rFonts w:ascii="Calibri" w:hAnsi="Calibri" w:cs="Calibri"/>
+          <w:sz w:val="22"/>
+          <w:szCs w:val="22"/>
+        </w:rPr>
+        <w:t>Prometheus</w:t>
+      </w:r>
+      <w:proofErr w:type="spellEnd"/>
+      <w:r>
+        <w:rPr>
+          <w:rFonts w:ascii="Calibri" w:hAnsi="Calibri" w:cs="Calibri"/>
+          <w:sz w:val="22"/>
+          <w:szCs w:val="22"/>
+        </w:rPr>
+        <w:t xml:space="preserve"> e </w:t>
+      </w:r>
+      <w:proofErr w:type="spellStart"/>
+      <w:r>
+        <w:rPr>
+          <w:rFonts w:ascii="Calibri" w:hAnsi="Calibri" w:cs="Calibri"/>
+          <w:sz w:val="22"/>
+          <w:szCs w:val="22"/>
+        </w:rPr>
+        <w:t>Grafana</w:t>
+      </w:r>
+      <w:proofErr w:type="spellEnd"/>
       <w:r>
         <w:rPr>
           <w:rFonts w:ascii="Calibri" w:hAnsi="Calibri" w:cs="Calibri"/>
@@ -727,12 +1313,11 @@
           <w:szCs w:val="22"/>
         </w:rPr>
         <w:br/>
-      </w:r>
-      <w:r>
-        <w:rPr>
-          <w:rFonts w:ascii="Calibri" w:hAnsi="Calibri" w:cs="Calibri"/>
-          <w:b/>
-          <w:bCs/>
+        <w:t>- Integração com PostgreSQL e SAP HANA</w:t>
+      </w:r>
+      <w:r>
+        <w:rPr>
+          <w:rFonts w:ascii="Calibri" w:hAnsi="Calibri" w:cs="Calibri"/>
           <w:sz w:val="22"/>
           <w:szCs w:val="22"/>
         </w:rPr>
@@ -741,110 +1326,28 @@
       <w:r>
         <w:rPr>
           <w:rFonts w:ascii="Calibri" w:hAnsi="Calibri" w:cs="Calibri"/>
-          <w:b/>
-          <w:bCs/>
-          <w:sz w:val="22"/>
-          <w:szCs w:val="22"/>
-        </w:rPr>
-        <w:t>GE Aerospace</w:t>
-      </w:r>
-      <w:r>
-        <w:rPr>
-          <w:rFonts w:ascii="Calibri" w:hAnsi="Calibri" w:cs="Calibri"/>
-          <w:b/>
-          <w:bCs/>
-          <w:sz w:val="22"/>
-          <w:szCs w:val="22"/>
-        </w:rPr>
-        <w:t xml:space="preserve"> -  </w:t>
-      </w:r>
-      <w:r>
-        <w:rPr>
-          <w:rFonts w:ascii="Calibri" w:hAnsi="Calibri" w:cs="Calibri"/>
-          <w:b/>
-          <w:bCs/>
-          <w:sz w:val="22"/>
-          <w:szCs w:val="22"/>
-        </w:rPr>
-        <w:t xml:space="preserve">Abril 2023 </w:t>
-      </w:r>
-      <w:r>
-        <w:rPr>
-          <w:rFonts w:ascii="Calibri" w:hAnsi="Calibri" w:cs="Calibri"/>
-          <w:b/>
-          <w:bCs/>
-          <w:sz w:val="22"/>
-          <w:szCs w:val="22"/>
-        </w:rPr>
-        <w:t xml:space="preserve">– </w:t>
-      </w:r>
-      <w:r>
-        <w:rPr>
-          <w:rFonts w:ascii="Calibri" w:hAnsi="Calibri" w:cs="Calibri"/>
-          <w:b/>
-          <w:bCs/>
-          <w:sz w:val="22"/>
-          <w:szCs w:val="22"/>
-        </w:rPr>
-        <w:t xml:space="preserve"> Agosto 2025</w:t>
-      </w:r>
-      <w:r>
-        <w:rPr>
-          <w:rFonts w:ascii="Calibri" w:hAnsi="Calibri" w:cs="Calibri"/>
-          <w:b/>
-          <w:bCs/>
-          <w:sz w:val="22"/>
-          <w:szCs w:val="22"/>
-        </w:rPr>
-        <w:t xml:space="preserve"> </w:t>
-      </w:r>
-      <w:r>
-        <w:rPr>
-          <w:rFonts w:ascii="Calibri" w:hAnsi="Calibri" w:cs="Calibri"/>
-          <w:b/>
-          <w:bCs/>
-          <w:sz w:val="22"/>
-          <w:szCs w:val="22"/>
-        </w:rPr>
-        <w:t xml:space="preserve"> (Desenvolvedor Full Stack)</w:t>
-      </w:r>
-      <w:r>
-        <w:rPr>
-          <w:rFonts w:ascii="Calibri" w:hAnsi="Calibri" w:cs="Calibri"/>
-          <w:b/>
-          <w:bCs/>
+          <w:sz w:val="22"/>
+          <w:szCs w:val="22"/>
+        </w:rPr>
+        <w:lastRenderedPageBreak/>
+        <w:t>- Desenvolvimento de novas funcionalidades e melhorias evolutivas</w:t>
+      </w:r>
+      <w:r>
+        <w:rPr>
+          <w:rFonts w:ascii="Calibri" w:hAnsi="Calibri" w:cs="Calibri"/>
           <w:sz w:val="22"/>
           <w:szCs w:val="22"/>
         </w:rPr>
         <w:br/>
-      </w:r>
-      <w:r>
-        <w:rPr>
-          <w:rFonts w:ascii="Calibri" w:hAnsi="Calibri" w:cs="Calibri"/>
-          <w:b/>
-          <w:bCs/>
-          <w:sz w:val="22"/>
-          <w:szCs w:val="22"/>
-        </w:rPr>
-        <w:t>-</w:t>
-      </w:r>
-      <w:r>
-        <w:rPr>
-          <w:rFonts w:ascii="Calibri" w:hAnsi="Calibri" w:cs="Calibri"/>
-          <w:b/>
-          <w:bCs/>
-          <w:sz w:val="22"/>
-          <w:szCs w:val="22"/>
-        </w:rPr>
-        <w:t xml:space="preserve"> </w:t>
-      </w:r>
-      <w:r>
-        <w:rPr>
-          <w:rFonts w:ascii="Calibri" w:hAnsi="Calibri" w:cs="Calibri"/>
-          <w:sz w:val="22"/>
-          <w:szCs w:val="22"/>
-        </w:rPr>
-        <w:t xml:space="preserve">Reescrita completa do </w:t>
+        <w:t xml:space="preserve">- Responsável pelo ciclo completo: </w:t>
+      </w:r>
+      <w:r>
+        <w:rPr>
+          <w:rFonts w:ascii="Calibri" w:hAnsi="Calibri" w:cs="Calibri"/>
+          <w:sz w:val="22"/>
+          <w:szCs w:val="22"/>
+        </w:rPr>
+        <w:t xml:space="preserve">arquitetura, desenvolvimento, testes e </w:t>
       </w:r>
       <w:proofErr w:type="spellStart"/>
       <w:r>
@@ -853,7 +1356,7 @@
           <w:sz w:val="22"/>
           <w:szCs w:val="22"/>
         </w:rPr>
-        <w:t>backend</w:t>
+        <w:t>deploy</w:t>
       </w:r>
       <w:proofErr w:type="spellEnd"/>
       <w:r>
@@ -862,43 +1365,121 @@
           <w:sz w:val="22"/>
           <w:szCs w:val="22"/>
         </w:rPr>
-        <w:t xml:space="preserve"> (130+ </w:t>
-      </w:r>
+        <w:br/>
+        <w:t>- Sistema com 1.300+ usuários consolidado para uso global</w:t>
+      </w:r>
+      <w:r>
+        <w:rPr>
+          <w:rFonts w:ascii="Calibri" w:hAnsi="Calibri" w:cs="Calibri"/>
+          <w:sz w:val="22"/>
+          <w:szCs w:val="22"/>
+        </w:rPr>
+        <w:br/>
+        <w:t>- Eliminação de ~800 vulnerabilidades de segurança</w:t>
+      </w:r>
+    </w:p>
+    <w:p>
+      <w:pPr>
+        <w:spacing w:after="100"/>
+        <w:rPr>
+          <w:rFonts w:ascii="Calibri" w:hAnsi="Calibri" w:cs="Calibri"/>
+          <w:sz w:val="22"/>
+          <w:szCs w:val="22"/>
+        </w:rPr>
+      </w:pPr>
       <w:proofErr w:type="spellStart"/>
       <w:r>
         <w:rPr>
           <w:rFonts w:ascii="Calibri" w:hAnsi="Calibri" w:cs="Calibri"/>
-          <w:sz w:val="22"/>
-          <w:szCs w:val="22"/>
-        </w:rPr>
-        <w:t>endpoints</w:t>
+          <w:b/>
+          <w:bCs/>
+          <w:sz w:val="22"/>
+          <w:szCs w:val="22"/>
+        </w:rPr>
+        <w:t>Advice</w:t>
       </w:r>
       <w:proofErr w:type="spellEnd"/>
       <w:r>
         <w:rPr>
           <w:rFonts w:ascii="Calibri" w:hAnsi="Calibri" w:cs="Calibri"/>
-          <w:sz w:val="22"/>
-          <w:szCs w:val="22"/>
-        </w:rPr>
-        <w:t xml:space="preserve">) de Node.js para </w:t>
+          <w:b/>
+          <w:bCs/>
+          <w:sz w:val="22"/>
+          <w:szCs w:val="22"/>
+        </w:rPr>
+        <w:t xml:space="preserve"> Compliance </w:t>
       </w:r>
       <w:proofErr w:type="spellStart"/>
       <w:r>
         <w:rPr>
           <w:rFonts w:ascii="Calibri" w:hAnsi="Calibri" w:cs="Calibri"/>
-          <w:sz w:val="22"/>
-          <w:szCs w:val="22"/>
-        </w:rPr>
-        <w:t>NestJS</w:t>
+          <w:b/>
+          <w:bCs/>
+          <w:sz w:val="22"/>
+          <w:szCs w:val="22"/>
+        </w:rPr>
+        <w:t>Solutions</w:t>
       </w:r>
       <w:proofErr w:type="spellEnd"/>
       <w:r>
         <w:rPr>
           <w:rFonts w:ascii="Calibri" w:hAnsi="Calibri" w:cs="Calibri"/>
-          <w:sz w:val="22"/>
-          <w:szCs w:val="22"/>
-        </w:rPr>
-        <w:t xml:space="preserve"> (</w:t>
+          <w:b/>
+          <w:bCs/>
+          <w:sz w:val="22"/>
+          <w:szCs w:val="22"/>
+        </w:rPr>
+        <w:t xml:space="preserve"> (Estagiário C#)</w:t>
+      </w:r>
+      <w:r>
+        <w:rPr>
+          <w:rFonts w:ascii="Calibri" w:hAnsi="Calibri" w:cs="Calibri"/>
+          <w:b/>
+          <w:bCs/>
+          <w:sz w:val="22"/>
+          <w:szCs w:val="22"/>
+        </w:rPr>
+        <w:br/>
+      </w:r>
+      <w:proofErr w:type="gramStart"/>
+      <w:r>
+        <w:rPr>
+          <w:rFonts w:ascii="Calibri" w:hAnsi="Calibri" w:cs="Calibri"/>
+          <w:b/>
+          <w:bCs/>
+          <w:sz w:val="22"/>
+          <w:szCs w:val="22"/>
+        </w:rPr>
+        <w:t>Dezembro</w:t>
+      </w:r>
+      <w:proofErr w:type="gramEnd"/>
+      <w:r>
+        <w:rPr>
+          <w:rFonts w:ascii="Calibri" w:hAnsi="Calibri" w:cs="Calibri"/>
+          <w:b/>
+          <w:bCs/>
+          <w:sz w:val="22"/>
+          <w:szCs w:val="22"/>
+        </w:rPr>
+        <w:t xml:space="preserve"> 2021 - Janeiro 2023</w:t>
+      </w:r>
+      <w:r>
+        <w:rPr>
+          <w:rFonts w:ascii="Calibri" w:hAnsi="Calibri" w:cs="Calibri"/>
+          <w:b/>
+          <w:bCs/>
+          <w:sz w:val="22"/>
+          <w:szCs w:val="22"/>
+        </w:rPr>
+        <w:br/>
+      </w:r>
+      <w:r>
+        <w:rPr>
+          <w:rFonts w:ascii="Calibri" w:hAnsi="Calibri" w:cs="Calibri"/>
+          <w:sz w:val="22"/>
+          <w:szCs w:val="22"/>
+        </w:rPr>
+        <w:t xml:space="preserve">- Desenvolvimento de APIs </w:t>
       </w:r>
       <w:proofErr w:type="spellStart"/>
       <w:r>
@@ -907,7 +1488,7 @@
           <w:sz w:val="22"/>
           <w:szCs w:val="22"/>
         </w:rPr>
-        <w:t>Typescript</w:t>
+        <w:t>RESTful</w:t>
       </w:r>
       <w:proofErr w:type="spellEnd"/>
       <w:r>
@@ -916,59 +1497,7 @@
           <w:sz w:val="22"/>
           <w:szCs w:val="22"/>
         </w:rPr>
-        <w:t>)</w:t>
-      </w:r>
-      <w:r>
-        <w:rPr>
-          <w:rFonts w:ascii="Calibri" w:hAnsi="Calibri" w:cs="Calibri"/>
-          <w:sz w:val="22"/>
-          <w:szCs w:val="22"/>
-        </w:rPr>
-        <w:br/>
-      </w:r>
-      <w:r>
-        <w:rPr>
-          <w:rFonts w:ascii="Calibri" w:hAnsi="Calibri" w:cs="Calibri"/>
-          <w:sz w:val="22"/>
-          <w:szCs w:val="22"/>
-        </w:rPr>
-        <w:t>- Implementação de OAuth2, testes automatizados (</w:t>
-      </w:r>
-      <w:proofErr w:type="spellStart"/>
-      <w:r>
-        <w:rPr>
-          <w:rFonts w:ascii="Calibri" w:hAnsi="Calibri" w:cs="Calibri"/>
-          <w:sz w:val="22"/>
-          <w:szCs w:val="22"/>
-        </w:rPr>
-        <w:t>Jest</w:t>
-      </w:r>
-      <w:proofErr w:type="spellEnd"/>
-      <w:r>
-        <w:rPr>
-          <w:rFonts w:ascii="Calibri" w:hAnsi="Calibri" w:cs="Calibri"/>
-          <w:sz w:val="22"/>
-          <w:szCs w:val="22"/>
-        </w:rPr>
-        <w:t xml:space="preserve">, </w:t>
-      </w:r>
-      <w:proofErr w:type="spellStart"/>
-      <w:r>
-        <w:rPr>
-          <w:rFonts w:ascii="Calibri" w:hAnsi="Calibri" w:cs="Calibri"/>
-          <w:sz w:val="22"/>
-          <w:szCs w:val="22"/>
-        </w:rPr>
-        <w:t>Supertest</w:t>
-      </w:r>
-      <w:proofErr w:type="spellEnd"/>
-      <w:r>
-        <w:rPr>
-          <w:rFonts w:ascii="Calibri" w:hAnsi="Calibri" w:cs="Calibri"/>
-          <w:sz w:val="22"/>
-          <w:szCs w:val="22"/>
-        </w:rPr>
-        <w:t xml:space="preserve">) e documentação </w:t>
+        <w:t xml:space="preserve"> em C# e .NET</w:t>
       </w:r>
       <w:r>
         <w:rPr>
@@ -979,52 +1508,22 @@
         <w:br/>
         <w:t xml:space="preserve">- </w:t>
       </w:r>
-      <w:proofErr w:type="spellStart"/>
-      <w:r>
-        <w:rPr>
-          <w:rFonts w:ascii="Calibri" w:hAnsi="Calibri" w:cs="Calibri"/>
-          <w:sz w:val="22"/>
-          <w:szCs w:val="22"/>
-        </w:rPr>
-        <w:t>Observabilidade</w:t>
-      </w:r>
-      <w:proofErr w:type="spellEnd"/>
-      <w:r>
-        <w:rPr>
-          <w:rFonts w:ascii="Calibri" w:hAnsi="Calibri" w:cs="Calibri"/>
-          <w:sz w:val="22"/>
-          <w:szCs w:val="22"/>
-        </w:rPr>
-        <w:t xml:space="preserve"> com </w:t>
-      </w:r>
-      <w:proofErr w:type="spellStart"/>
-      <w:r>
-        <w:rPr>
-          <w:rFonts w:ascii="Calibri" w:hAnsi="Calibri" w:cs="Calibri"/>
-          <w:sz w:val="22"/>
-          <w:szCs w:val="22"/>
-        </w:rPr>
-        <w:t>Prometheus</w:t>
-      </w:r>
-      <w:proofErr w:type="spellEnd"/>
-      <w:r>
-        <w:rPr>
-          <w:rFonts w:ascii="Calibri" w:hAnsi="Calibri" w:cs="Calibri"/>
-          <w:sz w:val="22"/>
-          <w:szCs w:val="22"/>
-        </w:rPr>
-        <w:t xml:space="preserve"> e </w:t>
-      </w:r>
-      <w:proofErr w:type="spellStart"/>
-      <w:r>
-        <w:rPr>
-          <w:rFonts w:ascii="Calibri" w:hAnsi="Calibri" w:cs="Calibri"/>
-          <w:sz w:val="22"/>
-          <w:szCs w:val="22"/>
-        </w:rPr>
-        <w:t>Grafana</w:t>
-      </w:r>
-      <w:proofErr w:type="spellEnd"/>
+      <w:r>
+        <w:rPr>
+          <w:rFonts w:ascii="Calibri" w:hAnsi="Calibri" w:cs="Calibri"/>
+          <w:sz w:val="22"/>
+          <w:szCs w:val="22"/>
+        </w:rPr>
+        <w:t xml:space="preserve">Desenvolvimento de funcionalidades </w:t>
+      </w:r>
+      <w:r>
+        <w:rPr>
+          <w:rFonts w:ascii="Calibri" w:hAnsi="Calibri" w:cs="Calibri"/>
+          <w:sz w:val="22"/>
+          <w:szCs w:val="22"/>
+        </w:rPr>
+        <w:t>Javascript</w:t>
+      </w:r>
       <w:r>
         <w:rPr>
           <w:rFonts w:ascii="Calibri" w:hAnsi="Calibri" w:cs="Calibri"/>
@@ -1032,253 +1531,20 @@
           <w:szCs w:val="22"/>
         </w:rPr>
         <w:br/>
-        <w:t>- Integração com PostgreSQL e SAP HANA</w:t>
-      </w:r>
-      <w:r>
-        <w:rPr>
-          <w:rFonts w:ascii="Calibri" w:hAnsi="Calibri" w:cs="Calibri"/>
-          <w:sz w:val="22"/>
-          <w:szCs w:val="22"/>
-        </w:rPr>
-        <w:br/>
-        <w:t>- Desenvolvimento de novas funcionalidades e melhorias evolutivas</w:t>
-      </w:r>
-      <w:r>
-        <w:rPr>
-          <w:rFonts w:ascii="Calibri" w:hAnsi="Calibri" w:cs="Calibri"/>
-          <w:sz w:val="22"/>
-          <w:szCs w:val="22"/>
-        </w:rPr>
-        <w:br/>
-        <w:t xml:space="preserve">- Responsável pelo ciclo completo: </w:t>
-      </w:r>
-      <w:r>
-        <w:rPr>
-          <w:rFonts w:ascii="Calibri" w:hAnsi="Calibri" w:cs="Calibri"/>
-          <w:sz w:val="22"/>
-          <w:szCs w:val="22"/>
-        </w:rPr>
-        <w:t xml:space="preserve">arquitetura, desenvolvimento, testes e </w:t>
-      </w:r>
-      <w:proofErr w:type="spellStart"/>
-      <w:r>
-        <w:rPr>
-          <w:rFonts w:ascii="Calibri" w:hAnsi="Calibri" w:cs="Calibri"/>
-          <w:sz w:val="22"/>
-          <w:szCs w:val="22"/>
-        </w:rPr>
-        <w:t>deploy</w:t>
-      </w:r>
-      <w:proofErr w:type="spellEnd"/>
-      <w:r>
-        <w:rPr>
-          <w:rFonts w:ascii="Calibri" w:hAnsi="Calibri" w:cs="Calibri"/>
-          <w:sz w:val="22"/>
-          <w:szCs w:val="22"/>
-        </w:rPr>
-        <w:br/>
-        <w:t>- Sistema com 1.300+ usuários consolidado para uso global</w:t>
-      </w:r>
-      <w:r>
-        <w:rPr>
-          <w:rFonts w:ascii="Calibri" w:hAnsi="Calibri" w:cs="Calibri"/>
-          <w:sz w:val="22"/>
-          <w:szCs w:val="22"/>
-        </w:rPr>
-        <w:br/>
-        <w:t>- Eliminação de ~800 vulnerabilidades de segurança</w:t>
-      </w:r>
-      <w:r>
-        <w:rPr>
-          <w:rFonts w:ascii="Calibri" w:hAnsi="Calibri" w:cs="Calibri"/>
-          <w:sz w:val="22"/>
-          <w:szCs w:val="22"/>
-        </w:rPr>
-        <w:br/>
-      </w:r>
-      <w:r>
-        <w:rPr>
-          <w:rFonts w:ascii="Calibri" w:hAnsi="Calibri" w:cs="Calibri"/>
-          <w:sz w:val="22"/>
-          <w:szCs w:val="22"/>
-        </w:rPr>
-        <w:br/>
-      </w:r>
-      <w:r>
-        <w:rPr>
-          <w:rFonts w:ascii="Calibri" w:hAnsi="Calibri" w:cs="Calibri"/>
-          <w:sz w:val="22"/>
-          <w:szCs w:val="22"/>
-        </w:rPr>
-        <w:br/>
+        <w:t>-</w:t>
+      </w:r>
+      <w:r>
+        <w:rPr>
+          <w:rFonts w:ascii="Calibri" w:hAnsi="Calibri" w:cs="Calibri"/>
+          <w:sz w:val="22"/>
+          <w:szCs w:val="22"/>
+        </w:rPr>
+        <w:t xml:space="preserve"> Atuação em sistemas corporativos voltados para compliance</w:t>
       </w:r>
     </w:p>
     <w:p>
       <w:pPr>
-        <w:rPr>
-          <w:rFonts w:ascii="Calibri" w:hAnsi="Calibri" w:cs="Calibri"/>
-          <w:sz w:val="22"/>
-          <w:szCs w:val="22"/>
-        </w:rPr>
-      </w:pPr>
-      <w:proofErr w:type="spellStart"/>
-      <w:r>
-        <w:rPr>
-          <w:rFonts w:ascii="Calibri" w:hAnsi="Calibri" w:cs="Calibri"/>
-          <w:b/>
-          <w:bCs/>
-          <w:sz w:val="22"/>
-          <w:szCs w:val="22"/>
-        </w:rPr>
-        <w:lastRenderedPageBreak/>
-        <w:t>Advice</w:t>
-      </w:r>
-      <w:proofErr w:type="spellEnd"/>
-      <w:r>
-        <w:rPr>
-          <w:rFonts w:ascii="Calibri" w:hAnsi="Calibri" w:cs="Calibri"/>
-          <w:b/>
-          <w:bCs/>
-          <w:sz w:val="22"/>
-          <w:szCs w:val="22"/>
-        </w:rPr>
-        <w:t xml:space="preserve"> Compliance </w:t>
-      </w:r>
-      <w:proofErr w:type="spellStart"/>
-      <w:r>
-        <w:rPr>
-          <w:rFonts w:ascii="Calibri" w:hAnsi="Calibri" w:cs="Calibri"/>
-          <w:b/>
-          <w:bCs/>
-          <w:sz w:val="22"/>
-          <w:szCs w:val="22"/>
-        </w:rPr>
-        <w:t>Solutions</w:t>
-      </w:r>
-      <w:proofErr w:type="spellEnd"/>
-      <w:r>
-        <w:rPr>
-          <w:rFonts w:ascii="Calibri" w:hAnsi="Calibri" w:cs="Calibri"/>
-          <w:b/>
-          <w:bCs/>
-          <w:sz w:val="22"/>
-          <w:szCs w:val="22"/>
-        </w:rPr>
-        <w:t xml:space="preserve"> (Estagiário C#)</w:t>
-      </w:r>
-      <w:r>
-        <w:rPr>
-          <w:rFonts w:ascii="Calibri" w:hAnsi="Calibri" w:cs="Calibri"/>
-          <w:b/>
-          <w:bCs/>
-          <w:sz w:val="22"/>
-          <w:szCs w:val="22"/>
-        </w:rPr>
-        <w:br/>
-      </w:r>
-      <w:proofErr w:type="gramStart"/>
-      <w:r>
-        <w:rPr>
-          <w:rFonts w:ascii="Calibri" w:hAnsi="Calibri" w:cs="Calibri"/>
-          <w:b/>
-          <w:bCs/>
-          <w:sz w:val="22"/>
-          <w:szCs w:val="22"/>
-        </w:rPr>
-        <w:t>Dezembro</w:t>
-      </w:r>
-      <w:proofErr w:type="gramEnd"/>
-      <w:r>
-        <w:rPr>
-          <w:rFonts w:ascii="Calibri" w:hAnsi="Calibri" w:cs="Calibri"/>
-          <w:b/>
-          <w:bCs/>
-          <w:sz w:val="22"/>
-          <w:szCs w:val="22"/>
-        </w:rPr>
-        <w:t xml:space="preserve"> 2021 - Janeiro 2023</w:t>
-      </w:r>
-      <w:r>
-        <w:rPr>
-          <w:rFonts w:ascii="Calibri" w:hAnsi="Calibri" w:cs="Calibri"/>
-          <w:b/>
-          <w:bCs/>
-          <w:sz w:val="22"/>
-          <w:szCs w:val="22"/>
-        </w:rPr>
-        <w:br/>
-      </w:r>
-      <w:r>
-        <w:rPr>
-          <w:rFonts w:ascii="Calibri" w:hAnsi="Calibri" w:cs="Calibri"/>
-          <w:sz w:val="22"/>
-          <w:szCs w:val="22"/>
-        </w:rPr>
-        <w:t xml:space="preserve">- Desenvolvimento de APIs </w:t>
-      </w:r>
-      <w:proofErr w:type="spellStart"/>
-      <w:r>
-        <w:rPr>
-          <w:rFonts w:ascii="Calibri" w:hAnsi="Calibri" w:cs="Calibri"/>
-          <w:sz w:val="22"/>
-          <w:szCs w:val="22"/>
-        </w:rPr>
-        <w:t>RESTful</w:t>
-      </w:r>
-      <w:proofErr w:type="spellEnd"/>
-      <w:r>
-        <w:rPr>
-          <w:rFonts w:ascii="Calibri" w:hAnsi="Calibri" w:cs="Calibri"/>
-          <w:sz w:val="22"/>
-          <w:szCs w:val="22"/>
-        </w:rPr>
-        <w:t xml:space="preserve"> em C# e .NET</w:t>
-      </w:r>
-      <w:r>
-        <w:rPr>
-          <w:rFonts w:ascii="Calibri" w:hAnsi="Calibri" w:cs="Calibri"/>
-          <w:sz w:val="22"/>
-          <w:szCs w:val="22"/>
-        </w:rPr>
-        <w:br/>
-        <w:t xml:space="preserve">- </w:t>
-      </w:r>
-      <w:r>
-        <w:rPr>
-          <w:rFonts w:ascii="Calibri" w:hAnsi="Calibri" w:cs="Calibri"/>
-          <w:sz w:val="22"/>
-          <w:szCs w:val="22"/>
-        </w:rPr>
-        <w:t xml:space="preserve">Desenvolvimento de funcionalidades </w:t>
-      </w:r>
-      <w:r>
-        <w:rPr>
-          <w:rFonts w:ascii="Calibri" w:hAnsi="Calibri" w:cs="Calibri"/>
-          <w:sz w:val="22"/>
-          <w:szCs w:val="22"/>
-        </w:rPr>
-        <w:t>Javascript</w:t>
-      </w:r>
-      <w:r>
-        <w:rPr>
-          <w:rFonts w:ascii="Calibri" w:hAnsi="Calibri" w:cs="Calibri"/>
-          <w:sz w:val="22"/>
-          <w:szCs w:val="22"/>
-        </w:rPr>
-        <w:br/>
-        <w:t>-</w:t>
-      </w:r>
-      <w:r>
-        <w:rPr>
-          <w:rFonts w:ascii="Calibri" w:hAnsi="Calibri" w:cs="Calibri"/>
-          <w:sz w:val="22"/>
-          <w:szCs w:val="22"/>
-        </w:rPr>
-        <w:t xml:space="preserve"> Atuação em sistemas corporativos voltados para compliance</w:t>
-      </w:r>
-    </w:p>
-    <w:p>
-      <w:pPr>
+        <w:spacing w:after="100"/>
         <w:rPr>
           <w:rFonts w:ascii="Calibri" w:hAnsi="Calibri" w:cs="Calibri"/>
           <w:b/>
@@ -1470,7 +1736,7 @@
     </w:p>
     <w:p>
       <w:pPr>
-        <w:spacing w:after="0" w:line="240" w:lineRule="auto"/>
+        <w:spacing w:after="100" w:line="240" w:lineRule="auto"/>
         <w:rPr>
           <w:rFonts w:ascii="Calibri" w:hAnsi="Calibri" w:cs="Calibri"/>
           <w:sz w:val="22"/>
@@ -1503,7 +1769,23 @@
           <w:sz w:val="22"/>
           <w:szCs w:val="22"/>
         </w:rPr>
-        <w:t xml:space="preserve">Bacharelado em Engenharia da Computação – Conclusão: </w:t>
+        <w:t xml:space="preserve">Bacharelado em Engenharia da Computação </w:t>
+      </w:r>
+      <w:r>
+        <w:rPr>
+          <w:rFonts w:ascii="Calibri" w:hAnsi="Calibri" w:cs="Calibri"/>
+          <w:sz w:val="22"/>
+          <w:szCs w:val="22"/>
+        </w:rPr>
+        <w:t>-</w:t>
+      </w:r>
+      <w:r>
+        <w:rPr>
+          <w:rFonts w:ascii="Calibri" w:hAnsi="Calibri" w:cs="Calibri"/>
+          <w:sz w:val="22"/>
+          <w:szCs w:val="22"/>
+        </w:rPr>
+        <w:t xml:space="preserve"> Conclusão: </w:t>
       </w:r>
       <w:proofErr w:type="gramStart"/>
       <w:r>
@@ -1526,20 +1808,36 @@
     </w:p>
     <w:p>
       <w:pPr>
-        <w:spacing w:after="0" w:line="240" w:lineRule="auto"/>
-        <w:rPr>
-          <w:rFonts w:ascii="Calibri" w:hAnsi="Calibri" w:cs="Calibri"/>
-          <w:sz w:val="22"/>
-          <w:szCs w:val="22"/>
-        </w:rPr>
-      </w:pPr>
-      <w:r>
-        <w:rPr>
-          <w:rFonts w:ascii="Calibri" w:hAnsi="Calibri" w:cs="Calibri"/>
-          <w:sz w:val="22"/>
-          <w:szCs w:val="22"/>
-        </w:rPr>
-        <w:t>CEFET/RJ – Centro Federal de Educação Tecnológica Celso Suckow da Fonseca</w:t>
+        <w:spacing w:after="100" w:line="240" w:lineRule="auto"/>
+        <w:rPr>
+          <w:rFonts w:ascii="Calibri" w:hAnsi="Calibri" w:cs="Calibri"/>
+          <w:sz w:val="22"/>
+          <w:szCs w:val="22"/>
+        </w:rPr>
+      </w:pPr>
+      <w:r>
+        <w:rPr>
+          <w:rFonts w:ascii="Calibri" w:hAnsi="Calibri" w:cs="Calibri"/>
+          <w:sz w:val="22"/>
+          <w:szCs w:val="22"/>
+        </w:rPr>
+        <w:t xml:space="preserve">CEFET/RJ </w:t>
+      </w:r>
+      <w:r>
+        <w:rPr>
+          <w:rFonts w:ascii="Calibri" w:hAnsi="Calibri" w:cs="Calibri"/>
+          <w:sz w:val="22"/>
+          <w:szCs w:val="22"/>
+        </w:rPr>
+        <w:t>-</w:t>
+      </w:r>
+      <w:r>
+        <w:rPr>
+          <w:rFonts w:ascii="Calibri" w:hAnsi="Calibri" w:cs="Calibri"/>
+          <w:sz w:val="22"/>
+          <w:szCs w:val="22"/>
+        </w:rPr>
+        <w:t xml:space="preserve"> Centro Federal de Educação Tecnológica Celso Suckow da Fonseca</w:t>
       </w:r>
       <w:r>
         <w:rPr>
@@ -1556,6 +1854,7 @@
     </w:p>
     <w:p>
       <w:pPr>
+        <w:spacing w:after="100"/>
         <w:rPr>
           <w:rFonts w:ascii="Calibri" w:hAnsi="Calibri" w:cs="Calibri"/>
           <w:sz w:val="22"/>
@@ -1697,6 +1996,7 @@
     </w:p>
     <w:p>
       <w:pPr>
+        <w:spacing w:after="100"/>
         <w:rPr>
           <w:rFonts w:ascii="Calibri" w:hAnsi="Calibri" w:cs="Calibri"/>
           <w:b/>
@@ -2254,6 +2554,7 @@
     </w:p>
     <w:p>
       <w:pPr>
+        <w:spacing w:after="100"/>
         <w:rPr>
           <w:rFonts w:ascii="Calibri" w:hAnsi="Calibri" w:cs="Calibri"/>
           <w:b/>
@@ -2324,43 +2625,15 @@
           <w:sz w:val="22"/>
           <w:szCs w:val="22"/>
         </w:rPr>
-        <w:t xml:space="preserve"> (~1B parâmetros) com </w:t>
-      </w:r>
-      <w:proofErr w:type="spellStart"/>
-      <w:r>
-        <w:rPr>
-          <w:rFonts w:ascii="Calibri" w:hAnsi="Calibri" w:cs="Calibri"/>
-          <w:sz w:val="22"/>
-          <w:szCs w:val="22"/>
-        </w:rPr>
-        <w:t>QLoRA</w:t>
-      </w:r>
-      <w:proofErr w:type="spellEnd"/>
-      <w:r>
-        <w:rPr>
-          <w:rFonts w:ascii="Calibri" w:hAnsi="Calibri" w:cs="Calibri"/>
-          <w:sz w:val="22"/>
-          <w:szCs w:val="22"/>
-        </w:rPr>
-        <w:t xml:space="preserve"> (4 bits) e </w:t>
-      </w:r>
-      <w:proofErr w:type="spellStart"/>
-      <w:r>
-        <w:rPr>
-          <w:rFonts w:ascii="Calibri" w:hAnsi="Calibri" w:cs="Calibri"/>
-          <w:sz w:val="22"/>
-          <w:szCs w:val="22"/>
-        </w:rPr>
-        <w:t>Unsloth</w:t>
-      </w:r>
-      <w:proofErr w:type="spellEnd"/>
-      <w:r>
-        <w:rPr>
-          <w:rFonts w:ascii="Calibri" w:hAnsi="Calibri" w:cs="Calibri"/>
-          <w:sz w:val="22"/>
-          <w:szCs w:val="22"/>
-        </w:rPr>
-        <w:t xml:space="preserve"> para classificação e identificação de ataques </w:t>
+        <w:t xml:space="preserve"> quantizados </w:t>
+      </w:r>
+      <w:r>
+        <w:rPr>
+          <w:rFonts w:ascii="Calibri" w:hAnsi="Calibri" w:cs="Calibri"/>
+          <w:sz w:val="22"/>
+          <w:szCs w:val="22"/>
+        </w:rPr>
+        <w:t xml:space="preserve">para classificação e identificação de ataques </w:t>
       </w:r>
       <w:proofErr w:type="spellStart"/>
       <w:r>
@@ -2427,6 +2700,7 @@
           <w:rFonts w:ascii="Calibri" w:hAnsi="Calibri" w:cs="Calibri"/>
           <w:sz w:val="22"/>
           <w:szCs w:val="22"/>
+          <w:u w:val="single"/>
         </w:rPr>
       </w:pPr>
       <w:r>
@@ -2473,6 +2747,42 @@
           <w:sz w:val="22"/>
           <w:szCs w:val="22"/>
         </w:rPr>
+        <w:t>;</w:t>
+      </w:r>
+      <w:r>
+        <w:rPr>
+          <w:rFonts w:ascii="Calibri" w:hAnsi="Calibri" w:cs="Calibri"/>
+          <w:b/>
+          <w:bCs/>
+          <w:sz w:val="22"/>
+          <w:szCs w:val="22"/>
+        </w:rPr>
+        <w:t xml:space="preserve"> </w:t>
+      </w:r>
+      <w:r>
+        <w:rPr>
+          <w:rFonts w:ascii="Calibri" w:hAnsi="Calibri" w:cs="Calibri"/>
+          <w:b/>
+          <w:bCs/>
+          <w:sz w:val="22"/>
+          <w:szCs w:val="22"/>
+        </w:rPr>
+        <w:t>Espanhol</w:t>
+      </w:r>
+      <w:r>
+        <w:rPr>
+          <w:rFonts w:ascii="Calibri" w:hAnsi="Calibri" w:cs="Calibri"/>
+          <w:sz w:val="22"/>
+          <w:szCs w:val="22"/>
+        </w:rPr>
+        <w:t>: Fluente</w:t>
+      </w:r>
+      <w:r>
+        <w:rPr>
+          <w:rFonts w:ascii="Calibri" w:hAnsi="Calibri" w:cs="Calibri"/>
+          <w:sz w:val="22"/>
+          <w:szCs w:val="22"/>
+        </w:rPr>
         <w:t xml:space="preserve">; </w:t>
       </w:r>
       <w:r>
@@ -2517,40 +2827,6 @@
           <w:sz w:val="22"/>
           <w:szCs w:val="22"/>
         </w:rPr>
-        <w:t>Espanhol</w:t>
-      </w:r>
-      <w:r>
-        <w:rPr>
-          <w:rFonts w:ascii="Calibri" w:hAnsi="Calibri" w:cs="Calibri"/>
-          <w:sz w:val="22"/>
-          <w:szCs w:val="22"/>
-        </w:rPr>
-        <w:t xml:space="preserve">: </w:t>
-      </w:r>
-      <w:r>
-        <w:rPr>
-          <w:rFonts w:ascii="Calibri" w:hAnsi="Calibri" w:cs="Calibri"/>
-          <w:sz w:val="22"/>
-          <w:szCs w:val="22"/>
-        </w:rPr>
-        <w:t>Fluente</w:t>
-      </w:r>
-      <w:r>
-        <w:rPr>
-          <w:rFonts w:ascii="Calibri" w:hAnsi="Calibri" w:cs="Calibri"/>
-          <w:sz w:val="22"/>
-          <w:szCs w:val="22"/>
-        </w:rPr>
-        <w:t xml:space="preserve">; </w:t>
-      </w:r>
-      <w:r>
-        <w:rPr>
-          <w:rFonts w:ascii="Calibri" w:hAnsi="Calibri" w:cs="Calibri"/>
-          <w:b/>
-          <w:bCs/>
-          <w:sz w:val="22"/>
-          <w:szCs w:val="22"/>
-        </w:rPr>
         <w:t>Francês</w:t>
       </w:r>
       <w:r>
@@ -2567,7 +2843,7 @@
           <w:sz w:val="22"/>
           <w:szCs w:val="22"/>
         </w:rPr>
-        <w:t>.</w:t>
+        <w:t>;</w:t>
       </w:r>
     </w:p>
     <w:sectPr>
@@ -2581,7 +2857,7 @@
 </file>
 
 <file path=word/numbering.xml><?xml version="1.0" encoding="utf-8"?>
-<w:numbering xmlns:wpc="http://schemas.microsoft.com/office/word/2010/wordprocessingCanvas" xmlns:cx="http://schemas.microsoft.com/office/drawing/2014/chartex" xmlns:cx1="http://schemas.microsoft.com/office/drawing/2015/9/8/chartex" xmlns:cx2="http://schemas.microsoft.com/office/drawing/2015/10/21/chartex" xmlns:cx3="http://schemas.microsoft.com/office/drawing/2016/5/9/chartex" xmlns:cx4="http://schemas.microsoft.com/office/drawing/2016/5/10/chartex" xmlns:cx5="http://schemas.microsoft.com/office/drawing/2016/5/11/chartex" xmlns:cx6="http://schemas.microsoft.com/office/drawing/2016/5/12/chartex" xmlns:cx7="http://schemas.microsoft.com/office/drawing/2016/5/13/chartex" xmlns:cx8="http://schemas.microsoft.com/office/drawing/2016/5/14/chartex" xmlns:mc="http://schemas.openxmlformats.org/markup-compatibility/2006" xmlns:aink="http://schemas.microsoft.com/office/drawing/2016/ink" xmlns:am3d="http://schemas.microsoft.com/office/drawing/2017/model3d" xmlns:o="urn:schemas-microsoft-com:office:office" xmlns:oel="http://schemas.microsoft.com/office/2019/extlst" xmlns:r="http://schemas.openxmlformats.org/officeDocument/2006/relationships" xmlns:m="http://schemas.openxmlformats.org/officeDocument/2006/math" xmlns:v="urn:schemas-microsoft-com:vml" xmlns:wp14="http://schemas.microsoft.com/office/word/2010/wordprocessingDrawing" xmlns:wp="http://schemas.openxmlformats.org/drawingml/2006/wordprocessingDrawing" xmlns:w10="urn:schemas-microsoft-com:office:word" xmlns:w="http://schemas.openxmlformats.org/wordprocessingml/2006/main" xmlns:w14="http://schemas.microsoft.com/office/word/2010/wordml" xmlns:w15="http://schemas.microsoft.com/office/word/2012/wordml" xmlns:w16cex="http://schemas.microsoft.com/office/word/2018/wordml/cex" xmlns:w16cid="http://schemas.microsoft.com/office/word/2016/wordml/cid" xmlns:w16="http://schemas.microsoft.com/office/word/2018/wordml" xmlns:w16du="http://schemas.microsoft.com/office/word/2023/wordml/word16du" xmlns:w16sdtdh="http://schemas.microsoft.com/office/word/2020/wordml/sdtdatahash" xmlns:w16sdtfl="http://schemas.microsoft.com/office/word/2024/wordml/sdtformatlock" xmlns:w16se="http://schemas.microsoft.com/office/word/2015/wordml/symex" xmlns:wpg="http://schemas.microsoft.com/office/word/2010/wordprocessingGroup" xmlns:wpi="http://schemas.microsoft.com/office/word/2010/wordprocessingInk" xmlns:wne="http://schemas.microsoft.com/office/word/2006/wordml" xmlns:wps="http://schemas.microsoft.com/office/word/2010/wordprocessingShape" mc:Ignorable="w14 w15 w16se w16cid w16 w16cex w16sdtdh w16sdtfl w16du wp14">
+<w:numbering xmlns:wpc="http://schemas.microsoft.com/office/word/2010/wordprocessingCanvas" xmlns:cx="http://schemas.microsoft.com/office/drawing/2014/chartex" xmlns:cx1="http://schemas.microsoft.com/office/drawing/2015/9/8/chartex" xmlns:cx2="http://schemas.microsoft.com/office/drawing/2015/10/21/chartex" xmlns:cx3="http://schemas.microsoft.com/office/drawing/2016/5/9/chartex" xmlns:cx4="http://schemas.microsoft.com/office/drawing/2016/5/10/chartex" xmlns:cx5="http://schemas.microsoft.com/office/drawing/2016/5/11/chartex" xmlns:cx6="http://schemas.microsoft.com/office/drawing/2016/5/12/chartex" xmlns:cx7="http://schemas.microsoft.com/office/drawing/2016/5/13/chartex" xmlns:cx8="http://schemas.microsoft.com/office/drawing/2016/5/14/chartex" xmlns:mc="http://schemas.openxmlformats.org/markup-compatibility/2006" xmlns:aink="http://schemas.microsoft.com/office/drawing/2016/ink" xmlns:am3d="http://schemas.microsoft.com/office/drawing/2017/model3d" xmlns:o="urn:schemas-microsoft-com:office:office" xmlns:oel="http://schemas.microsoft.com/office/2019/extlst" xmlns:r="http://schemas.openxmlformats.org/officeDocument/2006/relationships" xmlns:m="http://schemas.openxmlformats.org/officeDocument/2006/math" xmlns:v="urn:schemas-microsoft-com:vml" xmlns:wp14="http://schemas.microsoft.com/office/word/2010/wordprocessingDrawing" xmlns:wp="http://schemas.openxmlformats.org/drawingml/2006/wordprocessingDrawing" xmlns:w10="urn:schemas-microsoft-com:office:word" xmlns:w="http://schemas.openxmlformats.org/wordprocessingml/2006/main" xmlns:w14="http://schemas.microsoft.com/office/word/2010/wordml" xmlns:w15="http://schemas.microsoft.com/office/word/2012/wordml" xmlns:w16cei="http://schemas.microsoft.com/office/word/2026/wordml/cei" xmlns:w16cex="http://schemas.microsoft.com/office/word/2018/wordml/cex" xmlns:w16cid="http://schemas.microsoft.com/office/word/2016/wordml/cid" xmlns:w16="http://schemas.microsoft.com/office/word/2018/wordml" xmlns:w16du="http://schemas.microsoft.com/office/word/2023/wordml/word16du" xmlns:w16sdtdh="http://schemas.microsoft.com/office/word/2020/wordml/sdtdatahash" xmlns:w16sdtfl="http://schemas.microsoft.com/office/word/2024/wordml/sdtformatlock" xmlns:w16se="http://schemas.microsoft.com/office/word/2015/wordml/symex" xmlns:wpg="http://schemas.microsoft.com/office/word/2010/wordprocessingGroup" xmlns:wpi="http://schemas.microsoft.com/office/word/2010/wordprocessingInk" xmlns:wne="http://schemas.microsoft.com/office/word/2006/wordml" xmlns:wps="http://schemas.microsoft.com/office/word/2010/wordprocessingShape" mc:Ignorable="w14 w15 w16se w16cid w16 w16cex w16sdtdh w16sdtfl w16du wp14">
   <w:abstractNum w:abstractNumId="0" w15:restartNumberingAfterBreak="0">
     <w:nsid w:val="04F607F2"/>
     <w:multiLevelType w:val="multilevel"/>
@@ -5164,7 +5440,6 @@
   <w:style w:type="character" w:default="1" w:styleId="Fontepargpadro">
     <w:name w:val="Default Paragraph Font"/>
     <w:uiPriority w:val="1"/>
-    <w:semiHidden/>
     <w:unhideWhenUsed/>
   </w:style>
   <w:style w:type="table" w:default="1" w:styleId="Tabelanormal">

--- a/public/curriculum/Pedro-Pizzi-pt.docx
+++ b/public/curriculum/Pedro-Pizzi-pt.docx
@@ -1,6 +1,6 @@
 
 <file path=word/document.xml><?xml version="1.0" encoding="utf-8"?>
-<w:document xmlns:wpc="http://schemas.microsoft.com/office/word/2010/wordprocessingCanvas" xmlns:cx="http://schemas.microsoft.com/office/drawing/2014/chartex" xmlns:cx1="http://schemas.microsoft.com/office/drawing/2015/9/8/chartex" xmlns:cx2="http://schemas.microsoft.com/office/drawing/2015/10/21/chartex" xmlns:cx3="http://schemas.microsoft.com/office/drawing/2016/5/9/chartex" xmlns:cx4="http://schemas.microsoft.com/office/drawing/2016/5/10/chartex" xmlns:cx5="http://schemas.microsoft.com/office/drawing/2016/5/11/chartex" xmlns:cx6="http://schemas.microsoft.com/office/drawing/2016/5/12/chartex" xmlns:cx7="http://schemas.microsoft.com/office/drawing/2016/5/13/chartex" xmlns:cx8="http://schemas.microsoft.com/office/drawing/2016/5/14/chartex" xmlns:mc="http://schemas.openxmlformats.org/markup-compatibility/2006" xmlns:aink="http://schemas.microsoft.com/office/drawing/2016/ink" xmlns:am3d="http://schemas.microsoft.com/office/drawing/2017/model3d" xmlns:o="urn:schemas-microsoft-com:office:office" xmlns:oel="http://schemas.microsoft.com/office/2019/extlst" xmlns:r="http://schemas.openxmlformats.org/officeDocument/2006/relationships" xmlns:m="http://schemas.openxmlformats.org/officeDocument/2006/math" xmlns:v="urn:schemas-microsoft-com:vml" xmlns:wp14="http://schemas.microsoft.com/office/word/2010/wordprocessingDrawing" xmlns:wp="http://schemas.openxmlformats.org/drawingml/2006/wordprocessingDrawing" xmlns:w10="urn:schemas-microsoft-com:office:word" xmlns:w="http://schemas.openxmlformats.org/wordprocessingml/2006/main" xmlns:w14="http://schemas.microsoft.com/office/word/2010/wordml" xmlns:w15="http://schemas.microsoft.com/office/word/2012/wordml" xmlns:w16cei="http://schemas.microsoft.com/office/word/2026/wordml/cei" xmlns:w16cex="http://schemas.microsoft.com/office/word/2018/wordml/cex" xmlns:w16cid="http://schemas.microsoft.com/office/word/2016/wordml/cid" xmlns:w16="http://schemas.microsoft.com/office/word/2018/wordml" xmlns:w16du="http://schemas.microsoft.com/office/word/2023/wordml/word16du" xmlns:w16sdtdh="http://schemas.microsoft.com/office/word/2020/wordml/sdtdatahash" xmlns:w16sdtfl="http://schemas.microsoft.com/office/word/2024/wordml/sdtformatlock" xmlns:w16se="http://schemas.microsoft.com/office/word/2015/wordml/symex" xmlns:wpg="http://schemas.microsoft.com/office/word/2010/wordprocessingGroup" xmlns:wpi="http://schemas.microsoft.com/office/word/2010/wordprocessingInk" xmlns:wne="http://schemas.microsoft.com/office/word/2006/wordml" xmlns:wps="http://schemas.microsoft.com/office/word/2010/wordprocessingShape" mc:Ignorable="w14 w15 w16se w16cid w16 w16cex w16sdtdh w16sdtfl w16du wp14">
+<w:document xmlns:wpc="http://schemas.microsoft.com/office/word/2010/wordprocessingCanvas" xmlns:cx="http://schemas.microsoft.com/office/drawing/2014/chartex" xmlns:cx1="http://schemas.microsoft.com/office/drawing/2015/9/8/chartex" xmlns:cx2="http://schemas.microsoft.com/office/drawing/2015/10/21/chartex" xmlns:cx3="http://schemas.microsoft.com/office/drawing/2016/5/9/chartex" xmlns:cx4="http://schemas.microsoft.com/office/drawing/2016/5/10/chartex" xmlns:cx5="http://schemas.microsoft.com/office/drawing/2016/5/11/chartex" xmlns:cx6="http://schemas.microsoft.com/office/drawing/2016/5/12/chartex" xmlns:cx7="http://schemas.microsoft.com/office/drawing/2016/5/13/chartex" xmlns:cx8="http://schemas.microsoft.com/office/drawing/2016/5/14/chartex" xmlns:mc="http://schemas.openxmlformats.org/markup-compatibility/2006" xmlns:aink="http://schemas.microsoft.com/office/drawing/2016/ink" xmlns:am3d="http://schemas.microsoft.com/office/drawing/2017/model3d" xmlns:o="urn:schemas-microsoft-com:office:office" xmlns:oel="http://schemas.microsoft.com/office/2019/extlst" xmlns:r="http://schemas.openxmlformats.org/officeDocument/2006/relationships" xmlns:m="http://schemas.openxmlformats.org/officeDocument/2006/math" xmlns:v="urn:schemas-microsoft-com:vml" xmlns:wp14="http://schemas.microsoft.com/office/word/2010/wordprocessingDrawing" xmlns:wp="http://schemas.openxmlformats.org/drawingml/2006/wordprocessingDrawing" xmlns:w10="urn:schemas-microsoft-com:office:word" xmlns:w="http://schemas.openxmlformats.org/wordprocessingml/2006/main" xmlns:w14="http://schemas.microsoft.com/office/word/2010/wordml" xmlns:w15="http://schemas.microsoft.com/office/word/2012/wordml" xmlns:w16cex="http://schemas.microsoft.com/office/word/2018/wordml/cex" xmlns:w16cid="http://schemas.microsoft.com/office/word/2016/wordml/cid" xmlns:w16="http://schemas.microsoft.com/office/word/2018/wordml" xmlns:w16du="http://schemas.microsoft.com/office/word/2023/wordml/word16du" xmlns:w16sdtdh="http://schemas.microsoft.com/office/word/2020/wordml/sdtdatahash" xmlns:w16sdtfl="http://schemas.microsoft.com/office/word/2024/wordml/sdtformatlock" xmlns:w16se="http://schemas.microsoft.com/office/word/2015/wordml/symex" xmlns:wpg="http://schemas.microsoft.com/office/word/2010/wordprocessingGroup" xmlns:wpi="http://schemas.microsoft.com/office/word/2010/wordprocessingInk" xmlns:wne="http://schemas.microsoft.com/office/word/2006/wordml" xmlns:wps="http://schemas.microsoft.com/office/word/2010/wordprocessingShape" mc:Ignorable="w14 w15 w16se w16cid w16 w16cex w16sdtdh w16sdtfl w16du wp14">
   <w:body>
     <w:p>
       <w:pPr>
@@ -234,205 +234,7 @@
           <w:sz w:val="22"/>
           <w:szCs w:val="22"/>
         </w:rPr>
-        <w:t xml:space="preserve">Atualmente engenheiro </w:t>
-      </w:r>
-      <w:proofErr w:type="spellStart"/>
-      <w:r>
-        <w:rPr>
-          <w:rFonts w:ascii="Calibri" w:hAnsi="Calibri" w:cs="Calibri"/>
-          <w:sz w:val="22"/>
-          <w:szCs w:val="22"/>
-        </w:rPr>
-        <w:t>full-stack</w:t>
-      </w:r>
-      <w:proofErr w:type="spellEnd"/>
-      <w:r>
-        <w:rPr>
-          <w:rFonts w:ascii="Calibri" w:hAnsi="Calibri" w:cs="Calibri"/>
-          <w:sz w:val="22"/>
-          <w:szCs w:val="22"/>
-        </w:rPr>
-        <w:t xml:space="preserve"> (</w:t>
-      </w:r>
-      <w:proofErr w:type="spellStart"/>
-      <w:r>
-        <w:rPr>
-          <w:rFonts w:ascii="Calibri" w:hAnsi="Calibri" w:cs="Calibri"/>
-          <w:sz w:val="22"/>
-          <w:szCs w:val="22"/>
-        </w:rPr>
-        <w:t>React</w:t>
-      </w:r>
-      <w:proofErr w:type="spellEnd"/>
-      <w:r>
-        <w:rPr>
-          <w:rFonts w:ascii="Calibri" w:hAnsi="Calibri" w:cs="Calibri"/>
-          <w:sz w:val="22"/>
-          <w:szCs w:val="22"/>
-        </w:rPr>
-        <w:t xml:space="preserve">, .NET/C#, AWS) no BTG Pactual, um dos maiores bancos de investimento da América Latina, onde trabalho com sistemas financeiros e regulatórios críticos ao negócio, incluindo pipelines distribuídos que processam milhões de registros diários. Anteriormente, na GE Aerospace, liderei a reescrita completa do </w:t>
-      </w:r>
-      <w:proofErr w:type="spellStart"/>
-      <w:r>
-        <w:rPr>
-          <w:rFonts w:ascii="Calibri" w:hAnsi="Calibri" w:cs="Calibri"/>
-          <w:sz w:val="22"/>
-          <w:szCs w:val="22"/>
-        </w:rPr>
-        <w:t>backend</w:t>
-      </w:r>
-      <w:proofErr w:type="spellEnd"/>
-      <w:r>
-        <w:rPr>
-          <w:rFonts w:ascii="Calibri" w:hAnsi="Calibri" w:cs="Calibri"/>
-          <w:sz w:val="22"/>
-          <w:szCs w:val="22"/>
-        </w:rPr>
-        <w:t xml:space="preserve"> de um sistema corporativo com mais de 130 </w:t>
-      </w:r>
-      <w:proofErr w:type="spellStart"/>
-      <w:r>
-        <w:rPr>
-          <w:rFonts w:ascii="Calibri" w:hAnsi="Calibri" w:cs="Calibri"/>
-          <w:sz w:val="22"/>
-          <w:szCs w:val="22"/>
-        </w:rPr>
-        <w:t>endpoints</w:t>
-      </w:r>
-      <w:proofErr w:type="spellEnd"/>
-      <w:r>
-        <w:rPr>
-          <w:rFonts w:ascii="Calibri" w:hAnsi="Calibri" w:cs="Calibri"/>
-          <w:sz w:val="22"/>
-          <w:szCs w:val="22"/>
-        </w:rPr>
-        <w:t xml:space="preserve"> ativos e 1.300+ usuários, migrando de uma estrutura simples em Node.js para uma arquitetura estruturada em </w:t>
-      </w:r>
-      <w:proofErr w:type="spellStart"/>
-      <w:r>
-        <w:rPr>
-          <w:rFonts w:ascii="Calibri" w:hAnsi="Calibri" w:cs="Calibri"/>
-          <w:sz w:val="22"/>
-          <w:szCs w:val="22"/>
-        </w:rPr>
-        <w:t>NestJS</w:t>
-      </w:r>
-      <w:proofErr w:type="spellEnd"/>
-      <w:r>
-        <w:rPr>
-          <w:rFonts w:ascii="Calibri" w:hAnsi="Calibri" w:cs="Calibri"/>
-          <w:sz w:val="22"/>
-          <w:szCs w:val="22"/>
-        </w:rPr>
-        <w:t xml:space="preserve">. Implementei autenticação e autorização via OAuth2, testes automatizados com </w:t>
-      </w:r>
-      <w:proofErr w:type="spellStart"/>
-      <w:r>
-        <w:rPr>
-          <w:rFonts w:ascii="Calibri" w:hAnsi="Calibri" w:cs="Calibri"/>
-          <w:sz w:val="22"/>
-          <w:szCs w:val="22"/>
-        </w:rPr>
-        <w:t>Jest</w:t>
-      </w:r>
-      <w:proofErr w:type="spellEnd"/>
-      <w:r>
-        <w:rPr>
-          <w:rFonts w:ascii="Calibri" w:hAnsi="Calibri" w:cs="Calibri"/>
-          <w:sz w:val="22"/>
-          <w:szCs w:val="22"/>
-        </w:rPr>
-        <w:t xml:space="preserve"> e </w:t>
-      </w:r>
-      <w:proofErr w:type="spellStart"/>
-      <w:r>
-        <w:rPr>
-          <w:rFonts w:ascii="Calibri" w:hAnsi="Calibri" w:cs="Calibri"/>
-          <w:sz w:val="22"/>
-          <w:szCs w:val="22"/>
-        </w:rPr>
-        <w:t>Supertest</w:t>
-      </w:r>
-      <w:proofErr w:type="spellEnd"/>
-      <w:r>
-        <w:rPr>
-          <w:rFonts w:ascii="Calibri" w:hAnsi="Calibri" w:cs="Calibri"/>
-          <w:sz w:val="22"/>
-          <w:szCs w:val="22"/>
-        </w:rPr>
-        <w:t xml:space="preserve">, documentação automática com Swagger e </w:t>
-      </w:r>
-      <w:proofErr w:type="spellStart"/>
-      <w:r>
-        <w:rPr>
-          <w:rFonts w:ascii="Calibri" w:hAnsi="Calibri" w:cs="Calibri"/>
-          <w:sz w:val="22"/>
-          <w:szCs w:val="22"/>
-        </w:rPr>
-        <w:t>observabilidade</w:t>
-      </w:r>
-      <w:proofErr w:type="spellEnd"/>
-      <w:r>
-        <w:rPr>
-          <w:rFonts w:ascii="Calibri" w:hAnsi="Calibri" w:cs="Calibri"/>
-          <w:sz w:val="22"/>
-          <w:szCs w:val="22"/>
-        </w:rPr>
-        <w:t xml:space="preserve"> com </w:t>
-      </w:r>
-      <w:proofErr w:type="spellStart"/>
-      <w:r>
-        <w:rPr>
-          <w:rFonts w:ascii="Calibri" w:hAnsi="Calibri" w:cs="Calibri"/>
-          <w:sz w:val="22"/>
-          <w:szCs w:val="22"/>
-        </w:rPr>
-        <w:t>Prometheus</w:t>
-      </w:r>
-      <w:proofErr w:type="spellEnd"/>
-      <w:r>
-        <w:rPr>
-          <w:rFonts w:ascii="Calibri" w:hAnsi="Calibri" w:cs="Calibri"/>
-          <w:sz w:val="22"/>
-          <w:szCs w:val="22"/>
-        </w:rPr>
-        <w:t xml:space="preserve"> e </w:t>
-      </w:r>
-      <w:proofErr w:type="spellStart"/>
-      <w:r>
-        <w:rPr>
-          <w:rFonts w:ascii="Calibri" w:hAnsi="Calibri" w:cs="Calibri"/>
-          <w:sz w:val="22"/>
-          <w:szCs w:val="22"/>
-        </w:rPr>
-        <w:t>Grafana</w:t>
-      </w:r>
-      <w:proofErr w:type="spellEnd"/>
-      <w:r>
-        <w:rPr>
-          <w:rFonts w:ascii="Calibri" w:hAnsi="Calibri" w:cs="Calibri"/>
-          <w:sz w:val="22"/>
-          <w:szCs w:val="22"/>
-        </w:rPr>
-        <w:t xml:space="preserve">, conduzindo todo o ciclo de desenvolvimento, da definição técnica ao </w:t>
-      </w:r>
-      <w:proofErr w:type="spellStart"/>
-      <w:r>
-        <w:rPr>
-          <w:rFonts w:ascii="Calibri" w:hAnsi="Calibri" w:cs="Calibri"/>
-          <w:sz w:val="22"/>
-          <w:szCs w:val="22"/>
-        </w:rPr>
-        <w:t>deploy</w:t>
-      </w:r>
-      <w:proofErr w:type="spellEnd"/>
-      <w:r>
-        <w:rPr>
-          <w:rFonts w:ascii="Calibri" w:hAnsi="Calibri" w:cs="Calibri"/>
-          <w:sz w:val="22"/>
-          <w:szCs w:val="22"/>
-        </w:rPr>
-        <w:t xml:space="preserve"> em produção. O projeto consolidou a aplicação para uso global e resultou na eliminação de aproximadamente 800 vulnerabilidades de segurança.</w:t>
+        <w:t>Atualmente engenheiro full-stack (React, .NET/C#, AWS) no BTG Pactual, um dos maiores bancos de investimento da América Latina, onde trabalho com sistemas financeiros e regulatórios críticos ao negócio, incluindo pipelines distribuídos que processam milhões de registros diários. Anteriormente, na GE Aerospace, liderei a reescrita completa do backend de um sistema corporativo com mais de 130 endpoints ativos e 1.300+ usuários, migrando de uma estrutura simples em Node.js para uma arquitetura estruturada em NestJS. Implementei autenticação e autorização via OAuth2, testes automatizados com Jest e Supertest, documentação automática com Swagger e observabilidade com Prometheus e Grafana, conduzindo todo o ciclo de desenvolvimento, da definição técnica ao deploy em produção. O projeto consolidou a aplicação para uso global e resultou na eliminação de aproximadamente 800 vulnerabilidades de segurança.</w:t>
       </w:r>
     </w:p>
     <w:p>
@@ -450,115 +252,7 @@
           <w:sz w:val="22"/>
           <w:szCs w:val="22"/>
         </w:rPr>
-        <w:t xml:space="preserve">Experiência sólida em Node.js e </w:t>
-      </w:r>
-      <w:proofErr w:type="spellStart"/>
-      <w:r>
-        <w:rPr>
-          <w:rFonts w:ascii="Calibri" w:hAnsi="Calibri" w:cs="Calibri"/>
-          <w:sz w:val="22"/>
-          <w:szCs w:val="22"/>
-        </w:rPr>
-        <w:t>Typescript</w:t>
-      </w:r>
-      <w:proofErr w:type="spellEnd"/>
-      <w:r>
-        <w:rPr>
-          <w:rFonts w:ascii="Calibri" w:hAnsi="Calibri" w:cs="Calibri"/>
-          <w:sz w:val="22"/>
-          <w:szCs w:val="22"/>
-        </w:rPr>
-        <w:t xml:space="preserve">, desenvolvimento de APIs </w:t>
-      </w:r>
-      <w:proofErr w:type="spellStart"/>
-      <w:r>
-        <w:rPr>
-          <w:rFonts w:ascii="Calibri" w:hAnsi="Calibri" w:cs="Calibri"/>
-          <w:sz w:val="22"/>
-          <w:szCs w:val="22"/>
-        </w:rPr>
-        <w:t>RESTful</w:t>
-      </w:r>
-      <w:proofErr w:type="spellEnd"/>
-      <w:r>
-        <w:rPr>
-          <w:rFonts w:ascii="Calibri" w:hAnsi="Calibri" w:cs="Calibri"/>
-          <w:sz w:val="22"/>
-          <w:szCs w:val="22"/>
-        </w:rPr>
-        <w:t xml:space="preserve">, integração com bancos relacionais e não relacionais, práticas de CI/CD e ambientes AWS. Autor do </w:t>
-      </w:r>
-      <w:proofErr w:type="spellStart"/>
-      <w:r>
-        <w:rPr>
-          <w:rFonts w:ascii="Calibri" w:hAnsi="Calibri" w:cs="Calibri"/>
-          <w:sz w:val="22"/>
-          <w:szCs w:val="22"/>
-        </w:rPr>
-        <w:t>GenGuardian</w:t>
-      </w:r>
-      <w:proofErr w:type="spellEnd"/>
-      <w:r>
-        <w:rPr>
-          <w:rFonts w:ascii="Calibri" w:hAnsi="Calibri" w:cs="Calibri"/>
-          <w:sz w:val="22"/>
-          <w:szCs w:val="22"/>
-        </w:rPr>
-        <w:t>, ferramenta desenvolvida no TCC utilizando fine-</w:t>
-      </w:r>
-      <w:proofErr w:type="spellStart"/>
-      <w:r>
-        <w:rPr>
-          <w:rFonts w:ascii="Calibri" w:hAnsi="Calibri" w:cs="Calibri"/>
-          <w:sz w:val="22"/>
-          <w:szCs w:val="22"/>
-        </w:rPr>
-        <w:t>tuning</w:t>
-      </w:r>
-      <w:proofErr w:type="spellEnd"/>
-      <w:r>
-        <w:rPr>
-          <w:rFonts w:ascii="Calibri" w:hAnsi="Calibri" w:cs="Calibri"/>
-          <w:sz w:val="22"/>
-          <w:szCs w:val="22"/>
-        </w:rPr>
-        <w:t xml:space="preserve"> de </w:t>
-      </w:r>
-      <w:proofErr w:type="spellStart"/>
-      <w:r>
-        <w:rPr>
-          <w:rFonts w:ascii="Calibri" w:hAnsi="Calibri" w:cs="Calibri"/>
-          <w:sz w:val="22"/>
-          <w:szCs w:val="22"/>
-        </w:rPr>
-        <w:t>LLMs</w:t>
-      </w:r>
-      <w:proofErr w:type="spellEnd"/>
-      <w:r>
-        <w:rPr>
-          <w:rFonts w:ascii="Calibri" w:hAnsi="Calibri" w:cs="Calibri"/>
-          <w:sz w:val="22"/>
-          <w:szCs w:val="22"/>
-        </w:rPr>
-        <w:t xml:space="preserve"> para detecção de ataques </w:t>
-      </w:r>
-      <w:proofErr w:type="spellStart"/>
-      <w:r>
-        <w:rPr>
-          <w:rFonts w:ascii="Calibri" w:hAnsi="Calibri" w:cs="Calibri"/>
-          <w:sz w:val="22"/>
-          <w:szCs w:val="22"/>
-        </w:rPr>
-        <w:t>DDoS</w:t>
-      </w:r>
-      <w:proofErr w:type="spellEnd"/>
-      <w:r>
-        <w:rPr>
-          <w:rFonts w:ascii="Calibri" w:hAnsi="Calibri" w:cs="Calibri"/>
-          <w:sz w:val="22"/>
-          <w:szCs w:val="22"/>
-        </w:rPr>
-        <w:t>.</w:t>
+        <w:t>Experiência sólida em Node.js e Typescript, desenvolvimento de APIs RESTful, integração com bancos relacionais e não relacionais, práticas de CI/CD e ambientes AWS. Autor do GenGuardian, ferramenta desenvolvida no TCC utilizando fine-tuning de LLMs para detecção de ataques DDoS.</w:t>
       </w:r>
     </w:p>
     <w:p>
@@ -600,29 +294,27 @@
           <w:sz w:val="22"/>
           <w:szCs w:val="22"/>
         </w:rPr>
-        <w:t xml:space="preserve">BTG Pactual – </w:t>
-      </w:r>
-      <w:proofErr w:type="gramStart"/>
-      <w:r>
-        <w:rPr>
-          <w:rFonts w:ascii="Calibri" w:hAnsi="Calibri" w:cs="Calibri"/>
-          <w:b/>
-          <w:bCs/>
-          <w:sz w:val="22"/>
-          <w:szCs w:val="22"/>
-        </w:rPr>
-        <w:t>Maio</w:t>
-      </w:r>
-      <w:proofErr w:type="gramEnd"/>
-      <w:r>
-        <w:rPr>
-          <w:rFonts w:ascii="Calibri" w:hAnsi="Calibri" w:cs="Calibri"/>
-          <w:b/>
-          <w:bCs/>
-          <w:sz w:val="22"/>
-          <w:szCs w:val="22"/>
-        </w:rPr>
-        <w:t xml:space="preserve"> 2026 – Presente (Engenheiro de Software) Rio de Janeiro</w:t>
+        <w:t xml:space="preserve">BTG Pactual </w:t>
+      </w:r>
+      <w:r>
+        <w:rPr>
+          <w:rFonts w:ascii="Calibri" w:hAnsi="Calibri" w:cs="Calibri"/>
+          <w:b/>
+          <w:bCs/>
+          <w:sz w:val="22"/>
+          <w:szCs w:val="22"/>
+        </w:rPr>
+        <w:t>-</w:t>
+      </w:r>
+      <w:r>
+        <w:rPr>
+          <w:rFonts w:ascii="Calibri" w:hAnsi="Calibri" w:cs="Calibri"/>
+          <w:b/>
+          <w:bCs/>
+          <w:sz w:val="22"/>
+          <w:szCs w:val="22"/>
+        </w:rPr>
+        <w:t xml:space="preserve"> Maio 2026 – Presente (Engenheiro de Software) Rio de Janeiro</w:t>
       </w:r>
       <w:r>
         <w:rPr>
@@ -672,25 +364,7 @@
           <w:sz w:val="22"/>
           <w:szCs w:val="22"/>
         </w:rPr>
-        <w:t xml:space="preserve">para o time de </w:t>
-      </w:r>
-      <w:proofErr w:type="spellStart"/>
-      <w:r>
-        <w:rPr>
-          <w:rFonts w:ascii="Calibri" w:hAnsi="Calibri" w:cs="Calibri"/>
-          <w:sz w:val="22"/>
-          <w:szCs w:val="22"/>
-        </w:rPr>
-        <w:t>Finance</w:t>
-      </w:r>
-      <w:proofErr w:type="spellEnd"/>
-      <w:r>
-        <w:rPr>
-          <w:rFonts w:ascii="Calibri" w:hAnsi="Calibri" w:cs="Calibri"/>
-          <w:sz w:val="22"/>
-          <w:szCs w:val="22"/>
-        </w:rPr>
-        <w:t xml:space="preserve"> do BTG Pactual, um dos maiores bancos de investimento da América Latina </w:t>
+        <w:t xml:space="preserve">para o time de Finance do BTG Pactual, um dos maiores bancos de investimento da América Latina </w:t>
       </w:r>
     </w:p>
     <w:p>
@@ -716,25 +390,7 @@
           <w:sz w:val="22"/>
           <w:szCs w:val="22"/>
         </w:rPr>
-        <w:t xml:space="preserve"> Otimizo consultas SQL e pipelines no </w:t>
-      </w:r>
-      <w:proofErr w:type="spellStart"/>
-      <w:r>
-        <w:rPr>
-          <w:rFonts w:ascii="Calibri" w:hAnsi="Calibri" w:cs="Calibri"/>
-          <w:sz w:val="22"/>
-          <w:szCs w:val="22"/>
-        </w:rPr>
-        <w:t>Amazon</w:t>
-      </w:r>
-      <w:proofErr w:type="spellEnd"/>
-      <w:r>
-        <w:rPr>
-          <w:rFonts w:ascii="Calibri" w:hAnsi="Calibri" w:cs="Calibri"/>
-          <w:sz w:val="22"/>
-          <w:szCs w:val="22"/>
-        </w:rPr>
-        <w:t xml:space="preserve"> Athena que processam milhões de registros financeiros diários, garantindo relatórios mais rápidos e confiáveis para decisões de negócio </w:t>
+        <w:t xml:space="preserve"> Otimizo consultas SQL e pipelines no Amazon Athena que processam milhões de registros financeiros diários, garantindo relatórios mais rápidos e confiáveis para decisões de negócio </w:t>
       </w:r>
     </w:p>
     <w:p>
@@ -763,43 +419,7 @@
           <w:sz w:val="22"/>
           <w:szCs w:val="22"/>
         </w:rPr>
-        <w:t xml:space="preserve"> Desenvolvo workflows de processamento de dados assíncronos e distribuídos (Windows Services, </w:t>
-      </w:r>
-      <w:proofErr w:type="spellStart"/>
-      <w:r>
-        <w:rPr>
-          <w:rFonts w:ascii="Calibri" w:hAnsi="Calibri" w:cs="Calibri"/>
-          <w:sz w:val="22"/>
-          <w:szCs w:val="22"/>
-        </w:rPr>
-        <w:t>Amazon</w:t>
-      </w:r>
-      <w:proofErr w:type="spellEnd"/>
-      <w:r>
-        <w:rPr>
-          <w:rFonts w:ascii="Calibri" w:hAnsi="Calibri" w:cs="Calibri"/>
-          <w:sz w:val="22"/>
-          <w:szCs w:val="22"/>
-        </w:rPr>
-        <w:t xml:space="preserve"> SQS, </w:t>
-      </w:r>
-      <w:proofErr w:type="spellStart"/>
-      <w:r>
-        <w:rPr>
-          <w:rFonts w:ascii="Calibri" w:hAnsi="Calibri" w:cs="Calibri"/>
-          <w:sz w:val="22"/>
-          <w:szCs w:val="22"/>
-        </w:rPr>
-        <w:t>Amazon</w:t>
-      </w:r>
-      <w:proofErr w:type="spellEnd"/>
-      <w:r>
-        <w:rPr>
-          <w:rFonts w:ascii="Calibri" w:hAnsi="Calibri" w:cs="Calibri"/>
-          <w:sz w:val="22"/>
-          <w:szCs w:val="22"/>
-        </w:rPr>
-        <w:t xml:space="preserve"> S3) para ingestão e transformação de dados financeiros</w:t>
+        <w:t xml:space="preserve"> Desenvolvo workflows de processamento de dados assíncronos e distribuídos (Windows Services, Amazon SQS, Amazon S3) para ingestão e transformação de dados financeiros</w:t>
       </w:r>
     </w:p>
     <w:p>
@@ -903,18 +523,8 @@
           <w:sz w:val="22"/>
           <w:szCs w:val="22"/>
         </w:rPr>
-        <w:t xml:space="preserve"> </w:t>
-      </w:r>
-      <w:proofErr w:type="spellStart"/>
-      <w:r>
-        <w:rPr>
-          <w:rFonts w:ascii="Calibri" w:hAnsi="Calibri" w:cs="Calibri"/>
-          <w:sz w:val="22"/>
-          <w:szCs w:val="22"/>
-        </w:rPr>
-        <w:t>Typescript</w:t>
-      </w:r>
-      <w:proofErr w:type="spellEnd"/>
+        <w:t xml:space="preserve"> Typescript</w:t>
+      </w:r>
       <w:r>
         <w:rPr>
           <w:rFonts w:ascii="Calibri" w:hAnsi="Calibri" w:cs="Calibri"/>
@@ -929,18 +539,8 @@
           <w:sz w:val="22"/>
           <w:szCs w:val="22"/>
         </w:rPr>
-        <w:t xml:space="preserve"> </w:t>
-      </w:r>
-      <w:proofErr w:type="spellStart"/>
-      <w:r>
-        <w:rPr>
-          <w:rFonts w:ascii="Calibri" w:hAnsi="Calibri" w:cs="Calibri"/>
-          <w:sz w:val="22"/>
-          <w:szCs w:val="22"/>
-        </w:rPr>
-        <w:t>AdonisJS</w:t>
-      </w:r>
-      <w:proofErr w:type="spellEnd"/>
+        <w:t xml:space="preserve"> AdonisJS</w:t>
+      </w:r>
       <w:r>
         <w:rPr>
           <w:rFonts w:ascii="Calibri" w:hAnsi="Calibri" w:cs="Calibri"/>
@@ -964,25 +564,7 @@
           <w:sz w:val="22"/>
           <w:szCs w:val="22"/>
         </w:rPr>
-        <w:t xml:space="preserve">Arquitetura baseada em Clean </w:t>
-      </w:r>
-      <w:proofErr w:type="spellStart"/>
-      <w:r>
-        <w:rPr>
-          <w:rFonts w:ascii="Calibri" w:hAnsi="Calibri" w:cs="Calibri"/>
-          <w:sz w:val="22"/>
-          <w:szCs w:val="22"/>
-        </w:rPr>
-        <w:t>Architecture</w:t>
-      </w:r>
-      <w:proofErr w:type="spellEnd"/>
-      <w:r>
-        <w:rPr>
-          <w:rFonts w:ascii="Calibri" w:hAnsi="Calibri" w:cs="Calibri"/>
-          <w:sz w:val="22"/>
-          <w:szCs w:val="22"/>
-        </w:rPr>
-        <w:t xml:space="preserve"> e DDD</w:t>
+        <w:t>Arquitetura baseada em Clean Architecture e DDD</w:t>
       </w:r>
       <w:r>
         <w:rPr>
@@ -1125,79 +707,7 @@
           <w:sz w:val="22"/>
           <w:szCs w:val="22"/>
         </w:rPr>
-        <w:t xml:space="preserve">Reescrita completa do </w:t>
-      </w:r>
-      <w:proofErr w:type="spellStart"/>
-      <w:r>
-        <w:rPr>
-          <w:rFonts w:ascii="Calibri" w:hAnsi="Calibri" w:cs="Calibri"/>
-          <w:sz w:val="22"/>
-          <w:szCs w:val="22"/>
-        </w:rPr>
-        <w:t>backend</w:t>
-      </w:r>
-      <w:proofErr w:type="spellEnd"/>
-      <w:r>
-        <w:rPr>
-          <w:rFonts w:ascii="Calibri" w:hAnsi="Calibri" w:cs="Calibri"/>
-          <w:sz w:val="22"/>
-          <w:szCs w:val="22"/>
-        </w:rPr>
-        <w:t xml:space="preserve"> (130+ </w:t>
-      </w:r>
-      <w:proofErr w:type="spellStart"/>
-      <w:r>
-        <w:rPr>
-          <w:rFonts w:ascii="Calibri" w:hAnsi="Calibri" w:cs="Calibri"/>
-          <w:sz w:val="22"/>
-          <w:szCs w:val="22"/>
-        </w:rPr>
-        <w:t>endpoints</w:t>
-      </w:r>
-      <w:proofErr w:type="spellEnd"/>
-      <w:r>
-        <w:rPr>
-          <w:rFonts w:ascii="Calibri" w:hAnsi="Calibri" w:cs="Calibri"/>
-          <w:sz w:val="22"/>
-          <w:szCs w:val="22"/>
-        </w:rPr>
-        <w:t xml:space="preserve">) de Node.js para </w:t>
-      </w:r>
-      <w:proofErr w:type="spellStart"/>
-      <w:r>
-        <w:rPr>
-          <w:rFonts w:ascii="Calibri" w:hAnsi="Calibri" w:cs="Calibri"/>
-          <w:sz w:val="22"/>
-          <w:szCs w:val="22"/>
-        </w:rPr>
-        <w:t>NestJS</w:t>
-      </w:r>
-      <w:proofErr w:type="spellEnd"/>
-      <w:r>
-        <w:rPr>
-          <w:rFonts w:ascii="Calibri" w:hAnsi="Calibri" w:cs="Calibri"/>
-          <w:sz w:val="22"/>
-          <w:szCs w:val="22"/>
-        </w:rPr>
-        <w:t xml:space="preserve"> (</w:t>
-      </w:r>
-      <w:proofErr w:type="spellStart"/>
-      <w:r>
-        <w:rPr>
-          <w:rFonts w:ascii="Calibri" w:hAnsi="Calibri" w:cs="Calibri"/>
-          <w:sz w:val="22"/>
-          <w:szCs w:val="22"/>
-        </w:rPr>
-        <w:t>Typescript</w:t>
-      </w:r>
-      <w:proofErr w:type="spellEnd"/>
-      <w:r>
-        <w:rPr>
-          <w:rFonts w:ascii="Calibri" w:hAnsi="Calibri" w:cs="Calibri"/>
-          <w:sz w:val="22"/>
-          <w:szCs w:val="22"/>
-        </w:rPr>
-        <w:t>)</w:t>
+        <w:t>Reescrita completa do backend (130+ endpoints) de Node.js para NestJS (Typescript)</w:t>
       </w:r>
       <w:r>
         <w:rPr>
@@ -1213,43 +723,136 @@
           <w:sz w:val="22"/>
           <w:szCs w:val="22"/>
         </w:rPr>
-        <w:t>- Implementação de OAuth2, testes automatizados (</w:t>
-      </w:r>
-      <w:proofErr w:type="spellStart"/>
-      <w:r>
-        <w:rPr>
-          <w:rFonts w:ascii="Calibri" w:hAnsi="Calibri" w:cs="Calibri"/>
-          <w:sz w:val="22"/>
-          <w:szCs w:val="22"/>
-        </w:rPr>
-        <w:t>Jest</w:t>
-      </w:r>
-      <w:proofErr w:type="spellEnd"/>
-      <w:r>
-        <w:rPr>
-          <w:rFonts w:ascii="Calibri" w:hAnsi="Calibri" w:cs="Calibri"/>
-          <w:sz w:val="22"/>
-          <w:szCs w:val="22"/>
-        </w:rPr>
-        <w:t xml:space="preserve">, </w:t>
-      </w:r>
-      <w:proofErr w:type="spellStart"/>
-      <w:r>
-        <w:rPr>
-          <w:rFonts w:ascii="Calibri" w:hAnsi="Calibri" w:cs="Calibri"/>
-          <w:sz w:val="22"/>
-          <w:szCs w:val="22"/>
-        </w:rPr>
-        <w:t>Supertest</w:t>
-      </w:r>
-      <w:proofErr w:type="spellEnd"/>
-      <w:r>
-        <w:rPr>
-          <w:rFonts w:ascii="Calibri" w:hAnsi="Calibri" w:cs="Calibri"/>
-          <w:sz w:val="22"/>
-          <w:szCs w:val="22"/>
-        </w:rPr>
-        <w:t xml:space="preserve">) e documentação </w:t>
+        <w:t xml:space="preserve">- Implementação de OAuth2, testes automatizados (Jest, Supertest) e documentação </w:t>
+      </w:r>
+      <w:r>
+        <w:rPr>
+          <w:rFonts w:ascii="Calibri" w:hAnsi="Calibri" w:cs="Calibri"/>
+          <w:sz w:val="22"/>
+          <w:szCs w:val="22"/>
+        </w:rPr>
+        <w:br/>
+        <w:t>- Observabilidade com Prometheus e Grafana</w:t>
+      </w:r>
+      <w:r>
+        <w:rPr>
+          <w:rFonts w:ascii="Calibri" w:hAnsi="Calibri" w:cs="Calibri"/>
+          <w:sz w:val="22"/>
+          <w:szCs w:val="22"/>
+        </w:rPr>
+        <w:br/>
+        <w:t>- Integração com PostgreSQL e SAP HANA</w:t>
+      </w:r>
+      <w:r>
+        <w:rPr>
+          <w:rFonts w:ascii="Calibri" w:hAnsi="Calibri" w:cs="Calibri"/>
+          <w:sz w:val="22"/>
+          <w:szCs w:val="22"/>
+        </w:rPr>
+        <w:br/>
+      </w:r>
+      <w:r>
+        <w:rPr>
+          <w:rFonts w:ascii="Calibri" w:hAnsi="Calibri" w:cs="Calibri"/>
+          <w:sz w:val="22"/>
+          <w:szCs w:val="22"/>
+        </w:rPr>
+        <w:lastRenderedPageBreak/>
+        <w:t>- Desenvolvimento de novas funcionalidades e melhorias evolutivas</w:t>
+      </w:r>
+      <w:r>
+        <w:rPr>
+          <w:rFonts w:ascii="Calibri" w:hAnsi="Calibri" w:cs="Calibri"/>
+          <w:sz w:val="22"/>
+          <w:szCs w:val="22"/>
+        </w:rPr>
+        <w:br/>
+        <w:t xml:space="preserve">- Responsável pelo ciclo completo: </w:t>
+      </w:r>
+      <w:r>
+        <w:rPr>
+          <w:rFonts w:ascii="Calibri" w:hAnsi="Calibri" w:cs="Calibri"/>
+          <w:sz w:val="22"/>
+          <w:szCs w:val="22"/>
+        </w:rPr>
+        <w:t>arquitetura, desenvolvimento, testes e deploy</w:t>
+      </w:r>
+      <w:r>
+        <w:rPr>
+          <w:rFonts w:ascii="Calibri" w:hAnsi="Calibri" w:cs="Calibri"/>
+          <w:sz w:val="22"/>
+          <w:szCs w:val="22"/>
+        </w:rPr>
+        <w:br/>
+        <w:t>- Sistema com 1.300+ usuários consolidado para uso global</w:t>
+      </w:r>
+      <w:r>
+        <w:rPr>
+          <w:rFonts w:ascii="Calibri" w:hAnsi="Calibri" w:cs="Calibri"/>
+          <w:sz w:val="22"/>
+          <w:szCs w:val="22"/>
+        </w:rPr>
+        <w:br/>
+        <w:t>- Eliminação de ~800 vulnerabilidades de segurança</w:t>
+      </w:r>
+    </w:p>
+    <w:p>
+      <w:pPr>
+        <w:spacing w:after="100"/>
+        <w:rPr>
+          <w:rFonts w:ascii="Calibri" w:hAnsi="Calibri" w:cs="Calibri"/>
+          <w:sz w:val="22"/>
+          <w:szCs w:val="22"/>
+        </w:rPr>
+      </w:pPr>
+      <w:r>
+        <w:rPr>
+          <w:rFonts w:ascii="Calibri" w:hAnsi="Calibri" w:cs="Calibri"/>
+          <w:b/>
+          <w:bCs/>
+          <w:sz w:val="22"/>
+          <w:szCs w:val="22"/>
+        </w:rPr>
+        <w:t>Advice Compliance Solutions</w:t>
+      </w:r>
+      <w:r>
+        <w:rPr>
+          <w:rFonts w:ascii="Calibri" w:hAnsi="Calibri" w:cs="Calibri"/>
+          <w:b/>
+          <w:bCs/>
+          <w:sz w:val="22"/>
+          <w:szCs w:val="22"/>
+        </w:rPr>
+        <w:t xml:space="preserve"> - Estágio, Desenvolvimento de software</w:t>
+      </w:r>
+      <w:r>
+        <w:rPr>
+          <w:rFonts w:ascii="Calibri" w:hAnsi="Calibri" w:cs="Calibri"/>
+          <w:b/>
+          <w:bCs/>
+          <w:sz w:val="22"/>
+          <w:szCs w:val="22"/>
+        </w:rPr>
+        <w:br/>
+        <w:t>Dezembro 2021 - Janeiro 2023</w:t>
+      </w:r>
+      <w:r>
+        <w:rPr>
+          <w:rFonts w:ascii="Calibri" w:hAnsi="Calibri" w:cs="Calibri"/>
+          <w:b/>
+          <w:bCs/>
+          <w:sz w:val="22"/>
+          <w:szCs w:val="22"/>
+        </w:rPr>
+        <w:br/>
+      </w:r>
+      <w:r>
+        <w:rPr>
+          <w:rFonts w:ascii="Calibri" w:hAnsi="Calibri" w:cs="Calibri"/>
+          <w:sz w:val="22"/>
+          <w:szCs w:val="22"/>
+        </w:rPr>
+        <w:t>- Desenvolvimento de APIs RESTful em C# e .NET</w:t>
       </w:r>
       <w:r>
         <w:rPr>
@@ -1260,52 +863,22 @@
         <w:br/>
         <w:t xml:space="preserve">- </w:t>
       </w:r>
-      <w:proofErr w:type="spellStart"/>
-      <w:r>
-        <w:rPr>
-          <w:rFonts w:ascii="Calibri" w:hAnsi="Calibri" w:cs="Calibri"/>
-          <w:sz w:val="22"/>
-          <w:szCs w:val="22"/>
-        </w:rPr>
-        <w:t>Observabilidade</w:t>
-      </w:r>
-      <w:proofErr w:type="spellEnd"/>
-      <w:r>
-        <w:rPr>
-          <w:rFonts w:ascii="Calibri" w:hAnsi="Calibri" w:cs="Calibri"/>
-          <w:sz w:val="22"/>
-          <w:szCs w:val="22"/>
-        </w:rPr>
-        <w:t xml:space="preserve"> com </w:t>
-      </w:r>
-      <w:proofErr w:type="spellStart"/>
-      <w:r>
-        <w:rPr>
-          <w:rFonts w:ascii="Calibri" w:hAnsi="Calibri" w:cs="Calibri"/>
-          <w:sz w:val="22"/>
-          <w:szCs w:val="22"/>
-        </w:rPr>
-        <w:t>Prometheus</w:t>
-      </w:r>
-      <w:proofErr w:type="spellEnd"/>
-      <w:r>
-        <w:rPr>
-          <w:rFonts w:ascii="Calibri" w:hAnsi="Calibri" w:cs="Calibri"/>
-          <w:sz w:val="22"/>
-          <w:szCs w:val="22"/>
-        </w:rPr>
-        <w:t xml:space="preserve"> e </w:t>
-      </w:r>
-      <w:proofErr w:type="spellStart"/>
-      <w:r>
-        <w:rPr>
-          <w:rFonts w:ascii="Calibri" w:hAnsi="Calibri" w:cs="Calibri"/>
-          <w:sz w:val="22"/>
-          <w:szCs w:val="22"/>
-        </w:rPr>
-        <w:t>Grafana</w:t>
-      </w:r>
-      <w:proofErr w:type="spellEnd"/>
+      <w:r>
+        <w:rPr>
+          <w:rFonts w:ascii="Calibri" w:hAnsi="Calibri" w:cs="Calibri"/>
+          <w:sz w:val="22"/>
+          <w:szCs w:val="22"/>
+        </w:rPr>
+        <w:t xml:space="preserve">Desenvolvimento de funcionalidades </w:t>
+      </w:r>
+      <w:r>
+        <w:rPr>
+          <w:rFonts w:ascii="Calibri" w:hAnsi="Calibri" w:cs="Calibri"/>
+          <w:sz w:val="22"/>
+          <w:szCs w:val="22"/>
+        </w:rPr>
+        <w:t>Javascript</w:t>
+      </w:r>
       <w:r>
         <w:rPr>
           <w:rFonts w:ascii="Calibri" w:hAnsi="Calibri" w:cs="Calibri"/>
@@ -1313,238 +886,19 @@
           <w:szCs w:val="22"/>
         </w:rPr>
         <w:br/>
-        <w:t>- Integração com PostgreSQL e SAP HANA</w:t>
-      </w:r>
-      <w:r>
-        <w:rPr>
-          <w:rFonts w:ascii="Calibri" w:hAnsi="Calibri" w:cs="Calibri"/>
-          <w:sz w:val="22"/>
-          <w:szCs w:val="22"/>
-        </w:rPr>
-        <w:br/>
-      </w:r>
-      <w:r>
-        <w:rPr>
-          <w:rFonts w:ascii="Calibri" w:hAnsi="Calibri" w:cs="Calibri"/>
-          <w:sz w:val="22"/>
-          <w:szCs w:val="22"/>
-        </w:rPr>
-        <w:lastRenderedPageBreak/>
-        <w:t>- Desenvolvimento de novas funcionalidades e melhorias evolutivas</w:t>
-      </w:r>
-      <w:r>
-        <w:rPr>
-          <w:rFonts w:ascii="Calibri" w:hAnsi="Calibri" w:cs="Calibri"/>
-          <w:sz w:val="22"/>
-          <w:szCs w:val="22"/>
-        </w:rPr>
-        <w:br/>
-        <w:t xml:space="preserve">- Responsável pelo ciclo completo: </w:t>
-      </w:r>
-      <w:r>
-        <w:rPr>
-          <w:rFonts w:ascii="Calibri" w:hAnsi="Calibri" w:cs="Calibri"/>
-          <w:sz w:val="22"/>
-          <w:szCs w:val="22"/>
-        </w:rPr>
-        <w:t xml:space="preserve">arquitetura, desenvolvimento, testes e </w:t>
-      </w:r>
-      <w:proofErr w:type="spellStart"/>
-      <w:r>
-        <w:rPr>
-          <w:rFonts w:ascii="Calibri" w:hAnsi="Calibri" w:cs="Calibri"/>
-          <w:sz w:val="22"/>
-          <w:szCs w:val="22"/>
-        </w:rPr>
-        <w:t>deploy</w:t>
-      </w:r>
-      <w:proofErr w:type="spellEnd"/>
-      <w:r>
-        <w:rPr>
-          <w:rFonts w:ascii="Calibri" w:hAnsi="Calibri" w:cs="Calibri"/>
-          <w:sz w:val="22"/>
-          <w:szCs w:val="22"/>
-        </w:rPr>
-        <w:br/>
-        <w:t>- Sistema com 1.300+ usuários consolidado para uso global</w:t>
-      </w:r>
-      <w:r>
-        <w:rPr>
-          <w:rFonts w:ascii="Calibri" w:hAnsi="Calibri" w:cs="Calibri"/>
-          <w:sz w:val="22"/>
-          <w:szCs w:val="22"/>
-        </w:rPr>
-        <w:br/>
-        <w:t>- Eliminação de ~800 vulnerabilidades de segurança</w:t>
+        <w:t>-</w:t>
+      </w:r>
+      <w:r>
+        <w:rPr>
+          <w:rFonts w:ascii="Calibri" w:hAnsi="Calibri" w:cs="Calibri"/>
+          <w:sz w:val="22"/>
+          <w:szCs w:val="22"/>
+        </w:rPr>
+        <w:t xml:space="preserve"> Atuação em sistemas corporativos voltados para compliance</w:t>
       </w:r>
     </w:p>
     <w:p>
       <w:pPr>
-        <w:spacing w:after="100"/>
-        <w:rPr>
-          <w:rFonts w:ascii="Calibri" w:hAnsi="Calibri" w:cs="Calibri"/>
-          <w:sz w:val="22"/>
-          <w:szCs w:val="22"/>
-        </w:rPr>
-      </w:pPr>
-      <w:proofErr w:type="spellStart"/>
-      <w:r>
-        <w:rPr>
-          <w:rFonts w:ascii="Calibri" w:hAnsi="Calibri" w:cs="Calibri"/>
-          <w:b/>
-          <w:bCs/>
-          <w:sz w:val="22"/>
-          <w:szCs w:val="22"/>
-        </w:rPr>
-        <w:t>Advice</w:t>
-      </w:r>
-      <w:proofErr w:type="spellEnd"/>
-      <w:r>
-        <w:rPr>
-          <w:rFonts w:ascii="Calibri" w:hAnsi="Calibri" w:cs="Calibri"/>
-          <w:b/>
-          <w:bCs/>
-          <w:sz w:val="22"/>
-          <w:szCs w:val="22"/>
-        </w:rPr>
-        <w:t xml:space="preserve"> Compliance </w:t>
-      </w:r>
-      <w:proofErr w:type="spellStart"/>
-      <w:r>
-        <w:rPr>
-          <w:rFonts w:ascii="Calibri" w:hAnsi="Calibri" w:cs="Calibri"/>
-          <w:b/>
-          <w:bCs/>
-          <w:sz w:val="22"/>
-          <w:szCs w:val="22"/>
-        </w:rPr>
-        <w:t>Solutions</w:t>
-      </w:r>
-      <w:proofErr w:type="spellEnd"/>
-      <w:r>
-        <w:rPr>
-          <w:rFonts w:ascii="Calibri" w:hAnsi="Calibri" w:cs="Calibri"/>
-          <w:b/>
-          <w:bCs/>
-          <w:sz w:val="22"/>
-          <w:szCs w:val="22"/>
-        </w:rPr>
-        <w:t xml:space="preserve"> (Estagiário C#)</w:t>
-      </w:r>
-      <w:r>
-        <w:rPr>
-          <w:rFonts w:ascii="Calibri" w:hAnsi="Calibri" w:cs="Calibri"/>
-          <w:b/>
-          <w:bCs/>
-          <w:sz w:val="22"/>
-          <w:szCs w:val="22"/>
-        </w:rPr>
-        <w:br/>
-      </w:r>
-      <w:proofErr w:type="gramStart"/>
-      <w:r>
-        <w:rPr>
-          <w:rFonts w:ascii="Calibri" w:hAnsi="Calibri" w:cs="Calibri"/>
-          <w:b/>
-          <w:bCs/>
-          <w:sz w:val="22"/>
-          <w:szCs w:val="22"/>
-        </w:rPr>
-        <w:t>Dezembro</w:t>
-      </w:r>
-      <w:proofErr w:type="gramEnd"/>
-      <w:r>
-        <w:rPr>
-          <w:rFonts w:ascii="Calibri" w:hAnsi="Calibri" w:cs="Calibri"/>
-          <w:b/>
-          <w:bCs/>
-          <w:sz w:val="22"/>
-          <w:szCs w:val="22"/>
-        </w:rPr>
-        <w:t xml:space="preserve"> 2021 - Janeiro 2023</w:t>
-      </w:r>
-      <w:r>
-        <w:rPr>
-          <w:rFonts w:ascii="Calibri" w:hAnsi="Calibri" w:cs="Calibri"/>
-          <w:b/>
-          <w:bCs/>
-          <w:sz w:val="22"/>
-          <w:szCs w:val="22"/>
-        </w:rPr>
-        <w:br/>
-      </w:r>
-      <w:r>
-        <w:rPr>
-          <w:rFonts w:ascii="Calibri" w:hAnsi="Calibri" w:cs="Calibri"/>
-          <w:sz w:val="22"/>
-          <w:szCs w:val="22"/>
-        </w:rPr>
-        <w:t xml:space="preserve">- Desenvolvimento de APIs </w:t>
-      </w:r>
-      <w:proofErr w:type="spellStart"/>
-      <w:r>
-        <w:rPr>
-          <w:rFonts w:ascii="Calibri" w:hAnsi="Calibri" w:cs="Calibri"/>
-          <w:sz w:val="22"/>
-          <w:szCs w:val="22"/>
-        </w:rPr>
-        <w:t>RESTful</w:t>
-      </w:r>
-      <w:proofErr w:type="spellEnd"/>
-      <w:r>
-        <w:rPr>
-          <w:rFonts w:ascii="Calibri" w:hAnsi="Calibri" w:cs="Calibri"/>
-          <w:sz w:val="22"/>
-          <w:szCs w:val="22"/>
-        </w:rPr>
-        <w:t xml:space="preserve"> em C# e .NET</w:t>
-      </w:r>
-      <w:r>
-        <w:rPr>
-          <w:rFonts w:ascii="Calibri" w:hAnsi="Calibri" w:cs="Calibri"/>
-          <w:sz w:val="22"/>
-          <w:szCs w:val="22"/>
-        </w:rPr>
-        <w:br/>
-        <w:t xml:space="preserve">- </w:t>
-      </w:r>
-      <w:r>
-        <w:rPr>
-          <w:rFonts w:ascii="Calibri" w:hAnsi="Calibri" w:cs="Calibri"/>
-          <w:sz w:val="22"/>
-          <w:szCs w:val="22"/>
-        </w:rPr>
-        <w:t xml:space="preserve">Desenvolvimento de funcionalidades </w:t>
-      </w:r>
-      <w:r>
-        <w:rPr>
-          <w:rFonts w:ascii="Calibri" w:hAnsi="Calibri" w:cs="Calibri"/>
-          <w:sz w:val="22"/>
-          <w:szCs w:val="22"/>
-        </w:rPr>
-        <w:t>Javascript</w:t>
-      </w:r>
-      <w:r>
-        <w:rPr>
-          <w:rFonts w:ascii="Calibri" w:hAnsi="Calibri" w:cs="Calibri"/>
-          <w:sz w:val="22"/>
-          <w:szCs w:val="22"/>
-        </w:rPr>
-        <w:br/>
-        <w:t>-</w:t>
-      </w:r>
-      <w:r>
-        <w:rPr>
-          <w:rFonts w:ascii="Calibri" w:hAnsi="Calibri" w:cs="Calibri"/>
-          <w:sz w:val="22"/>
-          <w:szCs w:val="22"/>
-        </w:rPr>
-        <w:t xml:space="preserve"> Atuação em sistemas corporativos voltados para compliance</w:t>
-      </w:r>
-    </w:p>
-    <w:p>
-      <w:pPr>
-        <w:spacing w:after="100"/>
         <w:rPr>
           <w:rFonts w:ascii="Calibri" w:hAnsi="Calibri" w:cs="Calibri"/>
           <w:b/>
@@ -1591,29 +945,15 @@
           <w:sz w:val="22"/>
           <w:szCs w:val="22"/>
         </w:rPr>
-        <w:br/>
-      </w:r>
-      <w:proofErr w:type="gramStart"/>
-      <w:r>
-        <w:rPr>
-          <w:rFonts w:ascii="Calibri" w:hAnsi="Calibri" w:cs="Calibri"/>
-          <w:b/>
-          <w:bCs/>
-          <w:sz w:val="22"/>
-          <w:szCs w:val="22"/>
-        </w:rPr>
-        <w:t>Novembro</w:t>
-      </w:r>
-      <w:proofErr w:type="gramEnd"/>
-      <w:r>
-        <w:rPr>
-          <w:rFonts w:ascii="Calibri" w:hAnsi="Calibri" w:cs="Calibri"/>
-          <w:b/>
-          <w:bCs/>
-          <w:sz w:val="22"/>
-          <w:szCs w:val="22"/>
-        </w:rPr>
-        <w:t xml:space="preserve"> 2020 - Novembro 2021</w:t>
+        <w:t xml:space="preserve"> </w:t>
+      </w:r>
+      <w:r>
+        <w:rPr>
+          <w:rFonts w:ascii="Calibri" w:hAnsi="Calibri" w:cs="Calibri"/>
+          <w:sz w:val="22"/>
+          <w:szCs w:val="22"/>
+        </w:rPr>
+        <w:t>Novembro 2020 - Novembro 2021</w:t>
       </w:r>
       <w:r>
         <w:rPr>
@@ -1741,6 +1081,7 @@
           <w:rFonts w:ascii="Calibri" w:hAnsi="Calibri" w:cs="Calibri"/>
           <w:sz w:val="22"/>
           <w:szCs w:val="22"/>
+          <w:u w:val="single"/>
         </w:rPr>
       </w:pPr>
       <w:r>
@@ -1785,25 +1126,23 @@
           <w:sz w:val="22"/>
           <w:szCs w:val="22"/>
         </w:rPr>
-        <w:t xml:space="preserve"> Conclusão: </w:t>
-      </w:r>
-      <w:proofErr w:type="gramStart"/>
-      <w:r>
-        <w:rPr>
-          <w:rFonts w:ascii="Calibri" w:hAnsi="Calibri" w:cs="Calibri"/>
-          <w:sz w:val="22"/>
-          <w:szCs w:val="22"/>
-        </w:rPr>
-        <w:t>Março</w:t>
-      </w:r>
-      <w:proofErr w:type="gramEnd"/>
-      <w:r>
-        <w:rPr>
-          <w:rFonts w:ascii="Calibri" w:hAnsi="Calibri" w:cs="Calibri"/>
-          <w:sz w:val="22"/>
-          <w:szCs w:val="22"/>
-        </w:rPr>
-        <w:t xml:space="preserve"> 2026</w:t>
+        <w:t xml:space="preserve"> </w:t>
+      </w:r>
+      <w:r>
+        <w:rPr>
+          <w:rFonts w:ascii="Calibri" w:hAnsi="Calibri" w:cs="Calibri"/>
+          <w:sz w:val="22"/>
+          <w:szCs w:val="22"/>
+        </w:rPr>
+        <w:t xml:space="preserve">Fevereiro 2020 </w:t>
+      </w:r>
+      <w:r>
+        <w:rPr>
+          <w:rFonts w:ascii="Calibri" w:hAnsi="Calibri" w:cs="Calibri"/>
+          <w:sz w:val="22"/>
+          <w:szCs w:val="22"/>
+        </w:rPr>
+        <w:t>- Março 2026</w:t>
       </w:r>
     </w:p>
     <w:p>
@@ -1881,71 +1220,15 @@
         </w:rPr>
         <w:br/>
       </w:r>
-      <w:proofErr w:type="spellStart"/>
-      <w:r>
-        <w:rPr>
-          <w:rFonts w:ascii="Calibri" w:hAnsi="Calibri" w:cs="Calibri"/>
-          <w:b/>
-          <w:bCs/>
-          <w:sz w:val="22"/>
-          <w:szCs w:val="22"/>
-        </w:rPr>
-        <w:t>Universidad</w:t>
-      </w:r>
-      <w:proofErr w:type="spellEnd"/>
-      <w:r>
-        <w:rPr>
-          <w:rFonts w:ascii="Calibri" w:hAnsi="Calibri" w:cs="Calibri"/>
-          <w:b/>
-          <w:bCs/>
-          <w:sz w:val="22"/>
-          <w:szCs w:val="22"/>
-        </w:rPr>
-        <w:t xml:space="preserve"> de Valladolid | </w:t>
-      </w:r>
-      <w:proofErr w:type="gramStart"/>
-      <w:r>
-        <w:rPr>
-          <w:rFonts w:ascii="Calibri" w:hAnsi="Calibri" w:cs="Calibri"/>
-          <w:b/>
-          <w:bCs/>
-          <w:sz w:val="22"/>
-          <w:szCs w:val="22"/>
-        </w:rPr>
-        <w:t>Setembro</w:t>
-      </w:r>
-      <w:proofErr w:type="gramEnd"/>
-      <w:r>
-        <w:rPr>
-          <w:rFonts w:ascii="Calibri" w:hAnsi="Calibri" w:cs="Calibri"/>
-          <w:b/>
-          <w:bCs/>
-          <w:sz w:val="22"/>
-          <w:szCs w:val="22"/>
-        </w:rPr>
-        <w:t xml:space="preserve"> 2025 – </w:t>
-      </w:r>
-      <w:proofErr w:type="gramStart"/>
-      <w:r>
-        <w:rPr>
-          <w:rFonts w:ascii="Calibri" w:hAnsi="Calibri" w:cs="Calibri"/>
-          <w:b/>
-          <w:bCs/>
-          <w:sz w:val="22"/>
-          <w:szCs w:val="22"/>
-        </w:rPr>
-        <w:t>Fevereiro</w:t>
-      </w:r>
-      <w:proofErr w:type="gramEnd"/>
-      <w:r>
-        <w:rPr>
-          <w:rFonts w:ascii="Calibri" w:hAnsi="Calibri" w:cs="Calibri"/>
-          <w:b/>
-          <w:bCs/>
-          <w:sz w:val="22"/>
-          <w:szCs w:val="22"/>
-        </w:rPr>
-        <w:t xml:space="preserve"> 2026</w:t>
+      <w:r>
+        <w:rPr>
+          <w:rFonts w:ascii="Calibri" w:hAnsi="Calibri" w:cs="Calibri"/>
+          <w:b/>
+          <w:bCs/>
+          <w:sz w:val="22"/>
+          <w:szCs w:val="22"/>
+        </w:rPr>
+        <w:t>Universidad de Valladolid | Setembro 2025 – Fevereiro 2026</w:t>
       </w:r>
       <w:r>
         <w:rPr>
@@ -1961,25 +1244,7 @@
           <w:sz w:val="22"/>
           <w:szCs w:val="22"/>
         </w:rPr>
-        <w:t xml:space="preserve">Selecionado por mérito acadêmico para bolsas Santander Open </w:t>
-      </w:r>
-      <w:proofErr w:type="spellStart"/>
-      <w:r>
-        <w:rPr>
-          <w:rFonts w:ascii="Calibri" w:hAnsi="Calibri" w:cs="Calibri"/>
-          <w:sz w:val="22"/>
-          <w:szCs w:val="22"/>
-        </w:rPr>
-        <w:t>Academy</w:t>
-      </w:r>
-      <w:proofErr w:type="spellEnd"/>
-      <w:r>
-        <w:rPr>
-          <w:rFonts w:ascii="Calibri" w:hAnsi="Calibri" w:cs="Calibri"/>
-          <w:sz w:val="22"/>
-          <w:szCs w:val="22"/>
-        </w:rPr>
-        <w:t xml:space="preserve"> e CEFET/RJ. Intercâmbio em Engenharia da Computação com atuação profissional paralela como Desenvolvedor Full Stack.</w:t>
+        <w:t>Selecionado por mérito acadêmico para bolsas Santander Open Academy e CEFET/RJ. Intercâmbio em Engenharia da Computação com atuação profissional paralela como Desenvolvedor Full Stack.</w:t>
       </w:r>
       <w:r>
         <w:rPr>
@@ -2015,35 +1280,137 @@
         </w:rPr>
         <w:t>Habilidades Técnicas</w:t>
       </w:r>
-      <w:r>
-        <w:rPr>
-          <w:rFonts w:ascii="Calibri" w:hAnsi="Calibri" w:cs="Calibri"/>
-          <w:b/>
-          <w:bCs/>
+    </w:p>
+    <w:p>
+      <w:pPr>
+        <w:spacing w:after="100"/>
+        <w:rPr>
+          <w:rFonts w:ascii="Calibri" w:hAnsi="Calibri" w:cs="Calibri"/>
+          <w:sz w:val="22"/>
+          <w:szCs w:val="22"/>
+        </w:rPr>
+      </w:pPr>
+      <w:r>
+        <w:rPr>
+          <w:rFonts w:ascii="Calibri" w:hAnsi="Calibri" w:cs="Calibri"/>
+          <w:b/>
+          <w:bCs/>
+          <w:sz w:val="22"/>
+          <w:szCs w:val="22"/>
+        </w:rPr>
+        <w:t xml:space="preserve">Backend: </w:t>
+      </w:r>
+      <w:r>
+        <w:rPr>
+          <w:rFonts w:ascii="Calibri" w:hAnsi="Calibri" w:cs="Calibri"/>
+          <w:sz w:val="22"/>
+          <w:szCs w:val="22"/>
+        </w:rPr>
+        <w:t>.NET, C#, Node.js, TypeScript, REST APIs</w:t>
+      </w:r>
+      <w:r>
+        <w:rPr>
+          <w:rFonts w:ascii="Calibri" w:hAnsi="Calibri" w:cs="Calibri"/>
           <w:sz w:val="22"/>
           <w:szCs w:val="22"/>
         </w:rPr>
         <w:br/>
       </w:r>
-      <w:proofErr w:type="spellStart"/>
-      <w:r>
-        <w:rPr>
-          <w:rFonts w:ascii="Calibri" w:hAnsi="Calibri" w:cs="Calibri"/>
-          <w:b/>
-          <w:bCs/>
-          <w:sz w:val="22"/>
-          <w:szCs w:val="22"/>
-        </w:rPr>
-        <w:t>Backend</w:t>
-      </w:r>
-      <w:proofErr w:type="spellEnd"/>
-      <w:r>
-        <w:rPr>
-          <w:rFonts w:ascii="Calibri" w:hAnsi="Calibri" w:cs="Calibri"/>
-          <w:sz w:val="22"/>
-          <w:szCs w:val="22"/>
-        </w:rPr>
-        <w:t>:</w:t>
+      <w:r>
+        <w:rPr>
+          <w:rFonts w:ascii="Calibri" w:hAnsi="Calibri" w:cs="Calibri"/>
+          <w:b/>
+          <w:bCs/>
+          <w:sz w:val="22"/>
+          <w:szCs w:val="22"/>
+        </w:rPr>
+        <w:t xml:space="preserve">Frontend: </w:t>
+      </w:r>
+      <w:r>
+        <w:rPr>
+          <w:rFonts w:ascii="Calibri" w:hAnsi="Calibri" w:cs="Calibri"/>
+          <w:sz w:val="22"/>
+          <w:szCs w:val="22"/>
+        </w:rPr>
+        <w:t>React.js, Vue.js, JavaScript</w:t>
+      </w:r>
+      <w:r>
+        <w:rPr>
+          <w:rFonts w:ascii="Calibri" w:hAnsi="Calibri" w:cs="Calibri"/>
+          <w:sz w:val="22"/>
+          <w:szCs w:val="22"/>
+        </w:rPr>
+        <w:br/>
+      </w:r>
+      <w:r>
+        <w:rPr>
+          <w:rFonts w:ascii="Calibri" w:hAnsi="Calibri" w:cs="Calibri"/>
+          <w:b/>
+          <w:bCs/>
+          <w:sz w:val="22"/>
+          <w:szCs w:val="22"/>
+        </w:rPr>
+        <w:t xml:space="preserve">Cloud &amp; DevOps: </w:t>
+      </w:r>
+      <w:r>
+        <w:rPr>
+          <w:rFonts w:ascii="Calibri" w:hAnsi="Calibri" w:cs="Calibri"/>
+          <w:sz w:val="22"/>
+          <w:szCs w:val="22"/>
+        </w:rPr>
+        <w:t>AWS, Docker, CI/CD</w:t>
+      </w:r>
+      <w:r>
+        <w:rPr>
+          <w:rFonts w:ascii="Calibri" w:hAnsi="Calibri" w:cs="Calibri"/>
+          <w:sz w:val="22"/>
+          <w:szCs w:val="22"/>
+        </w:rPr>
+        <w:br/>
+      </w:r>
+      <w:r>
+        <w:rPr>
+          <w:rFonts w:ascii="Calibri" w:hAnsi="Calibri" w:cs="Calibri"/>
+          <w:b/>
+          <w:bCs/>
+          <w:sz w:val="22"/>
+          <w:szCs w:val="22"/>
+        </w:rPr>
+        <w:t>Bancos de Dados:</w:t>
+      </w:r>
+      <w:r>
+        <w:rPr>
+          <w:rFonts w:ascii="Calibri" w:hAnsi="Calibri" w:cs="Calibri"/>
+          <w:sz w:val="22"/>
+          <w:szCs w:val="22"/>
+        </w:rPr>
+        <w:t xml:space="preserve"> SQL Server, PostgreSQL, MySQL, SAP HANA, Amazon Athena</w:t>
+      </w:r>
+      <w:r>
+        <w:rPr>
+          <w:rFonts w:ascii="Calibri" w:hAnsi="Calibri" w:cs="Calibri"/>
+          <w:sz w:val="22"/>
+          <w:szCs w:val="22"/>
+        </w:rPr>
+        <w:br/>
+      </w:r>
+      <w:r>
+        <w:rPr>
+          <w:rFonts w:ascii="Calibri" w:hAnsi="Calibri" w:cs="Calibri"/>
+          <w:b/>
+          <w:bCs/>
+          <w:sz w:val="22"/>
+          <w:szCs w:val="22"/>
+        </w:rPr>
+        <w:t xml:space="preserve">Mensageria &amp; Processamento Distribuído: </w:t>
+      </w:r>
+      <w:r>
+        <w:rPr>
+          <w:rFonts w:ascii="Calibri" w:hAnsi="Calibri" w:cs="Calibri"/>
+          <w:sz w:val="22"/>
+          <w:szCs w:val="22"/>
+        </w:rPr>
+        <w:t>Amazon SQS, SNS, Amazon S3</w:t>
       </w:r>
       <w:r>
         <w:rPr>
@@ -2059,133 +1426,25 @@
           <w:sz w:val="22"/>
           <w:szCs w:val="22"/>
         </w:rPr>
-        <w:t xml:space="preserve">Node.js, </w:t>
-      </w:r>
-      <w:proofErr w:type="spellStart"/>
-      <w:r>
-        <w:rPr>
-          <w:rFonts w:ascii="Calibri" w:hAnsi="Calibri" w:cs="Calibri"/>
-          <w:sz w:val="22"/>
-          <w:szCs w:val="22"/>
-        </w:rPr>
-        <w:t>Typescript</w:t>
-      </w:r>
-      <w:proofErr w:type="spellEnd"/>
-      <w:r>
-        <w:rPr>
-          <w:rFonts w:ascii="Calibri" w:hAnsi="Calibri" w:cs="Calibri"/>
-          <w:sz w:val="22"/>
-          <w:szCs w:val="22"/>
-        </w:rPr>
-        <w:t xml:space="preserve">, </w:t>
-      </w:r>
-      <w:proofErr w:type="spellStart"/>
-      <w:r>
-        <w:rPr>
-          <w:rFonts w:ascii="Calibri" w:hAnsi="Calibri" w:cs="Calibri"/>
-          <w:sz w:val="22"/>
-          <w:szCs w:val="22"/>
-        </w:rPr>
-        <w:t>NestJS</w:t>
-      </w:r>
-      <w:proofErr w:type="spellEnd"/>
-      <w:r>
-        <w:rPr>
-          <w:rFonts w:ascii="Calibri" w:hAnsi="Calibri" w:cs="Calibri"/>
-          <w:sz w:val="22"/>
-          <w:szCs w:val="22"/>
-        </w:rPr>
-        <w:t xml:space="preserve">, APIs </w:t>
-      </w:r>
-      <w:proofErr w:type="spellStart"/>
-      <w:r>
-        <w:rPr>
-          <w:rFonts w:ascii="Calibri" w:hAnsi="Calibri" w:cs="Calibri"/>
-          <w:sz w:val="22"/>
-          <w:szCs w:val="22"/>
-        </w:rPr>
-        <w:t>RESTful</w:t>
-      </w:r>
-      <w:proofErr w:type="spellEnd"/>
-      <w:r>
-        <w:rPr>
-          <w:rFonts w:ascii="Calibri" w:hAnsi="Calibri" w:cs="Calibri"/>
-          <w:sz w:val="22"/>
-          <w:szCs w:val="22"/>
-        </w:rPr>
-        <w:t xml:space="preserve">, Clean </w:t>
-      </w:r>
-      <w:proofErr w:type="spellStart"/>
-      <w:r>
-        <w:rPr>
-          <w:rFonts w:ascii="Calibri" w:hAnsi="Calibri" w:cs="Calibri"/>
-          <w:sz w:val="22"/>
-          <w:szCs w:val="22"/>
-        </w:rPr>
-        <w:t>Architecture</w:t>
-      </w:r>
-      <w:proofErr w:type="spellEnd"/>
-      <w:r>
-        <w:rPr>
-          <w:rFonts w:ascii="Calibri" w:hAnsi="Calibri" w:cs="Calibri"/>
-          <w:sz w:val="22"/>
-          <w:szCs w:val="22"/>
-        </w:rPr>
         <w:br/>
       </w:r>
-      <w:proofErr w:type="spellStart"/>
-      <w:r>
-        <w:rPr>
-          <w:rFonts w:ascii="Calibri" w:hAnsi="Calibri" w:cs="Calibri"/>
-          <w:b/>
-          <w:bCs/>
-          <w:sz w:val="22"/>
-          <w:szCs w:val="22"/>
-        </w:rPr>
-        <w:t>Frontend</w:t>
-      </w:r>
-      <w:proofErr w:type="spellEnd"/>
-      <w:r>
-        <w:rPr>
-          <w:rFonts w:ascii="Calibri" w:hAnsi="Calibri" w:cs="Calibri"/>
-          <w:sz w:val="22"/>
-          <w:szCs w:val="22"/>
-        </w:rPr>
-        <w:t>:</w:t>
-      </w:r>
-      <w:r>
-        <w:rPr>
-          <w:rFonts w:ascii="Calibri" w:hAnsi="Calibri" w:cs="Calibri"/>
-          <w:sz w:val="22"/>
-          <w:szCs w:val="22"/>
-        </w:rPr>
-        <w:t xml:space="preserve"> </w:t>
-      </w:r>
-      <w:r>
-        <w:rPr>
-          <w:rFonts w:ascii="Calibri" w:hAnsi="Calibri" w:cs="Calibri"/>
-          <w:sz w:val="22"/>
-          <w:szCs w:val="22"/>
-        </w:rPr>
-        <w:t xml:space="preserve">React.js, Vue.js, </w:t>
-      </w:r>
-      <w:proofErr w:type="gramStart"/>
-      <w:r>
-        <w:rPr>
-          <w:rFonts w:ascii="Calibri" w:hAnsi="Calibri" w:cs="Calibri"/>
-          <w:sz w:val="22"/>
-          <w:szCs w:val="22"/>
-        </w:rPr>
-        <w:t>Angular</w:t>
-      </w:r>
-      <w:proofErr w:type="gramEnd"/>
-      <w:r>
-        <w:rPr>
-          <w:rFonts w:ascii="Calibri" w:hAnsi="Calibri" w:cs="Calibri"/>
-          <w:sz w:val="22"/>
-          <w:szCs w:val="22"/>
-        </w:rPr>
-        <w:t xml:space="preserve"> </w:t>
+      <w:r>
+        <w:rPr>
+          <w:rFonts w:ascii="Calibri" w:hAnsi="Calibri" w:cs="Calibri"/>
+          <w:b/>
+          <w:bCs/>
+          <w:sz w:val="22"/>
+          <w:szCs w:val="22"/>
+        </w:rPr>
+        <w:t xml:space="preserve">Testes: </w:t>
+      </w:r>
+      <w:r>
+        <w:rPr>
+          <w:rFonts w:ascii="Calibri" w:hAnsi="Calibri" w:cs="Calibri"/>
+          <w:sz w:val="22"/>
+          <w:szCs w:val="22"/>
+        </w:rPr>
+        <w:t>Jest, Supertest, testes unitários e de integração</w:t>
       </w:r>
       <w:r>
         <w:rPr>
@@ -2203,342 +1462,28 @@
           <w:sz w:val="22"/>
           <w:szCs w:val="22"/>
         </w:rPr>
-        <w:t xml:space="preserve">Cloud &amp; </w:t>
-      </w:r>
-      <w:proofErr w:type="spellStart"/>
-      <w:r>
-        <w:rPr>
-          <w:rFonts w:ascii="Calibri" w:hAnsi="Calibri" w:cs="Calibri"/>
-          <w:b/>
-          <w:bCs/>
-          <w:sz w:val="22"/>
-          <w:szCs w:val="22"/>
-        </w:rPr>
-        <w:t>DevOps</w:t>
-      </w:r>
-      <w:proofErr w:type="spellEnd"/>
-      <w:r>
-        <w:rPr>
-          <w:rFonts w:ascii="Calibri" w:hAnsi="Calibri" w:cs="Calibri"/>
-          <w:sz w:val="22"/>
-          <w:szCs w:val="22"/>
-        </w:rPr>
-        <w:t>:</w:t>
-      </w:r>
-      <w:r>
-        <w:rPr>
-          <w:rFonts w:ascii="Calibri" w:hAnsi="Calibri" w:cs="Calibri"/>
-          <w:sz w:val="22"/>
-          <w:szCs w:val="22"/>
-        </w:rPr>
-        <w:t xml:space="preserve"> </w:t>
-      </w:r>
-      <w:r>
-        <w:rPr>
-          <w:rFonts w:ascii="Calibri" w:hAnsi="Calibri" w:cs="Calibri"/>
-          <w:sz w:val="22"/>
-          <w:szCs w:val="22"/>
-        </w:rPr>
-        <w:t>AWS, CI/CD, Docker</w:t>
-      </w:r>
-      <w:r>
-        <w:rPr>
-          <w:rFonts w:ascii="Calibri" w:hAnsi="Calibri" w:cs="Calibri"/>
-          <w:sz w:val="22"/>
-          <w:szCs w:val="22"/>
-        </w:rPr>
-        <w:br/>
-      </w:r>
-      <w:r>
-        <w:rPr>
-          <w:rFonts w:ascii="Calibri" w:hAnsi="Calibri" w:cs="Calibri"/>
-          <w:b/>
-          <w:bCs/>
-          <w:sz w:val="22"/>
-          <w:szCs w:val="22"/>
-        </w:rPr>
-        <w:t>Bancos de Dados</w:t>
-      </w:r>
-      <w:r>
-        <w:rPr>
-          <w:rFonts w:ascii="Calibri" w:hAnsi="Calibri" w:cs="Calibri"/>
-          <w:sz w:val="22"/>
-          <w:szCs w:val="22"/>
-        </w:rPr>
-        <w:t>:</w:t>
-      </w:r>
-      <w:r>
-        <w:rPr>
-          <w:rFonts w:ascii="Calibri" w:hAnsi="Calibri" w:cs="Calibri"/>
-          <w:sz w:val="22"/>
-          <w:szCs w:val="22"/>
-        </w:rPr>
-        <w:t xml:space="preserve"> </w:t>
-      </w:r>
-      <w:r>
-        <w:rPr>
-          <w:rFonts w:ascii="Calibri" w:hAnsi="Calibri" w:cs="Calibri"/>
-          <w:sz w:val="22"/>
-          <w:szCs w:val="22"/>
-        </w:rPr>
-        <w:t xml:space="preserve">PostgreSQL, SAP HANA, SQL Server, MySQL (Relacionais), </w:t>
-      </w:r>
-      <w:proofErr w:type="spellStart"/>
-      <w:r>
-        <w:rPr>
-          <w:rFonts w:ascii="Calibri" w:hAnsi="Calibri" w:cs="Calibri"/>
-          <w:sz w:val="22"/>
-          <w:szCs w:val="22"/>
-        </w:rPr>
-        <w:t>MongoDB</w:t>
-      </w:r>
-      <w:proofErr w:type="spellEnd"/>
-      <w:r>
-        <w:rPr>
-          <w:rFonts w:ascii="Calibri" w:hAnsi="Calibri" w:cs="Calibri"/>
-          <w:sz w:val="22"/>
-          <w:szCs w:val="22"/>
-        </w:rPr>
-        <w:t xml:space="preserve"> (</w:t>
-      </w:r>
-      <w:proofErr w:type="spellStart"/>
-      <w:r>
-        <w:rPr>
-          <w:rFonts w:ascii="Calibri" w:hAnsi="Calibri" w:cs="Calibri"/>
-          <w:sz w:val="22"/>
-          <w:szCs w:val="22"/>
-        </w:rPr>
-        <w:t>NoSQL</w:t>
-      </w:r>
-      <w:proofErr w:type="spellEnd"/>
-      <w:r>
-        <w:rPr>
-          <w:rFonts w:ascii="Calibri" w:hAnsi="Calibri" w:cs="Calibri"/>
-          <w:sz w:val="22"/>
-          <w:szCs w:val="22"/>
-        </w:rPr>
-        <w:t>)</w:t>
-      </w:r>
-      <w:r>
-        <w:rPr>
-          <w:rFonts w:ascii="Calibri" w:hAnsi="Calibri" w:cs="Calibri"/>
-          <w:sz w:val="22"/>
-          <w:szCs w:val="22"/>
-        </w:rPr>
-        <w:br/>
-      </w:r>
-      <w:r>
-        <w:rPr>
-          <w:rFonts w:ascii="Calibri" w:hAnsi="Calibri" w:cs="Calibri"/>
-          <w:b/>
-          <w:bCs/>
-          <w:sz w:val="22"/>
-          <w:szCs w:val="22"/>
-        </w:rPr>
-        <w:t>Testes Automatizados</w:t>
-      </w:r>
-      <w:r>
-        <w:rPr>
-          <w:rFonts w:ascii="Calibri" w:hAnsi="Calibri" w:cs="Calibri"/>
-          <w:sz w:val="22"/>
-          <w:szCs w:val="22"/>
-        </w:rPr>
-        <w:t>:</w:t>
-      </w:r>
-      <w:r>
-        <w:rPr>
-          <w:rFonts w:ascii="Calibri" w:hAnsi="Calibri" w:cs="Calibri"/>
-          <w:sz w:val="22"/>
-          <w:szCs w:val="22"/>
-        </w:rPr>
-        <w:t xml:space="preserve"> </w:t>
-      </w:r>
-      <w:proofErr w:type="spellStart"/>
-      <w:r>
-        <w:rPr>
-          <w:rFonts w:ascii="Calibri" w:hAnsi="Calibri" w:cs="Calibri"/>
-          <w:sz w:val="22"/>
-          <w:szCs w:val="22"/>
-        </w:rPr>
-        <w:t>Jest</w:t>
-      </w:r>
-      <w:proofErr w:type="spellEnd"/>
-      <w:r>
-        <w:rPr>
-          <w:rFonts w:ascii="Calibri" w:hAnsi="Calibri" w:cs="Calibri"/>
-          <w:sz w:val="22"/>
-          <w:szCs w:val="22"/>
-        </w:rPr>
-        <w:t xml:space="preserve">, </w:t>
-      </w:r>
-      <w:proofErr w:type="spellStart"/>
-      <w:r>
-        <w:rPr>
-          <w:rFonts w:ascii="Calibri" w:hAnsi="Calibri" w:cs="Calibri"/>
-          <w:sz w:val="22"/>
-          <w:szCs w:val="22"/>
-        </w:rPr>
-        <w:t>Supertest</w:t>
-      </w:r>
-      <w:proofErr w:type="spellEnd"/>
-      <w:r>
-        <w:rPr>
-          <w:rFonts w:ascii="Calibri" w:hAnsi="Calibri" w:cs="Calibri"/>
-          <w:sz w:val="22"/>
-          <w:szCs w:val="22"/>
-        </w:rPr>
-        <w:t>, testes unitários e de integração</w:t>
-      </w:r>
-      <w:r>
-        <w:rPr>
-          <w:rFonts w:ascii="Calibri" w:hAnsi="Calibri" w:cs="Calibri"/>
-          <w:sz w:val="22"/>
-          <w:szCs w:val="22"/>
-        </w:rPr>
-        <w:br/>
-      </w:r>
-      <w:proofErr w:type="spellStart"/>
-      <w:r>
-        <w:rPr>
-          <w:rFonts w:ascii="Calibri" w:hAnsi="Calibri" w:cs="Calibri"/>
-          <w:b/>
-          <w:bCs/>
-          <w:sz w:val="22"/>
-          <w:szCs w:val="22"/>
-        </w:rPr>
-        <w:t>Observabilidade</w:t>
-      </w:r>
-      <w:proofErr w:type="spellEnd"/>
-      <w:r>
-        <w:rPr>
-          <w:rFonts w:ascii="Calibri" w:hAnsi="Calibri" w:cs="Calibri"/>
-          <w:sz w:val="22"/>
-          <w:szCs w:val="22"/>
-        </w:rPr>
-        <w:t>:</w:t>
-      </w:r>
-      <w:r>
-        <w:rPr>
-          <w:rFonts w:ascii="Calibri" w:hAnsi="Calibri" w:cs="Calibri"/>
-          <w:sz w:val="22"/>
-          <w:szCs w:val="22"/>
-        </w:rPr>
-        <w:t xml:space="preserve"> </w:t>
-      </w:r>
-      <w:proofErr w:type="spellStart"/>
-      <w:r>
-        <w:rPr>
-          <w:rFonts w:ascii="Calibri" w:hAnsi="Calibri" w:cs="Calibri"/>
-          <w:sz w:val="22"/>
-          <w:szCs w:val="22"/>
-        </w:rPr>
-        <w:t>Prometheus</w:t>
-      </w:r>
-      <w:proofErr w:type="spellEnd"/>
-      <w:r>
-        <w:rPr>
-          <w:rFonts w:ascii="Calibri" w:hAnsi="Calibri" w:cs="Calibri"/>
-          <w:sz w:val="22"/>
-          <w:szCs w:val="22"/>
-        </w:rPr>
-        <w:t xml:space="preserve">, </w:t>
-      </w:r>
-      <w:proofErr w:type="spellStart"/>
-      <w:r>
-        <w:rPr>
-          <w:rFonts w:ascii="Calibri" w:hAnsi="Calibri" w:cs="Calibri"/>
-          <w:sz w:val="22"/>
-          <w:szCs w:val="22"/>
-        </w:rPr>
-        <w:t>Grafana</w:t>
-      </w:r>
-      <w:proofErr w:type="spellEnd"/>
-      <w:r>
-        <w:rPr>
-          <w:rFonts w:ascii="Calibri" w:hAnsi="Calibri" w:cs="Calibri"/>
-          <w:sz w:val="22"/>
-          <w:szCs w:val="22"/>
-        </w:rPr>
-        <w:br/>
-      </w:r>
-      <w:r>
-        <w:rPr>
-          <w:rFonts w:ascii="Calibri" w:hAnsi="Calibri" w:cs="Calibri"/>
-          <w:b/>
-          <w:bCs/>
-          <w:sz w:val="22"/>
-          <w:szCs w:val="22"/>
-        </w:rPr>
-        <w:t>Mensageria e Integração</w:t>
-      </w:r>
-      <w:r>
-        <w:rPr>
-          <w:rFonts w:ascii="Calibri" w:hAnsi="Calibri" w:cs="Calibri"/>
-          <w:sz w:val="22"/>
-          <w:szCs w:val="22"/>
-        </w:rPr>
-        <w:t>:</w:t>
-      </w:r>
-      <w:r>
-        <w:rPr>
-          <w:rFonts w:ascii="Calibri" w:hAnsi="Calibri" w:cs="Calibri"/>
-          <w:sz w:val="22"/>
-          <w:szCs w:val="22"/>
-        </w:rPr>
-        <w:t xml:space="preserve"> </w:t>
-      </w:r>
-      <w:proofErr w:type="spellStart"/>
-      <w:r>
-        <w:rPr>
-          <w:rFonts w:ascii="Calibri" w:hAnsi="Calibri" w:cs="Calibri"/>
-          <w:sz w:val="22"/>
-          <w:szCs w:val="22"/>
-        </w:rPr>
-        <w:t>RabbitMQ</w:t>
-      </w:r>
-      <w:proofErr w:type="spellEnd"/>
-      <w:r>
-        <w:rPr>
-          <w:rFonts w:ascii="Calibri" w:hAnsi="Calibri" w:cs="Calibri"/>
-          <w:sz w:val="22"/>
-          <w:szCs w:val="22"/>
-        </w:rPr>
-        <w:br/>
-      </w:r>
-      <w:r>
-        <w:rPr>
-          <w:rFonts w:ascii="Calibri" w:hAnsi="Calibri" w:cs="Calibri"/>
-          <w:b/>
-          <w:bCs/>
-          <w:sz w:val="22"/>
-          <w:szCs w:val="22"/>
-        </w:rPr>
-        <w:t>Outras Tecnologias</w:t>
-      </w:r>
-      <w:r>
-        <w:rPr>
-          <w:rFonts w:ascii="Calibri" w:hAnsi="Calibri" w:cs="Calibri"/>
-          <w:sz w:val="22"/>
-          <w:szCs w:val="22"/>
-        </w:rPr>
-        <w:t>:</w:t>
-      </w:r>
-      <w:r>
-        <w:rPr>
-          <w:rFonts w:ascii="Calibri" w:hAnsi="Calibri" w:cs="Calibri"/>
-          <w:sz w:val="22"/>
-          <w:szCs w:val="22"/>
-        </w:rPr>
-        <w:t xml:space="preserve"> </w:t>
-      </w:r>
-      <w:r>
-        <w:rPr>
-          <w:rFonts w:ascii="Calibri" w:hAnsi="Calibri" w:cs="Calibri"/>
-          <w:sz w:val="22"/>
-          <w:szCs w:val="22"/>
-        </w:rPr>
-        <w:t>C#, .NET</w:t>
-      </w:r>
+        <w:t xml:space="preserve">Observabilidade: </w:t>
+      </w:r>
+      <w:r>
+        <w:rPr>
+          <w:rFonts w:ascii="Calibri" w:hAnsi="Calibri" w:cs="Calibri"/>
+          <w:sz w:val="22"/>
+          <w:szCs w:val="22"/>
+        </w:rPr>
+        <w:t>Prometheus, Grafana, Amazon CloudWatch</w:t>
+      </w:r>
+    </w:p>
+    <w:p>
+      <w:pPr>
+        <w:spacing w:after="100"/>
+        <w:rPr>
+          <w:rFonts w:ascii="Calibri" w:hAnsi="Calibri" w:cs="Calibri"/>
+          <w:b/>
+          <w:bCs/>
+          <w:sz w:val="22"/>
+          <w:szCs w:val="22"/>
+        </w:rPr>
+      </w:pPr>
       <w:r>
         <w:rPr>
           <w:rFonts w:ascii="Calibri" w:hAnsi="Calibri" w:cs="Calibri"/>
@@ -2589,36 +1534,8 @@
           <w:sz w:val="22"/>
           <w:szCs w:val="22"/>
         </w:rPr>
-        <w:t>Fine-</w:t>
-      </w:r>
-      <w:proofErr w:type="spellStart"/>
-      <w:r>
-        <w:rPr>
-          <w:rFonts w:ascii="Calibri" w:hAnsi="Calibri" w:cs="Calibri"/>
-          <w:sz w:val="22"/>
-          <w:szCs w:val="22"/>
-        </w:rPr>
-        <w:t>tuning</w:t>
-      </w:r>
-      <w:proofErr w:type="spellEnd"/>
-      <w:r>
-        <w:rPr>
-          <w:rFonts w:ascii="Calibri" w:hAnsi="Calibri" w:cs="Calibri"/>
-          <w:sz w:val="22"/>
-          <w:szCs w:val="22"/>
-        </w:rPr>
-        <w:t xml:space="preserve"> de modelo </w:t>
-      </w:r>
-      <w:proofErr w:type="spellStart"/>
-      <w:r>
-        <w:rPr>
-          <w:rFonts w:ascii="Calibri" w:hAnsi="Calibri" w:cs="Calibri"/>
-          <w:sz w:val="22"/>
-          <w:szCs w:val="22"/>
-        </w:rPr>
-        <w:t>LLaMA</w:t>
-      </w:r>
-      <w:proofErr w:type="spellEnd"/>
+        <w:t>Fine-tuning de modelo LLaMA</w:t>
+      </w:r>
       <w:r>
         <w:rPr>
           <w:rFonts w:ascii="Calibri" w:hAnsi="Calibri" w:cs="Calibri"/>
@@ -2633,43 +1550,7 @@
           <w:sz w:val="22"/>
           <w:szCs w:val="22"/>
         </w:rPr>
-        <w:t xml:space="preserve">para classificação e identificação de ataques </w:t>
-      </w:r>
-      <w:proofErr w:type="spellStart"/>
-      <w:r>
-        <w:rPr>
-          <w:rFonts w:ascii="Calibri" w:hAnsi="Calibri" w:cs="Calibri"/>
-          <w:sz w:val="22"/>
-          <w:szCs w:val="22"/>
-        </w:rPr>
-        <w:t>DDoS</w:t>
-      </w:r>
-      <w:proofErr w:type="spellEnd"/>
-      <w:r>
-        <w:rPr>
-          <w:rFonts w:ascii="Calibri" w:hAnsi="Calibri" w:cs="Calibri"/>
-          <w:sz w:val="22"/>
-          <w:szCs w:val="22"/>
-        </w:rPr>
-        <w:t xml:space="preserve">. Desenvolvimento da ferramenta </w:t>
-      </w:r>
-      <w:proofErr w:type="spellStart"/>
-      <w:r>
-        <w:rPr>
-          <w:rFonts w:ascii="Calibri" w:hAnsi="Calibri" w:cs="Calibri"/>
-          <w:sz w:val="22"/>
-          <w:szCs w:val="22"/>
-        </w:rPr>
-        <w:t>GenGuardian</w:t>
-      </w:r>
-      <w:proofErr w:type="spellEnd"/>
-      <w:r>
-        <w:rPr>
-          <w:rFonts w:ascii="Calibri" w:hAnsi="Calibri" w:cs="Calibri"/>
-          <w:sz w:val="22"/>
-          <w:szCs w:val="22"/>
-        </w:rPr>
-        <w:t>, com pipeline de treinamento, avaliação e execução em ambiente virtualizado com simulação de tráfego malicioso.</w:t>
+        <w:t>para classificação e identificação de ataques DDoS. Desenvolvimento da ferramenta GenGuardian, com pipeline de treinamento, avaliação e execução em ambiente virtualizado com simulação de tráfego malicioso.</w:t>
       </w:r>
       <w:r>
         <w:rPr>
@@ -2857,7 +1738,7 @@
 </file>
 
 <file path=word/numbering.xml><?xml version="1.0" encoding="utf-8"?>
-<w:numbering xmlns:wpc="http://schemas.microsoft.com/office/word/2010/wordprocessingCanvas" xmlns:cx="http://schemas.microsoft.com/office/drawing/2014/chartex" xmlns:cx1="http://schemas.microsoft.com/office/drawing/2015/9/8/chartex" xmlns:cx2="http://schemas.microsoft.com/office/drawing/2015/10/21/chartex" xmlns:cx3="http://schemas.microsoft.com/office/drawing/2016/5/9/chartex" xmlns:cx4="http://schemas.microsoft.com/office/drawing/2016/5/10/chartex" xmlns:cx5="http://schemas.microsoft.com/office/drawing/2016/5/11/chartex" xmlns:cx6="http://schemas.microsoft.com/office/drawing/2016/5/12/chartex" xmlns:cx7="http://schemas.microsoft.com/office/drawing/2016/5/13/chartex" xmlns:cx8="http://schemas.microsoft.com/office/drawing/2016/5/14/chartex" xmlns:mc="http://schemas.openxmlformats.org/markup-compatibility/2006" xmlns:aink="http://schemas.microsoft.com/office/drawing/2016/ink" xmlns:am3d="http://schemas.microsoft.com/office/drawing/2017/model3d" xmlns:o="urn:schemas-microsoft-com:office:office" xmlns:oel="http://schemas.microsoft.com/office/2019/extlst" xmlns:r="http://schemas.openxmlformats.org/officeDocument/2006/relationships" xmlns:m="http://schemas.openxmlformats.org/officeDocument/2006/math" xmlns:v="urn:schemas-microsoft-com:vml" xmlns:wp14="http://schemas.microsoft.com/office/word/2010/wordprocessingDrawing" xmlns:wp="http://schemas.openxmlformats.org/drawingml/2006/wordprocessingDrawing" xmlns:w10="urn:schemas-microsoft-com:office:word" xmlns:w="http://schemas.openxmlformats.org/wordprocessingml/2006/main" xmlns:w14="http://schemas.microsoft.com/office/word/2010/wordml" xmlns:w15="http://schemas.microsoft.com/office/word/2012/wordml" xmlns:w16cei="http://schemas.microsoft.com/office/word/2026/wordml/cei" xmlns:w16cex="http://schemas.microsoft.com/office/word/2018/wordml/cex" xmlns:w16cid="http://schemas.microsoft.com/office/word/2016/wordml/cid" xmlns:w16="http://schemas.microsoft.com/office/word/2018/wordml" xmlns:w16du="http://schemas.microsoft.com/office/word/2023/wordml/word16du" xmlns:w16sdtdh="http://schemas.microsoft.com/office/word/2020/wordml/sdtdatahash" xmlns:w16sdtfl="http://schemas.microsoft.com/office/word/2024/wordml/sdtformatlock" xmlns:w16se="http://schemas.microsoft.com/office/word/2015/wordml/symex" xmlns:wpg="http://schemas.microsoft.com/office/word/2010/wordprocessingGroup" xmlns:wpi="http://schemas.microsoft.com/office/word/2010/wordprocessingInk" xmlns:wne="http://schemas.microsoft.com/office/word/2006/wordml" xmlns:wps="http://schemas.microsoft.com/office/word/2010/wordprocessingShape" mc:Ignorable="w14 w15 w16se w16cid w16 w16cex w16sdtdh w16sdtfl w16du wp14">
+<w:numbering xmlns:wpc="http://schemas.microsoft.com/office/word/2010/wordprocessingCanvas" xmlns:cx="http://schemas.microsoft.com/office/drawing/2014/chartex" xmlns:cx1="http://schemas.microsoft.com/office/drawing/2015/9/8/chartex" xmlns:cx2="http://schemas.microsoft.com/office/drawing/2015/10/21/chartex" xmlns:cx3="http://schemas.microsoft.com/office/drawing/2016/5/9/chartex" xmlns:cx4="http://schemas.microsoft.com/office/drawing/2016/5/10/chartex" xmlns:cx5="http://schemas.microsoft.com/office/drawing/2016/5/11/chartex" xmlns:cx6="http://schemas.microsoft.com/office/drawing/2016/5/12/chartex" xmlns:cx7="http://schemas.microsoft.com/office/drawing/2016/5/13/chartex" xmlns:cx8="http://schemas.microsoft.com/office/drawing/2016/5/14/chartex" xmlns:mc="http://schemas.openxmlformats.org/markup-compatibility/2006" xmlns:aink="http://schemas.microsoft.com/office/drawing/2016/ink" xmlns:am3d="http://schemas.microsoft.com/office/drawing/2017/model3d" xmlns:o="urn:schemas-microsoft-com:office:office" xmlns:oel="http://schemas.microsoft.com/office/2019/extlst" xmlns:r="http://schemas.openxmlformats.org/officeDocument/2006/relationships" xmlns:m="http://schemas.openxmlformats.org/officeDocument/2006/math" xmlns:v="urn:schemas-microsoft-com:vml" xmlns:wp14="http://schemas.microsoft.com/office/word/2010/wordprocessingDrawing" xmlns:wp="http://schemas.openxmlformats.org/drawingml/2006/wordprocessingDrawing" xmlns:w10="urn:schemas-microsoft-com:office:word" xmlns:w="http://schemas.openxmlformats.org/wordprocessingml/2006/main" xmlns:w14="http://schemas.microsoft.com/office/word/2010/wordml" xmlns:w15="http://schemas.microsoft.com/office/word/2012/wordml" xmlns:w16cex="http://schemas.microsoft.com/office/word/2018/wordml/cex" xmlns:w16cid="http://schemas.microsoft.com/office/word/2016/wordml/cid" xmlns:w16="http://schemas.microsoft.com/office/word/2018/wordml" xmlns:w16du="http://schemas.microsoft.com/office/word/2023/wordml/word16du" xmlns:w16sdtdh="http://schemas.microsoft.com/office/word/2020/wordml/sdtdatahash" xmlns:w16sdtfl="http://schemas.microsoft.com/office/word/2024/wordml/sdtformatlock" xmlns:w16se="http://schemas.microsoft.com/office/word/2015/wordml/symex" xmlns:wpg="http://schemas.microsoft.com/office/word/2010/wordprocessingGroup" xmlns:wpi="http://schemas.microsoft.com/office/word/2010/wordprocessingInk" xmlns:wne="http://schemas.microsoft.com/office/word/2006/wordml" xmlns:wps="http://schemas.microsoft.com/office/word/2010/wordprocessingShape" mc:Ignorable="w14 w15 w16se w16cid w16 w16cex w16sdtdh w16sdtfl w16du wp14">
   <w:abstractNum w:abstractNumId="0" w15:restartNumberingAfterBreak="0">
     <w:nsid w:val="04F607F2"/>
     <w:multiLevelType w:val="multilevel"/>

--- a/public/curriculum/Pedro-Pizzi-pt.docx
+++ b/public/curriculum/Pedro-Pizzi-pt.docx
@@ -234,7 +234,205 @@
           <w:sz w:val="22"/>
           <w:szCs w:val="22"/>
         </w:rPr>
-        <w:t>Atualmente engenheiro full-stack (React, .NET/C#, AWS) no BTG Pactual, um dos maiores bancos de investimento da América Latina, onde trabalho com sistemas financeiros e regulatórios críticos ao negócio, incluindo pipelines distribuídos que processam milhões de registros diários. Anteriormente, na GE Aerospace, liderei a reescrita completa do backend de um sistema corporativo com mais de 130 endpoints ativos e 1.300+ usuários, migrando de uma estrutura simples em Node.js para uma arquitetura estruturada em NestJS. Implementei autenticação e autorização via OAuth2, testes automatizados com Jest e Supertest, documentação automática com Swagger e observabilidade com Prometheus e Grafana, conduzindo todo o ciclo de desenvolvimento, da definição técnica ao deploy em produção. O projeto consolidou a aplicação para uso global e resultou na eliminação de aproximadamente 800 vulnerabilidades de segurança.</w:t>
+        <w:t xml:space="preserve">Atualmente engenheiro </w:t>
+      </w:r>
+      <w:proofErr w:type="spellStart"/>
+      <w:r>
+        <w:rPr>
+          <w:rFonts w:ascii="Calibri" w:hAnsi="Calibri" w:cs="Calibri"/>
+          <w:sz w:val="22"/>
+          <w:szCs w:val="22"/>
+        </w:rPr>
+        <w:t>full-stack</w:t>
+      </w:r>
+      <w:proofErr w:type="spellEnd"/>
+      <w:r>
+        <w:rPr>
+          <w:rFonts w:ascii="Calibri" w:hAnsi="Calibri" w:cs="Calibri"/>
+          <w:sz w:val="22"/>
+          <w:szCs w:val="22"/>
+        </w:rPr>
+        <w:t xml:space="preserve"> (</w:t>
+      </w:r>
+      <w:proofErr w:type="spellStart"/>
+      <w:r>
+        <w:rPr>
+          <w:rFonts w:ascii="Calibri" w:hAnsi="Calibri" w:cs="Calibri"/>
+          <w:sz w:val="22"/>
+          <w:szCs w:val="22"/>
+        </w:rPr>
+        <w:t>React</w:t>
+      </w:r>
+      <w:proofErr w:type="spellEnd"/>
+      <w:r>
+        <w:rPr>
+          <w:rFonts w:ascii="Calibri" w:hAnsi="Calibri" w:cs="Calibri"/>
+          <w:sz w:val="22"/>
+          <w:szCs w:val="22"/>
+        </w:rPr>
+        <w:t xml:space="preserve">, .NET/C#, AWS) no BTG Pactual, um dos maiores bancos de investimento da América Latina, onde trabalho com sistemas financeiros e regulatórios críticos ao negócio, incluindo pipelines distribuídos que processam milhões de registros diários. Anteriormente, na GE Aerospace, liderei a reescrita completa do </w:t>
+      </w:r>
+      <w:proofErr w:type="spellStart"/>
+      <w:r>
+        <w:rPr>
+          <w:rFonts w:ascii="Calibri" w:hAnsi="Calibri" w:cs="Calibri"/>
+          <w:sz w:val="22"/>
+          <w:szCs w:val="22"/>
+        </w:rPr>
+        <w:t>backend</w:t>
+      </w:r>
+      <w:proofErr w:type="spellEnd"/>
+      <w:r>
+        <w:rPr>
+          <w:rFonts w:ascii="Calibri" w:hAnsi="Calibri" w:cs="Calibri"/>
+          <w:sz w:val="22"/>
+          <w:szCs w:val="22"/>
+        </w:rPr>
+        <w:t xml:space="preserve"> de um sistema corporativo com mais de 130 </w:t>
+      </w:r>
+      <w:proofErr w:type="spellStart"/>
+      <w:r>
+        <w:rPr>
+          <w:rFonts w:ascii="Calibri" w:hAnsi="Calibri" w:cs="Calibri"/>
+          <w:sz w:val="22"/>
+          <w:szCs w:val="22"/>
+        </w:rPr>
+        <w:t>endpoints</w:t>
+      </w:r>
+      <w:proofErr w:type="spellEnd"/>
+      <w:r>
+        <w:rPr>
+          <w:rFonts w:ascii="Calibri" w:hAnsi="Calibri" w:cs="Calibri"/>
+          <w:sz w:val="22"/>
+          <w:szCs w:val="22"/>
+        </w:rPr>
+        <w:t xml:space="preserve"> ativos e 1.300+ usuários, migrando de uma estrutura simples em Node.js para uma arquitetura estruturada em </w:t>
+      </w:r>
+      <w:proofErr w:type="spellStart"/>
+      <w:r>
+        <w:rPr>
+          <w:rFonts w:ascii="Calibri" w:hAnsi="Calibri" w:cs="Calibri"/>
+          <w:sz w:val="22"/>
+          <w:szCs w:val="22"/>
+        </w:rPr>
+        <w:t>NestJS</w:t>
+      </w:r>
+      <w:proofErr w:type="spellEnd"/>
+      <w:r>
+        <w:rPr>
+          <w:rFonts w:ascii="Calibri" w:hAnsi="Calibri" w:cs="Calibri"/>
+          <w:sz w:val="22"/>
+          <w:szCs w:val="22"/>
+        </w:rPr>
+        <w:t xml:space="preserve">. Implementei autenticação e autorização via OAuth2, testes automatizados com </w:t>
+      </w:r>
+      <w:proofErr w:type="spellStart"/>
+      <w:r>
+        <w:rPr>
+          <w:rFonts w:ascii="Calibri" w:hAnsi="Calibri" w:cs="Calibri"/>
+          <w:sz w:val="22"/>
+          <w:szCs w:val="22"/>
+        </w:rPr>
+        <w:t>Jest</w:t>
+      </w:r>
+      <w:proofErr w:type="spellEnd"/>
+      <w:r>
+        <w:rPr>
+          <w:rFonts w:ascii="Calibri" w:hAnsi="Calibri" w:cs="Calibri"/>
+          <w:sz w:val="22"/>
+          <w:szCs w:val="22"/>
+        </w:rPr>
+        <w:t xml:space="preserve"> e </w:t>
+      </w:r>
+      <w:proofErr w:type="spellStart"/>
+      <w:r>
+        <w:rPr>
+          <w:rFonts w:ascii="Calibri" w:hAnsi="Calibri" w:cs="Calibri"/>
+          <w:sz w:val="22"/>
+          <w:szCs w:val="22"/>
+        </w:rPr>
+        <w:t>Supertest</w:t>
+      </w:r>
+      <w:proofErr w:type="spellEnd"/>
+      <w:r>
+        <w:rPr>
+          <w:rFonts w:ascii="Calibri" w:hAnsi="Calibri" w:cs="Calibri"/>
+          <w:sz w:val="22"/>
+          <w:szCs w:val="22"/>
+        </w:rPr>
+        <w:t xml:space="preserve">, documentação automática com Swagger e </w:t>
+      </w:r>
+      <w:proofErr w:type="spellStart"/>
+      <w:r>
+        <w:rPr>
+          <w:rFonts w:ascii="Calibri" w:hAnsi="Calibri" w:cs="Calibri"/>
+          <w:sz w:val="22"/>
+          <w:szCs w:val="22"/>
+        </w:rPr>
+        <w:t>observabilidade</w:t>
+      </w:r>
+      <w:proofErr w:type="spellEnd"/>
+      <w:r>
+        <w:rPr>
+          <w:rFonts w:ascii="Calibri" w:hAnsi="Calibri" w:cs="Calibri"/>
+          <w:sz w:val="22"/>
+          <w:szCs w:val="22"/>
+        </w:rPr>
+        <w:t xml:space="preserve"> com </w:t>
+      </w:r>
+      <w:proofErr w:type="spellStart"/>
+      <w:r>
+        <w:rPr>
+          <w:rFonts w:ascii="Calibri" w:hAnsi="Calibri" w:cs="Calibri"/>
+          <w:sz w:val="22"/>
+          <w:szCs w:val="22"/>
+        </w:rPr>
+        <w:t>Prometheus</w:t>
+      </w:r>
+      <w:proofErr w:type="spellEnd"/>
+      <w:r>
+        <w:rPr>
+          <w:rFonts w:ascii="Calibri" w:hAnsi="Calibri" w:cs="Calibri"/>
+          <w:sz w:val="22"/>
+          <w:szCs w:val="22"/>
+        </w:rPr>
+        <w:t xml:space="preserve"> e </w:t>
+      </w:r>
+      <w:proofErr w:type="spellStart"/>
+      <w:r>
+        <w:rPr>
+          <w:rFonts w:ascii="Calibri" w:hAnsi="Calibri" w:cs="Calibri"/>
+          <w:sz w:val="22"/>
+          <w:szCs w:val="22"/>
+        </w:rPr>
+        <w:t>Grafana</w:t>
+      </w:r>
+      <w:proofErr w:type="spellEnd"/>
+      <w:r>
+        <w:rPr>
+          <w:rFonts w:ascii="Calibri" w:hAnsi="Calibri" w:cs="Calibri"/>
+          <w:sz w:val="22"/>
+          <w:szCs w:val="22"/>
+        </w:rPr>
+        <w:t xml:space="preserve">, conduzindo todo o ciclo de desenvolvimento, da definição técnica ao </w:t>
+      </w:r>
+      <w:proofErr w:type="spellStart"/>
+      <w:r>
+        <w:rPr>
+          <w:rFonts w:ascii="Calibri" w:hAnsi="Calibri" w:cs="Calibri"/>
+          <w:sz w:val="22"/>
+          <w:szCs w:val="22"/>
+        </w:rPr>
+        <w:t>deploy</w:t>
+      </w:r>
+      <w:proofErr w:type="spellEnd"/>
+      <w:r>
+        <w:rPr>
+          <w:rFonts w:ascii="Calibri" w:hAnsi="Calibri" w:cs="Calibri"/>
+          <w:sz w:val="22"/>
+          <w:szCs w:val="22"/>
+        </w:rPr>
+        <w:t xml:space="preserve"> em produção. O projeto consolidou a aplicação para uso global e resultou na eliminação de aproximadamente 800 vulnerabilidades de segurança.</w:t>
       </w:r>
     </w:p>
     <w:p>
@@ -252,7 +450,115 @@
           <w:sz w:val="22"/>
           <w:szCs w:val="22"/>
         </w:rPr>
-        <w:t>Experiência sólida em Node.js e Typescript, desenvolvimento de APIs RESTful, integração com bancos relacionais e não relacionais, práticas de CI/CD e ambientes AWS. Autor do GenGuardian, ferramenta desenvolvida no TCC utilizando fine-tuning de LLMs para detecção de ataques DDoS.</w:t>
+        <w:t xml:space="preserve">Experiência sólida em Node.js e </w:t>
+      </w:r>
+      <w:proofErr w:type="spellStart"/>
+      <w:r>
+        <w:rPr>
+          <w:rFonts w:ascii="Calibri" w:hAnsi="Calibri" w:cs="Calibri"/>
+          <w:sz w:val="22"/>
+          <w:szCs w:val="22"/>
+        </w:rPr>
+        <w:t>Typescript</w:t>
+      </w:r>
+      <w:proofErr w:type="spellEnd"/>
+      <w:r>
+        <w:rPr>
+          <w:rFonts w:ascii="Calibri" w:hAnsi="Calibri" w:cs="Calibri"/>
+          <w:sz w:val="22"/>
+          <w:szCs w:val="22"/>
+        </w:rPr>
+        <w:t xml:space="preserve">, desenvolvimento de APIs </w:t>
+      </w:r>
+      <w:proofErr w:type="spellStart"/>
+      <w:r>
+        <w:rPr>
+          <w:rFonts w:ascii="Calibri" w:hAnsi="Calibri" w:cs="Calibri"/>
+          <w:sz w:val="22"/>
+          <w:szCs w:val="22"/>
+        </w:rPr>
+        <w:t>RESTful</w:t>
+      </w:r>
+      <w:proofErr w:type="spellEnd"/>
+      <w:r>
+        <w:rPr>
+          <w:rFonts w:ascii="Calibri" w:hAnsi="Calibri" w:cs="Calibri"/>
+          <w:sz w:val="22"/>
+          <w:szCs w:val="22"/>
+        </w:rPr>
+        <w:t xml:space="preserve">, integração com bancos relacionais e não relacionais, práticas de CI/CD e ambientes AWS. Autor do </w:t>
+      </w:r>
+      <w:proofErr w:type="spellStart"/>
+      <w:r>
+        <w:rPr>
+          <w:rFonts w:ascii="Calibri" w:hAnsi="Calibri" w:cs="Calibri"/>
+          <w:sz w:val="22"/>
+          <w:szCs w:val="22"/>
+        </w:rPr>
+        <w:t>GenGuardian</w:t>
+      </w:r>
+      <w:proofErr w:type="spellEnd"/>
+      <w:r>
+        <w:rPr>
+          <w:rFonts w:ascii="Calibri" w:hAnsi="Calibri" w:cs="Calibri"/>
+          <w:sz w:val="22"/>
+          <w:szCs w:val="22"/>
+        </w:rPr>
+        <w:t>, ferramenta desenvolvida no TCC utilizando fine-</w:t>
+      </w:r>
+      <w:proofErr w:type="spellStart"/>
+      <w:r>
+        <w:rPr>
+          <w:rFonts w:ascii="Calibri" w:hAnsi="Calibri" w:cs="Calibri"/>
+          <w:sz w:val="22"/>
+          <w:szCs w:val="22"/>
+        </w:rPr>
+        <w:t>tuning</w:t>
+      </w:r>
+      <w:proofErr w:type="spellEnd"/>
+      <w:r>
+        <w:rPr>
+          <w:rFonts w:ascii="Calibri" w:hAnsi="Calibri" w:cs="Calibri"/>
+          <w:sz w:val="22"/>
+          <w:szCs w:val="22"/>
+        </w:rPr>
+        <w:t xml:space="preserve"> de </w:t>
+      </w:r>
+      <w:proofErr w:type="spellStart"/>
+      <w:r>
+        <w:rPr>
+          <w:rFonts w:ascii="Calibri" w:hAnsi="Calibri" w:cs="Calibri"/>
+          <w:sz w:val="22"/>
+          <w:szCs w:val="22"/>
+        </w:rPr>
+        <w:t>LLMs</w:t>
+      </w:r>
+      <w:proofErr w:type="spellEnd"/>
+      <w:r>
+        <w:rPr>
+          <w:rFonts w:ascii="Calibri" w:hAnsi="Calibri" w:cs="Calibri"/>
+          <w:sz w:val="22"/>
+          <w:szCs w:val="22"/>
+        </w:rPr>
+        <w:t xml:space="preserve"> para detecção de ataques </w:t>
+      </w:r>
+      <w:proofErr w:type="spellStart"/>
+      <w:r>
+        <w:rPr>
+          <w:rFonts w:ascii="Calibri" w:hAnsi="Calibri" w:cs="Calibri"/>
+          <w:sz w:val="22"/>
+          <w:szCs w:val="22"/>
+        </w:rPr>
+        <w:t>DDoS</w:t>
+      </w:r>
+      <w:proofErr w:type="spellEnd"/>
+      <w:r>
+        <w:rPr>
+          <w:rFonts w:ascii="Calibri" w:hAnsi="Calibri" w:cs="Calibri"/>
+          <w:sz w:val="22"/>
+          <w:szCs w:val="22"/>
+        </w:rPr>
+        <w:t>.</w:t>
       </w:r>
     </w:p>
     <w:p>
@@ -364,7 +670,25 @@
           <w:sz w:val="22"/>
           <w:szCs w:val="22"/>
         </w:rPr>
-        <w:t xml:space="preserve">para o time de Finance do BTG Pactual, um dos maiores bancos de investimento da América Latina </w:t>
+        <w:t xml:space="preserve">para o time de </w:t>
+      </w:r>
+      <w:proofErr w:type="spellStart"/>
+      <w:r>
+        <w:rPr>
+          <w:rFonts w:ascii="Calibri" w:hAnsi="Calibri" w:cs="Calibri"/>
+          <w:sz w:val="22"/>
+          <w:szCs w:val="22"/>
+        </w:rPr>
+        <w:t>Finance</w:t>
+      </w:r>
+      <w:proofErr w:type="spellEnd"/>
+      <w:r>
+        <w:rPr>
+          <w:rFonts w:ascii="Calibri" w:hAnsi="Calibri" w:cs="Calibri"/>
+          <w:sz w:val="22"/>
+          <w:szCs w:val="22"/>
+        </w:rPr>
+        <w:t xml:space="preserve"> do BTG Pactual, um dos maiores bancos de investimento da América Latina </w:t>
       </w:r>
     </w:p>
     <w:p>
@@ -390,7 +714,25 @@
           <w:sz w:val="22"/>
           <w:szCs w:val="22"/>
         </w:rPr>
-        <w:t xml:space="preserve"> Otimizo consultas SQL e pipelines no Amazon Athena que processam milhões de registros financeiros diários, garantindo relatórios mais rápidos e confiáveis para decisões de negócio </w:t>
+        <w:t xml:space="preserve"> Otimizo consultas SQL e pipelines no </w:t>
+      </w:r>
+      <w:proofErr w:type="spellStart"/>
+      <w:r>
+        <w:rPr>
+          <w:rFonts w:ascii="Calibri" w:hAnsi="Calibri" w:cs="Calibri"/>
+          <w:sz w:val="22"/>
+          <w:szCs w:val="22"/>
+        </w:rPr>
+        <w:t>Amazon</w:t>
+      </w:r>
+      <w:proofErr w:type="spellEnd"/>
+      <w:r>
+        <w:rPr>
+          <w:rFonts w:ascii="Calibri" w:hAnsi="Calibri" w:cs="Calibri"/>
+          <w:sz w:val="22"/>
+          <w:szCs w:val="22"/>
+        </w:rPr>
+        <w:t xml:space="preserve"> Athena que processam milhões de registros financeiros diários, garantindo relatórios mais rápidos e confiáveis para decisões de negócio </w:t>
       </w:r>
     </w:p>
     <w:p>
@@ -419,7 +761,43 @@
           <w:sz w:val="22"/>
           <w:szCs w:val="22"/>
         </w:rPr>
-        <w:t xml:space="preserve"> Desenvolvo workflows de processamento de dados assíncronos e distribuídos (Windows Services, Amazon SQS, Amazon S3) para ingestão e transformação de dados financeiros</w:t>
+        <w:t xml:space="preserve"> Desenvolvo workflows de processamento de dados assíncronos e distribuídos (Windows Services, </w:t>
+      </w:r>
+      <w:proofErr w:type="spellStart"/>
+      <w:r>
+        <w:rPr>
+          <w:rFonts w:ascii="Calibri" w:hAnsi="Calibri" w:cs="Calibri"/>
+          <w:sz w:val="22"/>
+          <w:szCs w:val="22"/>
+        </w:rPr>
+        <w:t>Amazon</w:t>
+      </w:r>
+      <w:proofErr w:type="spellEnd"/>
+      <w:r>
+        <w:rPr>
+          <w:rFonts w:ascii="Calibri" w:hAnsi="Calibri" w:cs="Calibri"/>
+          <w:sz w:val="22"/>
+          <w:szCs w:val="22"/>
+        </w:rPr>
+        <w:t xml:space="preserve"> SQS, </w:t>
+      </w:r>
+      <w:proofErr w:type="spellStart"/>
+      <w:r>
+        <w:rPr>
+          <w:rFonts w:ascii="Calibri" w:hAnsi="Calibri" w:cs="Calibri"/>
+          <w:sz w:val="22"/>
+          <w:szCs w:val="22"/>
+        </w:rPr>
+        <w:t>Amazon</w:t>
+      </w:r>
+      <w:proofErr w:type="spellEnd"/>
+      <w:r>
+        <w:rPr>
+          <w:rFonts w:ascii="Calibri" w:hAnsi="Calibri" w:cs="Calibri"/>
+          <w:sz w:val="22"/>
+          <w:szCs w:val="22"/>
+        </w:rPr>
+        <w:t xml:space="preserve"> S3) para ingestão e transformação de dados financeiros</w:t>
       </w:r>
     </w:p>
     <w:p>
@@ -523,8 +901,18 @@
           <w:sz w:val="22"/>
           <w:szCs w:val="22"/>
         </w:rPr>
-        <w:t xml:space="preserve"> Typescript</w:t>
-      </w:r>
+        <w:t xml:space="preserve"> </w:t>
+      </w:r>
+      <w:proofErr w:type="spellStart"/>
+      <w:r>
+        <w:rPr>
+          <w:rFonts w:ascii="Calibri" w:hAnsi="Calibri" w:cs="Calibri"/>
+          <w:sz w:val="22"/>
+          <w:szCs w:val="22"/>
+        </w:rPr>
+        <w:t>Typescript</w:t>
+      </w:r>
+      <w:proofErr w:type="spellEnd"/>
       <w:r>
         <w:rPr>
           <w:rFonts w:ascii="Calibri" w:hAnsi="Calibri" w:cs="Calibri"/>
@@ -539,8 +927,18 @@
           <w:sz w:val="22"/>
           <w:szCs w:val="22"/>
         </w:rPr>
-        <w:t xml:space="preserve"> AdonisJS</w:t>
-      </w:r>
+        <w:t xml:space="preserve"> </w:t>
+      </w:r>
+      <w:proofErr w:type="spellStart"/>
+      <w:r>
+        <w:rPr>
+          <w:rFonts w:ascii="Calibri" w:hAnsi="Calibri" w:cs="Calibri"/>
+          <w:sz w:val="22"/>
+          <w:szCs w:val="22"/>
+        </w:rPr>
+        <w:t>AdonisJS</w:t>
+      </w:r>
+      <w:proofErr w:type="spellEnd"/>
       <w:r>
         <w:rPr>
           <w:rFonts w:ascii="Calibri" w:hAnsi="Calibri" w:cs="Calibri"/>
@@ -564,7 +962,25 @@
           <w:sz w:val="22"/>
           <w:szCs w:val="22"/>
         </w:rPr>
-        <w:t>Arquitetura baseada em Clean Architecture e DDD</w:t>
+        <w:t xml:space="preserve">Arquitetura baseada em Clean </w:t>
+      </w:r>
+      <w:proofErr w:type="spellStart"/>
+      <w:r>
+        <w:rPr>
+          <w:rFonts w:ascii="Calibri" w:hAnsi="Calibri" w:cs="Calibri"/>
+          <w:sz w:val="22"/>
+          <w:szCs w:val="22"/>
+        </w:rPr>
+        <w:t>Architecture</w:t>
+      </w:r>
+      <w:proofErr w:type="spellEnd"/>
+      <w:r>
+        <w:rPr>
+          <w:rFonts w:ascii="Calibri" w:hAnsi="Calibri" w:cs="Calibri"/>
+          <w:sz w:val="22"/>
+          <w:szCs w:val="22"/>
+        </w:rPr>
+        <w:t xml:space="preserve"> e DDD</w:t>
       </w:r>
       <w:r>
         <w:rPr>
@@ -707,7 +1123,79 @@
           <w:sz w:val="22"/>
           <w:szCs w:val="22"/>
         </w:rPr>
-        <w:t>Reescrita completa do backend (130+ endpoints) de Node.js para NestJS (Typescript)</w:t>
+        <w:t xml:space="preserve">Reescrita completa do </w:t>
+      </w:r>
+      <w:proofErr w:type="spellStart"/>
+      <w:r>
+        <w:rPr>
+          <w:rFonts w:ascii="Calibri" w:hAnsi="Calibri" w:cs="Calibri"/>
+          <w:sz w:val="22"/>
+          <w:szCs w:val="22"/>
+        </w:rPr>
+        <w:t>backend</w:t>
+      </w:r>
+      <w:proofErr w:type="spellEnd"/>
+      <w:r>
+        <w:rPr>
+          <w:rFonts w:ascii="Calibri" w:hAnsi="Calibri" w:cs="Calibri"/>
+          <w:sz w:val="22"/>
+          <w:szCs w:val="22"/>
+        </w:rPr>
+        <w:t xml:space="preserve"> (130+ </w:t>
+      </w:r>
+      <w:proofErr w:type="spellStart"/>
+      <w:r>
+        <w:rPr>
+          <w:rFonts w:ascii="Calibri" w:hAnsi="Calibri" w:cs="Calibri"/>
+          <w:sz w:val="22"/>
+          <w:szCs w:val="22"/>
+        </w:rPr>
+        <w:t>endpoints</w:t>
+      </w:r>
+      <w:proofErr w:type="spellEnd"/>
+      <w:r>
+        <w:rPr>
+          <w:rFonts w:ascii="Calibri" w:hAnsi="Calibri" w:cs="Calibri"/>
+          <w:sz w:val="22"/>
+          <w:szCs w:val="22"/>
+        </w:rPr>
+        <w:t xml:space="preserve">) de Node.js para </w:t>
+      </w:r>
+      <w:proofErr w:type="spellStart"/>
+      <w:r>
+        <w:rPr>
+          <w:rFonts w:ascii="Calibri" w:hAnsi="Calibri" w:cs="Calibri"/>
+          <w:sz w:val="22"/>
+          <w:szCs w:val="22"/>
+        </w:rPr>
+        <w:t>NestJS</w:t>
+      </w:r>
+      <w:proofErr w:type="spellEnd"/>
+      <w:r>
+        <w:rPr>
+          <w:rFonts w:ascii="Calibri" w:hAnsi="Calibri" w:cs="Calibri"/>
+          <w:sz w:val="22"/>
+          <w:szCs w:val="22"/>
+        </w:rPr>
+        <w:t xml:space="preserve"> (</w:t>
+      </w:r>
+      <w:proofErr w:type="spellStart"/>
+      <w:r>
+        <w:rPr>
+          <w:rFonts w:ascii="Calibri" w:hAnsi="Calibri" w:cs="Calibri"/>
+          <w:sz w:val="22"/>
+          <w:szCs w:val="22"/>
+        </w:rPr>
+        <w:t>Typescript</w:t>
+      </w:r>
+      <w:proofErr w:type="spellEnd"/>
+      <w:r>
+        <w:rPr>
+          <w:rFonts w:ascii="Calibri" w:hAnsi="Calibri" w:cs="Calibri"/>
+          <w:sz w:val="22"/>
+          <w:szCs w:val="22"/>
+        </w:rPr>
+        <w:t>)</w:t>
       </w:r>
       <w:r>
         <w:rPr>
@@ -723,7 +1211,43 @@
           <w:sz w:val="22"/>
           <w:szCs w:val="22"/>
         </w:rPr>
-        <w:t xml:space="preserve">- Implementação de OAuth2, testes automatizados (Jest, Supertest) e documentação </w:t>
+        <w:t>- Implementação de OAuth2, testes automatizados (</w:t>
+      </w:r>
+      <w:proofErr w:type="spellStart"/>
+      <w:r>
+        <w:rPr>
+          <w:rFonts w:ascii="Calibri" w:hAnsi="Calibri" w:cs="Calibri"/>
+          <w:sz w:val="22"/>
+          <w:szCs w:val="22"/>
+        </w:rPr>
+        <w:t>Jest</w:t>
+      </w:r>
+      <w:proofErr w:type="spellEnd"/>
+      <w:r>
+        <w:rPr>
+          <w:rFonts w:ascii="Calibri" w:hAnsi="Calibri" w:cs="Calibri"/>
+          <w:sz w:val="22"/>
+          <w:szCs w:val="22"/>
+        </w:rPr>
+        <w:t xml:space="preserve">, </w:t>
+      </w:r>
+      <w:proofErr w:type="spellStart"/>
+      <w:r>
+        <w:rPr>
+          <w:rFonts w:ascii="Calibri" w:hAnsi="Calibri" w:cs="Calibri"/>
+          <w:sz w:val="22"/>
+          <w:szCs w:val="22"/>
+        </w:rPr>
+        <w:t>Supertest</w:t>
+      </w:r>
+      <w:proofErr w:type="spellEnd"/>
+      <w:r>
+        <w:rPr>
+          <w:rFonts w:ascii="Calibri" w:hAnsi="Calibri" w:cs="Calibri"/>
+          <w:sz w:val="22"/>
+          <w:szCs w:val="22"/>
+        </w:rPr>
+        <w:t xml:space="preserve">) e documentação </w:t>
       </w:r>
       <w:r>
         <w:rPr>
@@ -732,8 +1256,54 @@
           <w:szCs w:val="22"/>
         </w:rPr>
         <w:br/>
-        <w:t>- Observabilidade com Prometheus e Grafana</w:t>
-      </w:r>
+        <w:t xml:space="preserve">- </w:t>
+      </w:r>
+      <w:proofErr w:type="spellStart"/>
+      <w:r>
+        <w:rPr>
+          <w:rFonts w:ascii="Calibri" w:hAnsi="Calibri" w:cs="Calibri"/>
+          <w:sz w:val="22"/>
+          <w:szCs w:val="22"/>
+        </w:rPr>
+        <w:t>Observabilidade</w:t>
+      </w:r>
+      <w:proofErr w:type="spellEnd"/>
+      <w:r>
+        <w:rPr>
+          <w:rFonts w:ascii="Calibri" w:hAnsi="Calibri" w:cs="Calibri"/>
+          <w:sz w:val="22"/>
+          <w:szCs w:val="22"/>
+        </w:rPr>
+        <w:t xml:space="preserve"> com </w:t>
+      </w:r>
+      <w:proofErr w:type="spellStart"/>
+      <w:r>
+        <w:rPr>
+          <w:rFonts w:ascii="Calibri" w:hAnsi="Calibri" w:cs="Calibri"/>
+          <w:sz w:val="22"/>
+          <w:szCs w:val="22"/>
+        </w:rPr>
+        <w:t>Prometheus</w:t>
+      </w:r>
+      <w:proofErr w:type="spellEnd"/>
+      <w:r>
+        <w:rPr>
+          <w:rFonts w:ascii="Calibri" w:hAnsi="Calibri" w:cs="Calibri"/>
+          <w:sz w:val="22"/>
+          <w:szCs w:val="22"/>
+        </w:rPr>
+        <w:t xml:space="preserve"> e </w:t>
+      </w:r>
+      <w:proofErr w:type="spellStart"/>
+      <w:r>
+        <w:rPr>
+          <w:rFonts w:ascii="Calibri" w:hAnsi="Calibri" w:cs="Calibri"/>
+          <w:sz w:val="22"/>
+          <w:szCs w:val="22"/>
+        </w:rPr>
+        <w:t>Grafana</w:t>
+      </w:r>
+      <w:proofErr w:type="spellEnd"/>
       <w:r>
         <w:rPr>
           <w:rFonts w:ascii="Calibri" w:hAnsi="Calibri" w:cs="Calibri"/>
@@ -775,8 +1345,18 @@
           <w:sz w:val="22"/>
           <w:szCs w:val="22"/>
         </w:rPr>
-        <w:t>arquitetura, desenvolvimento, testes e deploy</w:t>
-      </w:r>
+        <w:t xml:space="preserve">arquitetura, desenvolvimento, testes e </w:t>
+      </w:r>
+      <w:proofErr w:type="spellStart"/>
+      <w:r>
+        <w:rPr>
+          <w:rFonts w:ascii="Calibri" w:hAnsi="Calibri" w:cs="Calibri"/>
+          <w:sz w:val="22"/>
+          <w:szCs w:val="22"/>
+        </w:rPr>
+        <w:t>deploy</w:t>
+      </w:r>
+      <w:proofErr w:type="spellEnd"/>
       <w:r>
         <w:rPr>
           <w:rFonts w:ascii="Calibri" w:hAnsi="Calibri" w:cs="Calibri"/>
@@ -784,7 +1364,25 @@
           <w:szCs w:val="22"/>
         </w:rPr>
         <w:br/>
-        <w:t>- Sistema com 1.300+ usuários consolidado para uso global</w:t>
+        <w:t xml:space="preserve">- Sistema com 1.300+ </w:t>
+      </w:r>
+      <w:proofErr w:type="gramStart"/>
+      <w:r>
+        <w:rPr>
+          <w:rFonts w:ascii="Calibri" w:hAnsi="Calibri" w:cs="Calibri"/>
+          <w:sz w:val="22"/>
+          <w:szCs w:val="22"/>
+        </w:rPr>
+        <w:t>usuários consolidado</w:t>
+      </w:r>
+      <w:proofErr w:type="gramEnd"/>
+      <w:r>
+        <w:rPr>
+          <w:rFonts w:ascii="Calibri" w:hAnsi="Calibri" w:cs="Calibri"/>
+          <w:sz w:val="22"/>
+          <w:szCs w:val="22"/>
+        </w:rPr>
+        <w:t xml:space="preserve"> para uso global</w:t>
       </w:r>
       <w:r>
         <w:rPr>
@@ -805,16 +1403,40 @@
           <w:szCs w:val="22"/>
         </w:rPr>
       </w:pPr>
-      <w:r>
-        <w:rPr>
-          <w:rFonts w:ascii="Calibri" w:hAnsi="Calibri" w:cs="Calibri"/>
-          <w:b/>
-          <w:bCs/>
-          <w:sz w:val="22"/>
-          <w:szCs w:val="22"/>
-        </w:rPr>
-        <w:t>Advice Compliance Solutions</w:t>
-      </w:r>
+      <w:proofErr w:type="spellStart"/>
+      <w:r>
+        <w:rPr>
+          <w:rFonts w:ascii="Calibri" w:hAnsi="Calibri" w:cs="Calibri"/>
+          <w:b/>
+          <w:bCs/>
+          <w:sz w:val="22"/>
+          <w:szCs w:val="22"/>
+        </w:rPr>
+        <w:t>Advice</w:t>
+      </w:r>
+      <w:proofErr w:type="spellEnd"/>
+      <w:r>
+        <w:rPr>
+          <w:rFonts w:ascii="Calibri" w:hAnsi="Calibri" w:cs="Calibri"/>
+          <w:b/>
+          <w:bCs/>
+          <w:sz w:val="22"/>
+          <w:szCs w:val="22"/>
+        </w:rPr>
+        <w:t xml:space="preserve"> Compliance </w:t>
+      </w:r>
+      <w:proofErr w:type="spellStart"/>
+      <w:r>
+        <w:rPr>
+          <w:rFonts w:ascii="Calibri" w:hAnsi="Calibri" w:cs="Calibri"/>
+          <w:b/>
+          <w:bCs/>
+          <w:sz w:val="22"/>
+          <w:szCs w:val="22"/>
+        </w:rPr>
+        <w:t>Solutions</w:t>
+      </w:r>
+      <w:proofErr w:type="spellEnd"/>
       <w:r>
         <w:rPr>
           <w:rFonts w:ascii="Calibri" w:hAnsi="Calibri" w:cs="Calibri"/>
@@ -834,7 +1456,28 @@
           <w:szCs w:val="22"/>
         </w:rPr>
         <w:br/>
-        <w:t>Dezembro 2021 - Janeiro 2023</w:t>
+      </w:r>
+      <w:proofErr w:type="gramStart"/>
+      <w:r>
+        <w:rPr>
+          <w:rFonts w:ascii="Calibri" w:hAnsi="Calibri" w:cs="Calibri"/>
+          <w:b/>
+          <w:bCs/>
+          <w:sz w:val="22"/>
+          <w:szCs w:val="22"/>
+        </w:rPr>
+        <w:t>Dezembro</w:t>
+      </w:r>
+      <w:proofErr w:type="gramEnd"/>
+      <w:r>
+        <w:rPr>
+          <w:rFonts w:ascii="Calibri" w:hAnsi="Calibri" w:cs="Calibri"/>
+          <w:b/>
+          <w:bCs/>
+          <w:sz w:val="22"/>
+          <w:szCs w:val="22"/>
+        </w:rPr>
+        <w:t xml:space="preserve"> 2021 - Janeiro 2023</w:t>
       </w:r>
       <w:r>
         <w:rPr>
@@ -852,7 +1495,25 @@
           <w:sz w:val="22"/>
           <w:szCs w:val="22"/>
         </w:rPr>
-        <w:t>- Desenvolvimento de APIs RESTful em C# e .NET</w:t>
+        <w:t xml:space="preserve">- Desenvolvimento de APIs </w:t>
+      </w:r>
+      <w:proofErr w:type="spellStart"/>
+      <w:r>
+        <w:rPr>
+          <w:rFonts w:ascii="Calibri" w:hAnsi="Calibri" w:cs="Calibri"/>
+          <w:sz w:val="22"/>
+          <w:szCs w:val="22"/>
+        </w:rPr>
+        <w:t>RESTful</w:t>
+      </w:r>
+      <w:proofErr w:type="spellEnd"/>
+      <w:r>
+        <w:rPr>
+          <w:rFonts w:ascii="Calibri" w:hAnsi="Calibri" w:cs="Calibri"/>
+          <w:sz w:val="22"/>
+          <w:szCs w:val="22"/>
+        </w:rPr>
+        <w:t xml:space="preserve"> em C# e .NET</w:t>
       </w:r>
       <w:r>
         <w:rPr>
@@ -947,13 +1608,23 @@
         </w:rPr>
         <w:t xml:space="preserve"> </w:t>
       </w:r>
-      <w:r>
-        <w:rPr>
-          <w:rFonts w:ascii="Calibri" w:hAnsi="Calibri" w:cs="Calibri"/>
-          <w:sz w:val="22"/>
-          <w:szCs w:val="22"/>
-        </w:rPr>
-        <w:t>Novembro 2020 - Novembro 2021</w:t>
+      <w:proofErr w:type="gramStart"/>
+      <w:r>
+        <w:rPr>
+          <w:rFonts w:ascii="Calibri" w:hAnsi="Calibri" w:cs="Calibri"/>
+          <w:sz w:val="22"/>
+          <w:szCs w:val="22"/>
+        </w:rPr>
+        <w:t>Novembro</w:t>
+      </w:r>
+      <w:proofErr w:type="gramEnd"/>
+      <w:r>
+        <w:rPr>
+          <w:rFonts w:ascii="Calibri" w:hAnsi="Calibri" w:cs="Calibri"/>
+          <w:sz w:val="22"/>
+          <w:szCs w:val="22"/>
+        </w:rPr>
+        <w:t xml:space="preserve"> 2020 - Novembro 2021</w:t>
       </w:r>
       <w:r>
         <w:rPr>
@@ -1220,15 +1891,71 @@
         </w:rPr>
         <w:br/>
       </w:r>
-      <w:r>
-        <w:rPr>
-          <w:rFonts w:ascii="Calibri" w:hAnsi="Calibri" w:cs="Calibri"/>
-          <w:b/>
-          <w:bCs/>
-          <w:sz w:val="22"/>
-          <w:szCs w:val="22"/>
-        </w:rPr>
-        <w:t>Universidad de Valladolid | Setembro 2025 – Fevereiro 2026</w:t>
+      <w:proofErr w:type="spellStart"/>
+      <w:r>
+        <w:rPr>
+          <w:rFonts w:ascii="Calibri" w:hAnsi="Calibri" w:cs="Calibri"/>
+          <w:b/>
+          <w:bCs/>
+          <w:sz w:val="22"/>
+          <w:szCs w:val="22"/>
+        </w:rPr>
+        <w:t>Universidad</w:t>
+      </w:r>
+      <w:proofErr w:type="spellEnd"/>
+      <w:r>
+        <w:rPr>
+          <w:rFonts w:ascii="Calibri" w:hAnsi="Calibri" w:cs="Calibri"/>
+          <w:b/>
+          <w:bCs/>
+          <w:sz w:val="22"/>
+          <w:szCs w:val="22"/>
+        </w:rPr>
+        <w:t xml:space="preserve"> de Valladolid | </w:t>
+      </w:r>
+      <w:proofErr w:type="gramStart"/>
+      <w:r>
+        <w:rPr>
+          <w:rFonts w:ascii="Calibri" w:hAnsi="Calibri" w:cs="Calibri"/>
+          <w:b/>
+          <w:bCs/>
+          <w:sz w:val="22"/>
+          <w:szCs w:val="22"/>
+        </w:rPr>
+        <w:t>Setembro</w:t>
+      </w:r>
+      <w:proofErr w:type="gramEnd"/>
+      <w:r>
+        <w:rPr>
+          <w:rFonts w:ascii="Calibri" w:hAnsi="Calibri" w:cs="Calibri"/>
+          <w:b/>
+          <w:bCs/>
+          <w:sz w:val="22"/>
+          <w:szCs w:val="22"/>
+        </w:rPr>
+        <w:t xml:space="preserve"> 2025 – </w:t>
+      </w:r>
+      <w:proofErr w:type="gramStart"/>
+      <w:r>
+        <w:rPr>
+          <w:rFonts w:ascii="Calibri" w:hAnsi="Calibri" w:cs="Calibri"/>
+          <w:b/>
+          <w:bCs/>
+          <w:sz w:val="22"/>
+          <w:szCs w:val="22"/>
+        </w:rPr>
+        <w:t>Fevereiro</w:t>
+      </w:r>
+      <w:proofErr w:type="gramEnd"/>
+      <w:r>
+        <w:rPr>
+          <w:rFonts w:ascii="Calibri" w:hAnsi="Calibri" w:cs="Calibri"/>
+          <w:b/>
+          <w:bCs/>
+          <w:sz w:val="22"/>
+          <w:szCs w:val="22"/>
+        </w:rPr>
+        <w:t xml:space="preserve"> 2026</w:t>
       </w:r>
       <w:r>
         <w:rPr>
@@ -1244,7 +1971,25 @@
           <w:sz w:val="22"/>
           <w:szCs w:val="22"/>
         </w:rPr>
-        <w:t>Selecionado por mérito acadêmico para bolsas Santander Open Academy e CEFET/RJ. Intercâmbio em Engenharia da Computação com atuação profissional paralela como Desenvolvedor Full Stack.</w:t>
+        <w:t xml:space="preserve">Selecionado por mérito acadêmico para bolsas Santander Open </w:t>
+      </w:r>
+      <w:proofErr w:type="spellStart"/>
+      <w:r>
+        <w:rPr>
+          <w:rFonts w:ascii="Calibri" w:hAnsi="Calibri" w:cs="Calibri"/>
+          <w:sz w:val="22"/>
+          <w:szCs w:val="22"/>
+        </w:rPr>
+        <w:t>Academy</w:t>
+      </w:r>
+      <w:proofErr w:type="spellEnd"/>
+      <w:r>
+        <w:rPr>
+          <w:rFonts w:ascii="Calibri" w:hAnsi="Calibri" w:cs="Calibri"/>
+          <w:sz w:val="22"/>
+          <w:szCs w:val="22"/>
+        </w:rPr>
+        <w:t xml:space="preserve"> e CEFET/RJ. Intercâmbio em Engenharia da Computação com atuação profissional paralela como Desenvolvedor Full Stack.</w:t>
       </w:r>
       <w:r>
         <w:rPr>
@@ -1290,23 +2035,53 @@
           <w:szCs w:val="22"/>
         </w:rPr>
       </w:pPr>
-      <w:r>
-        <w:rPr>
-          <w:rFonts w:ascii="Calibri" w:hAnsi="Calibri" w:cs="Calibri"/>
-          <w:b/>
-          <w:bCs/>
-          <w:sz w:val="22"/>
-          <w:szCs w:val="22"/>
-        </w:rPr>
-        <w:t xml:space="preserve">Backend: </w:t>
-      </w:r>
-      <w:r>
-        <w:rPr>
-          <w:rFonts w:ascii="Calibri" w:hAnsi="Calibri" w:cs="Calibri"/>
-          <w:sz w:val="22"/>
-          <w:szCs w:val="22"/>
-        </w:rPr>
-        <w:t>.NET, C#, Node.js, TypeScript, REST APIs</w:t>
+      <w:proofErr w:type="spellStart"/>
+      <w:r>
+        <w:rPr>
+          <w:rFonts w:ascii="Calibri" w:hAnsi="Calibri" w:cs="Calibri"/>
+          <w:b/>
+          <w:bCs/>
+          <w:sz w:val="22"/>
+          <w:szCs w:val="22"/>
+        </w:rPr>
+        <w:t>Backend</w:t>
+      </w:r>
+      <w:proofErr w:type="spellEnd"/>
+      <w:r>
+        <w:rPr>
+          <w:rFonts w:ascii="Calibri" w:hAnsi="Calibri" w:cs="Calibri"/>
+          <w:b/>
+          <w:bCs/>
+          <w:sz w:val="22"/>
+          <w:szCs w:val="22"/>
+        </w:rPr>
+        <w:t xml:space="preserve">: </w:t>
+      </w:r>
+      <w:r>
+        <w:rPr>
+          <w:rFonts w:ascii="Calibri" w:hAnsi="Calibri" w:cs="Calibri"/>
+          <w:sz w:val="22"/>
+          <w:szCs w:val="22"/>
+        </w:rPr>
+        <w:t xml:space="preserve">.NET, C#, Node.js, </w:t>
+      </w:r>
+      <w:proofErr w:type="spellStart"/>
+      <w:r>
+        <w:rPr>
+          <w:rFonts w:ascii="Calibri" w:hAnsi="Calibri" w:cs="Calibri"/>
+          <w:sz w:val="22"/>
+          <w:szCs w:val="22"/>
+        </w:rPr>
+        <w:t>TypeScript</w:t>
+      </w:r>
+      <w:proofErr w:type="spellEnd"/>
+      <w:r>
+        <w:rPr>
+          <w:rFonts w:ascii="Calibri" w:hAnsi="Calibri" w:cs="Calibri"/>
+          <w:sz w:val="22"/>
+          <w:szCs w:val="22"/>
+        </w:rPr>
+        <w:t>, REST APIs</w:t>
       </w:r>
       <w:r>
         <w:rPr>
@@ -1316,24 +2091,46 @@
         </w:rPr>
         <w:br/>
       </w:r>
-      <w:r>
-        <w:rPr>
-          <w:rFonts w:ascii="Calibri" w:hAnsi="Calibri" w:cs="Calibri"/>
-          <w:b/>
-          <w:bCs/>
-          <w:sz w:val="22"/>
-          <w:szCs w:val="22"/>
-        </w:rPr>
-        <w:t xml:space="preserve">Frontend: </w:t>
-      </w:r>
-      <w:r>
-        <w:rPr>
-          <w:rFonts w:ascii="Calibri" w:hAnsi="Calibri" w:cs="Calibri"/>
-          <w:sz w:val="22"/>
-          <w:szCs w:val="22"/>
-        </w:rPr>
-        <w:t>React.js, Vue.js, JavaScript</w:t>
-      </w:r>
+      <w:proofErr w:type="spellStart"/>
+      <w:r>
+        <w:rPr>
+          <w:rFonts w:ascii="Calibri" w:hAnsi="Calibri" w:cs="Calibri"/>
+          <w:b/>
+          <w:bCs/>
+          <w:sz w:val="22"/>
+          <w:szCs w:val="22"/>
+        </w:rPr>
+        <w:t>Frontend</w:t>
+      </w:r>
+      <w:proofErr w:type="spellEnd"/>
+      <w:r>
+        <w:rPr>
+          <w:rFonts w:ascii="Calibri" w:hAnsi="Calibri" w:cs="Calibri"/>
+          <w:b/>
+          <w:bCs/>
+          <w:sz w:val="22"/>
+          <w:szCs w:val="22"/>
+        </w:rPr>
+        <w:t xml:space="preserve">: </w:t>
+      </w:r>
+      <w:r>
+        <w:rPr>
+          <w:rFonts w:ascii="Calibri" w:hAnsi="Calibri" w:cs="Calibri"/>
+          <w:sz w:val="22"/>
+          <w:szCs w:val="22"/>
+        </w:rPr>
+        <w:t xml:space="preserve">React.js, Vue.js, </w:t>
+      </w:r>
+      <w:proofErr w:type="spellStart"/>
+      <w:r>
+        <w:rPr>
+          <w:rFonts w:ascii="Calibri" w:hAnsi="Calibri" w:cs="Calibri"/>
+          <w:sz w:val="22"/>
+          <w:szCs w:val="22"/>
+        </w:rPr>
+        <w:t>JavaScript</w:t>
+      </w:r>
+      <w:proofErr w:type="spellEnd"/>
       <w:r>
         <w:rPr>
           <w:rFonts w:ascii="Calibri" w:hAnsi="Calibri" w:cs="Calibri"/>
@@ -1350,7 +2147,29 @@
           <w:sz w:val="22"/>
           <w:szCs w:val="22"/>
         </w:rPr>
-        <w:t xml:space="preserve">Cloud &amp; DevOps: </w:t>
+        <w:t xml:space="preserve">Cloud &amp; </w:t>
+      </w:r>
+      <w:proofErr w:type="spellStart"/>
+      <w:r>
+        <w:rPr>
+          <w:rFonts w:ascii="Calibri" w:hAnsi="Calibri" w:cs="Calibri"/>
+          <w:b/>
+          <w:bCs/>
+          <w:sz w:val="22"/>
+          <w:szCs w:val="22"/>
+        </w:rPr>
+        <w:t>DevOps</w:t>
+      </w:r>
+      <w:proofErr w:type="spellEnd"/>
+      <w:r>
+        <w:rPr>
+          <w:rFonts w:ascii="Calibri" w:hAnsi="Calibri" w:cs="Calibri"/>
+          <w:b/>
+          <w:bCs/>
+          <w:sz w:val="22"/>
+          <w:szCs w:val="22"/>
+        </w:rPr>
+        <w:t xml:space="preserve">: </w:t>
       </w:r>
       <w:r>
         <w:rPr>
@@ -1384,7 +2203,25 @@
           <w:sz w:val="22"/>
           <w:szCs w:val="22"/>
         </w:rPr>
-        <w:t xml:space="preserve"> SQL Server, PostgreSQL, MySQL, SAP HANA, Amazon Athena</w:t>
+        <w:t xml:space="preserve"> SQL Server, PostgreSQL, MySQL, SAP HANA, </w:t>
+      </w:r>
+      <w:proofErr w:type="spellStart"/>
+      <w:r>
+        <w:rPr>
+          <w:rFonts w:ascii="Calibri" w:hAnsi="Calibri" w:cs="Calibri"/>
+          <w:sz w:val="22"/>
+          <w:szCs w:val="22"/>
+        </w:rPr>
+        <w:t>Amazon</w:t>
+      </w:r>
+      <w:proofErr w:type="spellEnd"/>
+      <w:r>
+        <w:rPr>
+          <w:rFonts w:ascii="Calibri" w:hAnsi="Calibri" w:cs="Calibri"/>
+          <w:sz w:val="22"/>
+          <w:szCs w:val="22"/>
+        </w:rPr>
+        <w:t xml:space="preserve"> Athena</w:t>
       </w:r>
       <w:r>
         <w:rPr>
@@ -1404,13 +2241,41 @@
         </w:rPr>
         <w:t xml:space="preserve">Mensageria &amp; Processamento Distribuído: </w:t>
       </w:r>
-      <w:r>
-        <w:rPr>
-          <w:rFonts w:ascii="Calibri" w:hAnsi="Calibri" w:cs="Calibri"/>
-          <w:sz w:val="22"/>
-          <w:szCs w:val="22"/>
-        </w:rPr>
-        <w:t>Amazon SQS, SNS, Amazon S3</w:t>
+      <w:proofErr w:type="spellStart"/>
+      <w:r>
+        <w:rPr>
+          <w:rFonts w:ascii="Calibri" w:hAnsi="Calibri" w:cs="Calibri"/>
+          <w:sz w:val="22"/>
+          <w:szCs w:val="22"/>
+        </w:rPr>
+        <w:t>Amazon</w:t>
+      </w:r>
+      <w:proofErr w:type="spellEnd"/>
+      <w:r>
+        <w:rPr>
+          <w:rFonts w:ascii="Calibri" w:hAnsi="Calibri" w:cs="Calibri"/>
+          <w:sz w:val="22"/>
+          <w:szCs w:val="22"/>
+        </w:rPr>
+        <w:t xml:space="preserve"> SQS, SNS, </w:t>
+      </w:r>
+      <w:proofErr w:type="spellStart"/>
+      <w:r>
+        <w:rPr>
+          <w:rFonts w:ascii="Calibri" w:hAnsi="Calibri" w:cs="Calibri"/>
+          <w:sz w:val="22"/>
+          <w:szCs w:val="22"/>
+        </w:rPr>
+        <w:t>Amazon</w:t>
+      </w:r>
+      <w:proofErr w:type="spellEnd"/>
+      <w:r>
+        <w:rPr>
+          <w:rFonts w:ascii="Calibri" w:hAnsi="Calibri" w:cs="Calibri"/>
+          <w:sz w:val="22"/>
+          <w:szCs w:val="22"/>
+        </w:rPr>
+        <w:t xml:space="preserve"> S3</w:t>
       </w:r>
       <w:r>
         <w:rPr>
@@ -1438,13 +2303,41 @@
         </w:rPr>
         <w:t xml:space="preserve">Testes: </w:t>
       </w:r>
-      <w:r>
-        <w:rPr>
-          <w:rFonts w:ascii="Calibri" w:hAnsi="Calibri" w:cs="Calibri"/>
-          <w:sz w:val="22"/>
-          <w:szCs w:val="22"/>
-        </w:rPr>
-        <w:t>Jest, Supertest, testes unitários e de integração</w:t>
+      <w:proofErr w:type="spellStart"/>
+      <w:r>
+        <w:rPr>
+          <w:rFonts w:ascii="Calibri" w:hAnsi="Calibri" w:cs="Calibri"/>
+          <w:sz w:val="22"/>
+          <w:szCs w:val="22"/>
+        </w:rPr>
+        <w:t>Jest</w:t>
+      </w:r>
+      <w:proofErr w:type="spellEnd"/>
+      <w:r>
+        <w:rPr>
+          <w:rFonts w:ascii="Calibri" w:hAnsi="Calibri" w:cs="Calibri"/>
+          <w:sz w:val="22"/>
+          <w:szCs w:val="22"/>
+        </w:rPr>
+        <w:t xml:space="preserve">, </w:t>
+      </w:r>
+      <w:proofErr w:type="spellStart"/>
+      <w:r>
+        <w:rPr>
+          <w:rFonts w:ascii="Calibri" w:hAnsi="Calibri" w:cs="Calibri"/>
+          <w:sz w:val="22"/>
+          <w:szCs w:val="22"/>
+        </w:rPr>
+        <w:t>Supertest</w:t>
+      </w:r>
+      <w:proofErr w:type="spellEnd"/>
+      <w:r>
+        <w:rPr>
+          <w:rFonts w:ascii="Calibri" w:hAnsi="Calibri" w:cs="Calibri"/>
+          <w:sz w:val="22"/>
+          <w:szCs w:val="22"/>
+        </w:rPr>
+        <w:t>, testes unitários e de integração</w:t>
       </w:r>
       <w:r>
         <w:rPr>
@@ -1454,24 +2347,92 @@
         </w:rPr>
         <w:br/>
       </w:r>
-      <w:r>
-        <w:rPr>
-          <w:rFonts w:ascii="Calibri" w:hAnsi="Calibri" w:cs="Calibri"/>
-          <w:b/>
-          <w:bCs/>
-          <w:sz w:val="22"/>
-          <w:szCs w:val="22"/>
-        </w:rPr>
-        <w:t xml:space="preserve">Observabilidade: </w:t>
-      </w:r>
-      <w:r>
-        <w:rPr>
-          <w:rFonts w:ascii="Calibri" w:hAnsi="Calibri" w:cs="Calibri"/>
-          <w:sz w:val="22"/>
-          <w:szCs w:val="22"/>
-        </w:rPr>
-        <w:t>Prometheus, Grafana, Amazon CloudWatch</w:t>
-      </w:r>
+      <w:proofErr w:type="spellStart"/>
+      <w:r>
+        <w:rPr>
+          <w:rFonts w:ascii="Calibri" w:hAnsi="Calibri" w:cs="Calibri"/>
+          <w:b/>
+          <w:bCs/>
+          <w:sz w:val="22"/>
+          <w:szCs w:val="22"/>
+        </w:rPr>
+        <w:t>Observabilidade</w:t>
+      </w:r>
+      <w:proofErr w:type="spellEnd"/>
+      <w:r>
+        <w:rPr>
+          <w:rFonts w:ascii="Calibri" w:hAnsi="Calibri" w:cs="Calibri"/>
+          <w:b/>
+          <w:bCs/>
+          <w:sz w:val="22"/>
+          <w:szCs w:val="22"/>
+        </w:rPr>
+        <w:t xml:space="preserve">: </w:t>
+      </w:r>
+      <w:proofErr w:type="spellStart"/>
+      <w:r>
+        <w:rPr>
+          <w:rFonts w:ascii="Calibri" w:hAnsi="Calibri" w:cs="Calibri"/>
+          <w:sz w:val="22"/>
+          <w:szCs w:val="22"/>
+        </w:rPr>
+        <w:t>Prometheus</w:t>
+      </w:r>
+      <w:proofErr w:type="spellEnd"/>
+      <w:r>
+        <w:rPr>
+          <w:rFonts w:ascii="Calibri" w:hAnsi="Calibri" w:cs="Calibri"/>
+          <w:sz w:val="22"/>
+          <w:szCs w:val="22"/>
+        </w:rPr>
+        <w:t xml:space="preserve">, </w:t>
+      </w:r>
+      <w:proofErr w:type="spellStart"/>
+      <w:r>
+        <w:rPr>
+          <w:rFonts w:ascii="Calibri" w:hAnsi="Calibri" w:cs="Calibri"/>
+          <w:sz w:val="22"/>
+          <w:szCs w:val="22"/>
+        </w:rPr>
+        <w:t>Grafana</w:t>
+      </w:r>
+      <w:proofErr w:type="spellEnd"/>
+      <w:r>
+        <w:rPr>
+          <w:rFonts w:ascii="Calibri" w:hAnsi="Calibri" w:cs="Calibri"/>
+          <w:sz w:val="22"/>
+          <w:szCs w:val="22"/>
+        </w:rPr>
+        <w:t xml:space="preserve">, </w:t>
+      </w:r>
+      <w:proofErr w:type="spellStart"/>
+      <w:r>
+        <w:rPr>
+          <w:rFonts w:ascii="Calibri" w:hAnsi="Calibri" w:cs="Calibri"/>
+          <w:sz w:val="22"/>
+          <w:szCs w:val="22"/>
+        </w:rPr>
+        <w:t>Amazon</w:t>
+      </w:r>
+      <w:proofErr w:type="spellEnd"/>
+      <w:r>
+        <w:rPr>
+          <w:rFonts w:ascii="Calibri" w:hAnsi="Calibri" w:cs="Calibri"/>
+          <w:sz w:val="22"/>
+          <w:szCs w:val="22"/>
+        </w:rPr>
+        <w:t xml:space="preserve"> </w:t>
+      </w:r>
+      <w:proofErr w:type="spellStart"/>
+      <w:r>
+        <w:rPr>
+          <w:rFonts w:ascii="Calibri" w:hAnsi="Calibri" w:cs="Calibri"/>
+          <w:sz w:val="22"/>
+          <w:szCs w:val="22"/>
+        </w:rPr>
+        <w:t>CloudWatch</w:t>
+      </w:r>
+      <w:proofErr w:type="spellEnd"/>
     </w:p>
     <w:p>
       <w:pPr>
@@ -1534,8 +2495,36 @@
           <w:sz w:val="22"/>
           <w:szCs w:val="22"/>
         </w:rPr>
-        <w:t>Fine-tuning de modelo LLaMA</w:t>
-      </w:r>
+        <w:t>Fine-</w:t>
+      </w:r>
+      <w:proofErr w:type="spellStart"/>
+      <w:r>
+        <w:rPr>
+          <w:rFonts w:ascii="Calibri" w:hAnsi="Calibri" w:cs="Calibri"/>
+          <w:sz w:val="22"/>
+          <w:szCs w:val="22"/>
+        </w:rPr>
+        <w:t>tuning</w:t>
+      </w:r>
+      <w:proofErr w:type="spellEnd"/>
+      <w:r>
+        <w:rPr>
+          <w:rFonts w:ascii="Calibri" w:hAnsi="Calibri" w:cs="Calibri"/>
+          <w:sz w:val="22"/>
+          <w:szCs w:val="22"/>
+        </w:rPr>
+        <w:t xml:space="preserve"> de modelo </w:t>
+      </w:r>
+      <w:proofErr w:type="spellStart"/>
+      <w:r>
+        <w:rPr>
+          <w:rFonts w:ascii="Calibri" w:hAnsi="Calibri" w:cs="Calibri"/>
+          <w:sz w:val="22"/>
+          <w:szCs w:val="22"/>
+        </w:rPr>
+        <w:t>LLaMA</w:t>
+      </w:r>
+      <w:proofErr w:type="spellEnd"/>
       <w:r>
         <w:rPr>
           <w:rFonts w:ascii="Calibri" w:hAnsi="Calibri" w:cs="Calibri"/>
@@ -1550,7 +2539,43 @@
           <w:sz w:val="22"/>
           <w:szCs w:val="22"/>
         </w:rPr>
-        <w:t>para classificação e identificação de ataques DDoS. Desenvolvimento da ferramenta GenGuardian, com pipeline de treinamento, avaliação e execução em ambiente virtualizado com simulação de tráfego malicioso.</w:t>
+        <w:t xml:space="preserve">para classificação e identificação de ataques </w:t>
+      </w:r>
+      <w:proofErr w:type="spellStart"/>
+      <w:r>
+        <w:rPr>
+          <w:rFonts w:ascii="Calibri" w:hAnsi="Calibri" w:cs="Calibri"/>
+          <w:sz w:val="22"/>
+          <w:szCs w:val="22"/>
+        </w:rPr>
+        <w:t>DDoS</w:t>
+      </w:r>
+      <w:proofErr w:type="spellEnd"/>
+      <w:r>
+        <w:rPr>
+          <w:rFonts w:ascii="Calibri" w:hAnsi="Calibri" w:cs="Calibri"/>
+          <w:sz w:val="22"/>
+          <w:szCs w:val="22"/>
+        </w:rPr>
+        <w:t xml:space="preserve">. Desenvolvimento da ferramenta </w:t>
+      </w:r>
+      <w:proofErr w:type="spellStart"/>
+      <w:r>
+        <w:rPr>
+          <w:rFonts w:ascii="Calibri" w:hAnsi="Calibri" w:cs="Calibri"/>
+          <w:sz w:val="22"/>
+          <w:szCs w:val="22"/>
+        </w:rPr>
+        <w:t>GenGuardian</w:t>
+      </w:r>
+      <w:proofErr w:type="spellEnd"/>
+      <w:r>
+        <w:rPr>
+          <w:rFonts w:ascii="Calibri" w:hAnsi="Calibri" w:cs="Calibri"/>
+          <w:sz w:val="22"/>
+          <w:szCs w:val="22"/>
+        </w:rPr>
+        <w:t>, com pipeline de treinamento, avaliação e execução em ambiente virtualizado com simulação de tráfego malicioso.</w:t>
       </w:r>
       <w:r>
         <w:rPr>
